--- a/pr-preview/pr-308/calculus-double-integrals-tracked-changes.docx
+++ b/pr-preview/pr-308/calculus-double-integrals-tracked-changes.docx
@@ -16,7 +16,7 @@
       </w:pPr>
       <w:del w:id="1" w:author="PR Preview" w:date="2026-01-01T00:00:00Z">
         <w:r>
-          <w:delText xml:space="preserve">Last modified: 2026-10-15 02:44:48 (PDT)</w:delText>
+          <w:delText xml:space="preserve">Last modified: 2026-10-15 04:45:51 (PDT)</w:delText>
         </w:r>
       </w:del>
     </w:p>
@@ -26,7 +26,7 @@
       </w:pPr>
       <w:ins w:id="2" w:author="PR Preview" w:date="2026-01-01T00:00:00Z">
         <w:r>
-          <w:t xml:space="preserve">Last modified: 2026-10-15 02:49:28 (PDT)</w:t>
+          <w:t xml:space="preserve">Last modified: 2026-10-15 05:19:02 (PDT)</w:t>
         </w:r>
       </w:ins>
     </w:p>
@@ -43,161 +43,477 @@
       <w:pPr>
         <w:pStyle w:val="FirstParagraph"/>
       </w:pPr>
-      <w:r>
-        <w:t xml:space="preserve">The</w:t>
-      </w:r>
-      <w:r>
-        <w:t xml:space="preserve"> </w:t>
-      </w:r>
-      <w:r>
-        <w:rPr>
-          <w:b/>
-          <w:bCs/>
-        </w:rPr>
-        <w:t xml:space="preserve">Fubini–Tonelli theorem</w:t>
-      </w:r>
-      <w:r>
-        <w:t xml:space="preserve"> </w:t>
-      </w:r>
-      <w:r>
-        <w:t xml:space="preserve">states conditions under which the order</w:t>
-      </w:r>
-      <w:r>
-        <w:t xml:space="preserve"> </w:t>
-      </w:r>
-      <w:r>
-        <w:t xml:space="preserve">of integration in a double integral can be exchanged.</w:t>
-      </w:r>
-      <w:r>
-        <w:t xml:space="preserve"> </w:t>
-      </w:r>
-      <w:r>
-        <w:t xml:space="preserve">We state them in two settings:</w:t>
-      </w:r>
-      <w:r>
-        <w:t xml:space="preserve"> </w:t>
-      </w:r>
-      <w:r>
-        <w:t xml:space="preserve">the Riemann version (</w:t>
-      </w:r>
+      <w:del w:id="3" w:author="PR Preview" w:date="2026-01-01T00:00:00Z">
+        <w:r>
+          <w:delText xml:space="preserve">The</w:delText>
+        </w:r>
+      </w:del>
+      <w:del w:id="4" w:author="PR Preview" w:date="2026-01-01T00:00:00Z">
+        <w:r>
+          <w:delText xml:space="preserve"> </w:delText>
+        </w:r>
+      </w:del>
+      <w:del w:id="5" w:author="PR Preview" w:date="2026-01-01T00:00:00Z">
+        <w:r>
+          <w:rPr>
+            <w:b/>
+            <w:bCs/>
+          </w:rPr>
+          <w:delText xml:space="preserve">Fubini–Tonelli theorem</w:delText>
+        </w:r>
+      </w:del>
+      <w:del w:id="6" w:author="PR Preview" w:date="2026-01-01T00:00:00Z">
+        <w:r>
+          <w:delText xml:space="preserve"> </w:delText>
+        </w:r>
+      </w:del>
+      <w:del w:id="7" w:author="PR Preview" w:date="2026-01-01T00:00:00Z">
+        <w:r>
+          <w:delText xml:space="preserve">states conditions under which the order</w:delText>
+        </w:r>
+      </w:del>
+      <w:del w:id="8" w:author="PR Preview" w:date="2026-01-01T00:00:00Z">
+        <w:r>
+          <w:delText xml:space="preserve"> </w:delText>
+        </w:r>
+      </w:del>
+      <w:del w:id="9" w:author="PR Preview" w:date="2026-01-01T00:00:00Z">
+        <w:r>
+          <w:delText xml:space="preserve">of integration in a double integral can be exchanged.</w:delText>
+        </w:r>
+      </w:del>
+      <w:del w:id="10" w:author="PR Preview" w:date="2026-01-01T00:00:00Z">
+        <w:r>
+          <w:delText xml:space="preserve"> </w:delText>
+        </w:r>
+      </w:del>
+      <w:del w:id="11" w:author="PR Preview" w:date="2026-01-01T00:00:00Z">
+        <w:r>
+          <w:delText xml:space="preserve">We state them in two settings:</w:delText>
+        </w:r>
+      </w:del>
+      <w:del w:id="12" w:author="PR Preview" w:date="2026-01-01T00:00:00Z">
+        <w:r>
+          <w:delText xml:space="preserve"> </w:delText>
+        </w:r>
+      </w:del>
+      <w:del w:id="13" w:author="PR Preview" w:date="2026-01-01T00:00:00Z">
+        <w:r>
+          <w:delText xml:space="preserve">the Riemann version (</w:delText>
+        </w:r>
+      </w:del>
       <w:hyperlink w:anchor="thm-fubini">
-        <w:r>
-          <w:rPr>
-            <w:rStyle w:val="Hyperlink"/>
-          </w:rPr>
-          <w:t xml:space="preserve">Theorem 1</w:t>
-        </w:r>
+        <w:del w:id="14" w:author="PR Preview" w:date="2026-01-01T00:00:00Z">
+          <w:r>
+            <w:rPr>
+              <w:rStyle w:val="Hyperlink"/>
+            </w:rPr>
+            <w:delText xml:space="preserve">Theorem 1</w:delText>
+          </w:r>
+        </w:del>
       </w:hyperlink>
-      <w:r>
-        <w:t xml:space="preserve">) is what applied courses usually use</w:t>
-      </w:r>
-      <w:r>
-        <w:t xml:space="preserve"> </w:t>
-      </w:r>
-      <w:r>
-        <w:t xml:space="preserve">for double integrals of continuous functions on simple regions;</w:t>
-      </w:r>
-      <w:r>
-        <w:t xml:space="preserve"> </w:t>
-      </w:r>
-      <w:r>
-        <w:t xml:space="preserve">the</w:t>
-      </w:r>
-      <w:r>
-        <w:t xml:space="preserve"> </w:t>
-      </w:r>
+      <w:del w:id="15" w:author="PR Preview" w:date="2026-01-01T00:00:00Z">
+        <w:r>
+          <w:delText xml:space="preserve">) is what applied courses usually use</w:delText>
+        </w:r>
+      </w:del>
+      <w:del w:id="16" w:author="PR Preview" w:date="2026-01-01T00:00:00Z">
+        <w:r>
+          <w:delText xml:space="preserve"> </w:delText>
+        </w:r>
+      </w:del>
+      <w:del w:id="17" w:author="PR Preview" w:date="2026-01-01T00:00:00Z">
+        <w:r>
+          <w:delText xml:space="preserve">for double integrals of continuous functions on simple regions;</w:delText>
+        </w:r>
+      </w:del>
+      <w:del w:id="18" w:author="PR Preview" w:date="2026-01-01T00:00:00Z">
+        <w:r>
+          <w:delText xml:space="preserve"> </w:delText>
+        </w:r>
+      </w:del>
+      <w:del w:id="19" w:author="PR Preview" w:date="2026-01-01T00:00:00Z">
+        <w:r>
+          <w:delText xml:space="preserve">the</w:delText>
+        </w:r>
+      </w:del>
+      <w:del w:id="20" w:author="PR Preview" w:date="2026-01-01T00:00:00Z">
+        <w:r>
+          <w:delText xml:space="preserve"> </w:delText>
+        </w:r>
+      </w:del>
       <w:hyperlink r:id="rId9">
         <m:oMath>
           <m:r>
             <m:t>σ</m:t>
           </m:r>
         </m:oMath>
+        <w:del w:id="21" w:author="PR Preview" w:date="2026-01-01T00:00:00Z">
+          <w:r>
+            <w:rPr>
+              <w:rStyle w:val="Hyperlink"/>
+            </w:rPr>
+            <w:delText xml:space="preserve">-finite</w:delText>
+          </w:r>
+        </w:del>
+      </w:hyperlink>
+      <w:del w:id="22" w:author="PR Preview" w:date="2026-01-01T00:00:00Z">
+        <w:r>
+          <w:delText xml:space="preserve"> </w:delText>
+        </w:r>
+      </w:del>
+      <w:del w:id="23" w:author="PR Preview" w:date="2026-01-01T00:00:00Z">
+        <w:r>
+          <w:delText xml:space="preserve">measure-theoretic versions</w:delText>
+        </w:r>
+      </w:del>
+      <w:del w:id="24" w:author="PR Preview" w:date="2026-01-01T00:00:00Z">
+        <w:r>
+          <w:delText xml:space="preserve"> </w:delText>
+        </w:r>
+      </w:del>
+      <w:del w:id="25" w:author="PR Preview" w:date="2026-01-01T00:00:00Z">
+        <w:r>
+          <w:delText xml:space="preserve">(</w:delText>
+        </w:r>
+      </w:del>
+      <w:hyperlink w:anchor="thm-tonelli-measure">
+        <w:del w:id="26" w:author="PR Preview" w:date="2026-01-01T00:00:00Z">
+          <w:r>
+            <w:rPr>
+              <w:rStyle w:val="Hyperlink"/>
+            </w:rPr>
+            <w:delText xml:space="preserve">Theorem 4</w:delText>
+          </w:r>
+        </w:del>
+      </w:hyperlink>
+      <w:del w:id="27" w:author="PR Preview" w:date="2026-01-01T00:00:00Z">
+        <w:r>
+          <w:delText xml:space="preserve"> </w:delText>
+        </w:r>
+      </w:del>
+      <w:del w:id="28" w:author="PR Preview" w:date="2026-01-01T00:00:00Z">
+        <w:r>
+          <w:delText xml:space="preserve">and</w:delText>
+        </w:r>
+      </w:del>
+      <w:del w:id="29" w:author="PR Preview" w:date="2026-01-01T00:00:00Z">
+        <w:r>
+          <w:delText xml:space="preserve"> </w:delText>
+        </w:r>
+      </w:del>
+      <w:hyperlink w:anchor="thm-fubini-measure">
+        <w:del w:id="30" w:author="PR Preview" w:date="2026-01-01T00:00:00Z">
+          <w:r>
+            <w:rPr>
+              <w:rStyle w:val="Hyperlink"/>
+            </w:rPr>
+            <w:delText xml:space="preserve">Theorem 5</w:delText>
+          </w:r>
+        </w:del>
+      </w:hyperlink>
+      <w:del w:id="31" w:author="PR Preview" w:date="2026-01-01T00:00:00Z">
+        <w:r>
+          <w:delText xml:space="preserve">) are</w:delText>
+        </w:r>
+      </w:del>
+      <w:del w:id="32" w:author="PR Preview" w:date="2026-01-01T00:00:00Z">
+        <w:r>
+          <w:delText xml:space="preserve"> </w:delText>
+        </w:r>
+      </w:del>
+      <w:del w:id="33" w:author="PR Preview" w:date="2026-01-01T00:00:00Z">
+        <w:r>
+          <w:delText xml:space="preserve">included to make the</w:delText>
+        </w:r>
+      </w:del>
+      <w:del w:id="34" w:author="PR Preview" w:date="2026-01-01T00:00:00Z">
+        <w:r>
+          <w:delText xml:space="preserve"> </w:delText>
+        </w:r>
+      </w:del>
+      <w:hyperlink r:id="rId10">
+        <w:del w:id="35" w:author="PR Preview" w:date="2026-01-01T00:00:00Z">
+          <w:r>
+            <w:rPr>
+              <w:rStyle w:val="Hyperlink"/>
+            </w:rPr>
+            <w:delText xml:space="preserve">joint-distribution form</w:delText>
+          </w:r>
+        </w:del>
+      </w:hyperlink>
+      <w:del w:id="36" w:author="PR Preview" w:date="2026-01-01T00:00:00Z">
+        <w:r>
+          <w:delText xml:space="preserve"> </w:delText>
+        </w:r>
+      </w:del>
+      <w:del w:id="37" w:author="PR Preview" w:date="2026-01-01T00:00:00Z">
+        <w:r>
+          <w:delText xml:space="preserve">corollary in</w:delText>
+        </w:r>
+      </w:del>
+      <w:del w:id="38" w:author="PR Preview" w:date="2026-01-01T00:00:00Z">
+        <w:r>
+          <w:delText xml:space="preserve"> </w:delText>
+        </w:r>
+      </w:del>
+      <w:del w:id="39" w:author="PR Preview" w:date="2026-01-01T00:00:00Z">
         <w:r>
           <w:rPr>
-            <w:rStyle w:val="Hyperlink"/>
+            <w:i/>
+            <w:iCs/>
           </w:rPr>
-          <w:t xml:space="preserve">-finite</w:t>
-        </w:r>
+          <w:delText xml:space="preserve">Probability for Data Science</w:delText>
+        </w:r>
+      </w:del>
+      <w:del w:id="40" w:author="PR Preview" w:date="2026-01-01T00:00:00Z">
+        <w:r>
+          <w:delText xml:space="preserve"> </w:delText>
+        </w:r>
+      </w:del>
+      <w:del w:id="41" w:author="PR Preview" w:date="2026-01-01T00:00:00Z">
+        <w:r>
+          <w:delText xml:space="preserve">follow from a stated theorem rather than from an aside.</w:delText>
+        </w:r>
+      </w:del>
+    </w:p>
+    <w:p>
+      <w:pPr>
+        <w:pStyle w:val="FirstParagraph"/>
+      </w:pPr>
+      <w:ins w:id="42" w:author="PR Preview" w:date="2026-01-01T00:00:00Z">
+        <w:r>
+          <w:t xml:space="preserve">The</w:t>
+        </w:r>
+      </w:ins>
+      <w:ins w:id="43" w:author="PR Preview" w:date="2026-01-01T00:00:00Z">
+        <w:r>
+          <w:t xml:space="preserve"> </w:t>
+        </w:r>
+      </w:ins>
+      <w:ins w:id="44" w:author="PR Preview" w:date="2026-01-01T00:00:00Z">
+        <w:r>
+          <w:rPr>
+            <w:b/>
+            <w:bCs/>
+          </w:rPr>
+          <w:t xml:space="preserve">Fubini–Tonelli theorem</w:t>
+        </w:r>
+      </w:ins>
+      <w:ins w:id="45" w:author="PR Preview" w:date="2026-01-01T00:00:00Z">
+        <w:r>
+          <w:t xml:space="preserve"> </w:t>
+        </w:r>
+      </w:ins>
+      <w:ins w:id="46" w:author="PR Preview" w:date="2026-01-01T00:00:00Z">
+        <w:r>
+          <w:t xml:space="preserve">states conditions under which the order</w:t>
+        </w:r>
+      </w:ins>
+      <w:ins w:id="47" w:author="PR Preview" w:date="2026-01-01T00:00:00Z">
+        <w:r>
+          <w:t xml:space="preserve"> </w:t>
+        </w:r>
+      </w:ins>
+      <w:ins w:id="48" w:author="PR Preview" w:date="2026-01-01T00:00:00Z">
+        <w:r>
+          <w:t xml:space="preserve">of integration in a double integral can be exchanged.</w:t>
+        </w:r>
+      </w:ins>
+      <w:ins w:id="49" w:author="PR Preview" w:date="2026-01-01T00:00:00Z">
+        <w:r>
+          <w:t xml:space="preserve"> </w:t>
+        </w:r>
+      </w:ins>
+      <w:ins w:id="50" w:author="PR Preview" w:date="2026-01-01T00:00:00Z">
+        <w:r>
+          <w:t xml:space="preserve">We state them in two settings:</w:t>
+        </w:r>
+      </w:ins>
+      <w:ins w:id="51" w:author="PR Preview" w:date="2026-01-01T00:00:00Z">
+        <w:r>
+          <w:t xml:space="preserve"> </w:t>
+        </w:r>
+      </w:ins>
+      <w:ins w:id="52" w:author="PR Preview" w:date="2026-01-01T00:00:00Z">
+        <w:r>
+          <w:t xml:space="preserve">the Riemann version (</w:t>
+        </w:r>
+      </w:ins>
+      <w:hyperlink w:anchor="thm-fubini">
+        <w:ins w:id="53" w:author="PR Preview" w:date="2026-01-01T00:00:00Z">
+          <w:r>
+            <w:rPr>
+              <w:rStyle w:val="Hyperlink"/>
+            </w:rPr>
+            <w:t xml:space="preserve">Theorem 1</w:t>
+          </w:r>
+        </w:ins>
       </w:hyperlink>
-      <w:r>
-        <w:t xml:space="preserve"> </w:t>
-      </w:r>
-      <w:r>
-        <w:t xml:space="preserve">measure-theoretic versions</w:t>
-      </w:r>
-      <w:r>
-        <w:t xml:space="preserve"> </w:t>
-      </w:r>
-      <w:r>
-        <w:t xml:space="preserve">(</w:t>
-      </w:r>
+      <w:ins w:id="54" w:author="PR Preview" w:date="2026-01-01T00:00:00Z">
+        <w:r>
+          <w:t xml:space="preserve">) is what applied courses usually use</w:t>
+        </w:r>
+      </w:ins>
+      <w:ins w:id="55" w:author="PR Preview" w:date="2026-01-01T00:00:00Z">
+        <w:r>
+          <w:t xml:space="preserve"> </w:t>
+        </w:r>
+      </w:ins>
+      <w:ins w:id="56" w:author="PR Preview" w:date="2026-01-01T00:00:00Z">
+        <w:r>
+          <w:t xml:space="preserve">for double integrals of continuous functions on simple regions;</w:t>
+        </w:r>
+      </w:ins>
+      <w:ins w:id="57" w:author="PR Preview" w:date="2026-01-01T00:00:00Z">
+        <w:r>
+          <w:t xml:space="preserve"> </w:t>
+        </w:r>
+      </w:ins>
+      <w:ins w:id="58" w:author="PR Preview" w:date="2026-01-01T00:00:00Z">
+        <w:r>
+          <w:t xml:space="preserve">the</w:t>
+        </w:r>
+      </w:ins>
+      <w:ins w:id="59" w:author="PR Preview" w:date="2026-01-01T00:00:00Z">
+        <w:r>
+          <w:t xml:space="preserve"> </w:t>
+        </w:r>
+      </w:ins>
+      <w:hyperlink r:id="rId9">
+        <m:oMath>
+          <m:r>
+            <m:t>σ</m:t>
+          </m:r>
+        </m:oMath>
+        <w:ins w:id="60" w:author="PR Preview" w:date="2026-01-01T00:00:00Z">
+          <w:r>
+            <w:rPr>
+              <w:rStyle w:val="Hyperlink"/>
+            </w:rPr>
+            <w:t xml:space="preserve">-finite</w:t>
+          </w:r>
+        </w:ins>
+      </w:hyperlink>
+      <w:ins w:id="61" w:author="PR Preview" w:date="2026-01-01T00:00:00Z">
+        <w:r>
+          <w:t xml:space="preserve"> </w:t>
+        </w:r>
+      </w:ins>
+      <w:ins w:id="62" w:author="PR Preview" w:date="2026-01-01T00:00:00Z">
+        <w:r>
+          <w:t xml:space="preserve">measure-theoretic versions</w:t>
+        </w:r>
+      </w:ins>
+      <w:ins w:id="63" w:author="PR Preview" w:date="2026-01-01T00:00:00Z">
+        <w:r>
+          <w:t xml:space="preserve"> </w:t>
+        </w:r>
+      </w:ins>
+      <w:ins w:id="64" w:author="PR Preview" w:date="2026-01-01T00:00:00Z">
+        <w:r>
+          <w:t xml:space="preserve">(</w:t>
+        </w:r>
+      </w:ins>
       <w:hyperlink w:anchor="thm-tonelli-measure">
+        <w:ins w:id="65" w:author="PR Preview" w:date="2026-01-01T00:00:00Z">
+          <w:r>
+            <w:rPr>
+              <w:rStyle w:val="Hyperlink"/>
+            </w:rPr>
+            <w:t xml:space="preserve">Theorem 2</w:t>
+          </w:r>
+        </w:ins>
+      </w:hyperlink>
+      <w:ins w:id="66" w:author="PR Preview" w:date="2026-01-01T00:00:00Z">
+        <w:r>
+          <w:t xml:space="preserve"> </w:t>
+        </w:r>
+      </w:ins>
+      <w:ins w:id="67" w:author="PR Preview" w:date="2026-01-01T00:00:00Z">
+        <w:r>
+          <w:t xml:space="preserve">and</w:t>
+        </w:r>
+      </w:ins>
+      <w:ins w:id="68" w:author="PR Preview" w:date="2026-01-01T00:00:00Z">
+        <w:r>
+          <w:t xml:space="preserve"> </w:t>
+        </w:r>
+      </w:ins>
+      <w:hyperlink w:anchor="thm-fubini-measure">
+        <w:ins w:id="69" w:author="PR Preview" w:date="2026-01-01T00:00:00Z">
+          <w:r>
+            <w:rPr>
+              <w:rStyle w:val="Hyperlink"/>
+            </w:rPr>
+            <w:t xml:space="preserve">Theorem 3</w:t>
+          </w:r>
+        </w:ins>
+      </w:hyperlink>
+      <w:ins w:id="70" w:author="PR Preview" w:date="2026-01-01T00:00:00Z">
+        <w:r>
+          <w:t xml:space="preserve">) are</w:t>
+        </w:r>
+      </w:ins>
+      <w:ins w:id="71" w:author="PR Preview" w:date="2026-01-01T00:00:00Z">
+        <w:r>
+          <w:t xml:space="preserve"> </w:t>
+        </w:r>
+      </w:ins>
+      <w:ins w:id="72" w:author="PR Preview" w:date="2026-01-01T00:00:00Z">
+        <w:r>
+          <w:t xml:space="preserve">included to make the</w:t>
+        </w:r>
+      </w:ins>
+      <w:ins w:id="73" w:author="PR Preview" w:date="2026-01-01T00:00:00Z">
+        <w:r>
+          <w:t xml:space="preserve"> </w:t>
+        </w:r>
+      </w:ins>
+      <w:hyperlink r:id="rId10">
+        <w:ins w:id="74" w:author="PR Preview" w:date="2026-01-01T00:00:00Z">
+          <w:r>
+            <w:rPr>
+              <w:rStyle w:val="Hyperlink"/>
+            </w:rPr>
+            <w:t xml:space="preserve">joint-distribution form</w:t>
+          </w:r>
+        </w:ins>
+      </w:hyperlink>
+      <w:ins w:id="75" w:author="PR Preview" w:date="2026-01-01T00:00:00Z">
+        <w:r>
+          <w:t xml:space="preserve"> </w:t>
+        </w:r>
+      </w:ins>
+      <w:ins w:id="76" w:author="PR Preview" w:date="2026-01-01T00:00:00Z">
+        <w:r>
+          <w:t xml:space="preserve">corollary in</w:t>
+        </w:r>
+      </w:ins>
+      <w:ins w:id="77" w:author="PR Preview" w:date="2026-01-01T00:00:00Z">
+        <w:r>
+          <w:t xml:space="preserve"> </w:t>
+        </w:r>
+      </w:ins>
+      <w:ins w:id="78" w:author="PR Preview" w:date="2026-01-01T00:00:00Z">
         <w:r>
           <w:rPr>
-            <w:rStyle w:val="Hyperlink"/>
+            <w:i/>
+            <w:iCs/>
           </w:rPr>
-          <w:t xml:space="preserve">Theorem 2</w:t>
-        </w:r>
-      </w:hyperlink>
-      <w:r>
-        <w:t xml:space="preserve"> </w:t>
-      </w:r>
-      <w:r>
-        <w:t xml:space="preserve">and</w:t>
-      </w:r>
-      <w:r>
-        <w:t xml:space="preserve"> </w:t>
-      </w:r>
-      <w:hyperlink w:anchor="thm-fubini-measure">
-        <w:r>
-          <w:rPr>
-            <w:rStyle w:val="Hyperlink"/>
-          </w:rPr>
-          <w:t xml:space="preserve">Theorem 3</w:t>
-        </w:r>
-      </w:hyperlink>
-      <w:r>
-        <w:t xml:space="preserve">) are</w:t>
-      </w:r>
-      <w:r>
-        <w:t xml:space="preserve"> </w:t>
-      </w:r>
-      <w:r>
-        <w:t xml:space="preserve">included to make the</w:t>
-      </w:r>
-      <w:r>
-        <w:t xml:space="preserve"> </w:t>
-      </w:r>
-      <w:hyperlink r:id="rId10">
-        <w:r>
-          <w:rPr>
-            <w:rStyle w:val="Hyperlink"/>
-          </w:rPr>
-          <w:t xml:space="preserve">joint-distribution form</w:t>
-        </w:r>
-      </w:hyperlink>
-      <w:r>
-        <w:t xml:space="preserve"> </w:t>
-      </w:r>
-      <w:r>
-        <w:t xml:space="preserve">corollary in</w:t>
-      </w:r>
-      <w:r>
-        <w:t xml:space="preserve"> </w:t>
-      </w:r>
-      <w:r>
-        <w:rPr>
-          <w:i/>
-          <w:iCs/>
-        </w:rPr>
-        <w:t xml:space="preserve">Probability for Data Science</w:t>
-      </w:r>
-      <w:r>
-        <w:t xml:space="preserve"> </w:t>
-      </w:r>
-      <w:r>
-        <w:t xml:space="preserve">follow from a stated theorem rather than from an aside.</w:t>
-      </w:r>
+          <w:t xml:space="preserve">Probability for Data Science</w:t>
+        </w:r>
+      </w:ins>
+      <w:ins w:id="79" w:author="PR Preview" w:date="2026-01-01T00:00:00Z">
+        <w:r>
+          <w:t xml:space="preserve"> </w:t>
+        </w:r>
+      </w:ins>
+      <w:ins w:id="80" w:author="PR Preview" w:date="2026-01-01T00:00:00Z">
+        <w:r>
+          <w:t xml:space="preserve">follow from a stated theorem rather than from an aside.</w:t>
+        </w:r>
+      </w:ins>
     </w:p>
     <w:bookmarkStart w:id="11" w:name="def-double-integral"/>
     <w:p>
@@ -22661,6 +22977,287 @@
     </w:p>
     <w:bookmarkEnd w:id="50"/>
     <w:bookmarkStart w:id="51" w:name="exr-miller-dint-square-root-term"/>
+    <w:p>
+      <w:pPr>
+        <w:pStyle w:val="BodyText"/>
+      </w:pPr>
+      <w:del w:id="81" w:author="PR Preview" w:date="2026-01-01T00:00:00Z">
+        <w:r>
+          <w:rPr>
+            <w:b/>
+            <w:bCs/>
+          </w:rPr>
+          <w:delText xml:space="preserve">Theorem 2 (Double integral of a product of powers)</w:delText>
+        </w:r>
+      </w:del>
+      <w:del w:id="82" w:author="PR Preview" w:date="2026-01-01T00:00:00Z">
+        <w:r>
+          <w:delText xml:space="preserve"> </w:delText>
+        </w:r>
+      </w:del>
+      <w:del w:id="83" w:author="PR Preview" w:date="2026-01-01T00:00:00Z">
+        <w:r>
+          <w:delText xml:space="preserve">For</w:delText>
+        </w:r>
+      </w:del>
+      <w:del w:id="84" w:author="PR Preview" w:date="2026-01-01T00:00:00Z">
+        <w:r>
+          <w:delText xml:space="preserve"> </w:delText>
+        </w:r>
+      </w:del>
+      <m:oMath>
+        <m:r>
+          <m:t>m</m:t>
+        </m:r>
+        <m:r>
+          <m:rPr>
+            <m:sty m:val="p"/>
+          </m:rPr>
+          <m:t>,</m:t>
+        </m:r>
+        <m:r>
+          <m:t>n</m:t>
+        </m:r>
+        <m:r>
+          <m:rPr>
+            <m:sty m:val="p"/>
+          </m:rPr>
+          <m:t>&gt;</m:t>
+        </m:r>
+        <m:r>
+          <m:t>0</m:t>
+        </m:r>
+      </m:oMath>
+      <w:del w:id="85" w:author="PR Preview" w:date="2026-01-01T00:00:00Z">
+        <w:r>
+          <w:delText xml:space="preserve">,</w:delText>
+        </w:r>
+      </w:del>
+    </w:p>
+    <w:p>
+      <w:pPr>
+        <w:pStyle w:val="BodyText"/>
+      </w:pPr>
+      <m:oMathPara>
+        <m:oMathParaPr>
+          <m:jc m:val="center"/>
+        </m:oMathParaPr>
+        <m:oMath>
+          <m:nary>
+            <m:naryPr>
+              <m:chr m:val="∫"/>
+              <m:limLoc m:val="subSup"/>
+              <m:subHide m:val="off"/>
+              <m:supHide m:val="off"/>
+            </m:naryPr>
+            <m:sub>
+              <m:r>
+                <m:t>0</m:t>
+              </m:r>
+            </m:sub>
+            <m:sup>
+              <m:r>
+                <m:t>1</m:t>
+              </m:r>
+            </m:sup>
+            <m:e>
+              <m:nary>
+                <m:naryPr>
+                  <m:chr m:val="∫"/>
+                  <m:limLoc m:val="subSup"/>
+                  <m:subHide m:val="off"/>
+                  <m:supHide m:val="off"/>
+                </m:naryPr>
+                <m:sub>
+                  <m:r>
+                    <m:t>0</m:t>
+                  </m:r>
+                </m:sub>
+                <m:sup>
+                  <m:r>
+                    <m:t>1</m:t>
+                  </m:r>
+                </m:sup>
+                <m:e>
+                  <m:sSup>
+                    <m:e>
+                      <m:r>
+                        <m:t>x</m:t>
+                      </m:r>
+                    </m:e>
+                    <m:sup>
+                      <m:r>
+                        <m:t>m</m:t>
+                      </m:r>
+                    </m:sup>
+                  </m:sSup>
+                </m:e>
+              </m:nary>
+            </m:e>
+          </m:nary>
+          <m:sSup>
+            <m:e>
+              <m:r>
+                <m:t>y</m:t>
+              </m:r>
+            </m:e>
+            <m:sup>
+              <m:r>
+                <m:t>n</m:t>
+              </m:r>
+            </m:sup>
+          </m:sSup>
+          <m:r>
+            <m:t> </m:t>
+          </m:r>
+          <m:r>
+            <m:t>d</m:t>
+          </m:r>
+          <m:r>
+            <m:t>y</m:t>
+          </m:r>
+          <m:r>
+            <m:t> </m:t>
+          </m:r>
+          <m:r>
+            <m:t>d</m:t>
+          </m:r>
+          <m:r>
+            <m:t>x</m:t>
+          </m:r>
+          <m:r>
+            <m:rPr>
+              <m:sty m:val="p"/>
+            </m:rPr>
+            <m:t>=</m:t>
+          </m:r>
+          <m:f>
+            <m:fPr>
+              <m:type m:val="bar"/>
+            </m:fPr>
+            <m:num>
+              <m:r>
+                <m:t>1</m:t>
+              </m:r>
+            </m:num>
+            <m:den>
+              <m:r>
+                <m:rPr>
+                  <m:sty m:val="p"/>
+                </m:rPr>
+                <m:t>(</m:t>
+              </m:r>
+              <m:r>
+                <m:t>m</m:t>
+              </m:r>
+              <m:r>
+                <m:rPr>
+                  <m:sty m:val="p"/>
+                </m:rPr>
+                <m:t>+</m:t>
+              </m:r>
+              <m:r>
+                <m:t>1</m:t>
+              </m:r>
+              <m:r>
+                <m:rPr>
+                  <m:sty m:val="p"/>
+                </m:rPr>
+                <m:t>)</m:t>
+              </m:r>
+              <m:r>
+                <m:rPr>
+                  <m:sty m:val="p"/>
+                </m:rPr>
+                <m:t>(</m:t>
+              </m:r>
+              <m:r>
+                <m:t>n</m:t>
+              </m:r>
+              <m:r>
+                <m:rPr>
+                  <m:sty m:val="p"/>
+                </m:rPr>
+                <m:t>+</m:t>
+              </m:r>
+              <m:r>
+                <m:t>1</m:t>
+              </m:r>
+              <m:r>
+                <m:rPr>
+                  <m:sty m:val="p"/>
+                </m:rPr>
+                <m:t>)</m:t>
+              </m:r>
+            </m:den>
+          </m:f>
+        </m:oMath>
+      </m:oMathPara>
+    </w:p>
+    <w:p>
+      <w:pPr>
+        <w:pStyle w:val="FirstParagraph"/>
+      </w:pPr>
+      <w:del w:id="86" w:author="PR Preview" w:date="2026-01-01T00:00:00Z">
+        <w:r>
+          <w:rPr>
+            <w:i/>
+            <w:iCs/>
+          </w:rPr>
+          <w:delText xml:space="preserve">Proof</w:delText>
+        </w:r>
+      </w:del>
+      <w:del w:id="87" w:author="PR Preview" w:date="2026-01-01T00:00:00Z">
+        <w:r>
+          <w:delText xml:space="preserve">. </w:delText>
+        </w:r>
+      </w:del>
+      <w:del w:id="88" w:author="PR Preview" w:date="2026-01-01T00:00:00Z">
+        <w:r>
+          <w:delText xml:space="preserve">This is the solution to</w:delText>
+        </w:r>
+      </w:del>
+      <w:del w:id="89" w:author="PR Preview" w:date="2026-01-01T00:00:00Z">
+        <w:r>
+          <w:delText xml:space="preserve"> </w:delText>
+        </w:r>
+      </w:del>
+      <w:hyperlink w:anchor="exr-miller-dint-separable">
+        <w:del w:id="90" w:author="PR Preview" w:date="2026-01-01T00:00:00Z">
+          <w:r>
+            <w:rPr>
+              <w:rStyle w:val="Hyperlink"/>
+            </w:rPr>
+            <w:delText xml:space="preserve">Exercise 5</w:delText>
+          </w:r>
+        </w:del>
+      </w:hyperlink>
+      <w:del w:id="91" w:author="PR Preview" w:date="2026-01-01T00:00:00Z">
+        <w:r>
+          <w:delText xml:space="preserve">, worked in</w:delText>
+        </w:r>
+      </w:del>
+      <w:del w:id="92" w:author="PR Preview" w:date="2026-01-01T00:00:00Z">
+        <w:r>
+          <w:delText xml:space="preserve"> </w:delText>
+        </w:r>
+      </w:del>
+      <w:hyperlink w:anchor="sol-miller-dint-separable">
+        <w:del w:id="93" w:author="PR Preview" w:date="2026-01-01T00:00:00Z">
+          <w:r>
+            <w:rPr>
+              <w:rStyle w:val="Hyperlink"/>
+            </w:rPr>
+            <w:delText xml:space="preserve">Solution 5</w:delText>
+          </w:r>
+        </w:del>
+      </w:hyperlink>
+      <w:del w:id="94" w:author="PR Preview" w:date="2026-01-01T00:00:00Z">
+        <w:r>
+          <w:delText xml:space="preserve">.</w:delText>
+        </w:r>
+      </w:del>
+    </w:p>
     <w:p>
       <w:pPr>
         <w:pStyle w:val="BodyText"/>
@@ -26882,30 +27479,148 @@
       <w:pPr>
         <w:pStyle w:val="BodyText"/>
       </w:pPr>
+      <w:del w:id="95" w:author="PR Preview" w:date="2026-01-01T00:00:00Z">
+        <w:r>
+          <w:rPr>
+            <w:b/>
+            <w:bCs/>
+          </w:rPr>
+          <w:delText xml:space="preserve">Theorem 3 (Harmonic numbers as a double integral)</w:delText>
+        </w:r>
+      </w:del>
+      <w:del w:id="96" w:author="PR Preview" w:date="2026-01-01T00:00:00Z">
+        <w:r>
+          <w:delText xml:space="preserve"> </w:delText>
+        </w:r>
+      </w:del>
+      <w:del w:id="97" w:author="PR Preview" w:date="2026-01-01T00:00:00Z">
+        <w:r>
+          <w:delText xml:space="preserve">For every positive integer</w:delText>
+        </w:r>
+      </w:del>
+      <w:del w:id="98" w:author="PR Preview" w:date="2026-01-01T00:00:00Z">
+        <w:r>
+          <w:delText xml:space="preserve"> </w:delText>
+        </w:r>
+      </w:del>
+      <m:oMath>
+        <m:r>
+          <m:t>n</m:t>
+        </m:r>
+      </m:oMath>
+      <w:del w:id="99" w:author="PR Preview" w:date="2026-01-01T00:00:00Z">
+        <w:r>
+          <w:delText xml:space="preserve">,</w:delText>
+        </w:r>
+      </w:del>
+    </w:p>
+    <w:p>
+      <w:pPr>
+        <w:pStyle w:val="BodyText"/>
+      </w:pPr>
       <w:bookmarkStart w:id="57" w:name="thm-fubini-tonelli"/>
       <w:bookmarkEnd w:id="57"/>
     </w:p>
     <w:bookmarkStart w:id="64" w:name="thm-tonelli-measure"/>
     <w:p>
       <w:pPr>
+        <w:pStyle w:val="FirstParagraph"/>
+      </w:pPr>
+      <w:del w:id="100" w:author="PR Preview" w:date="2026-01-01T00:00:00Z">
+        <w:r>
+          <w:rPr>
+            <w:i/>
+            <w:iCs/>
+          </w:rPr>
+          <w:delText xml:space="preserve">Proof</w:delText>
+        </w:r>
+      </w:del>
+      <w:del w:id="101" w:author="PR Preview" w:date="2026-01-01T00:00:00Z">
+        <w:r>
+          <w:delText xml:space="preserve">. </w:delText>
+        </w:r>
+      </w:del>
+      <w:del w:id="102" w:author="PR Preview" w:date="2026-01-01T00:00:00Z">
+        <w:r>
+          <w:delText xml:space="preserve">This is the solution to</w:delText>
+        </w:r>
+      </w:del>
+      <w:del w:id="103" w:author="PR Preview" w:date="2026-01-01T00:00:00Z">
+        <w:r>
+          <w:delText xml:space="preserve"> </w:delText>
+        </w:r>
+      </w:del>
+      <w:hyperlink w:anchor="exr-miller-dint-harmonic-identity">
+        <w:del w:id="104" w:author="PR Preview" w:date="2026-01-01T00:00:00Z">
+          <w:r>
+            <w:rPr>
+              <w:rStyle w:val="Hyperlink"/>
+            </w:rPr>
+            <w:delText xml:space="preserve">Exercise 8</w:delText>
+          </w:r>
+        </w:del>
+      </w:hyperlink>
+      <w:del w:id="105" w:author="PR Preview" w:date="2026-01-01T00:00:00Z">
+        <w:r>
+          <w:delText xml:space="preserve">, worked in</w:delText>
+        </w:r>
+      </w:del>
+      <w:del w:id="106" w:author="PR Preview" w:date="2026-01-01T00:00:00Z">
+        <w:r>
+          <w:delText xml:space="preserve"> </w:delText>
+        </w:r>
+      </w:del>
+      <w:hyperlink w:anchor="sol-miller-dint-harmonic-identity">
+        <w:del w:id="107" w:author="PR Preview" w:date="2026-01-01T00:00:00Z">
+          <w:r>
+            <w:rPr>
+              <w:rStyle w:val="Hyperlink"/>
+            </w:rPr>
+            <w:delText xml:space="preserve">Solution 8</w:delText>
+          </w:r>
+        </w:del>
+      </w:hyperlink>
+      <w:del w:id="108" w:author="PR Preview" w:date="2026-01-01T00:00:00Z">
+        <w:r>
+          <w:delText xml:space="preserve">.</w:delText>
+        </w:r>
+      </w:del>
+    </w:p>
+    <w:p>
+      <w:pPr>
         <w:pStyle w:val="BodyText"/>
       </w:pPr>
-      <w:r>
-        <w:rPr>
-          <w:b/>
-          <w:bCs/>
-        </w:rPr>
-        <w:t xml:space="preserve">Theorem 2 (Tonelli’s theorem (measure-theoretic form))</w:t>
-      </w:r>
-      <w:r>
-        <w:t xml:space="preserve"> </w:t>
-      </w:r>
-      <w:r>
-        <w:t xml:space="preserve">Let</w:t>
-      </w:r>
-      <w:r>
-        <w:t xml:space="preserve"> </w:t>
-      </w:r>
+      <w:bookmarkStart w:id="59" w:name="thm-fubini-tonelli"/>
+      <w:bookmarkEnd w:id="59"/>
+    </w:p>
+    <w:p>
+      <w:pPr>
+        <w:pStyle w:val="BodyText"/>
+      </w:pPr>
+      <w:del w:id="109" w:author="PR Preview" w:date="2026-01-01T00:00:00Z">
+        <w:r>
+          <w:rPr>
+            <w:b/>
+            <w:bCs/>
+          </w:rPr>
+          <w:delText xml:space="preserve">Theorem 4 (Tonelli’s theorem (measure-theoretic form))</w:delText>
+        </w:r>
+      </w:del>
+      <w:del w:id="110" w:author="PR Preview" w:date="2026-01-01T00:00:00Z">
+        <w:r>
+          <w:delText xml:space="preserve"> </w:delText>
+        </w:r>
+      </w:del>
+      <w:del w:id="111" w:author="PR Preview" w:date="2026-01-01T00:00:00Z">
+        <w:r>
+          <w:delText xml:space="preserve">Let</w:delText>
+        </w:r>
+      </w:del>
+      <w:del w:id="112" w:author="PR Preview" w:date="2026-01-01T00:00:00Z">
+        <w:r>
+          <w:delText xml:space="preserve"> </w:delText>
+        </w:r>
+      </w:del>
       <m:oMath>
         <m:r>
           <m:rPr>
@@ -26975,15 +27690,21 @@
           <m:t>)</m:t>
         </m:r>
       </m:oMath>
-      <w:r>
-        <w:t xml:space="preserve"> </w:t>
-      </w:r>
-      <w:r>
-        <w:t xml:space="preserve">and</w:t>
-      </w:r>
-      <w:r>
-        <w:t xml:space="preserve"> </w:t>
-      </w:r>
+      <w:del w:id="113" w:author="PR Preview" w:date="2026-01-01T00:00:00Z">
+        <w:r>
+          <w:delText xml:space="preserve"> </w:delText>
+        </w:r>
+      </w:del>
+      <w:del w:id="114" w:author="PR Preview" w:date="2026-01-01T00:00:00Z">
+        <w:r>
+          <w:delText xml:space="preserve">and</w:delText>
+        </w:r>
+      </w:del>
+      <w:del w:id="115" w:author="PR Preview" w:date="2026-01-01T00:00:00Z">
+        <w:r>
+          <w:delText xml:space="preserve"> </w:delText>
+        </w:r>
+      </w:del>
       <m:oMath>
         <m:r>
           <m:rPr>
@@ -27053,60 +27774,86 @@
           <m:t>)</m:t>
         </m:r>
       </m:oMath>
-      <w:r>
-        <w:t xml:space="preserve"> </w:t>
-      </w:r>
-      <w:r>
-        <w:t xml:space="preserve">be</w:t>
-      </w:r>
-      <w:r>
-        <w:t xml:space="preserve"> </w:t>
-      </w:r>
+      <w:del w:id="116" w:author="PR Preview" w:date="2026-01-01T00:00:00Z">
+        <w:r>
+          <w:delText xml:space="preserve"> </w:delText>
+        </w:r>
+      </w:del>
+      <w:del w:id="117" w:author="PR Preview" w:date="2026-01-01T00:00:00Z">
+        <w:r>
+          <w:delText xml:space="preserve">be</w:delText>
+        </w:r>
+      </w:del>
+      <w:del w:id="118" w:author="PR Preview" w:date="2026-01-01T00:00:00Z">
+        <w:r>
+          <w:delText xml:space="preserve"> </w:delText>
+        </w:r>
+      </w:del>
       <w:hyperlink r:id="rId58">
-        <w:r>
-          <w:rPr>
-            <w:rStyle w:val="Hyperlink"/>
-          </w:rPr>
-          <w:t xml:space="preserve">measure spaces</w:t>
-        </w:r>
+        <w:del w:id="119" w:author="PR Preview" w:date="2026-01-01T00:00:00Z">
+          <w:r>
+            <w:rPr>
+              <w:rStyle w:val="Hyperlink"/>
+            </w:rPr>
+            <w:delText xml:space="preserve">measure spaces</w:delText>
+          </w:r>
+        </w:del>
       </w:hyperlink>
-      <w:r>
-        <w:t xml:space="preserve"> </w:t>
-      </w:r>
-      <w:r>
-        <w:t xml:space="preserve">with</w:t>
-      </w:r>
-      <w:r>
-        <w:t xml:space="preserve"> </w:t>
-      </w:r>
+      <w:del w:id="120" w:author="PR Preview" w:date="2026-01-01T00:00:00Z">
+        <w:r>
+          <w:delText xml:space="preserve"> </w:delText>
+        </w:r>
+      </w:del>
+      <w:del w:id="121" w:author="PR Preview" w:date="2026-01-01T00:00:00Z">
+        <w:r>
+          <w:delText xml:space="preserve">with</w:delText>
+        </w:r>
+      </w:del>
+      <w:del w:id="122" w:author="PR Preview" w:date="2026-01-01T00:00:00Z">
+        <w:r>
+          <w:delText xml:space="preserve"> </w:delText>
+        </w:r>
+      </w:del>
       <w:hyperlink r:id="rId9">
         <m:oMath>
           <m:r>
             <m:t>σ</m:t>
           </m:r>
         </m:oMath>
-        <w:r>
-          <w:rPr>
-            <w:rStyle w:val="Hyperlink"/>
-          </w:rPr>
-          <w:t xml:space="preserve">-finite</w:t>
-        </w:r>
+        <w:del w:id="123" w:author="PR Preview" w:date="2026-01-01T00:00:00Z">
+          <w:r>
+            <w:rPr>
+              <w:rStyle w:val="Hyperlink"/>
+            </w:rPr>
+            <w:delText xml:space="preserve">-finite</w:delText>
+          </w:r>
+        </w:del>
       </w:hyperlink>
-      <w:r>
-        <w:t xml:space="preserve"> </w:t>
-      </w:r>
-      <w:r>
-        <w:t xml:space="preserve">measures,</w:t>
-      </w:r>
-      <w:r>
-        <w:t xml:space="preserve"> </w:t>
-      </w:r>
-      <w:r>
-        <w:t xml:space="preserve">and let</w:t>
-      </w:r>
-      <w:r>
-        <w:t xml:space="preserve"> </w:t>
-      </w:r>
+      <w:del w:id="124" w:author="PR Preview" w:date="2026-01-01T00:00:00Z">
+        <w:r>
+          <w:delText xml:space="preserve"> </w:delText>
+        </w:r>
+      </w:del>
+      <w:del w:id="125" w:author="PR Preview" w:date="2026-01-01T00:00:00Z">
+        <w:r>
+          <w:delText xml:space="preserve">measures,</w:delText>
+        </w:r>
+      </w:del>
+      <w:del w:id="126" w:author="PR Preview" w:date="2026-01-01T00:00:00Z">
+        <w:r>
+          <w:delText xml:space="preserve"> </w:delText>
+        </w:r>
+      </w:del>
+      <w:del w:id="127" w:author="PR Preview" w:date="2026-01-01T00:00:00Z">
+        <w:r>
+          <w:delText xml:space="preserve">and let</w:delText>
+        </w:r>
+      </w:del>
+      <w:del w:id="128" w:author="PR Preview" w:date="2026-01-01T00:00:00Z">
+        <w:r>
+          <w:delText xml:space="preserve"> </w:delText>
+        </w:r>
+      </w:del>
       <m:oMath>
         <m:r>
           <m:t>f</m:t>
@@ -27167,60 +27914,82 @@
           <m:t>R</m:t>
         </m:r>
       </m:oMath>
-      <w:r>
-        <w:t xml:space="preserve"> </w:t>
-      </w:r>
-      <w:r>
-        <w:t xml:space="preserve">be</w:t>
-      </w:r>
-      <w:r>
-        <w:t xml:space="preserve"> </w:t>
-      </w:r>
+      <w:del w:id="129" w:author="PR Preview" w:date="2026-01-01T00:00:00Z">
+        <w:r>
+          <w:delText xml:space="preserve"> </w:delText>
+        </w:r>
+      </w:del>
+      <w:del w:id="130" w:author="PR Preview" w:date="2026-01-01T00:00:00Z">
+        <w:r>
+          <w:delText xml:space="preserve">be</w:delText>
+        </w:r>
+      </w:del>
+      <w:del w:id="131" w:author="PR Preview" w:date="2026-01-01T00:00:00Z">
+        <w:r>
+          <w:delText xml:space="preserve"> </w:delText>
+        </w:r>
+      </w:del>
       <w:hyperlink r:id="rId59">
-        <w:r>
-          <w:rPr>
-            <w:rStyle w:val="Hyperlink"/>
-          </w:rPr>
-          <w:t xml:space="preserve">measurable</w:t>
-        </w:r>
+        <w:del w:id="132" w:author="PR Preview" w:date="2026-01-01T00:00:00Z">
+          <w:r>
+            <w:rPr>
+              <w:rStyle w:val="Hyperlink"/>
+            </w:rPr>
+            <w:delText xml:space="preserve">measurable</w:delText>
+          </w:r>
+        </w:del>
       </w:hyperlink>
-      <w:r>
-        <w:t xml:space="preserve"> </w:t>
-      </w:r>
-      <w:r>
-        <w:t xml:space="preserve">with respect to the</w:t>
-      </w:r>
-      <w:r>
-        <w:t xml:space="preserve"> </w:t>
-      </w:r>
+      <w:del w:id="133" w:author="PR Preview" w:date="2026-01-01T00:00:00Z">
+        <w:r>
+          <w:delText xml:space="preserve"> </w:delText>
+        </w:r>
+      </w:del>
+      <w:del w:id="134" w:author="PR Preview" w:date="2026-01-01T00:00:00Z">
+        <w:r>
+          <w:delText xml:space="preserve">with respect to the</w:delText>
+        </w:r>
+      </w:del>
+      <w:del w:id="135" w:author="PR Preview" w:date="2026-01-01T00:00:00Z">
+        <w:r>
+          <w:delText xml:space="preserve"> </w:delText>
+        </w:r>
+      </w:del>
       <w:hyperlink r:id="rId60">
-        <w:r>
-          <w:rPr>
-            <w:rStyle w:val="Hyperlink"/>
-          </w:rPr>
-          <w:t xml:space="preserve">product</w:t>
-        </w:r>
-        <w:r>
-          <w:rPr>
-            <w:rStyle w:val="Hyperlink"/>
-          </w:rPr>
-          <w:t xml:space="preserve"> </w:t>
-        </w:r>
+        <w:del w:id="136" w:author="PR Preview" w:date="2026-01-01T00:00:00Z">
+          <w:r>
+            <w:rPr>
+              <w:rStyle w:val="Hyperlink"/>
+            </w:rPr>
+            <w:delText xml:space="preserve">product</w:delText>
+          </w:r>
+        </w:del>
+        <w:del w:id="137" w:author="PR Preview" w:date="2026-01-01T00:00:00Z">
+          <w:r>
+            <w:rPr>
+              <w:rStyle w:val="Hyperlink"/>
+            </w:rPr>
+            <w:delText xml:space="preserve"> </w:delText>
+          </w:r>
+        </w:del>
         <m:oMath>
           <m:r>
             <m:t>σ</m:t>
           </m:r>
         </m:oMath>
-        <w:r>
-          <w:rPr>
-            <w:rStyle w:val="Hyperlink"/>
-          </w:rPr>
-          <w:t xml:space="preserve">-algebra</w:t>
-        </w:r>
+        <w:del w:id="138" w:author="PR Preview" w:date="2026-01-01T00:00:00Z">
+          <w:r>
+            <w:rPr>
+              <w:rStyle w:val="Hyperlink"/>
+            </w:rPr>
+            <w:delText xml:space="preserve">-algebra</w:delText>
+          </w:r>
+        </w:del>
       </w:hyperlink>
-      <w:r>
-        <w:t xml:space="preserve"> </w:t>
-      </w:r>
+      <w:del w:id="139" w:author="PR Preview" w:date="2026-01-01T00:00:00Z">
+        <w:r>
+          <w:delText xml:space="preserve"> </w:delText>
+        </w:r>
+      </w:del>
       <m:oMath>
         <m:sSub>
           <m:e>
@@ -27261,18 +28030,26 @@
           </m:sub>
         </m:sSub>
       </m:oMath>
-      <w:r>
-        <w:t xml:space="preserve">.</w:t>
-      </w:r>
-      <w:r>
-        <w:t xml:space="preserve"> </w:t>
-      </w:r>
-      <w:r>
-        <w:t xml:space="preserve">If</w:t>
-      </w:r>
-      <w:r>
-        <w:t xml:space="preserve"> </w:t>
-      </w:r>
+      <w:del w:id="140" w:author="PR Preview" w:date="2026-01-01T00:00:00Z">
+        <w:r>
+          <w:delText xml:space="preserve">.</w:delText>
+        </w:r>
+      </w:del>
+      <w:del w:id="141" w:author="PR Preview" w:date="2026-01-01T00:00:00Z">
+        <w:r>
+          <w:delText xml:space="preserve"> </w:delText>
+        </w:r>
+      </w:del>
+      <w:del w:id="142" w:author="PR Preview" w:date="2026-01-01T00:00:00Z">
+        <w:r>
+          <w:delText xml:space="preserve">If</w:delText>
+        </w:r>
+      </w:del>
+      <w:del w:id="143" w:author="PR Preview" w:date="2026-01-01T00:00:00Z">
+        <w:r>
+          <w:delText xml:space="preserve"> </w:delText>
+        </w:r>
+      </w:del>
       <m:oMath>
         <m:r>
           <m:t>f</m:t>
@@ -27287,37 +28064,51 @@
           <m:t>0</m:t>
         </m:r>
       </m:oMath>
-      <w:r>
-        <w:t xml:space="preserve"> </w:t>
-      </w:r>
+      <w:del w:id="144" w:author="PR Preview" w:date="2026-01-01T00:00:00Z">
+        <w:r>
+          <w:delText xml:space="preserve"> </w:delText>
+        </w:r>
+      </w:del>
       <w:hyperlink r:id="rId61">
-        <w:r>
-          <w:rPr>
-            <w:rStyle w:val="Hyperlink"/>
-          </w:rPr>
-          <w:t xml:space="preserve">almost everywhere</w:t>
-        </w:r>
+        <w:del w:id="145" w:author="PR Preview" w:date="2026-01-01T00:00:00Z">
+          <w:r>
+            <w:rPr>
+              <w:rStyle w:val="Hyperlink"/>
+            </w:rPr>
+            <w:delText xml:space="preserve">almost everywhere</w:delText>
+          </w:r>
+        </w:del>
       </w:hyperlink>
-      <w:r>
-        <w:t xml:space="preserve"> </w:t>
-      </w:r>
-      <w:r>
-        <w:t xml:space="preserve">with respect to the</w:t>
-      </w:r>
-      <w:r>
-        <w:t xml:space="preserve"> </w:t>
-      </w:r>
+      <w:del w:id="146" w:author="PR Preview" w:date="2026-01-01T00:00:00Z">
+        <w:r>
+          <w:delText xml:space="preserve"> </w:delText>
+        </w:r>
+      </w:del>
+      <w:del w:id="147" w:author="PR Preview" w:date="2026-01-01T00:00:00Z">
+        <w:r>
+          <w:delText xml:space="preserve">with respect to the</w:delText>
+        </w:r>
+      </w:del>
+      <w:del w:id="148" w:author="PR Preview" w:date="2026-01-01T00:00:00Z">
+        <w:r>
+          <w:delText xml:space="preserve"> </w:delText>
+        </w:r>
+      </w:del>
       <w:hyperlink r:id="rId62">
-        <w:r>
-          <w:rPr>
-            <w:rStyle w:val="Hyperlink"/>
-          </w:rPr>
-          <w:t xml:space="preserve">product measure</w:t>
-        </w:r>
+        <w:del w:id="149" w:author="PR Preview" w:date="2026-01-01T00:00:00Z">
+          <w:r>
+            <w:rPr>
+              <w:rStyle w:val="Hyperlink"/>
+            </w:rPr>
+            <w:delText xml:space="preserve">product measure</w:delText>
+          </w:r>
+        </w:del>
       </w:hyperlink>
-      <w:r>
-        <w:t xml:space="preserve"> </w:t>
-      </w:r>
+      <w:del w:id="150" w:author="PR Preview" w:date="2026-01-01T00:00:00Z">
+        <w:r>
+          <w:delText xml:space="preserve"> </w:delText>
+        </w:r>
+      </w:del>
       <m:oMath>
         <m:sSub>
           <m:e>
@@ -27350,37 +28141,686 @@
           </m:sub>
         </m:sSub>
       </m:oMath>
-      <w:r>
-        <w:t xml:space="preserve">,</w:t>
-      </w:r>
-      <w:r>
-        <w:t xml:space="preserve"> </w:t>
-      </w:r>
-      <w:r>
-        <w:t xml:space="preserve">then both iterated</w:t>
-      </w:r>
-      <w:r>
-        <w:t xml:space="preserve"> </w:t>
-      </w:r>
+      <w:del w:id="151" w:author="PR Preview" w:date="2026-01-01T00:00:00Z">
+        <w:r>
+          <w:delText xml:space="preserve">,</w:delText>
+        </w:r>
+      </w:del>
+      <w:del w:id="152" w:author="PR Preview" w:date="2026-01-01T00:00:00Z">
+        <w:r>
+          <w:delText xml:space="preserve"> </w:delText>
+        </w:r>
+      </w:del>
+      <w:del w:id="153" w:author="PR Preview" w:date="2026-01-01T00:00:00Z">
+        <w:r>
+          <w:delText xml:space="preserve">then both iterated</w:delText>
+        </w:r>
+      </w:del>
+      <w:del w:id="154" w:author="PR Preview" w:date="2026-01-01T00:00:00Z">
+        <w:r>
+          <w:delText xml:space="preserve"> </w:delText>
+        </w:r>
+      </w:del>
       <w:hyperlink r:id="rId63">
+        <w:del w:id="155" w:author="PR Preview" w:date="2026-01-01T00:00:00Z">
+          <w:r>
+            <w:rPr>
+              <w:rStyle w:val="Hyperlink"/>
+            </w:rPr>
+            <w:delText xml:space="preserve">integrals</w:delText>
+          </w:r>
+        </w:del>
+      </w:hyperlink>
+      <w:del w:id="156" w:author="PR Preview" w:date="2026-01-01T00:00:00Z">
+        <w:r>
+          <w:delText xml:space="preserve"> </w:delText>
+        </w:r>
+      </w:del>
+      <w:del w:id="157" w:author="PR Preview" w:date="2026-01-01T00:00:00Z">
+        <w:r>
+          <w:delText xml:space="preserve">exist (possibly equal to</w:delText>
+        </w:r>
+      </w:del>
+      <w:del w:id="158" w:author="PR Preview" w:date="2026-01-01T00:00:00Z">
+        <w:r>
+          <w:delText xml:space="preserve"> </w:delText>
+        </w:r>
+      </w:del>
+      <m:oMath>
+        <m:r>
+          <m:rPr>
+            <m:sty m:val="p"/>
+          </m:rPr>
+          <m:t>+</m:t>
+        </m:r>
+        <m:r>
+          <m:rPr>
+            <m:sty m:val="p"/>
+          </m:rPr>
+          <m:t>∞</m:t>
+        </m:r>
+      </m:oMath>
+      <w:del w:id="159" w:author="PR Preview" w:date="2026-01-01T00:00:00Z">
+        <w:r>
+          <w:delText xml:space="preserve">),</w:delText>
+        </w:r>
+      </w:del>
+      <w:del w:id="160" w:author="PR Preview" w:date="2026-01-01T00:00:00Z">
+        <w:r>
+          <w:delText xml:space="preserve"> </w:delText>
+        </w:r>
+      </w:del>
+      <w:del w:id="161" w:author="PR Preview" w:date="2026-01-01T00:00:00Z">
+        <w:r>
+          <w:delText xml:space="preserve">agree with the double integral,</w:delText>
+        </w:r>
+      </w:del>
+      <w:del w:id="162" w:author="PR Preview" w:date="2026-01-01T00:00:00Z">
+        <w:r>
+          <w:delText xml:space="preserve"> </w:delText>
+        </w:r>
+      </w:del>
+      <w:del w:id="163" w:author="PR Preview" w:date="2026-01-01T00:00:00Z">
+        <w:r>
+          <w:delText xml:space="preserve">and equal each other:</w:delText>
+        </w:r>
+      </w:del>
+    </w:p>
+    <w:p>
+      <w:pPr>
+        <w:pStyle w:val="BodyText"/>
+      </w:pPr>
+      <w:ins w:id="164" w:author="PR Preview" w:date="2026-01-01T00:00:00Z">
         <w:r>
           <w:rPr>
-            <w:rStyle w:val="Hyperlink"/>
+            <w:b/>
+            <w:bCs/>
           </w:rPr>
-          <w:t xml:space="preserve">integrals</w:t>
-        </w:r>
+          <w:t xml:space="preserve">Theorem 2 (Tonelli’s theorem (measure-theoretic form))</w:t>
+        </w:r>
+      </w:ins>
+      <w:ins w:id="165" w:author="PR Preview" w:date="2026-01-01T00:00:00Z">
+        <w:r>
+          <w:t xml:space="preserve"> </w:t>
+        </w:r>
+      </w:ins>
+      <w:ins w:id="166" w:author="PR Preview" w:date="2026-01-01T00:00:00Z">
+        <w:r>
+          <w:t xml:space="preserve">Let</w:t>
+        </w:r>
+      </w:ins>
+      <w:ins w:id="167" w:author="PR Preview" w:date="2026-01-01T00:00:00Z">
+        <w:r>
+          <w:t xml:space="preserve"> </w:t>
+        </w:r>
+      </w:ins>
+      <m:oMath>
+        <m:r>
+          <m:rPr>
+            <m:sty m:val="p"/>
+          </m:rPr>
+          <m:t>(</m:t>
+        </m:r>
+        <m:sSub>
+          <m:e>
+            <m:r>
+              <m:rPr>
+                <m:sty m:val="p"/>
+              </m:rPr>
+              <m:t>Ω</m:t>
+            </m:r>
+          </m:e>
+          <m:sub>
+            <m:r>
+              <m:t>1</m:t>
+            </m:r>
+          </m:sub>
+        </m:sSub>
+        <m:r>
+          <m:rPr>
+            <m:sty m:val="p"/>
+          </m:rPr>
+          <m:t>,</m:t>
+        </m:r>
+        <m:sSub>
+          <m:e>
+            <m:r>
+              <m:rPr>
+                <m:scr m:val="script"/>
+                <m:sty m:val="p"/>
+              </m:rPr>
+              <m:t>F</m:t>
+            </m:r>
+          </m:e>
+          <m:sub>
+            <m:r>
+              <m:t>1</m:t>
+            </m:r>
+          </m:sub>
+        </m:sSub>
+        <m:r>
+          <m:rPr>
+            <m:sty m:val="p"/>
+          </m:rPr>
+          <m:t>,</m:t>
+        </m:r>
+        <m:sSub>
+          <m:e>
+            <m:r>
+              <m:t>μ</m:t>
+            </m:r>
+          </m:e>
+          <m:sub>
+            <m:r>
+              <m:t>1</m:t>
+            </m:r>
+          </m:sub>
+        </m:sSub>
+        <m:r>
+          <m:rPr>
+            <m:sty m:val="p"/>
+          </m:rPr>
+          <m:t>)</m:t>
+        </m:r>
+      </m:oMath>
+      <w:ins w:id="168" w:author="PR Preview" w:date="2026-01-01T00:00:00Z">
+        <w:r>
+          <w:t xml:space="preserve"> </w:t>
+        </w:r>
+      </w:ins>
+      <w:ins w:id="169" w:author="PR Preview" w:date="2026-01-01T00:00:00Z">
+        <w:r>
+          <w:t xml:space="preserve">and</w:t>
+        </w:r>
+      </w:ins>
+      <w:ins w:id="170" w:author="PR Preview" w:date="2026-01-01T00:00:00Z">
+        <w:r>
+          <w:t xml:space="preserve"> </w:t>
+        </w:r>
+      </w:ins>
+      <m:oMath>
+        <m:r>
+          <m:rPr>
+            <m:sty m:val="p"/>
+          </m:rPr>
+          <m:t>(</m:t>
+        </m:r>
+        <m:sSub>
+          <m:e>
+            <m:r>
+              <m:rPr>
+                <m:sty m:val="p"/>
+              </m:rPr>
+              <m:t>Ω</m:t>
+            </m:r>
+          </m:e>
+          <m:sub>
+            <m:r>
+              <m:t>2</m:t>
+            </m:r>
+          </m:sub>
+        </m:sSub>
+        <m:r>
+          <m:rPr>
+            <m:sty m:val="p"/>
+          </m:rPr>
+          <m:t>,</m:t>
+        </m:r>
+        <m:sSub>
+          <m:e>
+            <m:r>
+              <m:rPr>
+                <m:scr m:val="script"/>
+                <m:sty m:val="p"/>
+              </m:rPr>
+              <m:t>F</m:t>
+            </m:r>
+          </m:e>
+          <m:sub>
+            <m:r>
+              <m:t>2</m:t>
+            </m:r>
+          </m:sub>
+        </m:sSub>
+        <m:r>
+          <m:rPr>
+            <m:sty m:val="p"/>
+          </m:rPr>
+          <m:t>,</m:t>
+        </m:r>
+        <m:sSub>
+          <m:e>
+            <m:r>
+              <m:t>μ</m:t>
+            </m:r>
+          </m:e>
+          <m:sub>
+            <m:r>
+              <m:t>2</m:t>
+            </m:r>
+          </m:sub>
+        </m:sSub>
+        <m:r>
+          <m:rPr>
+            <m:sty m:val="p"/>
+          </m:rPr>
+          <m:t>)</m:t>
+        </m:r>
+      </m:oMath>
+      <w:ins w:id="171" w:author="PR Preview" w:date="2026-01-01T00:00:00Z">
+        <w:r>
+          <w:t xml:space="preserve"> </w:t>
+        </w:r>
+      </w:ins>
+      <w:ins w:id="172" w:author="PR Preview" w:date="2026-01-01T00:00:00Z">
+        <w:r>
+          <w:t xml:space="preserve">be</w:t>
+        </w:r>
+      </w:ins>
+      <w:ins w:id="173" w:author="PR Preview" w:date="2026-01-01T00:00:00Z">
+        <w:r>
+          <w:t xml:space="preserve"> </w:t>
+        </w:r>
+      </w:ins>
+      <w:hyperlink r:id="rId58">
+        <w:ins w:id="174" w:author="PR Preview" w:date="2026-01-01T00:00:00Z">
+          <w:r>
+            <w:rPr>
+              <w:rStyle w:val="Hyperlink"/>
+            </w:rPr>
+            <w:t xml:space="preserve">measure spaces</w:t>
+          </w:r>
+        </w:ins>
       </w:hyperlink>
-      <w:r>
-        <w:t xml:space="preserve"> </w:t>
-      </w:r>
-      <w:r>
-        <w:t xml:space="preserve">exist (possibly equal to</w:t>
-      </w:r>
-      <w:r>
-        <w:t xml:space="preserve"> </w:t>
-      </w:r>
+      <w:ins w:id="175" w:author="PR Preview" w:date="2026-01-01T00:00:00Z">
+        <w:r>
+          <w:t xml:space="preserve"> </w:t>
+        </w:r>
+      </w:ins>
+      <w:ins w:id="176" w:author="PR Preview" w:date="2026-01-01T00:00:00Z">
+        <w:r>
+          <w:t xml:space="preserve">with</w:t>
+        </w:r>
+      </w:ins>
+      <w:ins w:id="177" w:author="PR Preview" w:date="2026-01-01T00:00:00Z">
+        <w:r>
+          <w:t xml:space="preserve"> </w:t>
+        </w:r>
+      </w:ins>
+      <w:hyperlink r:id="rId9">
+        <m:oMath>
+          <m:r>
+            <m:t>σ</m:t>
+          </m:r>
+        </m:oMath>
+        <w:ins w:id="178" w:author="PR Preview" w:date="2026-01-01T00:00:00Z">
+          <w:r>
+            <w:rPr>
+              <w:rStyle w:val="Hyperlink"/>
+            </w:rPr>
+            <w:t xml:space="preserve">-finite</w:t>
+          </w:r>
+        </w:ins>
+      </w:hyperlink>
+      <w:ins w:id="179" w:author="PR Preview" w:date="2026-01-01T00:00:00Z">
+        <w:r>
+          <w:t xml:space="preserve"> </w:t>
+        </w:r>
+      </w:ins>
+      <w:ins w:id="180" w:author="PR Preview" w:date="2026-01-01T00:00:00Z">
+        <w:r>
+          <w:t xml:space="preserve">measures,</w:t>
+        </w:r>
+      </w:ins>
+      <w:ins w:id="181" w:author="PR Preview" w:date="2026-01-01T00:00:00Z">
+        <w:r>
+          <w:t xml:space="preserve"> </w:t>
+        </w:r>
+      </w:ins>
+      <w:ins w:id="182" w:author="PR Preview" w:date="2026-01-01T00:00:00Z">
+        <w:r>
+          <w:t xml:space="preserve">and let</w:t>
+        </w:r>
+      </w:ins>
+      <w:ins w:id="183" w:author="PR Preview" w:date="2026-01-01T00:00:00Z">
+        <w:r>
+          <w:t xml:space="preserve"> </w:t>
+        </w:r>
+      </w:ins>
       <m:oMath>
         <m:r>
+          <m:t>f</m:t>
+        </m:r>
+        <m:r>
+          <m:rPr>
+            <m:sty m:val="p"/>
+          </m:rPr>
+          <m:t>:</m:t>
+        </m:r>
+        <m:sSub>
+          <m:e>
+            <m:r>
+              <m:rPr>
+                <m:sty m:val="p"/>
+              </m:rPr>
+              <m:t>Ω</m:t>
+            </m:r>
+          </m:e>
+          <m:sub>
+            <m:r>
+              <m:t>1</m:t>
+            </m:r>
+          </m:sub>
+        </m:sSub>
+        <m:r>
+          <m:rPr>
+            <m:sty m:val="p"/>
+          </m:rPr>
+          <m:t>×</m:t>
+        </m:r>
+        <m:sSub>
+          <m:e>
+            <m:r>
+              <m:rPr>
+                <m:sty m:val="p"/>
+              </m:rPr>
+              <m:t>Ω</m:t>
+            </m:r>
+          </m:e>
+          <m:sub>
+            <m:r>
+              <m:t>2</m:t>
+            </m:r>
+          </m:sub>
+        </m:sSub>
+        <m:r>
+          <m:rPr>
+            <m:sty m:val="p"/>
+          </m:rPr>
+          <m:t>→</m:t>
+        </m:r>
+        <m:r>
+          <m:rPr>
+            <m:scr m:val="double-struck"/>
+            <m:sty m:val="p"/>
+          </m:rPr>
+          <m:t>R</m:t>
+        </m:r>
+      </m:oMath>
+      <w:ins w:id="184" w:author="PR Preview" w:date="2026-01-01T00:00:00Z">
+        <w:r>
+          <w:t xml:space="preserve"> </w:t>
+        </w:r>
+      </w:ins>
+      <w:ins w:id="185" w:author="PR Preview" w:date="2026-01-01T00:00:00Z">
+        <w:r>
+          <w:t xml:space="preserve">be</w:t>
+        </w:r>
+      </w:ins>
+      <w:ins w:id="186" w:author="PR Preview" w:date="2026-01-01T00:00:00Z">
+        <w:r>
+          <w:t xml:space="preserve"> </w:t>
+        </w:r>
+      </w:ins>
+      <w:hyperlink r:id="rId59">
+        <w:ins w:id="187" w:author="PR Preview" w:date="2026-01-01T00:00:00Z">
+          <w:r>
+            <w:rPr>
+              <w:rStyle w:val="Hyperlink"/>
+            </w:rPr>
+            <w:t xml:space="preserve">measurable</w:t>
+          </w:r>
+        </w:ins>
+      </w:hyperlink>
+      <w:ins w:id="188" w:author="PR Preview" w:date="2026-01-01T00:00:00Z">
+        <w:r>
+          <w:t xml:space="preserve"> </w:t>
+        </w:r>
+      </w:ins>
+      <w:ins w:id="189" w:author="PR Preview" w:date="2026-01-01T00:00:00Z">
+        <w:r>
+          <w:t xml:space="preserve">with respect to the</w:t>
+        </w:r>
+      </w:ins>
+      <w:ins w:id="190" w:author="PR Preview" w:date="2026-01-01T00:00:00Z">
+        <w:r>
+          <w:t xml:space="preserve"> </w:t>
+        </w:r>
+      </w:ins>
+      <w:hyperlink r:id="rId60">
+        <w:ins w:id="191" w:author="PR Preview" w:date="2026-01-01T00:00:00Z">
+          <w:r>
+            <w:rPr>
+              <w:rStyle w:val="Hyperlink"/>
+            </w:rPr>
+            <w:t xml:space="preserve">product</w:t>
+          </w:r>
+        </w:ins>
+        <w:ins w:id="192" w:author="PR Preview" w:date="2026-01-01T00:00:00Z">
+          <w:r>
+            <w:rPr>
+              <w:rStyle w:val="Hyperlink"/>
+            </w:rPr>
+            <w:t xml:space="preserve"> </w:t>
+          </w:r>
+        </w:ins>
+        <m:oMath>
+          <m:r>
+            <m:t>σ</m:t>
+          </m:r>
+        </m:oMath>
+        <w:ins w:id="193" w:author="PR Preview" w:date="2026-01-01T00:00:00Z">
+          <w:r>
+            <w:rPr>
+              <w:rStyle w:val="Hyperlink"/>
+            </w:rPr>
+            <w:t xml:space="preserve">-algebra</w:t>
+          </w:r>
+        </w:ins>
+      </w:hyperlink>
+      <w:ins w:id="194" w:author="PR Preview" w:date="2026-01-01T00:00:00Z">
+        <w:r>
+          <w:t xml:space="preserve"> </w:t>
+        </w:r>
+      </w:ins>
+      <m:oMath>
+        <m:sSub>
+          <m:e>
+            <m:r>
+              <m:rPr>
+                <m:scr m:val="script"/>
+                <m:sty m:val="p"/>
+              </m:rPr>
+              <m:t>F</m:t>
+            </m:r>
+          </m:e>
+          <m:sub>
+            <m:r>
+              <m:t>1</m:t>
+            </m:r>
+          </m:sub>
+        </m:sSub>
+        <m:r>
+          <m:rPr>
+            <m:sty m:val="p"/>
+          </m:rPr>
+          <m:t>⊗</m:t>
+        </m:r>
+        <m:sSub>
+          <m:e>
+            <m:r>
+              <m:rPr>
+                <m:scr m:val="script"/>
+                <m:sty m:val="p"/>
+              </m:rPr>
+              <m:t>F</m:t>
+            </m:r>
+          </m:e>
+          <m:sub>
+            <m:r>
+              <m:t>2</m:t>
+            </m:r>
+          </m:sub>
+        </m:sSub>
+      </m:oMath>
+      <w:ins w:id="195" w:author="PR Preview" w:date="2026-01-01T00:00:00Z">
+        <w:r>
+          <w:t xml:space="preserve">.</w:t>
+        </w:r>
+      </w:ins>
+      <w:ins w:id="196" w:author="PR Preview" w:date="2026-01-01T00:00:00Z">
+        <w:r>
+          <w:t xml:space="preserve"> </w:t>
+        </w:r>
+      </w:ins>
+      <w:ins w:id="197" w:author="PR Preview" w:date="2026-01-01T00:00:00Z">
+        <w:r>
+          <w:t xml:space="preserve">If</w:t>
+        </w:r>
+      </w:ins>
+      <w:ins w:id="198" w:author="PR Preview" w:date="2026-01-01T00:00:00Z">
+        <w:r>
+          <w:t xml:space="preserve"> </w:t>
+        </w:r>
+      </w:ins>
+      <m:oMath>
+        <m:r>
+          <m:t>f</m:t>
+        </m:r>
+        <m:r>
+          <m:rPr>
+            <m:sty m:val="p"/>
+          </m:rPr>
+          <m:t>≥</m:t>
+        </m:r>
+        <m:r>
+          <m:t>0</m:t>
+        </m:r>
+      </m:oMath>
+      <w:ins w:id="199" w:author="PR Preview" w:date="2026-01-01T00:00:00Z">
+        <w:r>
+          <w:t xml:space="preserve"> </w:t>
+        </w:r>
+      </w:ins>
+      <w:hyperlink r:id="rId61">
+        <w:ins w:id="200" w:author="PR Preview" w:date="2026-01-01T00:00:00Z">
+          <w:r>
+            <w:rPr>
+              <w:rStyle w:val="Hyperlink"/>
+            </w:rPr>
+            <w:t xml:space="preserve">almost everywhere</w:t>
+          </w:r>
+        </w:ins>
+      </w:hyperlink>
+      <w:ins w:id="201" w:author="PR Preview" w:date="2026-01-01T00:00:00Z">
+        <w:r>
+          <w:t xml:space="preserve"> </w:t>
+        </w:r>
+      </w:ins>
+      <w:ins w:id="202" w:author="PR Preview" w:date="2026-01-01T00:00:00Z">
+        <w:r>
+          <w:t xml:space="preserve">with respect to the</w:t>
+        </w:r>
+      </w:ins>
+      <w:ins w:id="203" w:author="PR Preview" w:date="2026-01-01T00:00:00Z">
+        <w:r>
+          <w:t xml:space="preserve"> </w:t>
+        </w:r>
+      </w:ins>
+      <w:hyperlink r:id="rId62">
+        <w:ins w:id="204" w:author="PR Preview" w:date="2026-01-01T00:00:00Z">
+          <w:r>
+            <w:rPr>
+              <w:rStyle w:val="Hyperlink"/>
+            </w:rPr>
+            <w:t xml:space="preserve">product measure</w:t>
+          </w:r>
+        </w:ins>
+      </w:hyperlink>
+      <w:ins w:id="205" w:author="PR Preview" w:date="2026-01-01T00:00:00Z">
+        <w:r>
+          <w:t xml:space="preserve"> </w:t>
+        </w:r>
+      </w:ins>
+      <m:oMath>
+        <m:sSub>
+          <m:e>
+            <m:r>
+              <m:t>μ</m:t>
+            </m:r>
+          </m:e>
+          <m:sub>
+            <m:r>
+              <m:t>1</m:t>
+            </m:r>
+          </m:sub>
+        </m:sSub>
+        <m:r>
+          <m:rPr>
+            <m:sty m:val="p"/>
+          </m:rPr>
+          <m:t>⊗</m:t>
+        </m:r>
+        <m:sSub>
+          <m:e>
+            <m:r>
+              <m:t>μ</m:t>
+            </m:r>
+          </m:e>
+          <m:sub>
+            <m:r>
+              <m:t>2</m:t>
+            </m:r>
+          </m:sub>
+        </m:sSub>
+      </m:oMath>
+      <w:ins w:id="206" w:author="PR Preview" w:date="2026-01-01T00:00:00Z">
+        <w:r>
+          <w:t xml:space="preserve">,</w:t>
+        </w:r>
+      </w:ins>
+      <w:ins w:id="207" w:author="PR Preview" w:date="2026-01-01T00:00:00Z">
+        <w:r>
+          <w:t xml:space="preserve"> </w:t>
+        </w:r>
+      </w:ins>
+      <w:ins w:id="208" w:author="PR Preview" w:date="2026-01-01T00:00:00Z">
+        <w:r>
+          <w:t xml:space="preserve">then both iterated</w:t>
+        </w:r>
+      </w:ins>
+      <w:ins w:id="209" w:author="PR Preview" w:date="2026-01-01T00:00:00Z">
+        <w:r>
+          <w:t xml:space="preserve"> </w:t>
+        </w:r>
+      </w:ins>
+      <w:hyperlink r:id="rId63">
+        <w:ins w:id="210" w:author="PR Preview" w:date="2026-01-01T00:00:00Z">
+          <w:r>
+            <w:rPr>
+              <w:rStyle w:val="Hyperlink"/>
+            </w:rPr>
+            <w:t xml:space="preserve">integrals</w:t>
+          </w:r>
+        </w:ins>
+      </w:hyperlink>
+      <w:ins w:id="211" w:author="PR Preview" w:date="2026-01-01T00:00:00Z">
+        <w:r>
+          <w:t xml:space="preserve"> </w:t>
+        </w:r>
+      </w:ins>
+      <w:ins w:id="212" w:author="PR Preview" w:date="2026-01-01T00:00:00Z">
+        <w:r>
+          <w:t xml:space="preserve">exist (possibly equal to</w:t>
+        </w:r>
+      </w:ins>
+      <w:ins w:id="213" w:author="PR Preview" w:date="2026-01-01T00:00:00Z">
+        <w:r>
+          <w:t xml:space="preserve"> </w:t>
+        </w:r>
+      </w:ins>
+      <m:oMath>
+        <m:r>
           <m:rPr>
             <m:sty m:val="p"/>
           </m:rPr>
@@ -27393,21 +28833,31 @@
           <m:t>∞</m:t>
         </m:r>
       </m:oMath>
-      <w:r>
-        <w:t xml:space="preserve">),</w:t>
-      </w:r>
-      <w:r>
-        <w:t xml:space="preserve"> </w:t>
-      </w:r>
-      <w:r>
-        <w:t xml:space="preserve">agree with the double integral,</w:t>
-      </w:r>
-      <w:r>
-        <w:t xml:space="preserve"> </w:t>
-      </w:r>
-      <w:r>
-        <w:t xml:space="preserve">and equal each other:</w:t>
-      </w:r>
+      <w:ins w:id="214" w:author="PR Preview" w:date="2026-01-01T00:00:00Z">
+        <w:r>
+          <w:t xml:space="preserve">),</w:t>
+        </w:r>
+      </w:ins>
+      <w:ins w:id="215" w:author="PR Preview" w:date="2026-01-01T00:00:00Z">
+        <w:r>
+          <w:t xml:space="preserve"> </w:t>
+        </w:r>
+      </w:ins>
+      <w:ins w:id="216" w:author="PR Preview" w:date="2026-01-01T00:00:00Z">
+        <w:r>
+          <w:t xml:space="preserve">agree with the double integral,</w:t>
+        </w:r>
+      </w:ins>
+      <w:ins w:id="217" w:author="PR Preview" w:date="2026-01-01T00:00:00Z">
+        <w:r>
+          <w:t xml:space="preserve"> </w:t>
+        </w:r>
+      </w:ins>
+      <w:ins w:id="218" w:author="PR Preview" w:date="2026-01-01T00:00:00Z">
+        <w:r>
+          <w:t xml:space="preserve">and equal each other:</w:t>
+        </w:r>
+      </w:ins>
     </w:p>
     <w:p>
       <w:pPr>
@@ -27987,22 +29437,30 @@
       <w:pPr>
         <w:pStyle w:val="BodyText"/>
       </w:pPr>
-      <w:r>
-        <w:rPr>
-          <w:b/>
-          <w:bCs/>
-        </w:rPr>
-        <w:t xml:space="preserve">Theorem 3 (Fubini’s theorem (measure-theoretic form))</w:t>
-      </w:r>
-      <w:r>
-        <w:t xml:space="preserve"> </w:t>
-      </w:r>
-      <w:r>
-        <w:t xml:space="preserve">Let</w:t>
-      </w:r>
-      <w:r>
-        <w:t xml:space="preserve"> </w:t>
-      </w:r>
+      <w:del w:id="219" w:author="PR Preview" w:date="2026-01-01T00:00:00Z">
+        <w:r>
+          <w:rPr>
+            <w:b/>
+            <w:bCs/>
+          </w:rPr>
+          <w:delText xml:space="preserve">Theorem 5 (Fubini’s theorem (measure-theoretic form))</w:delText>
+        </w:r>
+      </w:del>
+      <w:del w:id="220" w:author="PR Preview" w:date="2026-01-01T00:00:00Z">
+        <w:r>
+          <w:delText xml:space="preserve"> </w:delText>
+        </w:r>
+      </w:del>
+      <w:del w:id="221" w:author="PR Preview" w:date="2026-01-01T00:00:00Z">
+        <w:r>
+          <w:delText xml:space="preserve">Let</w:delText>
+        </w:r>
+      </w:del>
+      <w:del w:id="222" w:author="PR Preview" w:date="2026-01-01T00:00:00Z">
+        <w:r>
+          <w:delText xml:space="preserve"> </w:delText>
+        </w:r>
+      </w:del>
       <m:oMath>
         <m:r>
           <m:rPr>
@@ -28072,15 +29530,21 @@
           <m:t>)</m:t>
         </m:r>
       </m:oMath>
-      <w:r>
-        <w:t xml:space="preserve"> </w:t>
-      </w:r>
-      <w:r>
-        <w:t xml:space="preserve">and</w:t>
-      </w:r>
-      <w:r>
-        <w:t xml:space="preserve"> </w:t>
-      </w:r>
+      <w:del w:id="223" w:author="PR Preview" w:date="2026-01-01T00:00:00Z">
+        <w:r>
+          <w:delText xml:space="preserve"> </w:delText>
+        </w:r>
+      </w:del>
+      <w:del w:id="224" w:author="PR Preview" w:date="2026-01-01T00:00:00Z">
+        <w:r>
+          <w:delText xml:space="preserve">and</w:delText>
+        </w:r>
+      </w:del>
+      <w:del w:id="225" w:author="PR Preview" w:date="2026-01-01T00:00:00Z">
+        <w:r>
+          <w:delText xml:space="preserve"> </w:delText>
+        </w:r>
+      </w:del>
       <m:oMath>
         <m:r>
           <m:rPr>
@@ -28150,60 +29614,86 @@
           <m:t>)</m:t>
         </m:r>
       </m:oMath>
-      <w:r>
-        <w:t xml:space="preserve"> </w:t>
-      </w:r>
-      <w:r>
-        <w:t xml:space="preserve">be</w:t>
-      </w:r>
-      <w:r>
-        <w:t xml:space="preserve"> </w:t>
-      </w:r>
+      <w:del w:id="226" w:author="PR Preview" w:date="2026-01-01T00:00:00Z">
+        <w:r>
+          <w:delText xml:space="preserve"> </w:delText>
+        </w:r>
+      </w:del>
+      <w:del w:id="227" w:author="PR Preview" w:date="2026-01-01T00:00:00Z">
+        <w:r>
+          <w:delText xml:space="preserve">be</w:delText>
+        </w:r>
+      </w:del>
+      <w:del w:id="228" w:author="PR Preview" w:date="2026-01-01T00:00:00Z">
+        <w:r>
+          <w:delText xml:space="preserve"> </w:delText>
+        </w:r>
+      </w:del>
       <w:hyperlink r:id="rId58">
-        <w:r>
-          <w:rPr>
-            <w:rStyle w:val="Hyperlink"/>
-          </w:rPr>
-          <w:t xml:space="preserve">measure spaces</w:t>
-        </w:r>
+        <w:del w:id="229" w:author="PR Preview" w:date="2026-01-01T00:00:00Z">
+          <w:r>
+            <w:rPr>
+              <w:rStyle w:val="Hyperlink"/>
+            </w:rPr>
+            <w:delText xml:space="preserve">measure spaces</w:delText>
+          </w:r>
+        </w:del>
       </w:hyperlink>
-      <w:r>
-        <w:t xml:space="preserve"> </w:t>
-      </w:r>
-      <w:r>
-        <w:t xml:space="preserve">with</w:t>
-      </w:r>
-      <w:r>
-        <w:t xml:space="preserve"> </w:t>
-      </w:r>
+      <w:del w:id="230" w:author="PR Preview" w:date="2026-01-01T00:00:00Z">
+        <w:r>
+          <w:delText xml:space="preserve"> </w:delText>
+        </w:r>
+      </w:del>
+      <w:del w:id="231" w:author="PR Preview" w:date="2026-01-01T00:00:00Z">
+        <w:r>
+          <w:delText xml:space="preserve">with</w:delText>
+        </w:r>
+      </w:del>
+      <w:del w:id="232" w:author="PR Preview" w:date="2026-01-01T00:00:00Z">
+        <w:r>
+          <w:delText xml:space="preserve"> </w:delText>
+        </w:r>
+      </w:del>
       <w:hyperlink r:id="rId9">
         <m:oMath>
           <m:r>
             <m:t>σ</m:t>
           </m:r>
         </m:oMath>
-        <w:r>
-          <w:rPr>
-            <w:rStyle w:val="Hyperlink"/>
-          </w:rPr>
-          <w:t xml:space="preserve">-finite</w:t>
-        </w:r>
+        <w:del w:id="233" w:author="PR Preview" w:date="2026-01-01T00:00:00Z">
+          <w:r>
+            <w:rPr>
+              <w:rStyle w:val="Hyperlink"/>
+            </w:rPr>
+            <w:delText xml:space="preserve">-finite</w:delText>
+          </w:r>
+        </w:del>
       </w:hyperlink>
-      <w:r>
-        <w:t xml:space="preserve"> </w:t>
-      </w:r>
-      <w:r>
-        <w:t xml:space="preserve">measures,</w:t>
-      </w:r>
-      <w:r>
-        <w:t xml:space="preserve"> </w:t>
-      </w:r>
-      <w:r>
-        <w:t xml:space="preserve">and let</w:t>
-      </w:r>
-      <w:r>
-        <w:t xml:space="preserve"> </w:t>
-      </w:r>
+      <w:del w:id="234" w:author="PR Preview" w:date="2026-01-01T00:00:00Z">
+        <w:r>
+          <w:delText xml:space="preserve"> </w:delText>
+        </w:r>
+      </w:del>
+      <w:del w:id="235" w:author="PR Preview" w:date="2026-01-01T00:00:00Z">
+        <w:r>
+          <w:delText xml:space="preserve">measures,</w:delText>
+        </w:r>
+      </w:del>
+      <w:del w:id="236" w:author="PR Preview" w:date="2026-01-01T00:00:00Z">
+        <w:r>
+          <w:delText xml:space="preserve"> </w:delText>
+        </w:r>
+      </w:del>
+      <w:del w:id="237" w:author="PR Preview" w:date="2026-01-01T00:00:00Z">
+        <w:r>
+          <w:delText xml:space="preserve">and let</w:delText>
+        </w:r>
+      </w:del>
+      <w:del w:id="238" w:author="PR Preview" w:date="2026-01-01T00:00:00Z">
+        <w:r>
+          <w:delText xml:space="preserve"> </w:delText>
+        </w:r>
+      </w:del>
       <m:oMath>
         <m:r>
           <m:t>f</m:t>
@@ -28264,60 +29754,82 @@
           <m:t>R</m:t>
         </m:r>
       </m:oMath>
-      <w:r>
-        <w:t xml:space="preserve"> </w:t>
-      </w:r>
-      <w:r>
-        <w:t xml:space="preserve">be</w:t>
-      </w:r>
-      <w:r>
-        <w:t xml:space="preserve"> </w:t>
-      </w:r>
+      <w:del w:id="239" w:author="PR Preview" w:date="2026-01-01T00:00:00Z">
+        <w:r>
+          <w:delText xml:space="preserve"> </w:delText>
+        </w:r>
+      </w:del>
+      <w:del w:id="240" w:author="PR Preview" w:date="2026-01-01T00:00:00Z">
+        <w:r>
+          <w:delText xml:space="preserve">be</w:delText>
+        </w:r>
+      </w:del>
+      <w:del w:id="241" w:author="PR Preview" w:date="2026-01-01T00:00:00Z">
+        <w:r>
+          <w:delText xml:space="preserve"> </w:delText>
+        </w:r>
+      </w:del>
       <w:hyperlink r:id="rId59">
-        <w:r>
-          <w:rPr>
-            <w:rStyle w:val="Hyperlink"/>
-          </w:rPr>
-          <w:t xml:space="preserve">measurable</w:t>
-        </w:r>
+        <w:del w:id="242" w:author="PR Preview" w:date="2026-01-01T00:00:00Z">
+          <w:r>
+            <w:rPr>
+              <w:rStyle w:val="Hyperlink"/>
+            </w:rPr>
+            <w:delText xml:space="preserve">measurable</w:delText>
+          </w:r>
+        </w:del>
       </w:hyperlink>
-      <w:r>
-        <w:t xml:space="preserve"> </w:t>
-      </w:r>
-      <w:r>
-        <w:t xml:space="preserve">with respect to the</w:t>
-      </w:r>
-      <w:r>
-        <w:t xml:space="preserve"> </w:t>
-      </w:r>
+      <w:del w:id="243" w:author="PR Preview" w:date="2026-01-01T00:00:00Z">
+        <w:r>
+          <w:delText xml:space="preserve"> </w:delText>
+        </w:r>
+      </w:del>
+      <w:del w:id="244" w:author="PR Preview" w:date="2026-01-01T00:00:00Z">
+        <w:r>
+          <w:delText xml:space="preserve">with respect to the</w:delText>
+        </w:r>
+      </w:del>
+      <w:del w:id="245" w:author="PR Preview" w:date="2026-01-01T00:00:00Z">
+        <w:r>
+          <w:delText xml:space="preserve"> </w:delText>
+        </w:r>
+      </w:del>
       <w:hyperlink r:id="rId60">
-        <w:r>
-          <w:rPr>
-            <w:rStyle w:val="Hyperlink"/>
-          </w:rPr>
-          <w:t xml:space="preserve">product</w:t>
-        </w:r>
-        <w:r>
-          <w:rPr>
-            <w:rStyle w:val="Hyperlink"/>
-          </w:rPr>
-          <w:t xml:space="preserve"> </w:t>
-        </w:r>
+        <w:del w:id="246" w:author="PR Preview" w:date="2026-01-01T00:00:00Z">
+          <w:r>
+            <w:rPr>
+              <w:rStyle w:val="Hyperlink"/>
+            </w:rPr>
+            <w:delText xml:space="preserve">product</w:delText>
+          </w:r>
+        </w:del>
+        <w:del w:id="247" w:author="PR Preview" w:date="2026-01-01T00:00:00Z">
+          <w:r>
+            <w:rPr>
+              <w:rStyle w:val="Hyperlink"/>
+            </w:rPr>
+            <w:delText xml:space="preserve"> </w:delText>
+          </w:r>
+        </w:del>
         <m:oMath>
           <m:r>
             <m:t>σ</m:t>
           </m:r>
         </m:oMath>
-        <w:r>
-          <w:rPr>
-            <w:rStyle w:val="Hyperlink"/>
-          </w:rPr>
-          <w:t xml:space="preserve">-algebra</w:t>
-        </w:r>
+        <w:del w:id="248" w:author="PR Preview" w:date="2026-01-01T00:00:00Z">
+          <w:r>
+            <w:rPr>
+              <w:rStyle w:val="Hyperlink"/>
+            </w:rPr>
+            <w:delText xml:space="preserve">-algebra</w:delText>
+          </w:r>
+        </w:del>
       </w:hyperlink>
-      <w:r>
-        <w:t xml:space="preserve"> </w:t>
-      </w:r>
+      <w:del w:id="249" w:author="PR Preview" w:date="2026-01-01T00:00:00Z">
+        <w:r>
+          <w:delText xml:space="preserve"> </w:delText>
+        </w:r>
+      </w:del>
       <m:oMath>
         <m:sSub>
           <m:e>
@@ -28358,18 +29870,26 @@
           </m:sub>
         </m:sSub>
       </m:oMath>
-      <w:r>
-        <w:t xml:space="preserve">.</w:t>
-      </w:r>
-      <w:r>
-        <w:t xml:space="preserve"> </w:t>
-      </w:r>
-      <w:r>
-        <w:t xml:space="preserve">If</w:t>
-      </w:r>
-      <w:r>
-        <w:t xml:space="preserve"> </w:t>
-      </w:r>
+      <w:del w:id="250" w:author="PR Preview" w:date="2026-01-01T00:00:00Z">
+        <w:r>
+          <w:delText xml:space="preserve">.</w:delText>
+        </w:r>
+      </w:del>
+      <w:del w:id="251" w:author="PR Preview" w:date="2026-01-01T00:00:00Z">
+        <w:r>
+          <w:delText xml:space="preserve"> </w:delText>
+        </w:r>
+      </w:del>
+      <w:del w:id="252" w:author="PR Preview" w:date="2026-01-01T00:00:00Z">
+        <w:r>
+          <w:delText xml:space="preserve">If</w:delText>
+        </w:r>
+      </w:del>
+      <w:del w:id="253" w:author="PR Preview" w:date="2026-01-01T00:00:00Z">
+        <w:r>
+          <w:delText xml:space="preserve"> </w:delText>
+        </w:r>
+      </w:del>
       <m:oMath>
         <m:nary>
           <m:naryPr>
@@ -28504,78 +30024,818 @@
           <m:t>∞</m:t>
         </m:r>
       </m:oMath>
-      <w:r>
-        <w:t xml:space="preserve">,</w:t>
-      </w:r>
-      <w:r>
-        <w:t xml:space="preserve"> </w:t>
-      </w:r>
-      <w:r>
-        <w:t xml:space="preserve">that is,</w:t>
-      </w:r>
-      <w:r>
-        <w:t xml:space="preserve"> </w:t>
-      </w:r>
+      <w:del w:id="254" w:author="PR Preview" w:date="2026-01-01T00:00:00Z">
+        <w:r>
+          <w:delText xml:space="preserve">,</w:delText>
+        </w:r>
+      </w:del>
+      <w:del w:id="255" w:author="PR Preview" w:date="2026-01-01T00:00:00Z">
+        <w:r>
+          <w:delText xml:space="preserve"> </w:delText>
+        </w:r>
+      </w:del>
+      <w:del w:id="256" w:author="PR Preview" w:date="2026-01-01T00:00:00Z">
+        <w:r>
+          <w:delText xml:space="preserve">that is,</w:delText>
+        </w:r>
+      </w:del>
+      <w:del w:id="257" w:author="PR Preview" w:date="2026-01-01T00:00:00Z">
+        <w:r>
+          <w:delText xml:space="preserve"> </w:delText>
+        </w:r>
+      </w:del>
       <m:oMath>
         <m:r>
           <m:t>f</m:t>
         </m:r>
       </m:oMath>
-      <w:r>
-        <w:t xml:space="preserve"> </w:t>
-      </w:r>
-      <w:r>
-        <w:t xml:space="preserve">is</w:t>
-      </w:r>
-      <w:r>
-        <w:t xml:space="preserve"> </w:t>
-      </w:r>
+      <w:del w:id="258" w:author="PR Preview" w:date="2026-01-01T00:00:00Z">
+        <w:r>
+          <w:delText xml:space="preserve"> </w:delText>
+        </w:r>
+      </w:del>
+      <w:del w:id="259" w:author="PR Preview" w:date="2026-01-01T00:00:00Z">
+        <w:r>
+          <w:delText xml:space="preserve">is</w:delText>
+        </w:r>
+      </w:del>
+      <w:del w:id="260" w:author="PR Preview" w:date="2026-01-01T00:00:00Z">
+        <w:r>
+          <w:delText xml:space="preserve"> </w:delText>
+        </w:r>
+      </w:del>
       <w:hyperlink r:id="rId65">
+        <w:del w:id="261" w:author="PR Preview" w:date="2026-01-01T00:00:00Z">
+          <w:r>
+            <w:rPr>
+              <w:rStyle w:val="Hyperlink"/>
+            </w:rPr>
+            <w:delText xml:space="preserve">absolutely integrable</w:delText>
+          </w:r>
+        </w:del>
+      </w:hyperlink>
+      <w:del w:id="262" w:author="PR Preview" w:date="2026-01-01T00:00:00Z">
+        <w:r>
+          <w:delText xml:space="preserve">,</w:delText>
+        </w:r>
+      </w:del>
+      <w:del w:id="263" w:author="PR Preview" w:date="2026-01-01T00:00:00Z">
+        <w:r>
+          <w:delText xml:space="preserve"> </w:delText>
+        </w:r>
+      </w:del>
+      <w:del w:id="264" w:author="PR Preview" w:date="2026-01-01T00:00:00Z">
+        <w:r>
+          <w:delText xml:space="preserve">then both iterated</w:delText>
+        </w:r>
+      </w:del>
+      <w:del w:id="265" w:author="PR Preview" w:date="2026-01-01T00:00:00Z">
+        <w:r>
+          <w:delText xml:space="preserve"> </w:delText>
+        </w:r>
+      </w:del>
+      <w:hyperlink r:id="rId63">
+        <w:del w:id="266" w:author="PR Preview" w:date="2026-01-01T00:00:00Z">
+          <w:r>
+            <w:rPr>
+              <w:rStyle w:val="Hyperlink"/>
+            </w:rPr>
+            <w:delText xml:space="preserve">integrals</w:delText>
+          </w:r>
+        </w:del>
+      </w:hyperlink>
+      <w:del w:id="267" w:author="PR Preview" w:date="2026-01-01T00:00:00Z">
+        <w:r>
+          <w:delText xml:space="preserve"> </w:delText>
+        </w:r>
+      </w:del>
+      <w:del w:id="268" w:author="PR Preview" w:date="2026-01-01T00:00:00Z">
+        <w:r>
+          <w:delText xml:space="preserve">exist,</w:delText>
+        </w:r>
+      </w:del>
+      <w:del w:id="269" w:author="PR Preview" w:date="2026-01-01T00:00:00Z">
+        <w:r>
+          <w:delText xml:space="preserve"> </w:delText>
+        </w:r>
+      </w:del>
+      <w:del w:id="270" w:author="PR Preview" w:date="2026-01-01T00:00:00Z">
+        <w:r>
+          <w:delText xml:space="preserve">agree with the double integral,</w:delText>
+        </w:r>
+      </w:del>
+      <w:del w:id="271" w:author="PR Preview" w:date="2026-01-01T00:00:00Z">
+        <w:r>
+          <w:delText xml:space="preserve"> </w:delText>
+        </w:r>
+      </w:del>
+      <w:del w:id="272" w:author="PR Preview" w:date="2026-01-01T00:00:00Z">
+        <w:r>
+          <w:delText xml:space="preserve">and equal each other:</w:delText>
+        </w:r>
+      </w:del>
+    </w:p>
+    <w:p>
+      <w:pPr>
+        <w:pStyle w:val="BodyText"/>
+      </w:pPr>
+      <w:ins w:id="273" w:author="PR Preview" w:date="2026-01-01T00:00:00Z">
         <w:r>
           <w:rPr>
-            <w:rStyle w:val="Hyperlink"/>
+            <w:b/>
+            <w:bCs/>
           </w:rPr>
-          <w:t xml:space="preserve">absolutely integrable</w:t>
-        </w:r>
+          <w:t xml:space="preserve">Theorem 3 (Fubini’s theorem (measure-theoretic form))</w:t>
+        </w:r>
+      </w:ins>
+      <w:ins w:id="274" w:author="PR Preview" w:date="2026-01-01T00:00:00Z">
+        <w:r>
+          <w:t xml:space="preserve"> </w:t>
+        </w:r>
+      </w:ins>
+      <w:ins w:id="275" w:author="PR Preview" w:date="2026-01-01T00:00:00Z">
+        <w:r>
+          <w:t xml:space="preserve">Let</w:t>
+        </w:r>
+      </w:ins>
+      <w:ins w:id="276" w:author="PR Preview" w:date="2026-01-01T00:00:00Z">
+        <w:r>
+          <w:t xml:space="preserve"> </w:t>
+        </w:r>
+      </w:ins>
+      <m:oMath>
+        <m:r>
+          <m:rPr>
+            <m:sty m:val="p"/>
+          </m:rPr>
+          <m:t>(</m:t>
+        </m:r>
+        <m:sSub>
+          <m:e>
+            <m:r>
+              <m:rPr>
+                <m:sty m:val="p"/>
+              </m:rPr>
+              <m:t>Ω</m:t>
+            </m:r>
+          </m:e>
+          <m:sub>
+            <m:r>
+              <m:t>1</m:t>
+            </m:r>
+          </m:sub>
+        </m:sSub>
+        <m:r>
+          <m:rPr>
+            <m:sty m:val="p"/>
+          </m:rPr>
+          <m:t>,</m:t>
+        </m:r>
+        <m:sSub>
+          <m:e>
+            <m:r>
+              <m:rPr>
+                <m:scr m:val="script"/>
+                <m:sty m:val="p"/>
+              </m:rPr>
+              <m:t>F</m:t>
+            </m:r>
+          </m:e>
+          <m:sub>
+            <m:r>
+              <m:t>1</m:t>
+            </m:r>
+          </m:sub>
+        </m:sSub>
+        <m:r>
+          <m:rPr>
+            <m:sty m:val="p"/>
+          </m:rPr>
+          <m:t>,</m:t>
+        </m:r>
+        <m:sSub>
+          <m:e>
+            <m:r>
+              <m:t>μ</m:t>
+            </m:r>
+          </m:e>
+          <m:sub>
+            <m:r>
+              <m:t>1</m:t>
+            </m:r>
+          </m:sub>
+        </m:sSub>
+        <m:r>
+          <m:rPr>
+            <m:sty m:val="p"/>
+          </m:rPr>
+          <m:t>)</m:t>
+        </m:r>
+      </m:oMath>
+      <w:ins w:id="277" w:author="PR Preview" w:date="2026-01-01T00:00:00Z">
+        <w:r>
+          <w:t xml:space="preserve"> </w:t>
+        </w:r>
+      </w:ins>
+      <w:ins w:id="278" w:author="PR Preview" w:date="2026-01-01T00:00:00Z">
+        <w:r>
+          <w:t xml:space="preserve">and</w:t>
+        </w:r>
+      </w:ins>
+      <w:ins w:id="279" w:author="PR Preview" w:date="2026-01-01T00:00:00Z">
+        <w:r>
+          <w:t xml:space="preserve"> </w:t>
+        </w:r>
+      </w:ins>
+      <m:oMath>
+        <m:r>
+          <m:rPr>
+            <m:sty m:val="p"/>
+          </m:rPr>
+          <m:t>(</m:t>
+        </m:r>
+        <m:sSub>
+          <m:e>
+            <m:r>
+              <m:rPr>
+                <m:sty m:val="p"/>
+              </m:rPr>
+              <m:t>Ω</m:t>
+            </m:r>
+          </m:e>
+          <m:sub>
+            <m:r>
+              <m:t>2</m:t>
+            </m:r>
+          </m:sub>
+        </m:sSub>
+        <m:r>
+          <m:rPr>
+            <m:sty m:val="p"/>
+          </m:rPr>
+          <m:t>,</m:t>
+        </m:r>
+        <m:sSub>
+          <m:e>
+            <m:r>
+              <m:rPr>
+                <m:scr m:val="script"/>
+                <m:sty m:val="p"/>
+              </m:rPr>
+              <m:t>F</m:t>
+            </m:r>
+          </m:e>
+          <m:sub>
+            <m:r>
+              <m:t>2</m:t>
+            </m:r>
+          </m:sub>
+        </m:sSub>
+        <m:r>
+          <m:rPr>
+            <m:sty m:val="p"/>
+          </m:rPr>
+          <m:t>,</m:t>
+        </m:r>
+        <m:sSub>
+          <m:e>
+            <m:r>
+              <m:t>μ</m:t>
+            </m:r>
+          </m:e>
+          <m:sub>
+            <m:r>
+              <m:t>2</m:t>
+            </m:r>
+          </m:sub>
+        </m:sSub>
+        <m:r>
+          <m:rPr>
+            <m:sty m:val="p"/>
+          </m:rPr>
+          <m:t>)</m:t>
+        </m:r>
+      </m:oMath>
+      <w:ins w:id="280" w:author="PR Preview" w:date="2026-01-01T00:00:00Z">
+        <w:r>
+          <w:t xml:space="preserve"> </w:t>
+        </w:r>
+      </w:ins>
+      <w:ins w:id="281" w:author="PR Preview" w:date="2026-01-01T00:00:00Z">
+        <w:r>
+          <w:t xml:space="preserve">be</w:t>
+        </w:r>
+      </w:ins>
+      <w:ins w:id="282" w:author="PR Preview" w:date="2026-01-01T00:00:00Z">
+        <w:r>
+          <w:t xml:space="preserve"> </w:t>
+        </w:r>
+      </w:ins>
+      <w:hyperlink r:id="rId58">
+        <w:ins w:id="283" w:author="PR Preview" w:date="2026-01-01T00:00:00Z">
+          <w:r>
+            <w:rPr>
+              <w:rStyle w:val="Hyperlink"/>
+            </w:rPr>
+            <w:t xml:space="preserve">measure spaces</w:t>
+          </w:r>
+        </w:ins>
       </w:hyperlink>
-      <w:r>
-        <w:t xml:space="preserve">,</w:t>
-      </w:r>
-      <w:r>
-        <w:t xml:space="preserve"> </w:t>
-      </w:r>
-      <w:r>
-        <w:t xml:space="preserve">then both iterated</w:t>
-      </w:r>
-      <w:r>
-        <w:t xml:space="preserve"> </w:t>
-      </w:r>
+      <w:ins w:id="284" w:author="PR Preview" w:date="2026-01-01T00:00:00Z">
+        <w:r>
+          <w:t xml:space="preserve"> </w:t>
+        </w:r>
+      </w:ins>
+      <w:ins w:id="285" w:author="PR Preview" w:date="2026-01-01T00:00:00Z">
+        <w:r>
+          <w:t xml:space="preserve">with</w:t>
+        </w:r>
+      </w:ins>
+      <w:ins w:id="286" w:author="PR Preview" w:date="2026-01-01T00:00:00Z">
+        <w:r>
+          <w:t xml:space="preserve"> </w:t>
+        </w:r>
+      </w:ins>
+      <w:hyperlink r:id="rId9">
+        <m:oMath>
+          <m:r>
+            <m:t>σ</m:t>
+          </m:r>
+        </m:oMath>
+        <w:ins w:id="287" w:author="PR Preview" w:date="2026-01-01T00:00:00Z">
+          <w:r>
+            <w:rPr>
+              <w:rStyle w:val="Hyperlink"/>
+            </w:rPr>
+            <w:t xml:space="preserve">-finite</w:t>
+          </w:r>
+        </w:ins>
+      </w:hyperlink>
+      <w:ins w:id="288" w:author="PR Preview" w:date="2026-01-01T00:00:00Z">
+        <w:r>
+          <w:t xml:space="preserve"> </w:t>
+        </w:r>
+      </w:ins>
+      <w:ins w:id="289" w:author="PR Preview" w:date="2026-01-01T00:00:00Z">
+        <w:r>
+          <w:t xml:space="preserve">measures,</w:t>
+        </w:r>
+      </w:ins>
+      <w:ins w:id="290" w:author="PR Preview" w:date="2026-01-01T00:00:00Z">
+        <w:r>
+          <w:t xml:space="preserve"> </w:t>
+        </w:r>
+      </w:ins>
+      <w:ins w:id="291" w:author="PR Preview" w:date="2026-01-01T00:00:00Z">
+        <w:r>
+          <w:t xml:space="preserve">and let</w:t>
+        </w:r>
+      </w:ins>
+      <w:ins w:id="292" w:author="PR Preview" w:date="2026-01-01T00:00:00Z">
+        <w:r>
+          <w:t xml:space="preserve"> </w:t>
+        </w:r>
+      </w:ins>
+      <m:oMath>
+        <m:r>
+          <m:t>f</m:t>
+        </m:r>
+        <m:r>
+          <m:rPr>
+            <m:sty m:val="p"/>
+          </m:rPr>
+          <m:t>:</m:t>
+        </m:r>
+        <m:sSub>
+          <m:e>
+            <m:r>
+              <m:rPr>
+                <m:sty m:val="p"/>
+              </m:rPr>
+              <m:t>Ω</m:t>
+            </m:r>
+          </m:e>
+          <m:sub>
+            <m:r>
+              <m:t>1</m:t>
+            </m:r>
+          </m:sub>
+        </m:sSub>
+        <m:r>
+          <m:rPr>
+            <m:sty m:val="p"/>
+          </m:rPr>
+          <m:t>×</m:t>
+        </m:r>
+        <m:sSub>
+          <m:e>
+            <m:r>
+              <m:rPr>
+                <m:sty m:val="p"/>
+              </m:rPr>
+              <m:t>Ω</m:t>
+            </m:r>
+          </m:e>
+          <m:sub>
+            <m:r>
+              <m:t>2</m:t>
+            </m:r>
+          </m:sub>
+        </m:sSub>
+        <m:r>
+          <m:rPr>
+            <m:sty m:val="p"/>
+          </m:rPr>
+          <m:t>→</m:t>
+        </m:r>
+        <m:r>
+          <m:rPr>
+            <m:scr m:val="double-struck"/>
+            <m:sty m:val="p"/>
+          </m:rPr>
+          <m:t>R</m:t>
+        </m:r>
+      </m:oMath>
+      <w:ins w:id="293" w:author="PR Preview" w:date="2026-01-01T00:00:00Z">
+        <w:r>
+          <w:t xml:space="preserve"> </w:t>
+        </w:r>
+      </w:ins>
+      <w:ins w:id="294" w:author="PR Preview" w:date="2026-01-01T00:00:00Z">
+        <w:r>
+          <w:t xml:space="preserve">be</w:t>
+        </w:r>
+      </w:ins>
+      <w:ins w:id="295" w:author="PR Preview" w:date="2026-01-01T00:00:00Z">
+        <w:r>
+          <w:t xml:space="preserve"> </w:t>
+        </w:r>
+      </w:ins>
+      <w:hyperlink r:id="rId59">
+        <w:ins w:id="296" w:author="PR Preview" w:date="2026-01-01T00:00:00Z">
+          <w:r>
+            <w:rPr>
+              <w:rStyle w:val="Hyperlink"/>
+            </w:rPr>
+            <w:t xml:space="preserve">measurable</w:t>
+          </w:r>
+        </w:ins>
+      </w:hyperlink>
+      <w:ins w:id="297" w:author="PR Preview" w:date="2026-01-01T00:00:00Z">
+        <w:r>
+          <w:t xml:space="preserve"> </w:t>
+        </w:r>
+      </w:ins>
+      <w:ins w:id="298" w:author="PR Preview" w:date="2026-01-01T00:00:00Z">
+        <w:r>
+          <w:t xml:space="preserve">with respect to the</w:t>
+        </w:r>
+      </w:ins>
+      <w:ins w:id="299" w:author="PR Preview" w:date="2026-01-01T00:00:00Z">
+        <w:r>
+          <w:t xml:space="preserve"> </w:t>
+        </w:r>
+      </w:ins>
+      <w:hyperlink r:id="rId60">
+        <w:ins w:id="300" w:author="PR Preview" w:date="2026-01-01T00:00:00Z">
+          <w:r>
+            <w:rPr>
+              <w:rStyle w:val="Hyperlink"/>
+            </w:rPr>
+            <w:t xml:space="preserve">product</w:t>
+          </w:r>
+        </w:ins>
+        <w:ins w:id="301" w:author="PR Preview" w:date="2026-01-01T00:00:00Z">
+          <w:r>
+            <w:rPr>
+              <w:rStyle w:val="Hyperlink"/>
+            </w:rPr>
+            <w:t xml:space="preserve"> </w:t>
+          </w:r>
+        </w:ins>
+        <m:oMath>
+          <m:r>
+            <m:t>σ</m:t>
+          </m:r>
+        </m:oMath>
+        <w:ins w:id="302" w:author="PR Preview" w:date="2026-01-01T00:00:00Z">
+          <w:r>
+            <w:rPr>
+              <w:rStyle w:val="Hyperlink"/>
+            </w:rPr>
+            <w:t xml:space="preserve">-algebra</w:t>
+          </w:r>
+        </w:ins>
+      </w:hyperlink>
+      <w:ins w:id="303" w:author="PR Preview" w:date="2026-01-01T00:00:00Z">
+        <w:r>
+          <w:t xml:space="preserve"> </w:t>
+        </w:r>
+      </w:ins>
+      <m:oMath>
+        <m:sSub>
+          <m:e>
+            <m:r>
+              <m:rPr>
+                <m:scr m:val="script"/>
+                <m:sty m:val="p"/>
+              </m:rPr>
+              <m:t>F</m:t>
+            </m:r>
+          </m:e>
+          <m:sub>
+            <m:r>
+              <m:t>1</m:t>
+            </m:r>
+          </m:sub>
+        </m:sSub>
+        <m:r>
+          <m:rPr>
+            <m:sty m:val="p"/>
+          </m:rPr>
+          <m:t>⊗</m:t>
+        </m:r>
+        <m:sSub>
+          <m:e>
+            <m:r>
+              <m:rPr>
+                <m:scr m:val="script"/>
+                <m:sty m:val="p"/>
+              </m:rPr>
+              <m:t>F</m:t>
+            </m:r>
+          </m:e>
+          <m:sub>
+            <m:r>
+              <m:t>2</m:t>
+            </m:r>
+          </m:sub>
+        </m:sSub>
+      </m:oMath>
+      <w:ins w:id="304" w:author="PR Preview" w:date="2026-01-01T00:00:00Z">
+        <w:r>
+          <w:t xml:space="preserve">.</w:t>
+        </w:r>
+      </w:ins>
+      <w:ins w:id="305" w:author="PR Preview" w:date="2026-01-01T00:00:00Z">
+        <w:r>
+          <w:t xml:space="preserve"> </w:t>
+        </w:r>
+      </w:ins>
+      <w:ins w:id="306" w:author="PR Preview" w:date="2026-01-01T00:00:00Z">
+        <w:r>
+          <w:t xml:space="preserve">If</w:t>
+        </w:r>
+      </w:ins>
+      <w:ins w:id="307" w:author="PR Preview" w:date="2026-01-01T00:00:00Z">
+        <w:r>
+          <w:t xml:space="preserve"> </w:t>
+        </w:r>
+      </w:ins>
+      <m:oMath>
+        <m:nary>
+          <m:naryPr>
+            <m:chr m:val="∫"/>
+            <m:limLoc m:val="subSup"/>
+            <m:subHide m:val="off"/>
+            <m:supHide m:val="on"/>
+          </m:naryPr>
+          <m:sub>
+            <m:sSub>
+              <m:e>
+                <m:r>
+                  <m:rPr>
+                    <m:sty m:val="p"/>
+                  </m:rPr>
+                  <m:t>Ω</m:t>
+                </m:r>
+              </m:e>
+              <m:sub>
+                <m:r>
+                  <m:t>1</m:t>
+                </m:r>
+              </m:sub>
+            </m:sSub>
+            <m:r>
+              <m:rPr>
+                <m:sty m:val="p"/>
+              </m:rPr>
+              <m:t>×</m:t>
+            </m:r>
+            <m:sSub>
+              <m:e>
+                <m:r>
+                  <m:rPr>
+                    <m:sty m:val="p"/>
+                  </m:rPr>
+                  <m:t>Ω</m:t>
+                </m:r>
+              </m:e>
+              <m:sub>
+                <m:r>
+                  <m:t>2</m:t>
+                </m:r>
+              </m:sub>
+            </m:sSub>
+          </m:sub>
+          <m:sup>
+            <m:r>
+              <m:t>​</m:t>
+            </m:r>
+          </m:sup>
+          <m:e>
+            <m:r>
+              <m:t>​</m:t>
+            </m:r>
+          </m:e>
+        </m:nary>
+        <m:d>
+          <m:dPr>
+            <m:begChr m:val="|"/>
+            <m:sepChr m:val=""/>
+            <m:endChr m:val="|"/>
+            <m:grow/>
+          </m:dPr>
+          <m:e>
+            <m:r>
+              <m:t>f</m:t>
+            </m:r>
+          </m:e>
+        </m:d>
+        <m:r>
+          <m:t>​</m:t>
+        </m:r>
+        <m:r>
+          <m:t> </m:t>
+        </m:r>
+        <m:r>
+          <m:t>d</m:t>
+        </m:r>
+        <m:r>
+          <m:rPr>
+            <m:sty m:val="p"/>
+          </m:rPr>
+          <m:t>(</m:t>
+        </m:r>
+        <m:sSub>
+          <m:e>
+            <m:r>
+              <m:t>μ</m:t>
+            </m:r>
+          </m:e>
+          <m:sub>
+            <m:r>
+              <m:t>1</m:t>
+            </m:r>
+          </m:sub>
+        </m:sSub>
+        <m:r>
+          <m:rPr>
+            <m:sty m:val="p"/>
+          </m:rPr>
+          <m:t>⊗</m:t>
+        </m:r>
+        <m:sSub>
+          <m:e>
+            <m:r>
+              <m:t>μ</m:t>
+            </m:r>
+          </m:e>
+          <m:sub>
+            <m:r>
+              <m:t>2</m:t>
+            </m:r>
+          </m:sub>
+        </m:sSub>
+        <m:r>
+          <m:rPr>
+            <m:sty m:val="p"/>
+          </m:rPr>
+          <m:t>)</m:t>
+        </m:r>
+        <m:r>
+          <m:rPr>
+            <m:sty m:val="p"/>
+          </m:rPr>
+          <m:t>&lt;</m:t>
+        </m:r>
+        <m:r>
+          <m:rPr>
+            <m:sty m:val="p"/>
+          </m:rPr>
+          <m:t>∞</m:t>
+        </m:r>
+      </m:oMath>
+      <w:ins w:id="308" w:author="PR Preview" w:date="2026-01-01T00:00:00Z">
+        <w:r>
+          <w:t xml:space="preserve">,</w:t>
+        </w:r>
+      </w:ins>
+      <w:ins w:id="309" w:author="PR Preview" w:date="2026-01-01T00:00:00Z">
+        <w:r>
+          <w:t xml:space="preserve"> </w:t>
+        </w:r>
+      </w:ins>
+      <w:ins w:id="310" w:author="PR Preview" w:date="2026-01-01T00:00:00Z">
+        <w:r>
+          <w:t xml:space="preserve">that is,</w:t>
+        </w:r>
+      </w:ins>
+      <w:ins w:id="311" w:author="PR Preview" w:date="2026-01-01T00:00:00Z">
+        <w:r>
+          <w:t xml:space="preserve"> </w:t>
+        </w:r>
+      </w:ins>
+      <m:oMath>
+        <m:r>
+          <m:t>f</m:t>
+        </m:r>
+      </m:oMath>
+      <w:ins w:id="312" w:author="PR Preview" w:date="2026-01-01T00:00:00Z">
+        <w:r>
+          <w:t xml:space="preserve"> </w:t>
+        </w:r>
+      </w:ins>
+      <w:ins w:id="313" w:author="PR Preview" w:date="2026-01-01T00:00:00Z">
+        <w:r>
+          <w:t xml:space="preserve">is</w:t>
+        </w:r>
+      </w:ins>
+      <w:ins w:id="314" w:author="PR Preview" w:date="2026-01-01T00:00:00Z">
+        <w:r>
+          <w:t xml:space="preserve"> </w:t>
+        </w:r>
+      </w:ins>
+      <w:hyperlink r:id="rId65">
+        <w:ins w:id="315" w:author="PR Preview" w:date="2026-01-01T00:00:00Z">
+          <w:r>
+            <w:rPr>
+              <w:rStyle w:val="Hyperlink"/>
+            </w:rPr>
+            <w:t xml:space="preserve">absolutely integrable</w:t>
+          </w:r>
+        </w:ins>
+      </w:hyperlink>
+      <w:ins w:id="316" w:author="PR Preview" w:date="2026-01-01T00:00:00Z">
+        <w:r>
+          <w:t xml:space="preserve">,</w:t>
+        </w:r>
+      </w:ins>
+      <w:ins w:id="317" w:author="PR Preview" w:date="2026-01-01T00:00:00Z">
+        <w:r>
+          <w:t xml:space="preserve"> </w:t>
+        </w:r>
+      </w:ins>
+      <w:ins w:id="318" w:author="PR Preview" w:date="2026-01-01T00:00:00Z">
+        <w:r>
+          <w:t xml:space="preserve">then both iterated</w:t>
+        </w:r>
+      </w:ins>
+      <w:ins w:id="319" w:author="PR Preview" w:date="2026-01-01T00:00:00Z">
+        <w:r>
+          <w:t xml:space="preserve"> </w:t>
+        </w:r>
+      </w:ins>
       <w:hyperlink r:id="rId63">
-        <w:r>
-          <w:rPr>
-            <w:rStyle w:val="Hyperlink"/>
-          </w:rPr>
-          <w:t xml:space="preserve">integrals</w:t>
-        </w:r>
+        <w:ins w:id="320" w:author="PR Preview" w:date="2026-01-01T00:00:00Z">
+          <w:r>
+            <w:rPr>
+              <w:rStyle w:val="Hyperlink"/>
+            </w:rPr>
+            <w:t xml:space="preserve">integrals</w:t>
+          </w:r>
+        </w:ins>
       </w:hyperlink>
-      <w:r>
-        <w:t xml:space="preserve"> </w:t>
-      </w:r>
-      <w:r>
-        <w:t xml:space="preserve">exist,</w:t>
-      </w:r>
-      <w:r>
-        <w:t xml:space="preserve"> </w:t>
-      </w:r>
-      <w:r>
-        <w:t xml:space="preserve">agree with the double integral,</w:t>
-      </w:r>
-      <w:r>
-        <w:t xml:space="preserve"> </w:t>
-      </w:r>
-      <w:r>
-        <w:t xml:space="preserve">and equal each other:</w:t>
-      </w:r>
+      <w:ins w:id="321" w:author="PR Preview" w:date="2026-01-01T00:00:00Z">
+        <w:r>
+          <w:t xml:space="preserve"> </w:t>
+        </w:r>
+      </w:ins>
+      <w:ins w:id="322" w:author="PR Preview" w:date="2026-01-01T00:00:00Z">
+        <w:r>
+          <w:t xml:space="preserve">exist,</w:t>
+        </w:r>
+      </w:ins>
+      <w:ins w:id="323" w:author="PR Preview" w:date="2026-01-01T00:00:00Z">
+        <w:r>
+          <w:t xml:space="preserve"> </w:t>
+        </w:r>
+      </w:ins>
+      <w:ins w:id="324" w:author="PR Preview" w:date="2026-01-01T00:00:00Z">
+        <w:r>
+          <w:t xml:space="preserve">agree with the double integral,</w:t>
+        </w:r>
+      </w:ins>
+      <w:ins w:id="325" w:author="PR Preview" w:date="2026-01-01T00:00:00Z">
+        <w:r>
+          <w:t xml:space="preserve"> </w:t>
+        </w:r>
+      </w:ins>
+      <w:ins w:id="326" w:author="PR Preview" w:date="2026-01-01T00:00:00Z">
+        <w:r>
+          <w:t xml:space="preserve">and equal each other:</w:t>
+        </w:r>
+      </w:ins>
     </w:p>
     <w:p>
       <w:pPr>
@@ -29621,85 +31881,115 @@
       <w:pPr>
         <w:pStyle w:val="BodyText"/>
       </w:pPr>
-      <w:r>
-        <w:rPr>
-          <w:b/>
-          <w:bCs/>
-        </w:rPr>
-        <w:t xml:space="preserve">Example 6 (Positive application of</w:t>
-      </w:r>
-      <w:r>
-        <w:rPr>
-          <w:b/>
-          <w:bCs/>
-        </w:rPr>
-        <w:t xml:space="preserve"> </w:t>
-      </w:r>
-      <w:hyperlink w:anchor="thm-tonelli-measure">
+      <w:del w:id="327" w:author="PR Preview" w:date="2026-01-01T00:00:00Z">
         <w:r>
           <w:rPr>
-            <w:rStyle w:val="Hyperlink"/>
             <w:b/>
             <w:bCs/>
           </w:rPr>
-          <w:t xml:space="preserve">Theorem 2</w:t>
-        </w:r>
+          <w:delText xml:space="preserve">Example 6 (Positive application of</w:delText>
+        </w:r>
+      </w:del>
+      <w:del w:id="328" w:author="PR Preview" w:date="2026-01-01T00:00:00Z">
+        <w:r>
+          <w:rPr>
+            <w:b/>
+            <w:bCs/>
+          </w:rPr>
+          <w:delText xml:space="preserve"> </w:delText>
+        </w:r>
+      </w:del>
+      <w:hyperlink w:anchor="thm-tonelli-measure">
+        <w:del w:id="329" w:author="PR Preview" w:date="2026-01-01T00:00:00Z">
+          <w:r>
+            <w:rPr>
+              <w:rStyle w:val="Hyperlink"/>
+              <w:b/>
+              <w:bCs/>
+            </w:rPr>
+            <w:delText xml:space="preserve">Theorem 4</w:delText>
+          </w:r>
+        </w:del>
       </w:hyperlink>
-      <w:r>
-        <w:rPr>
-          <w:b/>
-          <w:bCs/>
-        </w:rPr>
-        <w:t xml:space="preserve">)</w:t>
-      </w:r>
-      <w:r>
-        <w:t xml:space="preserve"> </w:t>
-      </w:r>
-      <w:r>
-        <w:t xml:space="preserve">Let</w:t>
-      </w:r>
-      <w:r>
-        <w:t xml:space="preserve"> </w:t>
-      </w:r>
+      <w:del w:id="330" w:author="PR Preview" w:date="2026-01-01T00:00:00Z">
+        <w:r>
+          <w:rPr>
+            <w:b/>
+            <w:bCs/>
+          </w:rPr>
+          <w:delText xml:space="preserve">)</w:delText>
+        </w:r>
+      </w:del>
+      <w:del w:id="331" w:author="PR Preview" w:date="2026-01-01T00:00:00Z">
+        <w:r>
+          <w:delText xml:space="preserve"> </w:delText>
+        </w:r>
+      </w:del>
+      <w:del w:id="332" w:author="PR Preview" w:date="2026-01-01T00:00:00Z">
+        <w:r>
+          <w:delText xml:space="preserve">Let</w:delText>
+        </w:r>
+      </w:del>
+      <w:del w:id="333" w:author="PR Preview" w:date="2026-01-01T00:00:00Z">
+        <w:r>
+          <w:delText xml:space="preserve"> </w:delText>
+        </w:r>
+      </w:del>
       <m:oMath>
         <m:r>
           <m:t>X</m:t>
         </m:r>
       </m:oMath>
-      <w:r>
-        <w:t xml:space="preserve"> </w:t>
-      </w:r>
-      <w:r>
-        <w:t xml:space="preserve">and</w:t>
-      </w:r>
-      <w:r>
-        <w:t xml:space="preserve"> </w:t>
-      </w:r>
+      <w:del w:id="334" w:author="PR Preview" w:date="2026-01-01T00:00:00Z">
+        <w:r>
+          <w:delText xml:space="preserve"> </w:delText>
+        </w:r>
+      </w:del>
+      <w:del w:id="335" w:author="PR Preview" w:date="2026-01-01T00:00:00Z">
+        <w:r>
+          <w:delText xml:space="preserve">and</w:delText>
+        </w:r>
+      </w:del>
+      <w:del w:id="336" w:author="PR Preview" w:date="2026-01-01T00:00:00Z">
+        <w:r>
+          <w:delText xml:space="preserve"> </w:delText>
+        </w:r>
+      </w:del>
       <m:oMath>
         <m:r>
           <m:t>Y</m:t>
         </m:r>
       </m:oMath>
-      <w:r>
-        <w:t xml:space="preserve"> </w:t>
-      </w:r>
-      <w:r>
-        <w:t xml:space="preserve">be</w:t>
-      </w:r>
-      <w:r>
-        <w:t xml:space="preserve"> </w:t>
-      </w:r>
+      <w:del w:id="337" w:author="PR Preview" w:date="2026-01-01T00:00:00Z">
+        <w:r>
+          <w:delText xml:space="preserve"> </w:delText>
+        </w:r>
+      </w:del>
+      <w:del w:id="338" w:author="PR Preview" w:date="2026-01-01T00:00:00Z">
+        <w:r>
+          <w:delText xml:space="preserve">be</w:delText>
+        </w:r>
+      </w:del>
+      <w:del w:id="339" w:author="PR Preview" w:date="2026-01-01T00:00:00Z">
+        <w:r>
+          <w:delText xml:space="preserve"> </w:delText>
+        </w:r>
+      </w:del>
       <w:hyperlink r:id="rId16">
-        <w:r>
-          <w:rPr>
-            <w:rStyle w:val="Hyperlink"/>
-          </w:rPr>
-          <w:t xml:space="preserve">independent</w:t>
-        </w:r>
+        <w:del w:id="340" w:author="PR Preview" w:date="2026-01-01T00:00:00Z">
+          <w:r>
+            <w:rPr>
+              <w:rStyle w:val="Hyperlink"/>
+            </w:rPr>
+            <w:delText xml:space="preserve">independent</w:delText>
+          </w:r>
+        </w:del>
       </w:hyperlink>
-      <w:r>
-        <w:t xml:space="preserve"> </w:t>
-      </w:r>
+      <w:del w:id="341" w:author="PR Preview" w:date="2026-01-01T00:00:00Z">
+        <w:r>
+          <w:delText xml:space="preserve"> </w:delText>
+        </w:r>
+      </w:del>
       <w:hyperlink r:id="rId71">
         <m:oMath>
           <m:r>
@@ -29725,40 +32015,56 @@
           </m:r>
         </m:oMath>
       </w:hyperlink>
-      <w:r>
-        <w:t xml:space="preserve"> </w:t>
-      </w:r>
+      <w:del w:id="342" w:author="PR Preview" w:date="2026-01-01T00:00:00Z">
+        <w:r>
+          <w:delText xml:space="preserve"> </w:delText>
+        </w:r>
+      </w:del>
       <w:hyperlink r:id="rId18">
-        <w:r>
-          <w:rPr>
-            <w:rStyle w:val="Hyperlink"/>
-          </w:rPr>
-          <w:t xml:space="preserve">random variables</w:t>
-        </w:r>
+        <w:del w:id="343" w:author="PR Preview" w:date="2026-01-01T00:00:00Z">
+          <w:r>
+            <w:rPr>
+              <w:rStyle w:val="Hyperlink"/>
+            </w:rPr>
+            <w:delText xml:space="preserve">random variables</w:delText>
+          </w:r>
+        </w:del>
       </w:hyperlink>
-      <w:r>
-        <w:t xml:space="preserve">,</w:t>
-      </w:r>
-      <w:r>
-        <w:t xml:space="preserve"> </w:t>
-      </w:r>
-      <w:r>
-        <w:t xml:space="preserve">with</w:t>
-      </w:r>
-      <w:r>
-        <w:t xml:space="preserve"> </w:t>
-      </w:r>
+      <w:del w:id="344" w:author="PR Preview" w:date="2026-01-01T00:00:00Z">
+        <w:r>
+          <w:delText xml:space="preserve">,</w:delText>
+        </w:r>
+      </w:del>
+      <w:del w:id="345" w:author="PR Preview" w:date="2026-01-01T00:00:00Z">
+        <w:r>
+          <w:delText xml:space="preserve"> </w:delText>
+        </w:r>
+      </w:del>
+      <w:del w:id="346" w:author="PR Preview" w:date="2026-01-01T00:00:00Z">
+        <w:r>
+          <w:delText xml:space="preserve">with</w:delText>
+        </w:r>
+      </w:del>
+      <w:del w:id="347" w:author="PR Preview" w:date="2026-01-01T00:00:00Z">
+        <w:r>
+          <w:delText xml:space="preserve"> </w:delText>
+        </w:r>
+      </w:del>
       <w:hyperlink r:id="rId19">
-        <w:r>
-          <w:rPr>
-            <w:rStyle w:val="Hyperlink"/>
-          </w:rPr>
-          <w:t xml:space="preserve">joint density</w:t>
-        </w:r>
+        <w:del w:id="348" w:author="PR Preview" w:date="2026-01-01T00:00:00Z">
+          <w:r>
+            <w:rPr>
+              <w:rStyle w:val="Hyperlink"/>
+            </w:rPr>
+            <w:delText xml:space="preserve">joint density</w:delText>
+          </w:r>
+        </w:del>
       </w:hyperlink>
-      <w:r>
-        <w:t xml:space="preserve"> </w:t>
-      </w:r>
+      <w:del w:id="349" w:author="PR Preview" w:date="2026-01-01T00:00:00Z">
+        <w:r>
+          <w:delText xml:space="preserve"> </w:delText>
+        </w:r>
+      </w:del>
       <m:oMath>
         <m:r>
           <m:t>f</m:t>
@@ -29833,15 +32139,21 @@
           </m:sup>
         </m:sSup>
       </m:oMath>
-      <w:r>
-        <w:t xml:space="preserve"> </w:t>
-      </w:r>
-      <w:r>
-        <w:t xml:space="preserve">for</w:t>
-      </w:r>
-      <w:r>
-        <w:t xml:space="preserve"> </w:t>
-      </w:r>
+      <w:del w:id="350" w:author="PR Preview" w:date="2026-01-01T00:00:00Z">
+        <w:r>
+          <w:delText xml:space="preserve"> </w:delText>
+        </w:r>
+      </w:del>
+      <w:del w:id="351" w:author="PR Preview" w:date="2026-01-01T00:00:00Z">
+        <w:r>
+          <w:delText xml:space="preserve">for</w:delText>
+        </w:r>
+      </w:del>
+      <w:del w:id="352" w:author="PR Preview" w:date="2026-01-01T00:00:00Z">
+        <w:r>
+          <w:delText xml:space="preserve"> </w:delText>
+        </w:r>
+      </w:del>
       <m:oMath>
         <m:r>
           <m:t>x</m:t>
@@ -29865,20 +32177,26 @@
           <m:t>0</m:t>
         </m:r>
       </m:oMath>
-      <w:r>
-        <w:t xml:space="preserve">.</w:t>
-      </w:r>
+      <w:del w:id="353" w:author="PR Preview" w:date="2026-01-01T00:00:00Z">
+        <w:r>
+          <w:delText xml:space="preserve">.</w:delText>
+        </w:r>
+      </w:del>
     </w:p>
     <w:p>
       <w:pPr>
         <w:pStyle w:val="BodyText"/>
       </w:pPr>
-      <w:r>
-        <w:t xml:space="preserve">The probability</w:t>
-      </w:r>
-      <w:r>
-        <w:t xml:space="preserve"> </w:t>
-      </w:r>
+      <w:del w:id="354" w:author="PR Preview" w:date="2026-01-01T00:00:00Z">
+        <w:r>
+          <w:delText xml:space="preserve">The probability</w:delText>
+        </w:r>
+      </w:del>
+      <w:del w:id="355" w:author="PR Preview" w:date="2026-01-01T00:00:00Z">
+        <w:r>
+          <w:delText xml:space="preserve"> </w:delText>
+        </w:r>
+      </w:del>
       <m:oMath>
         <m:r>
           <m:t>P</m:t>
@@ -29929,29 +32247,41 @@
           <m:t>)</m:t>
         </m:r>
       </m:oMath>
-      <w:r>
-        <w:t xml:space="preserve"> </w:t>
-      </w:r>
-      <w:r>
-        <w:t xml:space="preserve">is the integral of</w:t>
-      </w:r>
-      <w:r>
-        <w:t xml:space="preserve"> </w:t>
-      </w:r>
+      <w:del w:id="356" w:author="PR Preview" w:date="2026-01-01T00:00:00Z">
+        <w:r>
+          <w:delText xml:space="preserve"> </w:delText>
+        </w:r>
+      </w:del>
+      <w:del w:id="357" w:author="PR Preview" w:date="2026-01-01T00:00:00Z">
+        <w:r>
+          <w:delText xml:space="preserve">is the integral of</w:delText>
+        </w:r>
+      </w:del>
+      <w:del w:id="358" w:author="PR Preview" w:date="2026-01-01T00:00:00Z">
+        <w:r>
+          <w:delText xml:space="preserve"> </w:delText>
+        </w:r>
+      </w:del>
       <m:oMath>
         <m:r>
           <m:t>f</m:t>
         </m:r>
       </m:oMath>
-      <w:r>
-        <w:t xml:space="preserve"> </w:t>
-      </w:r>
-      <w:r>
-        <w:t xml:space="preserve">over</w:t>
-      </w:r>
-      <w:r>
-        <w:t xml:space="preserve"> </w:t>
-      </w:r>
+      <w:del w:id="359" w:author="PR Preview" w:date="2026-01-01T00:00:00Z">
+        <w:r>
+          <w:delText xml:space="preserve"> </w:delText>
+        </w:r>
+      </w:del>
+      <w:del w:id="360" w:author="PR Preview" w:date="2026-01-01T00:00:00Z">
+        <w:r>
+          <w:delText xml:space="preserve">over</w:delText>
+        </w:r>
+      </w:del>
+      <w:del w:id="361" w:author="PR Preview" w:date="2026-01-01T00:00:00Z">
+        <w:r>
+          <w:delText xml:space="preserve"> </w:delText>
+        </w:r>
+      </w:del>
       <m:oMath>
         <m:r>
           <m:rPr>
@@ -29987,21 +32317,31 @@
           </m:sup>
         </m:sSup>
       </m:oMath>
-      <w:r>
-        <w:t xml:space="preserve"> </w:t>
-      </w:r>
-      <w:r>
-        <w:t xml:space="preserve">with respect to Lebesgue measure (ordinary length) in each coordinate.</w:t>
-      </w:r>
-      <w:r>
-        <w:t xml:space="preserve"> </w:t>
-      </w:r>
-      <w:r>
-        <w:t xml:space="preserve">Lebesgue measure on</w:t>
-      </w:r>
-      <w:r>
-        <w:t xml:space="preserve"> </w:t>
-      </w:r>
+      <w:del w:id="362" w:author="PR Preview" w:date="2026-01-01T00:00:00Z">
+        <w:r>
+          <w:delText xml:space="preserve"> </w:delText>
+        </w:r>
+      </w:del>
+      <w:del w:id="363" w:author="PR Preview" w:date="2026-01-01T00:00:00Z">
+        <w:r>
+          <w:delText xml:space="preserve">with respect to Lebesgue measure (ordinary length) in each coordinate.</w:delText>
+        </w:r>
+      </w:del>
+      <w:del w:id="364" w:author="PR Preview" w:date="2026-01-01T00:00:00Z">
+        <w:r>
+          <w:delText xml:space="preserve"> </w:delText>
+        </w:r>
+      </w:del>
+      <w:del w:id="365" w:author="PR Preview" w:date="2026-01-01T00:00:00Z">
+        <w:r>
+          <w:delText xml:space="preserve">Lebesgue measure on</w:delText>
+        </w:r>
+      </w:del>
+      <w:del w:id="366" w:author="PR Preview" w:date="2026-01-01T00:00:00Z">
+        <w:r>
+          <w:delText xml:space="preserve"> </w:delText>
+        </w:r>
+      </w:del>
       <m:oMath>
         <m:r>
           <m:rPr>
@@ -30031,32 +32371,46 @@
           <m:t>)</m:t>
         </m:r>
       </m:oMath>
-      <w:r>
-        <w:t xml:space="preserve"> </w:t>
-      </w:r>
-      <w:r>
-        <w:t xml:space="preserve">is</w:t>
-      </w:r>
-      <w:r>
-        <w:t xml:space="preserve"> </w:t>
-      </w:r>
+      <w:del w:id="367" w:author="PR Preview" w:date="2026-01-01T00:00:00Z">
+        <w:r>
+          <w:delText xml:space="preserve"> </w:delText>
+        </w:r>
+      </w:del>
+      <w:del w:id="368" w:author="PR Preview" w:date="2026-01-01T00:00:00Z">
+        <w:r>
+          <w:delText xml:space="preserve">is</w:delText>
+        </w:r>
+      </w:del>
+      <w:del w:id="369" w:author="PR Preview" w:date="2026-01-01T00:00:00Z">
+        <w:r>
+          <w:delText xml:space="preserve"> </w:delText>
+        </w:r>
+      </w:del>
       <m:oMath>
         <m:r>
           <m:t>σ</m:t>
         </m:r>
       </m:oMath>
-      <w:r>
-        <w:t xml:space="preserve">-finite,</w:t>
-      </w:r>
-      <w:r>
-        <w:t xml:space="preserve"> </w:t>
-      </w:r>
-      <w:r>
-        <w:t xml:space="preserve">because</w:t>
-      </w:r>
-      <w:r>
-        <w:t xml:space="preserve"> </w:t>
-      </w:r>
+      <w:del w:id="370" w:author="PR Preview" w:date="2026-01-01T00:00:00Z">
+        <w:r>
+          <w:delText xml:space="preserve">-finite,</w:delText>
+        </w:r>
+      </w:del>
+      <w:del w:id="371" w:author="PR Preview" w:date="2026-01-01T00:00:00Z">
+        <w:r>
+          <w:delText xml:space="preserve"> </w:delText>
+        </w:r>
+      </w:del>
+      <w:del w:id="372" w:author="PR Preview" w:date="2026-01-01T00:00:00Z">
+        <w:r>
+          <w:delText xml:space="preserve">because</w:delText>
+        </w:r>
+      </w:del>
+      <w:del w:id="373" w:author="PR Preview" w:date="2026-01-01T00:00:00Z">
+        <w:r>
+          <w:delText xml:space="preserve"> </w:delText>
+        </w:r>
+      </w:del>
       <m:oMath>
         <m:r>
           <m:rPr>
@@ -30086,15 +32440,21 @@
           <m:t>)</m:t>
         </m:r>
       </m:oMath>
-      <w:r>
-        <w:t xml:space="preserve"> </w:t>
-      </w:r>
-      <w:r>
-        <w:t xml:space="preserve">is the union of the intervals</w:t>
-      </w:r>
-      <w:r>
-        <w:t xml:space="preserve"> </w:t>
-      </w:r>
+      <w:del w:id="374" w:author="PR Preview" w:date="2026-01-01T00:00:00Z">
+        <w:r>
+          <w:delText xml:space="preserve"> </w:delText>
+        </w:r>
+      </w:del>
+      <w:del w:id="375" w:author="PR Preview" w:date="2026-01-01T00:00:00Z">
+        <w:r>
+          <w:delText xml:space="preserve">is the union of the intervals</w:delText>
+        </w:r>
+      </w:del>
+      <w:del w:id="376" w:author="PR Preview" w:date="2026-01-01T00:00:00Z">
+        <w:r>
+          <w:delText xml:space="preserve"> </w:delText>
+        </w:r>
+      </w:del>
       <m:oMath>
         <m:r>
           <m:rPr>
@@ -30121,12 +32481,16 @@
           <m:t>]</m:t>
         </m:r>
       </m:oMath>
-      <w:r>
-        <w:t xml:space="preserve">,</w:t>
-      </w:r>
-      <w:r>
-        <w:t xml:space="preserve"> </w:t>
-      </w:r>
+      <w:del w:id="377" w:author="PR Preview" w:date="2026-01-01T00:00:00Z">
+        <w:r>
+          <w:delText xml:space="preserve">,</w:delText>
+        </w:r>
+      </w:del>
+      <w:del w:id="378" w:author="PR Preview" w:date="2026-01-01T00:00:00Z">
+        <w:r>
+          <w:delText xml:space="preserve"> </w:delText>
+        </w:r>
+      </w:del>
       <m:oMath>
         <m:r>
           <m:t>n</m:t>
@@ -30145,69 +32509,101 @@
           <m:t>N</m:t>
         </m:r>
       </m:oMath>
-      <w:r>
-        <w:t xml:space="preserve">,</w:t>
-      </w:r>
-      <w:r>
-        <w:t xml:space="preserve"> </w:t>
-      </w:r>
-      <w:r>
-        <w:t xml:space="preserve">each of finite length</w:t>
-      </w:r>
-      <w:r>
-        <w:t xml:space="preserve"> </w:t>
-      </w:r>
+      <w:del w:id="379" w:author="PR Preview" w:date="2026-01-01T00:00:00Z">
+        <w:r>
+          <w:delText xml:space="preserve">,</w:delText>
+        </w:r>
+      </w:del>
+      <w:del w:id="380" w:author="PR Preview" w:date="2026-01-01T00:00:00Z">
+        <w:r>
+          <w:delText xml:space="preserve"> </w:delText>
+        </w:r>
+      </w:del>
+      <w:del w:id="381" w:author="PR Preview" w:date="2026-01-01T00:00:00Z">
+        <w:r>
+          <w:delText xml:space="preserve">each of finite length</w:delText>
+        </w:r>
+      </w:del>
+      <w:del w:id="382" w:author="PR Preview" w:date="2026-01-01T00:00:00Z">
+        <w:r>
+          <w:delText xml:space="preserve"> </w:delText>
+        </w:r>
+      </w:del>
       <m:oMath>
         <m:r>
           <m:t>n</m:t>
         </m:r>
       </m:oMath>
-      <w:r>
-        <w:t xml:space="preserve">;</w:t>
-      </w:r>
-      <w:r>
-        <w:t xml:space="preserve"> </w:t>
-      </w:r>
-      <w:r>
-        <w:t xml:space="preserve">so the</w:t>
-      </w:r>
-      <w:r>
-        <w:t xml:space="preserve"> </w:t>
-      </w:r>
+      <w:del w:id="383" w:author="PR Preview" w:date="2026-01-01T00:00:00Z">
+        <w:r>
+          <w:delText xml:space="preserve">;</w:delText>
+        </w:r>
+      </w:del>
+      <w:del w:id="384" w:author="PR Preview" w:date="2026-01-01T00:00:00Z">
+        <w:r>
+          <w:delText xml:space="preserve"> </w:delText>
+        </w:r>
+      </w:del>
+      <w:del w:id="385" w:author="PR Preview" w:date="2026-01-01T00:00:00Z">
+        <w:r>
+          <w:delText xml:space="preserve">so the</w:delText>
+        </w:r>
+      </w:del>
+      <w:del w:id="386" w:author="PR Preview" w:date="2026-01-01T00:00:00Z">
+        <w:r>
+          <w:delText xml:space="preserve"> </w:delText>
+        </w:r>
+      </w:del>
       <m:oMath>
         <m:r>
           <m:t>σ</m:t>
         </m:r>
       </m:oMath>
-      <w:r>
-        <w:t xml:space="preserve">-finiteness condition of</w:t>
-      </w:r>
-      <w:r>
-        <w:t xml:space="preserve"> </w:t>
-      </w:r>
+      <w:del w:id="387" w:author="PR Preview" w:date="2026-01-01T00:00:00Z">
+        <w:r>
+          <w:delText xml:space="preserve">-finiteness condition of</w:delText>
+        </w:r>
+      </w:del>
+      <w:del w:id="388" w:author="PR Preview" w:date="2026-01-01T00:00:00Z">
+        <w:r>
+          <w:delText xml:space="preserve"> </w:delText>
+        </w:r>
+      </w:del>
       <w:hyperlink w:anchor="thm-tonelli-measure">
-        <w:r>
-          <w:rPr>
-            <w:rStyle w:val="Hyperlink"/>
-          </w:rPr>
-          <w:t xml:space="preserve">Theorem 2</w:t>
-        </w:r>
+        <w:del w:id="389" w:author="PR Preview" w:date="2026-01-01T00:00:00Z">
+          <w:r>
+            <w:rPr>
+              <w:rStyle w:val="Hyperlink"/>
+            </w:rPr>
+            <w:delText xml:space="preserve">Theorem 4</w:delText>
+          </w:r>
+        </w:del>
       </w:hyperlink>
-      <w:r>
-        <w:t xml:space="preserve"> </w:t>
-      </w:r>
-      <w:r>
-        <w:t xml:space="preserve">holds.</w:t>
-      </w:r>
-      <w:r>
-        <w:t xml:space="preserve"> </w:t>
-      </w:r>
-      <w:r>
-        <w:t xml:space="preserve">Since</w:t>
-      </w:r>
-      <w:r>
-        <w:t xml:space="preserve"> </w:t>
-      </w:r>
+      <w:del w:id="390" w:author="PR Preview" w:date="2026-01-01T00:00:00Z">
+        <w:r>
+          <w:delText xml:space="preserve"> </w:delText>
+        </w:r>
+      </w:del>
+      <w:del w:id="391" w:author="PR Preview" w:date="2026-01-01T00:00:00Z">
+        <w:r>
+          <w:delText xml:space="preserve">holds.</w:delText>
+        </w:r>
+      </w:del>
+      <w:del w:id="392" w:author="PR Preview" w:date="2026-01-01T00:00:00Z">
+        <w:r>
+          <w:delText xml:space="preserve"> </w:delText>
+        </w:r>
+      </w:del>
+      <w:del w:id="393" w:author="PR Preview" w:date="2026-01-01T00:00:00Z">
+        <w:r>
+          <w:delText xml:space="preserve">Since</w:delText>
+        </w:r>
+      </w:del>
+      <w:del w:id="394" w:author="PR Preview" w:date="2026-01-01T00:00:00Z">
+        <w:r>
+          <w:delText xml:space="preserve"> </w:delText>
+        </w:r>
+      </w:del>
       <m:oMath>
         <m:r>
           <m:t>f</m:t>
@@ -30291,68 +32687,997 @@
           <m:t>0</m:t>
         </m:r>
       </m:oMath>
-      <w:r>
-        <w:t xml:space="preserve">,</w:t>
-      </w:r>
-      <w:r>
-        <w:t xml:space="preserve"> </w:t>
-      </w:r>
-      <w:r>
-        <w:t xml:space="preserve">the nonnegativity condition is also satisfied.</w:t>
-      </w:r>
+      <w:del w:id="395" w:author="PR Preview" w:date="2026-01-01T00:00:00Z">
+        <w:r>
+          <w:delText xml:space="preserve">,</w:delText>
+        </w:r>
+      </w:del>
+      <w:del w:id="396" w:author="PR Preview" w:date="2026-01-01T00:00:00Z">
+        <w:r>
+          <w:delText xml:space="preserve"> </w:delText>
+        </w:r>
+      </w:del>
+      <w:del w:id="397" w:author="PR Preview" w:date="2026-01-01T00:00:00Z">
+        <w:r>
+          <w:delText xml:space="preserve">the nonnegativity condition is also satisfied.</w:delText>
+        </w:r>
+      </w:del>
     </w:p>
     <w:p>
       <w:pPr>
         <w:pStyle w:val="BodyText"/>
       </w:pPr>
-      <w:r>
-        <w:t xml:space="preserve">By</w:t>
-      </w:r>
-      <w:r>
-        <w:t xml:space="preserve"> </w:t>
-      </w:r>
+      <w:del w:id="398" w:author="PR Preview" w:date="2026-01-01T00:00:00Z">
+        <w:r>
+          <w:delText xml:space="preserve">By</w:delText>
+        </w:r>
+      </w:del>
+      <w:del w:id="399" w:author="PR Preview" w:date="2026-01-01T00:00:00Z">
+        <w:r>
+          <w:delText xml:space="preserve"> </w:delText>
+        </w:r>
+      </w:del>
       <w:hyperlink w:anchor="thm-tonelli-measure">
+        <w:del w:id="400" w:author="PR Preview" w:date="2026-01-01T00:00:00Z">
+          <w:r>
+            <w:rPr>
+              <w:rStyle w:val="Hyperlink"/>
+            </w:rPr>
+            <w:delText xml:space="preserve">Theorem 4</w:delText>
+          </w:r>
+        </w:del>
+      </w:hyperlink>
+      <w:del w:id="401" w:author="PR Preview" w:date="2026-01-01T00:00:00Z">
+        <w:r>
+          <w:delText xml:space="preserve">, both iterated integrals exist and agree.</w:delText>
+        </w:r>
+      </w:del>
+      <w:del w:id="402" w:author="PR Preview" w:date="2026-01-01T00:00:00Z">
+        <w:r>
+          <w:delText xml:space="preserve"> </w:delText>
+        </w:r>
+      </w:del>
+      <w:del w:id="403" w:author="PR Preview" w:date="2026-01-01T00:00:00Z">
+        <w:r>
+          <w:delText xml:space="preserve">Integrating</w:delText>
+        </w:r>
+      </w:del>
+      <w:del w:id="404" w:author="PR Preview" w:date="2026-01-01T00:00:00Z">
+        <w:r>
+          <w:delText xml:space="preserve"> </w:delText>
+        </w:r>
+      </w:del>
+      <m:oMath>
+        <m:r>
+          <m:t>y</m:t>
+        </m:r>
+      </m:oMath>
+      <w:del w:id="405" w:author="PR Preview" w:date="2026-01-01T00:00:00Z">
+        <w:r>
+          <w:delText xml:space="preserve"> </w:delText>
+        </w:r>
+      </w:del>
+      <w:del w:id="406" w:author="PR Preview" w:date="2026-01-01T00:00:00Z">
+        <w:r>
+          <w:delText xml:space="preserve">first, then</w:delText>
+        </w:r>
+      </w:del>
+      <w:del w:id="407" w:author="PR Preview" w:date="2026-01-01T00:00:00Z">
+        <w:r>
+          <w:delText xml:space="preserve"> </w:delText>
+        </w:r>
+      </w:del>
+      <m:oMath>
+        <m:r>
+          <m:t>x</m:t>
+        </m:r>
+      </m:oMath>
+      <w:del w:id="408" w:author="PR Preview" w:date="2026-01-01T00:00:00Z">
+        <w:r>
+          <w:delText xml:space="preserve">:</w:delText>
+        </w:r>
+      </w:del>
+    </w:p>
+    <w:p>
+      <w:pPr>
+        <w:pStyle w:val="BodyText"/>
+      </w:pPr>
+      <w:ins w:id="409" w:author="PR Preview" w:date="2026-01-01T00:00:00Z">
         <w:r>
           <w:rPr>
-            <w:rStyle w:val="Hyperlink"/>
+            <w:b/>
+            <w:bCs/>
           </w:rPr>
-          <w:t xml:space="preserve">Theorem 2</w:t>
-        </w:r>
+          <w:t xml:space="preserve">Example 6 (Positive application of</w:t>
+        </w:r>
+      </w:ins>
+      <w:ins w:id="410" w:author="PR Preview" w:date="2026-01-01T00:00:00Z">
+        <w:r>
+          <w:rPr>
+            <w:b/>
+            <w:bCs/>
+          </w:rPr>
+          <w:t xml:space="preserve"> </w:t>
+        </w:r>
+      </w:ins>
+      <w:hyperlink w:anchor="thm-tonelli-measure">
+        <w:ins w:id="411" w:author="PR Preview" w:date="2026-01-01T00:00:00Z">
+          <w:r>
+            <w:rPr>
+              <w:rStyle w:val="Hyperlink"/>
+              <w:b/>
+              <w:bCs/>
+            </w:rPr>
+            <w:t xml:space="preserve">Theorem 2</w:t>
+          </w:r>
+        </w:ins>
       </w:hyperlink>
-      <w:r>
-        <w:t xml:space="preserve">, both iterated integrals exist and agree.</w:t>
-      </w:r>
-      <w:r>
-        <w:t xml:space="preserve"> </w:t>
-      </w:r>
-      <w:r>
-        <w:t xml:space="preserve">Integrating</w:t>
-      </w:r>
-      <w:r>
-        <w:t xml:space="preserve"> </w:t>
-      </w:r>
+      <w:ins w:id="412" w:author="PR Preview" w:date="2026-01-01T00:00:00Z">
+        <w:r>
+          <w:rPr>
+            <w:b/>
+            <w:bCs/>
+          </w:rPr>
+          <w:t xml:space="preserve">)</w:t>
+        </w:r>
+      </w:ins>
+      <w:ins w:id="413" w:author="PR Preview" w:date="2026-01-01T00:00:00Z">
+        <w:r>
+          <w:t xml:space="preserve"> </w:t>
+        </w:r>
+      </w:ins>
+      <w:ins w:id="414" w:author="PR Preview" w:date="2026-01-01T00:00:00Z">
+        <w:r>
+          <w:t xml:space="preserve">Let</w:t>
+        </w:r>
+      </w:ins>
+      <w:ins w:id="415" w:author="PR Preview" w:date="2026-01-01T00:00:00Z">
+        <w:r>
+          <w:t xml:space="preserve"> </w:t>
+        </w:r>
+      </w:ins>
       <m:oMath>
         <m:r>
+          <m:t>X</m:t>
+        </m:r>
+      </m:oMath>
+      <w:ins w:id="416" w:author="PR Preview" w:date="2026-01-01T00:00:00Z">
+        <w:r>
+          <w:t xml:space="preserve"> </w:t>
+        </w:r>
+      </w:ins>
+      <w:ins w:id="417" w:author="PR Preview" w:date="2026-01-01T00:00:00Z">
+        <w:r>
+          <w:t xml:space="preserve">and</w:t>
+        </w:r>
+      </w:ins>
+      <w:ins w:id="418" w:author="PR Preview" w:date="2026-01-01T00:00:00Z">
+        <w:r>
+          <w:t xml:space="preserve"> </w:t>
+        </w:r>
+      </w:ins>
+      <m:oMath>
+        <m:r>
+          <m:t>Y</m:t>
+        </m:r>
+      </m:oMath>
+      <w:ins w:id="419" w:author="PR Preview" w:date="2026-01-01T00:00:00Z">
+        <w:r>
+          <w:t xml:space="preserve"> </w:t>
+        </w:r>
+      </w:ins>
+      <w:ins w:id="420" w:author="PR Preview" w:date="2026-01-01T00:00:00Z">
+        <w:r>
+          <w:t xml:space="preserve">be</w:t>
+        </w:r>
+      </w:ins>
+      <w:ins w:id="421" w:author="PR Preview" w:date="2026-01-01T00:00:00Z">
+        <w:r>
+          <w:t xml:space="preserve"> </w:t>
+        </w:r>
+      </w:ins>
+      <w:hyperlink r:id="rId16">
+        <w:ins w:id="422" w:author="PR Preview" w:date="2026-01-01T00:00:00Z">
+          <w:r>
+            <w:rPr>
+              <w:rStyle w:val="Hyperlink"/>
+            </w:rPr>
+            <w:t xml:space="preserve">independent</w:t>
+          </w:r>
+        </w:ins>
+      </w:hyperlink>
+      <w:ins w:id="423" w:author="PR Preview" w:date="2026-01-01T00:00:00Z">
+        <w:r>
+          <w:t xml:space="preserve"> </w:t>
+        </w:r>
+      </w:ins>
+      <w:hyperlink r:id="rId71">
+        <m:oMath>
+          <m:r>
+            <m:rPr>
+              <m:sty m:val="p"/>
+            </m:rPr>
+            <m:t>Exponential</m:t>
+          </m:r>
+          <m:r>
+            <m:rPr>
+              <m:sty m:val="p"/>
+            </m:rPr>
+            <m:t>(</m:t>
+          </m:r>
+          <m:r>
+            <m:t>1</m:t>
+          </m:r>
+          <m:r>
+            <m:rPr>
+              <m:sty m:val="p"/>
+            </m:rPr>
+            <m:t>)</m:t>
+          </m:r>
+        </m:oMath>
+      </w:hyperlink>
+      <w:ins w:id="424" w:author="PR Preview" w:date="2026-01-01T00:00:00Z">
+        <w:r>
+          <w:t xml:space="preserve"> </w:t>
+        </w:r>
+      </w:ins>
+      <w:hyperlink r:id="rId18">
+        <w:ins w:id="425" w:author="PR Preview" w:date="2026-01-01T00:00:00Z">
+          <w:r>
+            <w:rPr>
+              <w:rStyle w:val="Hyperlink"/>
+            </w:rPr>
+            <w:t xml:space="preserve">random variables</w:t>
+          </w:r>
+        </w:ins>
+      </w:hyperlink>
+      <w:ins w:id="426" w:author="PR Preview" w:date="2026-01-01T00:00:00Z">
+        <w:r>
+          <w:t xml:space="preserve">,</w:t>
+        </w:r>
+      </w:ins>
+      <w:ins w:id="427" w:author="PR Preview" w:date="2026-01-01T00:00:00Z">
+        <w:r>
+          <w:t xml:space="preserve"> </w:t>
+        </w:r>
+      </w:ins>
+      <w:ins w:id="428" w:author="PR Preview" w:date="2026-01-01T00:00:00Z">
+        <w:r>
+          <w:t xml:space="preserve">with</w:t>
+        </w:r>
+      </w:ins>
+      <w:ins w:id="429" w:author="PR Preview" w:date="2026-01-01T00:00:00Z">
+        <w:r>
+          <w:t xml:space="preserve"> </w:t>
+        </w:r>
+      </w:ins>
+      <w:hyperlink r:id="rId19">
+        <w:ins w:id="430" w:author="PR Preview" w:date="2026-01-01T00:00:00Z">
+          <w:r>
+            <w:rPr>
+              <w:rStyle w:val="Hyperlink"/>
+            </w:rPr>
+            <w:t xml:space="preserve">joint density</w:t>
+          </w:r>
+        </w:ins>
+      </w:hyperlink>
+      <w:ins w:id="431" w:author="PR Preview" w:date="2026-01-01T00:00:00Z">
+        <w:r>
+          <w:t xml:space="preserve"> </w:t>
+        </w:r>
+      </w:ins>
+      <m:oMath>
+        <m:r>
+          <m:t>f</m:t>
+        </m:r>
+        <m:r>
+          <m:rPr>
+            <m:sty m:val="p"/>
+          </m:rPr>
+          <m:t>(</m:t>
+        </m:r>
+        <m:r>
+          <m:t>x</m:t>
+        </m:r>
+        <m:r>
+          <m:rPr>
+            <m:sty m:val="p"/>
+          </m:rPr>
+          <m:t>,</m:t>
+        </m:r>
+        <m:r>
           <m:t>y</m:t>
         </m:r>
+        <m:r>
+          <m:rPr>
+            <m:sty m:val="p"/>
+          </m:rPr>
+          <m:t>)</m:t>
+        </m:r>
+        <m:r>
+          <m:rPr>
+            <m:sty m:val="p"/>
+          </m:rPr>
+          <m:t>=</m:t>
+        </m:r>
+        <m:sSup>
+          <m:e>
+            <m:r>
+              <m:t>e</m:t>
+            </m:r>
+          </m:e>
+          <m:sup>
+            <m:r>
+              <m:rPr>
+                <m:sty m:val="p"/>
+              </m:rPr>
+              <m:t>−</m:t>
+            </m:r>
+            <m:r>
+              <m:rPr>
+                <m:sty m:val="p"/>
+              </m:rPr>
+              <m:t>(</m:t>
+            </m:r>
+            <m:r>
+              <m:t>x</m:t>
+            </m:r>
+            <m:r>
+              <m:rPr>
+                <m:sty m:val="p"/>
+              </m:rPr>
+              <m:t>+</m:t>
+            </m:r>
+            <m:r>
+              <m:t>y</m:t>
+            </m:r>
+            <m:r>
+              <m:rPr>
+                <m:sty m:val="p"/>
+              </m:rPr>
+              <m:t>)</m:t>
+            </m:r>
+          </m:sup>
+        </m:sSup>
       </m:oMath>
-      <w:r>
-        <w:t xml:space="preserve"> </w:t>
-      </w:r>
-      <w:r>
-        <w:t xml:space="preserve">first, then</w:t>
-      </w:r>
-      <w:r>
-        <w:t xml:space="preserve"> </w:t>
-      </w:r>
+      <w:ins w:id="432" w:author="PR Preview" w:date="2026-01-01T00:00:00Z">
+        <w:r>
+          <w:t xml:space="preserve"> </w:t>
+        </w:r>
+      </w:ins>
+      <w:ins w:id="433" w:author="PR Preview" w:date="2026-01-01T00:00:00Z">
+        <w:r>
+          <w:t xml:space="preserve">for</w:t>
+        </w:r>
+      </w:ins>
+      <w:ins w:id="434" w:author="PR Preview" w:date="2026-01-01T00:00:00Z">
+        <w:r>
+          <w:t xml:space="preserve"> </w:t>
+        </w:r>
+      </w:ins>
       <m:oMath>
         <m:r>
           <m:t>x</m:t>
         </m:r>
+        <m:r>
+          <m:rPr>
+            <m:sty m:val="p"/>
+          </m:rPr>
+          <m:t>,</m:t>
+        </m:r>
+        <m:r>
+          <m:t>y</m:t>
+        </m:r>
+        <m:r>
+          <m:rPr>
+            <m:sty m:val="p"/>
+          </m:rPr>
+          <m:t>≥</m:t>
+        </m:r>
+        <m:r>
+          <m:t>0</m:t>
+        </m:r>
       </m:oMath>
-      <w:r>
-        <w:t xml:space="preserve">:</w:t>
-      </w:r>
+      <w:ins w:id="435" w:author="PR Preview" w:date="2026-01-01T00:00:00Z">
+        <w:r>
+          <w:t xml:space="preserve">.</w:t>
+        </w:r>
+      </w:ins>
+    </w:p>
+    <w:p>
+      <w:pPr>
+        <w:pStyle w:val="BodyText"/>
+      </w:pPr>
+      <w:ins w:id="436" w:author="PR Preview" w:date="2026-01-01T00:00:00Z">
+        <w:r>
+          <w:t xml:space="preserve">The probability</w:t>
+        </w:r>
+      </w:ins>
+      <w:ins w:id="437" w:author="PR Preview" w:date="2026-01-01T00:00:00Z">
+        <w:r>
+          <w:t xml:space="preserve"> </w:t>
+        </w:r>
+      </w:ins>
+      <m:oMath>
+        <m:r>
+          <m:t>P</m:t>
+        </m:r>
+        <m:r>
+          <m:rPr>
+            <m:sty m:val="p"/>
+          </m:rPr>
+          <m:t>(</m:t>
+        </m:r>
+        <m:r>
+          <m:t>X</m:t>
+        </m:r>
+        <m:r>
+          <m:rPr>
+            <m:sty m:val="p"/>
+          </m:rPr>
+          <m:t>≤</m:t>
+        </m:r>
+        <m:r>
+          <m:t>1</m:t>
+        </m:r>
+        <m:r>
+          <m:rPr>
+            <m:sty m:val="p"/>
+          </m:rPr>
+          <m:t>,</m:t>
+        </m:r>
+        <m:r>
+          <m:t> </m:t>
+        </m:r>
+        <m:r>
+          <m:t>Y</m:t>
+        </m:r>
+        <m:r>
+          <m:rPr>
+            <m:sty m:val="p"/>
+          </m:rPr>
+          <m:t>≤</m:t>
+        </m:r>
+        <m:r>
+          <m:t>1</m:t>
+        </m:r>
+        <m:r>
+          <m:rPr>
+            <m:sty m:val="p"/>
+          </m:rPr>
+          <m:t>)</m:t>
+        </m:r>
+      </m:oMath>
+      <w:ins w:id="438" w:author="PR Preview" w:date="2026-01-01T00:00:00Z">
+        <w:r>
+          <w:t xml:space="preserve"> </w:t>
+        </w:r>
+      </w:ins>
+      <w:ins w:id="439" w:author="PR Preview" w:date="2026-01-01T00:00:00Z">
+        <w:r>
+          <w:t xml:space="preserve">is the integral of</w:t>
+        </w:r>
+      </w:ins>
+      <w:ins w:id="440" w:author="PR Preview" w:date="2026-01-01T00:00:00Z">
+        <w:r>
+          <w:t xml:space="preserve"> </w:t>
+        </w:r>
+      </w:ins>
+      <m:oMath>
+        <m:r>
+          <m:t>f</m:t>
+        </m:r>
+      </m:oMath>
+      <w:ins w:id="441" w:author="PR Preview" w:date="2026-01-01T00:00:00Z">
+        <w:r>
+          <w:t xml:space="preserve"> </w:t>
+        </w:r>
+      </w:ins>
+      <w:ins w:id="442" w:author="PR Preview" w:date="2026-01-01T00:00:00Z">
+        <w:r>
+          <w:t xml:space="preserve">over</w:t>
+        </w:r>
+      </w:ins>
+      <w:ins w:id="443" w:author="PR Preview" w:date="2026-01-01T00:00:00Z">
+        <w:r>
+          <w:t xml:space="preserve"> </w:t>
+        </w:r>
+      </w:ins>
+      <m:oMath>
+        <m:r>
+          <m:rPr>
+            <m:sty m:val="p"/>
+          </m:rPr>
+          <m:t>[</m:t>
+        </m:r>
+        <m:r>
+          <m:t>0</m:t>
+        </m:r>
+        <m:r>
+          <m:rPr>
+            <m:sty m:val="p"/>
+          </m:rPr>
+          <m:t>,</m:t>
+        </m:r>
+        <m:r>
+          <m:t>1</m:t>
+        </m:r>
+        <m:sSup>
+          <m:e>
+            <m:r>
+              <m:rPr>
+                <m:sty m:val="p"/>
+              </m:rPr>
+              <m:t>]</m:t>
+            </m:r>
+          </m:e>
+          <m:sup>
+            <m:r>
+              <m:t>2</m:t>
+            </m:r>
+          </m:sup>
+        </m:sSup>
+      </m:oMath>
+      <w:ins w:id="444" w:author="PR Preview" w:date="2026-01-01T00:00:00Z">
+        <w:r>
+          <w:t xml:space="preserve"> </w:t>
+        </w:r>
+      </w:ins>
+      <w:ins w:id="445" w:author="PR Preview" w:date="2026-01-01T00:00:00Z">
+        <w:r>
+          <w:t xml:space="preserve">with respect to Lebesgue measure (ordinary length) in each coordinate.</w:t>
+        </w:r>
+      </w:ins>
+      <w:ins w:id="446" w:author="PR Preview" w:date="2026-01-01T00:00:00Z">
+        <w:r>
+          <w:t xml:space="preserve"> </w:t>
+        </w:r>
+      </w:ins>
+      <w:ins w:id="447" w:author="PR Preview" w:date="2026-01-01T00:00:00Z">
+        <w:r>
+          <w:t xml:space="preserve">Lebesgue measure on</w:t>
+        </w:r>
+      </w:ins>
+      <w:ins w:id="448" w:author="PR Preview" w:date="2026-01-01T00:00:00Z">
+        <w:r>
+          <w:t xml:space="preserve"> </w:t>
+        </w:r>
+      </w:ins>
+      <m:oMath>
+        <m:r>
+          <m:rPr>
+            <m:sty m:val="p"/>
+          </m:rPr>
+          <m:t>[</m:t>
+        </m:r>
+        <m:r>
+          <m:t>0</m:t>
+        </m:r>
+        <m:r>
+          <m:rPr>
+            <m:sty m:val="p"/>
+          </m:rPr>
+          <m:t>,</m:t>
+        </m:r>
+        <m:r>
+          <m:rPr>
+            <m:sty m:val="p"/>
+          </m:rPr>
+          <m:t>∞</m:t>
+        </m:r>
+        <m:r>
+          <m:rPr>
+            <m:sty m:val="p"/>
+          </m:rPr>
+          <m:t>)</m:t>
+        </m:r>
+      </m:oMath>
+      <w:ins w:id="449" w:author="PR Preview" w:date="2026-01-01T00:00:00Z">
+        <w:r>
+          <w:t xml:space="preserve"> </w:t>
+        </w:r>
+      </w:ins>
+      <w:ins w:id="450" w:author="PR Preview" w:date="2026-01-01T00:00:00Z">
+        <w:r>
+          <w:t xml:space="preserve">is</w:t>
+        </w:r>
+      </w:ins>
+      <w:ins w:id="451" w:author="PR Preview" w:date="2026-01-01T00:00:00Z">
+        <w:r>
+          <w:t xml:space="preserve"> </w:t>
+        </w:r>
+      </w:ins>
+      <m:oMath>
+        <m:r>
+          <m:t>σ</m:t>
+        </m:r>
+      </m:oMath>
+      <w:ins w:id="452" w:author="PR Preview" w:date="2026-01-01T00:00:00Z">
+        <w:r>
+          <w:t xml:space="preserve">-finite,</w:t>
+        </w:r>
+      </w:ins>
+      <w:ins w:id="453" w:author="PR Preview" w:date="2026-01-01T00:00:00Z">
+        <w:r>
+          <w:t xml:space="preserve"> </w:t>
+        </w:r>
+      </w:ins>
+      <w:ins w:id="454" w:author="PR Preview" w:date="2026-01-01T00:00:00Z">
+        <w:r>
+          <w:t xml:space="preserve">because</w:t>
+        </w:r>
+      </w:ins>
+      <w:ins w:id="455" w:author="PR Preview" w:date="2026-01-01T00:00:00Z">
+        <w:r>
+          <w:t xml:space="preserve"> </w:t>
+        </w:r>
+      </w:ins>
+      <m:oMath>
+        <m:r>
+          <m:rPr>
+            <m:sty m:val="p"/>
+          </m:rPr>
+          <m:t>[</m:t>
+        </m:r>
+        <m:r>
+          <m:t>0</m:t>
+        </m:r>
+        <m:r>
+          <m:rPr>
+            <m:sty m:val="p"/>
+          </m:rPr>
+          <m:t>,</m:t>
+        </m:r>
+        <m:r>
+          <m:rPr>
+            <m:sty m:val="p"/>
+          </m:rPr>
+          <m:t>∞</m:t>
+        </m:r>
+        <m:r>
+          <m:rPr>
+            <m:sty m:val="p"/>
+          </m:rPr>
+          <m:t>)</m:t>
+        </m:r>
+      </m:oMath>
+      <w:ins w:id="456" w:author="PR Preview" w:date="2026-01-01T00:00:00Z">
+        <w:r>
+          <w:t xml:space="preserve"> </w:t>
+        </w:r>
+      </w:ins>
+      <w:ins w:id="457" w:author="PR Preview" w:date="2026-01-01T00:00:00Z">
+        <w:r>
+          <w:t xml:space="preserve">is the union of the intervals</w:t>
+        </w:r>
+      </w:ins>
+      <w:ins w:id="458" w:author="PR Preview" w:date="2026-01-01T00:00:00Z">
+        <w:r>
+          <w:t xml:space="preserve"> </w:t>
+        </w:r>
+      </w:ins>
+      <m:oMath>
+        <m:r>
+          <m:rPr>
+            <m:sty m:val="p"/>
+          </m:rPr>
+          <m:t>[</m:t>
+        </m:r>
+        <m:r>
+          <m:t>0</m:t>
+        </m:r>
+        <m:r>
+          <m:rPr>
+            <m:sty m:val="p"/>
+          </m:rPr>
+          <m:t>,</m:t>
+        </m:r>
+        <m:r>
+          <m:t>n</m:t>
+        </m:r>
+        <m:r>
+          <m:rPr>
+            <m:sty m:val="p"/>
+          </m:rPr>
+          <m:t>]</m:t>
+        </m:r>
+      </m:oMath>
+      <w:ins w:id="459" w:author="PR Preview" w:date="2026-01-01T00:00:00Z">
+        <w:r>
+          <w:t xml:space="preserve">,</w:t>
+        </w:r>
+      </w:ins>
+      <w:ins w:id="460" w:author="PR Preview" w:date="2026-01-01T00:00:00Z">
+        <w:r>
+          <w:t xml:space="preserve"> </w:t>
+        </w:r>
+      </w:ins>
+      <m:oMath>
+        <m:r>
+          <m:t>n</m:t>
+        </m:r>
+        <m:r>
+          <m:rPr>
+            <m:sty m:val="p"/>
+          </m:rPr>
+          <m:t>∈</m:t>
+        </m:r>
+        <m:r>
+          <m:rPr>
+            <m:scr m:val="double-struck"/>
+            <m:sty m:val="p"/>
+          </m:rPr>
+          <m:t>N</m:t>
+        </m:r>
+      </m:oMath>
+      <w:ins w:id="461" w:author="PR Preview" w:date="2026-01-01T00:00:00Z">
+        <w:r>
+          <w:t xml:space="preserve">,</w:t>
+        </w:r>
+      </w:ins>
+      <w:ins w:id="462" w:author="PR Preview" w:date="2026-01-01T00:00:00Z">
+        <w:r>
+          <w:t xml:space="preserve"> </w:t>
+        </w:r>
+      </w:ins>
+      <w:ins w:id="463" w:author="PR Preview" w:date="2026-01-01T00:00:00Z">
+        <w:r>
+          <w:t xml:space="preserve">each of finite length</w:t>
+        </w:r>
+      </w:ins>
+      <w:ins w:id="464" w:author="PR Preview" w:date="2026-01-01T00:00:00Z">
+        <w:r>
+          <w:t xml:space="preserve"> </w:t>
+        </w:r>
+      </w:ins>
+      <m:oMath>
+        <m:r>
+          <m:t>n</m:t>
+        </m:r>
+      </m:oMath>
+      <w:ins w:id="465" w:author="PR Preview" w:date="2026-01-01T00:00:00Z">
+        <w:r>
+          <w:t xml:space="preserve">;</w:t>
+        </w:r>
+      </w:ins>
+      <w:ins w:id="466" w:author="PR Preview" w:date="2026-01-01T00:00:00Z">
+        <w:r>
+          <w:t xml:space="preserve"> </w:t>
+        </w:r>
+      </w:ins>
+      <w:ins w:id="467" w:author="PR Preview" w:date="2026-01-01T00:00:00Z">
+        <w:r>
+          <w:t xml:space="preserve">so the</w:t>
+        </w:r>
+      </w:ins>
+      <w:ins w:id="468" w:author="PR Preview" w:date="2026-01-01T00:00:00Z">
+        <w:r>
+          <w:t xml:space="preserve"> </w:t>
+        </w:r>
+      </w:ins>
+      <m:oMath>
+        <m:r>
+          <m:t>σ</m:t>
+        </m:r>
+      </m:oMath>
+      <w:ins w:id="469" w:author="PR Preview" w:date="2026-01-01T00:00:00Z">
+        <w:r>
+          <w:t xml:space="preserve">-finiteness condition of</w:t>
+        </w:r>
+      </w:ins>
+      <w:ins w:id="470" w:author="PR Preview" w:date="2026-01-01T00:00:00Z">
+        <w:r>
+          <w:t xml:space="preserve"> </w:t>
+        </w:r>
+      </w:ins>
+      <w:hyperlink w:anchor="thm-tonelli-measure">
+        <w:ins w:id="471" w:author="PR Preview" w:date="2026-01-01T00:00:00Z">
+          <w:r>
+            <w:rPr>
+              <w:rStyle w:val="Hyperlink"/>
+            </w:rPr>
+            <w:t xml:space="preserve">Theorem 2</w:t>
+          </w:r>
+        </w:ins>
+      </w:hyperlink>
+      <w:ins w:id="472" w:author="PR Preview" w:date="2026-01-01T00:00:00Z">
+        <w:r>
+          <w:t xml:space="preserve"> </w:t>
+        </w:r>
+      </w:ins>
+      <w:ins w:id="473" w:author="PR Preview" w:date="2026-01-01T00:00:00Z">
+        <w:r>
+          <w:t xml:space="preserve">holds.</w:t>
+        </w:r>
+      </w:ins>
+      <w:ins w:id="474" w:author="PR Preview" w:date="2026-01-01T00:00:00Z">
+        <w:r>
+          <w:t xml:space="preserve"> </w:t>
+        </w:r>
+      </w:ins>
+      <w:ins w:id="475" w:author="PR Preview" w:date="2026-01-01T00:00:00Z">
+        <w:r>
+          <w:t xml:space="preserve">Since</w:t>
+        </w:r>
+      </w:ins>
+      <w:ins w:id="476" w:author="PR Preview" w:date="2026-01-01T00:00:00Z">
+        <w:r>
+          <w:t xml:space="preserve"> </w:t>
+        </w:r>
+      </w:ins>
+      <m:oMath>
+        <m:r>
+          <m:t>f</m:t>
+        </m:r>
+        <m:r>
+          <m:rPr>
+            <m:sty m:val="p"/>
+          </m:rPr>
+          <m:t>(</m:t>
+        </m:r>
+        <m:r>
+          <m:t>x</m:t>
+        </m:r>
+        <m:r>
+          <m:rPr>
+            <m:sty m:val="p"/>
+          </m:rPr>
+          <m:t>,</m:t>
+        </m:r>
+        <m:r>
+          <m:t>y</m:t>
+        </m:r>
+        <m:r>
+          <m:rPr>
+            <m:sty m:val="p"/>
+          </m:rPr>
+          <m:t>)</m:t>
+        </m:r>
+        <m:r>
+          <m:rPr>
+            <m:sty m:val="p"/>
+          </m:rPr>
+          <m:t>=</m:t>
+        </m:r>
+        <m:sSup>
+          <m:e>
+            <m:r>
+              <m:t>e</m:t>
+            </m:r>
+          </m:e>
+          <m:sup>
+            <m:r>
+              <m:rPr>
+                <m:sty m:val="p"/>
+              </m:rPr>
+              <m:t>−</m:t>
+            </m:r>
+            <m:r>
+              <m:rPr>
+                <m:sty m:val="p"/>
+              </m:rPr>
+              <m:t>(</m:t>
+            </m:r>
+            <m:r>
+              <m:t>x</m:t>
+            </m:r>
+            <m:r>
+              <m:rPr>
+                <m:sty m:val="p"/>
+              </m:rPr>
+              <m:t>+</m:t>
+            </m:r>
+            <m:r>
+              <m:t>y</m:t>
+            </m:r>
+            <m:r>
+              <m:rPr>
+                <m:sty m:val="p"/>
+              </m:rPr>
+              <m:t>)</m:t>
+            </m:r>
+          </m:sup>
+        </m:sSup>
+        <m:r>
+          <m:rPr>
+            <m:sty m:val="p"/>
+          </m:rPr>
+          <m:t>≥</m:t>
+        </m:r>
+        <m:r>
+          <m:t>0</m:t>
+        </m:r>
+      </m:oMath>
+      <w:ins w:id="477" w:author="PR Preview" w:date="2026-01-01T00:00:00Z">
+        <w:r>
+          <w:t xml:space="preserve">,</w:t>
+        </w:r>
+      </w:ins>
+      <w:ins w:id="478" w:author="PR Preview" w:date="2026-01-01T00:00:00Z">
+        <w:r>
+          <w:t xml:space="preserve"> </w:t>
+        </w:r>
+      </w:ins>
+      <w:ins w:id="479" w:author="PR Preview" w:date="2026-01-01T00:00:00Z">
+        <w:r>
+          <w:t xml:space="preserve">the nonnegativity condition is also satisfied.</w:t>
+        </w:r>
+      </w:ins>
+    </w:p>
+    <w:p>
+      <w:pPr>
+        <w:pStyle w:val="BodyText"/>
+      </w:pPr>
+      <w:ins w:id="480" w:author="PR Preview" w:date="2026-01-01T00:00:00Z">
+        <w:r>
+          <w:t xml:space="preserve">By</w:t>
+        </w:r>
+      </w:ins>
+      <w:ins w:id="481" w:author="PR Preview" w:date="2026-01-01T00:00:00Z">
+        <w:r>
+          <w:t xml:space="preserve"> </w:t>
+        </w:r>
+      </w:ins>
+      <w:hyperlink w:anchor="thm-tonelli-measure">
+        <w:ins w:id="482" w:author="PR Preview" w:date="2026-01-01T00:00:00Z">
+          <w:r>
+            <w:rPr>
+              <w:rStyle w:val="Hyperlink"/>
+            </w:rPr>
+            <w:t xml:space="preserve">Theorem 2</w:t>
+          </w:r>
+        </w:ins>
+      </w:hyperlink>
+      <w:ins w:id="483" w:author="PR Preview" w:date="2026-01-01T00:00:00Z">
+        <w:r>
+          <w:t xml:space="preserve">, both iterated integrals exist and agree.</w:t>
+        </w:r>
+      </w:ins>
+      <w:ins w:id="484" w:author="PR Preview" w:date="2026-01-01T00:00:00Z">
+        <w:r>
+          <w:t xml:space="preserve"> </w:t>
+        </w:r>
+      </w:ins>
+      <w:ins w:id="485" w:author="PR Preview" w:date="2026-01-01T00:00:00Z">
+        <w:r>
+          <w:t xml:space="preserve">Integrating</w:t>
+        </w:r>
+      </w:ins>
+      <w:ins w:id="486" w:author="PR Preview" w:date="2026-01-01T00:00:00Z">
+        <w:r>
+          <w:t xml:space="preserve"> </w:t>
+        </w:r>
+      </w:ins>
+      <m:oMath>
+        <m:r>
+          <m:t>y</m:t>
+        </m:r>
+      </m:oMath>
+      <w:ins w:id="487" w:author="PR Preview" w:date="2026-01-01T00:00:00Z">
+        <w:r>
+          <w:t xml:space="preserve"> </w:t>
+        </w:r>
+      </w:ins>
+      <w:ins w:id="488" w:author="PR Preview" w:date="2026-01-01T00:00:00Z">
+        <w:r>
+          <w:t xml:space="preserve">first, then</w:t>
+        </w:r>
+      </w:ins>
+      <w:ins w:id="489" w:author="PR Preview" w:date="2026-01-01T00:00:00Z">
+        <w:r>
+          <w:t xml:space="preserve"> </w:t>
+        </w:r>
+      </w:ins>
+      <m:oMath>
+        <m:r>
+          <m:t>x</m:t>
+        </m:r>
+      </m:oMath>
+      <w:ins w:id="490" w:author="PR Preview" w:date="2026-01-01T00:00:00Z">
+        <w:r>
+          <w:t xml:space="preserve">:</w:t>
+        </w:r>
+      </w:ins>
     </w:p>
     <w:p>
       <w:pPr>
@@ -32645,12 +35970,16 @@
       <w:pPr>
         <w:pStyle w:val="FirstParagraph"/>
       </w:pPr>
-      <w:r>
-        <w:t xml:space="preserve">Both iterated integrals equal</w:t>
-      </w:r>
-      <w:r>
-        <w:t xml:space="preserve"> </w:t>
-      </w:r>
+      <w:del w:id="491" w:author="PR Preview" w:date="2026-01-01T00:00:00Z">
+        <w:r>
+          <w:delText xml:space="preserve">Both iterated integrals equal</w:delText>
+        </w:r>
+      </w:del>
+      <w:del w:id="492" w:author="PR Preview" w:date="2026-01-01T00:00:00Z">
+        <w:r>
+          <w:delText xml:space="preserve"> </w:delText>
+        </w:r>
+      </w:del>
       <m:oMath>
         <m:r>
           <m:rPr>
@@ -32710,55 +36039,75 @@
           <m:t>0.400</m:t>
         </m:r>
       </m:oMath>
-      <w:r>
-        <w:t xml:space="preserve">,</w:t>
-      </w:r>
-      <w:r>
-        <w:t xml:space="preserve"> </w:t>
-      </w:r>
-      <w:r>
-        <w:t xml:space="preserve">as</w:t>
-      </w:r>
-      <w:r>
-        <w:t xml:space="preserve"> </w:t>
-      </w:r>
+      <w:del w:id="493" w:author="PR Preview" w:date="2026-01-01T00:00:00Z">
+        <w:r>
+          <w:delText xml:space="preserve">,</w:delText>
+        </w:r>
+      </w:del>
+      <w:del w:id="494" w:author="PR Preview" w:date="2026-01-01T00:00:00Z">
+        <w:r>
+          <w:delText xml:space="preserve"> </w:delText>
+        </w:r>
+      </w:del>
+      <w:del w:id="495" w:author="PR Preview" w:date="2026-01-01T00:00:00Z">
+        <w:r>
+          <w:delText xml:space="preserve">as</w:delText>
+        </w:r>
+      </w:del>
+      <w:del w:id="496" w:author="PR Preview" w:date="2026-01-01T00:00:00Z">
+        <w:r>
+          <w:delText xml:space="preserve"> </w:delText>
+        </w:r>
+      </w:del>
       <w:hyperlink w:anchor="thm-tonelli-measure">
-        <w:r>
-          <w:rPr>
-            <w:rStyle w:val="Hyperlink"/>
-          </w:rPr>
-          <w:t xml:space="preserve">Theorem 2</w:t>
-        </w:r>
+        <w:del w:id="497" w:author="PR Preview" w:date="2026-01-01T00:00:00Z">
+          <w:r>
+            <w:rPr>
+              <w:rStyle w:val="Hyperlink"/>
+            </w:rPr>
+            <w:delText xml:space="preserve">Theorem 4</w:delText>
+          </w:r>
+        </w:del>
       </w:hyperlink>
-      <w:r>
-        <w:t xml:space="preserve"> </w:t>
-      </w:r>
-      <w:r>
-        <w:t xml:space="preserve">guarantees.</w:t>
-      </w:r>
+      <w:del w:id="498" w:author="PR Preview" w:date="2026-01-01T00:00:00Z">
+        <w:r>
+          <w:delText xml:space="preserve"> </w:delText>
+        </w:r>
+      </w:del>
+      <w:del w:id="499" w:author="PR Preview" w:date="2026-01-01T00:00:00Z">
+        <w:r>
+          <w:delText xml:space="preserve">guarantees.</w:delText>
+        </w:r>
+      </w:del>
     </w:p>
-    <w:bookmarkEnd w:id="72"/>
-    <w:bookmarkStart w:id="73" w:name="exm-fubini-fail-tonelli"/>
     <w:p>
       <w:pPr>
         <w:pStyle w:val="BodyText"/>
       </w:pPr>
-      <w:r>
-        <w:rPr>
-          <w:b/>
-          <w:bCs/>
-        </w:rPr>
-        <w:t xml:space="preserve">Example 7 (When neither Tonelli’s nor Fubini’s condition is satisfied)</w:t>
-      </w:r>
-      <w:r>
-        <w:t xml:space="preserve"> </w:t>
-      </w:r>
-      <w:r>
-        <w:t xml:space="preserve">The same function</w:t>
-      </w:r>
-      <w:r>
-        <w:t xml:space="preserve"> </w:t>
-      </w:r>
+      <w:del w:id="500" w:author="PR Preview" w:date="2026-01-01T00:00:00Z">
+        <w:r>
+          <w:rPr>
+            <w:b/>
+            <w:bCs/>
+          </w:rPr>
+          <w:delText xml:space="preserve">Example 7 (When neither Tonelli’s nor Fubini’s condition is satisfied)</w:delText>
+        </w:r>
+      </w:del>
+      <w:del w:id="501" w:author="PR Preview" w:date="2026-01-01T00:00:00Z">
+        <w:r>
+          <w:delText xml:space="preserve"> </w:delText>
+        </w:r>
+      </w:del>
+      <w:del w:id="502" w:author="PR Preview" w:date="2026-01-01T00:00:00Z">
+        <w:r>
+          <w:delText xml:space="preserve">The same function</w:delText>
+        </w:r>
+      </w:del>
+      <w:del w:id="503" w:author="PR Preview" w:date="2026-01-01T00:00:00Z">
+        <w:r>
+          <w:delText xml:space="preserve"> </w:delText>
+        </w:r>
+      </w:del>
       <m:oMath>
         <m:r>
           <m:t>f</m:t>
@@ -32893,78 +36242,110 @@
           </m:sup>
         </m:sSup>
       </m:oMath>
-      <w:r>
-        <w:t xml:space="preserve"> </w:t>
-      </w:r>
-      <w:r>
-        <w:t xml:space="preserve">from</w:t>
-      </w:r>
-      <w:r>
-        <w:t xml:space="preserve"> </w:t>
-      </w:r>
+      <w:del w:id="504" w:author="PR Preview" w:date="2026-01-01T00:00:00Z">
+        <w:r>
+          <w:delText xml:space="preserve"> </w:delText>
+        </w:r>
+      </w:del>
+      <w:del w:id="505" w:author="PR Preview" w:date="2026-01-01T00:00:00Z">
+        <w:r>
+          <w:delText xml:space="preserve">from</w:delText>
+        </w:r>
+      </w:del>
+      <w:del w:id="506" w:author="PR Preview" w:date="2026-01-01T00:00:00Z">
+        <w:r>
+          <w:delText xml:space="preserve"> </w:delText>
+        </w:r>
+      </w:del>
       <w:hyperlink w:anchor="exm-fubini-fail">
-        <w:r>
-          <w:rPr>
-            <w:rStyle w:val="Hyperlink"/>
-          </w:rPr>
-          <w:t xml:space="preserve">Example 4</w:t>
-        </w:r>
+        <w:del w:id="507" w:author="PR Preview" w:date="2026-01-01T00:00:00Z">
+          <w:r>
+            <w:rPr>
+              <w:rStyle w:val="Hyperlink"/>
+            </w:rPr>
+            <w:delText xml:space="preserve">Example 4</w:delText>
+          </w:r>
+        </w:del>
       </w:hyperlink>
-      <w:r>
-        <w:t xml:space="preserve"> </w:t>
-      </w:r>
-      <w:r>
-        <w:t xml:space="preserve">illustrates a case where neither the hypothesis of</w:t>
-      </w:r>
-      <w:r>
-        <w:t xml:space="preserve"> </w:t>
-      </w:r>
+      <w:del w:id="508" w:author="PR Preview" w:date="2026-01-01T00:00:00Z">
+        <w:r>
+          <w:delText xml:space="preserve"> </w:delText>
+        </w:r>
+      </w:del>
+      <w:del w:id="509" w:author="PR Preview" w:date="2026-01-01T00:00:00Z">
+        <w:r>
+          <w:delText xml:space="preserve">illustrates a case where neither the hypothesis of</w:delText>
+        </w:r>
+      </w:del>
+      <w:del w:id="510" w:author="PR Preview" w:date="2026-01-01T00:00:00Z">
+        <w:r>
+          <w:delText xml:space="preserve"> </w:delText>
+        </w:r>
+      </w:del>
       <w:hyperlink w:anchor="thm-tonelli-measure">
-        <w:r>
-          <w:rPr>
-            <w:rStyle w:val="Hyperlink"/>
-          </w:rPr>
-          <w:t xml:space="preserve">Theorem 2</w:t>
-        </w:r>
+        <w:del w:id="511" w:author="PR Preview" w:date="2026-01-01T00:00:00Z">
+          <w:r>
+            <w:rPr>
+              <w:rStyle w:val="Hyperlink"/>
+            </w:rPr>
+            <w:delText xml:space="preserve">Theorem 4</w:delText>
+          </w:r>
+        </w:del>
       </w:hyperlink>
-      <w:r>
-        <w:t xml:space="preserve"> </w:t>
-      </w:r>
-      <w:r>
-        <w:t xml:space="preserve">nor that of</w:t>
-      </w:r>
-      <w:r>
-        <w:t xml:space="preserve"> </w:t>
-      </w:r>
+      <w:del w:id="512" w:author="PR Preview" w:date="2026-01-01T00:00:00Z">
+        <w:r>
+          <w:delText xml:space="preserve"> </w:delText>
+        </w:r>
+      </w:del>
+      <w:del w:id="513" w:author="PR Preview" w:date="2026-01-01T00:00:00Z">
+        <w:r>
+          <w:delText xml:space="preserve">nor that of</w:delText>
+        </w:r>
+      </w:del>
+      <w:del w:id="514" w:author="PR Preview" w:date="2026-01-01T00:00:00Z">
+        <w:r>
+          <w:delText xml:space="preserve"> </w:delText>
+        </w:r>
+      </w:del>
       <w:hyperlink w:anchor="thm-fubini-measure">
-        <w:r>
-          <w:rPr>
-            <w:rStyle w:val="Hyperlink"/>
-          </w:rPr>
-          <w:t xml:space="preserve">Theorem 3</w:t>
-        </w:r>
+        <w:del w:id="515" w:author="PR Preview" w:date="2026-01-01T00:00:00Z">
+          <w:r>
+            <w:rPr>
+              <w:rStyle w:val="Hyperlink"/>
+            </w:rPr>
+            <w:delText xml:space="preserve">Theorem 5</w:delText>
+          </w:r>
+        </w:del>
       </w:hyperlink>
-      <w:r>
-        <w:t xml:space="preserve"> </w:t>
-      </w:r>
-      <w:r>
-        <w:t xml:space="preserve">is satisfied.</w:t>
-      </w:r>
+      <w:del w:id="516" w:author="PR Preview" w:date="2026-01-01T00:00:00Z">
+        <w:r>
+          <w:delText xml:space="preserve"> </w:delText>
+        </w:r>
+      </w:del>
+      <w:del w:id="517" w:author="PR Preview" w:date="2026-01-01T00:00:00Z">
+        <w:r>
+          <w:delText xml:space="preserve">is satisfied.</w:delText>
+        </w:r>
+      </w:del>
     </w:p>
     <w:p>
       <w:pPr>
         <w:pStyle w:val="BodyText"/>
       </w:pPr>
-      <w:r>
-        <w:rPr>
-          <w:b/>
-          <w:bCs/>
-        </w:rPr>
-        <w:t xml:space="preserve">Why the hypotheses fail:</w:t>
-      </w:r>
-      <w:r>
-        <w:t xml:space="preserve"> </w:t>
-      </w:r>
+      <w:del w:id="518" w:author="PR Preview" w:date="2026-01-01T00:00:00Z">
+        <w:r>
+          <w:rPr>
+            <w:b/>
+            <w:bCs/>
+          </w:rPr>
+          <w:delText xml:space="preserve">Why the hypotheses fail:</w:delText>
+        </w:r>
+      </w:del>
+      <w:del w:id="519" w:author="PR Preview" w:date="2026-01-01T00:00:00Z">
+        <w:r>
+          <w:delText xml:space="preserve"> </w:delText>
+        </w:r>
+      </w:del>
       <m:oMath>
         <m:nary>
           <m:naryPr>
@@ -33023,731 +36404,485 @@
           <m:t>∞</m:t>
         </m:r>
       </m:oMath>
-      <w:r>
-        <w:t xml:space="preserve">, which violates the absolute-integrability</w:t>
-      </w:r>
-      <w:r>
-        <w:t xml:space="preserve"> </w:t>
-      </w:r>
-      <w:r>
-        <w:t xml:space="preserve">hypothesis of</w:t>
-      </w:r>
-      <w:r>
-        <w:t xml:space="preserve"> </w:t>
-      </w:r>
+      <w:del w:id="520" w:author="PR Preview" w:date="2026-01-01T00:00:00Z">
+        <w:r>
+          <w:delText xml:space="preserve">, which violates the absolute-integrability</w:delText>
+        </w:r>
+      </w:del>
+      <w:del w:id="521" w:author="PR Preview" w:date="2026-01-01T00:00:00Z">
+        <w:r>
+          <w:delText xml:space="preserve"> </w:delText>
+        </w:r>
+      </w:del>
+      <w:del w:id="522" w:author="PR Preview" w:date="2026-01-01T00:00:00Z">
+        <w:r>
+          <w:delText xml:space="preserve">hypothesis of</w:delText>
+        </w:r>
+      </w:del>
+      <w:del w:id="523" w:author="PR Preview" w:date="2026-01-01T00:00:00Z">
+        <w:r>
+          <w:delText xml:space="preserve"> </w:delText>
+        </w:r>
+      </w:del>
       <w:hyperlink w:anchor="thm-fubini-measure">
+        <w:del w:id="524" w:author="PR Preview" w:date="2026-01-01T00:00:00Z">
+          <w:r>
+            <w:rPr>
+              <w:rStyle w:val="Hyperlink"/>
+            </w:rPr>
+            <w:delText xml:space="preserve">Theorem 5</w:delText>
+          </w:r>
+        </w:del>
+      </w:hyperlink>
+      <w:del w:id="525" w:author="PR Preview" w:date="2026-01-01T00:00:00Z">
+        <w:r>
+          <w:delText xml:space="preserve">.</w:delText>
+        </w:r>
+      </w:del>
+      <w:del w:id="526" w:author="PR Preview" w:date="2026-01-01T00:00:00Z">
+        <w:r>
+          <w:delText xml:space="preserve"> </w:delText>
+        </w:r>
+      </w:del>
+      <w:del w:id="527" w:author="PR Preview" w:date="2026-01-01T00:00:00Z">
+        <w:r>
+          <w:delText xml:space="preserve">Switching to polar coordinates</w:delText>
+        </w:r>
+      </w:del>
+      <w:del w:id="528" w:author="PR Preview" w:date="2026-01-01T00:00:00Z">
+        <w:r>
+          <w:delText xml:space="preserve"> </w:delText>
+        </w:r>
+      </w:del>
+      <m:oMath>
+        <m:r>
+          <m:rPr>
+            <m:sty m:val="p"/>
+          </m:rPr>
+          <m:t>(</m:t>
+        </m:r>
+        <m:r>
+          <m:t>r</m:t>
+        </m:r>
+        <m:r>
+          <m:rPr>
+            <m:sty m:val="p"/>
+          </m:rPr>
+          <m:t>,</m:t>
+        </m:r>
+        <m:r>
+          <m:t>θ</m:t>
+        </m:r>
+        <m:r>
+          <m:rPr>
+            <m:sty m:val="p"/>
+          </m:rPr>
+          <m:t>)</m:t>
+        </m:r>
+      </m:oMath>
+      <w:del w:id="529" w:author="PR Preview" w:date="2026-01-01T00:00:00Z">
+        <w:r>
+          <w:delText xml:space="preserve"> </w:delText>
+        </w:r>
+      </w:del>
+      <w:del w:id="530" w:author="PR Preview" w:date="2026-01-01T00:00:00Z">
+        <w:r>
+          <w:delText xml:space="preserve">near the origin, the</w:delText>
+        </w:r>
+      </w:del>
+      <w:del w:id="531" w:author="PR Preview" w:date="2026-01-01T00:00:00Z">
+        <w:r>
+          <w:delText xml:space="preserve"> </w:delText>
+        </w:r>
+      </w:del>
+      <w:del w:id="532" w:author="PR Preview" w:date="2026-01-01T00:00:00Z">
+        <w:r>
+          <w:delText xml:space="preserve">integrand satisfies</w:delText>
+        </w:r>
+      </w:del>
+    </w:p>
+    <w:p>
+      <w:pPr>
+        <w:pStyle w:val="FirstParagraph"/>
+      </w:pPr>
+      <w:ins w:id="533" w:author="PR Preview" w:date="2026-01-01T00:00:00Z">
+        <w:r>
+          <w:t xml:space="preserve">Both iterated integrals equal</w:t>
+        </w:r>
+      </w:ins>
+      <w:ins w:id="534" w:author="PR Preview" w:date="2026-01-01T00:00:00Z">
+        <w:r>
+          <w:t xml:space="preserve"> </w:t>
+        </w:r>
+      </w:ins>
+      <m:oMath>
+        <m:r>
+          <m:rPr>
+            <m:sty m:val="p"/>
+          </m:rPr>
+          <m:t>(</m:t>
+        </m:r>
+        <m:r>
+          <m:t>1</m:t>
+        </m:r>
+        <m:r>
+          <m:rPr>
+            <m:sty m:val="p"/>
+          </m:rPr>
+          <m:t>−</m:t>
+        </m:r>
+        <m:sSup>
+          <m:e>
+            <m:r>
+              <m:t>e</m:t>
+            </m:r>
+          </m:e>
+          <m:sup>
+            <m:r>
+              <m:rPr>
+                <m:sty m:val="p"/>
+              </m:rPr>
+              <m:t>−</m:t>
+            </m:r>
+            <m:r>
+              <m:t>1</m:t>
+            </m:r>
+          </m:sup>
+        </m:sSup>
+        <m:sSup>
+          <m:e>
+            <m:r>
+              <m:rPr>
+                <m:sty m:val="p"/>
+              </m:rPr>
+              <m:t>)</m:t>
+            </m:r>
+          </m:e>
+          <m:sup>
+            <m:r>
+              <m:t>2</m:t>
+            </m:r>
+          </m:sup>
+        </m:sSup>
+        <m:r>
+          <m:rPr>
+            <m:sty m:val="p"/>
+          </m:rPr>
+          <m:t>≈</m:t>
+        </m:r>
+        <m:r>
+          <m:t>0.400</m:t>
+        </m:r>
+      </m:oMath>
+      <w:ins w:id="535" w:author="PR Preview" w:date="2026-01-01T00:00:00Z">
+        <w:r>
+          <w:t xml:space="preserve">,</w:t>
+        </w:r>
+      </w:ins>
+      <w:ins w:id="536" w:author="PR Preview" w:date="2026-01-01T00:00:00Z">
+        <w:r>
+          <w:t xml:space="preserve"> </w:t>
+        </w:r>
+      </w:ins>
+      <w:ins w:id="537" w:author="PR Preview" w:date="2026-01-01T00:00:00Z">
+        <w:r>
+          <w:t xml:space="preserve">as</w:t>
+        </w:r>
+      </w:ins>
+      <w:ins w:id="538" w:author="PR Preview" w:date="2026-01-01T00:00:00Z">
+        <w:r>
+          <w:t xml:space="preserve"> </w:t>
+        </w:r>
+      </w:ins>
+      <w:hyperlink w:anchor="thm-tonelli-measure">
+        <w:ins w:id="539" w:author="PR Preview" w:date="2026-01-01T00:00:00Z">
+          <w:r>
+            <w:rPr>
+              <w:rStyle w:val="Hyperlink"/>
+            </w:rPr>
+            <w:t xml:space="preserve">Theorem 2</w:t>
+          </w:r>
+        </w:ins>
+      </w:hyperlink>
+      <w:ins w:id="540" w:author="PR Preview" w:date="2026-01-01T00:00:00Z">
+        <w:r>
+          <w:t xml:space="preserve"> </w:t>
+        </w:r>
+      </w:ins>
+      <w:ins w:id="541" w:author="PR Preview" w:date="2026-01-01T00:00:00Z">
+        <w:r>
+          <w:t xml:space="preserve">guarantees.</w:t>
+        </w:r>
+      </w:ins>
+    </w:p>
+    <w:bookmarkEnd w:id="72"/>
+    <w:bookmarkStart w:id="73" w:name="exm-fubini-fail-tonelli"/>
+    <w:p>
+      <w:pPr>
+        <w:pStyle w:val="BodyText"/>
+      </w:pPr>
+      <w:ins w:id="542" w:author="PR Preview" w:date="2026-01-01T00:00:00Z">
         <w:r>
           <w:rPr>
-            <w:rStyle w:val="Hyperlink"/>
+            <w:b/>
+            <w:bCs/>
           </w:rPr>
-          <w:t xml:space="preserve">Theorem 3</w:t>
-        </w:r>
+          <w:t xml:space="preserve">Example 7 (When neither Tonelli’s nor Fubini’s condition is satisfied)</w:t>
+        </w:r>
+      </w:ins>
+      <w:ins w:id="543" w:author="PR Preview" w:date="2026-01-01T00:00:00Z">
+        <w:r>
+          <w:t xml:space="preserve"> </w:t>
+        </w:r>
+      </w:ins>
+      <w:ins w:id="544" w:author="PR Preview" w:date="2026-01-01T00:00:00Z">
+        <w:r>
+          <w:t xml:space="preserve">The same function</w:t>
+        </w:r>
+      </w:ins>
+      <w:ins w:id="545" w:author="PR Preview" w:date="2026-01-01T00:00:00Z">
+        <w:r>
+          <w:t xml:space="preserve"> </w:t>
+        </w:r>
+      </w:ins>
+      <m:oMath>
+        <m:r>
+          <m:t>f</m:t>
+        </m:r>
+        <m:r>
+          <m:rPr>
+            <m:sty m:val="p"/>
+          </m:rPr>
+          <m:t>(</m:t>
+        </m:r>
+        <m:r>
+          <m:t>x</m:t>
+        </m:r>
+        <m:r>
+          <m:rPr>
+            <m:sty m:val="p"/>
+          </m:rPr>
+          <m:t>,</m:t>
+        </m:r>
+        <m:r>
+          <m:t>y</m:t>
+        </m:r>
+        <m:r>
+          <m:rPr>
+            <m:sty m:val="p"/>
+          </m:rPr>
+          <m:t>)</m:t>
+        </m:r>
+        <m:r>
+          <m:rPr>
+            <m:sty m:val="p"/>
+          </m:rPr>
+          <m:t>=</m:t>
+        </m:r>
+        <m:r>
+          <m:rPr>
+            <m:sty m:val="p"/>
+          </m:rPr>
+          <m:t>(</m:t>
+        </m:r>
+        <m:sSup>
+          <m:e>
+            <m:r>
+              <m:t>x</m:t>
+            </m:r>
+          </m:e>
+          <m:sup>
+            <m:r>
+              <m:t>2</m:t>
+            </m:r>
+          </m:sup>
+        </m:sSup>
+        <m:r>
+          <m:rPr>
+            <m:sty m:val="p"/>
+          </m:rPr>
+          <m:t>−</m:t>
+        </m:r>
+        <m:sSup>
+          <m:e>
+            <m:r>
+              <m:t>y</m:t>
+            </m:r>
+          </m:e>
+          <m:sup>
+            <m:r>
+              <m:t>2</m:t>
+            </m:r>
+          </m:sup>
+        </m:sSup>
+        <m:r>
+          <m:rPr>
+            <m:sty m:val="p"/>
+          </m:rPr>
+          <m:t>)</m:t>
+        </m:r>
+        <m:r>
+          <m:rPr>
+            <m:sty m:val="p"/>
+          </m:rPr>
+          <m:t>/</m:t>
+        </m:r>
+        <m:r>
+          <m:rPr>
+            <m:sty m:val="p"/>
+          </m:rPr>
+          <m:t>(</m:t>
+        </m:r>
+        <m:sSup>
+          <m:e>
+            <m:r>
+              <m:t>x</m:t>
+            </m:r>
+          </m:e>
+          <m:sup>
+            <m:r>
+              <m:t>2</m:t>
+            </m:r>
+          </m:sup>
+        </m:sSup>
+        <m:r>
+          <m:rPr>
+            <m:sty m:val="p"/>
+          </m:rPr>
+          <m:t>+</m:t>
+        </m:r>
+        <m:sSup>
+          <m:e>
+            <m:r>
+              <m:t>y</m:t>
+            </m:r>
+          </m:e>
+          <m:sup>
+            <m:r>
+              <m:t>2</m:t>
+            </m:r>
+          </m:sup>
+        </m:sSup>
+        <m:sSup>
+          <m:e>
+            <m:r>
+              <m:rPr>
+                <m:sty m:val="p"/>
+              </m:rPr>
+              <m:t>)</m:t>
+            </m:r>
+          </m:e>
+          <m:sup>
+            <m:r>
+              <m:t>2</m:t>
+            </m:r>
+          </m:sup>
+        </m:sSup>
+      </m:oMath>
+      <w:ins w:id="546" w:author="PR Preview" w:date="2026-01-01T00:00:00Z">
+        <w:r>
+          <w:t xml:space="preserve"> </w:t>
+        </w:r>
+      </w:ins>
+      <w:ins w:id="547" w:author="PR Preview" w:date="2026-01-01T00:00:00Z">
+        <w:r>
+          <w:t xml:space="preserve">from</w:t>
+        </w:r>
+      </w:ins>
+      <w:ins w:id="548" w:author="PR Preview" w:date="2026-01-01T00:00:00Z">
+        <w:r>
+          <w:t xml:space="preserve"> </w:t>
+        </w:r>
+      </w:ins>
+      <w:hyperlink w:anchor="exm-fubini-fail">
+        <w:ins w:id="549" w:author="PR Preview" w:date="2026-01-01T00:00:00Z">
+          <w:r>
+            <w:rPr>
+              <w:rStyle w:val="Hyperlink"/>
+            </w:rPr>
+            <w:t xml:space="preserve">Example 4</w:t>
+          </w:r>
+        </w:ins>
       </w:hyperlink>
-      <w:r>
-        <w:t xml:space="preserve">.</w:t>
-      </w:r>
-      <w:r>
-        <w:t xml:space="preserve"> </w:t>
-      </w:r>
-      <w:r>
-        <w:t xml:space="preserve">Switching to polar coordinates</w:t>
-      </w:r>
-      <w:r>
-        <w:t xml:space="preserve"> </w:t>
-      </w:r>
-      <m:oMath>
-        <m:r>
-          <m:rPr>
-            <m:sty m:val="p"/>
-          </m:rPr>
-          <m:t>(</m:t>
-        </m:r>
-        <m:r>
-          <m:t>r</m:t>
-        </m:r>
-        <m:r>
-          <m:rPr>
-            <m:sty m:val="p"/>
-          </m:rPr>
-          <m:t>,</m:t>
-        </m:r>
-        <m:r>
-          <m:t>θ</m:t>
-        </m:r>
-        <m:r>
-          <m:rPr>
-            <m:sty m:val="p"/>
-          </m:rPr>
-          <m:t>)</m:t>
-        </m:r>
-      </m:oMath>
-      <w:r>
-        <w:t xml:space="preserve"> </w:t>
-      </w:r>
-      <w:r>
-        <w:t xml:space="preserve">near the origin, the</w:t>
-      </w:r>
-      <w:r>
-        <w:t xml:space="preserve"> </w:t>
-      </w:r>
-      <w:r>
-        <w:t xml:space="preserve">integrand satisfies</w:t>
-      </w:r>
+      <w:ins w:id="550" w:author="PR Preview" w:date="2026-01-01T00:00:00Z">
+        <w:r>
+          <w:t xml:space="preserve"> </w:t>
+        </w:r>
+      </w:ins>
+      <w:ins w:id="551" w:author="PR Preview" w:date="2026-01-01T00:00:00Z">
+        <w:r>
+          <w:t xml:space="preserve">illustrates a case where neither the hypothesis of</w:t>
+        </w:r>
+      </w:ins>
+      <w:ins w:id="552" w:author="PR Preview" w:date="2026-01-01T00:00:00Z">
+        <w:r>
+          <w:t xml:space="preserve"> </w:t>
+        </w:r>
+      </w:ins>
+      <w:hyperlink w:anchor="thm-tonelli-measure">
+        <w:ins w:id="553" w:author="PR Preview" w:date="2026-01-01T00:00:00Z">
+          <w:r>
+            <w:rPr>
+              <w:rStyle w:val="Hyperlink"/>
+            </w:rPr>
+            <w:t xml:space="preserve">Theorem 2</w:t>
+          </w:r>
+        </w:ins>
+      </w:hyperlink>
+      <w:ins w:id="554" w:author="PR Preview" w:date="2026-01-01T00:00:00Z">
+        <w:r>
+          <w:t xml:space="preserve"> </w:t>
+        </w:r>
+      </w:ins>
+      <w:ins w:id="555" w:author="PR Preview" w:date="2026-01-01T00:00:00Z">
+        <w:r>
+          <w:t xml:space="preserve">nor that of</w:t>
+        </w:r>
+      </w:ins>
+      <w:ins w:id="556" w:author="PR Preview" w:date="2026-01-01T00:00:00Z">
+        <w:r>
+          <w:t xml:space="preserve"> </w:t>
+        </w:r>
+      </w:ins>
+      <w:hyperlink w:anchor="thm-fubini-measure">
+        <w:ins w:id="557" w:author="PR Preview" w:date="2026-01-01T00:00:00Z">
+          <w:r>
+            <w:rPr>
+              <w:rStyle w:val="Hyperlink"/>
+            </w:rPr>
+            <w:t xml:space="preserve">Theorem 3</w:t>
+          </w:r>
+        </w:ins>
+      </w:hyperlink>
+      <w:ins w:id="558" w:author="PR Preview" w:date="2026-01-01T00:00:00Z">
+        <w:r>
+          <w:t xml:space="preserve"> </w:t>
+        </w:r>
+      </w:ins>
+      <w:ins w:id="559" w:author="PR Preview" w:date="2026-01-01T00:00:00Z">
+        <w:r>
+          <w:t xml:space="preserve">is satisfied.</w:t>
+        </w:r>
+      </w:ins>
     </w:p>
     <w:p>
       <w:pPr>
         <w:pStyle w:val="BodyText"/>
       </w:pPr>
-      <m:oMathPara>
-        <m:oMathParaPr>
-          <m:jc m:val="center"/>
-        </m:oMathParaPr>
-        <m:oMath>
-          <m:eqArr>
-            <m:e>
-              <m:r>
-                <m:rPr>
-                  <m:sty m:val="p"/>
-                </m:rPr>
-                <m:t>|</m:t>
-              </m:r>
-              <m:r>
-                <m:t>f</m:t>
-              </m:r>
-              <m:r>
-                <m:rPr>
-                  <m:sty m:val="p"/>
-                </m:rPr>
-                <m:t>(</m:t>
-              </m:r>
-              <m:r>
-                <m:t>x</m:t>
-              </m:r>
-              <m:r>
-                <m:rPr>
-                  <m:sty m:val="p"/>
-                </m:rPr>
-                <m:t>,</m:t>
-              </m:r>
-              <m:r>
-                <m:t>y</m:t>
-              </m:r>
-              <m:r>
-                <m:rPr>
-                  <m:sty m:val="p"/>
-                </m:rPr>
-                <m:t>)</m:t>
-              </m:r>
-              <m:r>
-                <m:rPr>
-                  <m:sty m:val="p"/>
-                </m:rPr>
-                <m:t>|</m:t>
-              </m:r>
-              <m:r>
-                <m:t>&amp;</m:t>
-              </m:r>
-              <m:r>
-                <m:rPr>
-                  <m:sty m:val="p"/>
-                </m:rPr>
-                <m:t>=</m:t>
-              </m:r>
-              <m:r>
-                <m:t>​</m:t>
-              </m:r>
-              <m:d>
-                <m:dPr>
-                  <m:begChr m:val="|"/>
-                  <m:sepChr m:val=""/>
-                  <m:endChr m:val="|"/>
-                  <m:grow/>
-                </m:dPr>
-                <m:e>
-                  <m:sSup>
-                    <m:e>
-                      <m:r>
-                        <m:t>x</m:t>
-                      </m:r>
-                    </m:e>
-                    <m:sup>
-                      <m:r>
-                        <m:t>2</m:t>
-                      </m:r>
-                    </m:sup>
-                  </m:sSup>
-                  <m:r>
-                    <m:rPr>
-                      <m:sty m:val="p"/>
-                    </m:rPr>
-                    <m:t>−</m:t>
-                  </m:r>
-                  <m:sSup>
-                    <m:e>
-                      <m:r>
-                        <m:t>y</m:t>
-                      </m:r>
-                    </m:e>
-                    <m:sup>
-                      <m:r>
-                        <m:t>2</m:t>
-                      </m:r>
-                    </m:sup>
-                  </m:sSup>
-                </m:e>
-              </m:d>
-              <m:r>
-                <m:t>​</m:t>
-              </m:r>
-              <m:r>
-                <m:rPr>
-                  <m:sty m:val="p"/>
-                </m:rPr>
-                <m:t>/</m:t>
-              </m:r>
-              <m:r>
-                <m:rPr>
-                  <m:sty m:val="p"/>
-                </m:rPr>
-                <m:t>(</m:t>
-              </m:r>
-              <m:sSup>
-                <m:e>
-                  <m:r>
-                    <m:t>x</m:t>
-                  </m:r>
-                </m:e>
-                <m:sup>
-                  <m:r>
-                    <m:t>2</m:t>
-                  </m:r>
-                </m:sup>
-              </m:sSup>
-              <m:r>
-                <m:rPr>
-                  <m:sty m:val="p"/>
-                </m:rPr>
-                <m:t>+</m:t>
-              </m:r>
-              <m:sSup>
-                <m:e>
-                  <m:r>
-                    <m:t>y</m:t>
-                  </m:r>
-                </m:e>
-                <m:sup>
-                  <m:r>
-                    <m:t>2</m:t>
-                  </m:r>
-                </m:sup>
-              </m:sSup>
-              <m:sSup>
-                <m:e>
-                  <m:r>
-                    <m:rPr>
-                      <m:sty m:val="p"/>
-                    </m:rPr>
-                    <m:t>)</m:t>
-                  </m:r>
-                </m:e>
-                <m:sup>
-                  <m:r>
-                    <m:t>2</m:t>
-                  </m:r>
-                </m:sup>
-              </m:sSup>
-            </m:e>
-            <m:e>
-              <m:r>
-                <m:t>&amp;</m:t>
-              </m:r>
-              <m:r>
-                <m:rPr>
-                  <m:sty m:val="p"/>
-                </m:rPr>
-                <m:t>=</m:t>
-              </m:r>
-              <m:r>
-                <m:t>​</m:t>
-              </m:r>
-              <m:d>
-                <m:dPr>
-                  <m:begChr m:val="|"/>
-                  <m:sepChr m:val=""/>
-                  <m:endChr m:val="|"/>
-                  <m:grow/>
-                </m:dPr>
-                <m:e>
-                  <m:r>
-                    <m:rPr>
-                      <m:sty m:val="p"/>
-                    </m:rPr>
-                    <m:t>cos</m:t>
-                  </m:r>
-                  <m:r>
-                    <m:t>2</m:t>
-                  </m:r>
-                  <m:r>
-                    <m:t>θ</m:t>
-                  </m:r>
-                </m:e>
-              </m:d>
-              <m:r>
-                <m:t>​</m:t>
-              </m:r>
-              <m:r>
-                <m:rPr>
-                  <m:sty m:val="p"/>
-                </m:rPr>
-                <m:t>/</m:t>
-              </m:r>
-              <m:sSup>
-                <m:e>
-                  <m:r>
-                    <m:t>r</m:t>
-                  </m:r>
-                </m:e>
-                <m:sup>
-                  <m:r>
-                    <m:t>2</m:t>
-                  </m:r>
-                </m:sup>
-              </m:sSup>
-              <m:r>
-                <m:rPr>
-                  <m:sty m:val="p"/>
-                </m:rPr>
-                <m:t>,</m:t>
-              </m:r>
-            </m:e>
-          </m:eqArr>
-        </m:oMath>
-      </m:oMathPara>
-    </w:p>
-    <w:p>
-      <w:pPr>
-        <w:pStyle w:val="FirstParagraph"/>
-      </w:pPr>
-      <w:r>
-        <w:t xml:space="preserve">so</w:t>
-      </w:r>
-    </w:p>
-    <w:p>
-      <w:pPr>
-        <w:pStyle w:val="BodyText"/>
-      </w:pPr>
-      <m:oMathPara>
-        <m:oMathParaPr>
-          <m:jc m:val="center"/>
-        </m:oMathParaPr>
-        <m:oMath>
-          <m:eqArr>
-            <m:e>
-              <m:nary>
-                <m:naryPr>
-                  <m:chr m:val="∬"/>
-                  <m:limLoc m:val="subSup"/>
-                  <m:subHide m:val="off"/>
-                  <m:supHide m:val="on"/>
-                </m:naryPr>
-                <m:sub>
-                  <m:r>
-                    <m:t>R</m:t>
-                  </m:r>
-                </m:sub>
-                <m:sup>
-                  <m:r>
-                    <m:t>​</m:t>
-                  </m:r>
-                </m:sup>
-                <m:e>
-                  <m:r>
-                    <m:rPr>
-                      <m:sty m:val="p"/>
-                    </m:rPr>
-                    <m:t>|</m:t>
-                  </m:r>
-                </m:e>
-              </m:nary>
-              <m:r>
-                <m:t>f</m:t>
-              </m:r>
-              <m:r>
-                <m:rPr>
-                  <m:sty m:val="p"/>
-                </m:rPr>
-                <m:t>|</m:t>
-              </m:r>
-              <m:r>
-                <m:t> </m:t>
-              </m:r>
-              <m:r>
-                <m:t>d</m:t>
-              </m:r>
-              <m:r>
-                <m:t>A</m:t>
-              </m:r>
-              <m:r>
-                <m:t>&amp;</m:t>
-              </m:r>
-              <m:r>
-                <m:rPr>
-                  <m:sty m:val="p"/>
-                </m:rPr>
-                <m:t>≥</m:t>
-              </m:r>
-              <m:nary>
-                <m:naryPr>
-                  <m:chr m:val="∫"/>
-                  <m:limLoc m:val="subSup"/>
-                  <m:subHide m:val="off"/>
-                  <m:supHide m:val="off"/>
-                </m:naryPr>
-                <m:sub>
-                  <m:r>
-                    <m:t>0</m:t>
-                  </m:r>
-                </m:sub>
-                <m:sup>
-                  <m:r>
-                    <m:t>π</m:t>
-                  </m:r>
-                  <m:r>
-                    <m:rPr>
-                      <m:sty m:val="p"/>
-                    </m:rPr>
-                    <m:t>/</m:t>
-                  </m:r>
-                  <m:r>
-                    <m:t>2</m:t>
-                  </m:r>
-                </m:sup>
-                <m:e>
-                  <m:r>
-                    <m:t>​</m:t>
-                  </m:r>
-                </m:e>
-              </m:nary>
-              <m:nary>
-                <m:naryPr>
-                  <m:chr m:val="∫"/>
-                  <m:limLoc m:val="subSup"/>
-                  <m:subHide m:val="off"/>
-                  <m:supHide m:val="off"/>
-                </m:naryPr>
-                <m:sub>
-                  <m:r>
-                    <m:t>0</m:t>
-                  </m:r>
-                </m:sub>
-                <m:sup>
-                  <m:r>
-                    <m:t>ε</m:t>
-                  </m:r>
-                </m:sup>
-                <m:e>
-                  <m:f>
-                    <m:fPr>
-                      <m:type m:val="bar"/>
-                    </m:fPr>
-                    <m:num>
-                      <m:r>
-                        <m:t>​</m:t>
-                      </m:r>
-                      <m:d>
-                        <m:dPr>
-                          <m:begChr m:val="|"/>
-                          <m:sepChr m:val=""/>
-                          <m:endChr m:val="|"/>
-                          <m:grow/>
-                        </m:dPr>
-                        <m:e>
-                          <m:r>
-                            <m:rPr>
-                              <m:sty m:val="p"/>
-                            </m:rPr>
-                            <m:t>cos</m:t>
-                          </m:r>
-                          <m:r>
-                            <m:t>2</m:t>
-                          </m:r>
-                          <m:r>
-                            <m:t>θ</m:t>
-                          </m:r>
-                        </m:e>
-                      </m:d>
-                      <m:r>
-                        <m:t>​</m:t>
-                      </m:r>
-                    </m:num>
-                    <m:den>
-                      <m:sSup>
-                        <m:e>
-                          <m:r>
-                            <m:t>r</m:t>
-                          </m:r>
-                        </m:e>
-                        <m:sup>
-                          <m:r>
-                            <m:t>2</m:t>
-                          </m:r>
-                        </m:sup>
-                      </m:sSup>
-                    </m:den>
-                  </m:f>
-                </m:e>
-              </m:nary>
-              <m:r>
-                <m:t> </m:t>
-              </m:r>
-              <m:r>
-                <m:t>r</m:t>
-              </m:r>
-              <m:r>
-                <m:t> </m:t>
-              </m:r>
-              <m:r>
-                <m:t>d</m:t>
-              </m:r>
-              <m:r>
-                <m:t>r</m:t>
-              </m:r>
-              <m:r>
-                <m:t> </m:t>
-              </m:r>
-              <m:r>
-                <m:t>d</m:t>
-              </m:r>
-              <m:r>
-                <m:t>θ</m:t>
-              </m:r>
-            </m:e>
-            <m:e>
-              <m:r>
-                <m:t>&amp;</m:t>
-              </m:r>
-              <m:r>
-                <m:rPr>
-                  <m:sty m:val="p"/>
-                </m:rPr>
-                <m:t>=</m:t>
-              </m:r>
-              <m:r>
-                <m:t>​</m:t>
-              </m:r>
-              <m:d>
-                <m:dPr>
-                  <m:begChr m:val="("/>
-                  <m:sepChr m:val=""/>
-                  <m:endChr m:val=")"/>
-                  <m:grow/>
-                </m:dPr>
-                <m:e>
-                  <m:nary>
-                    <m:naryPr>
-                      <m:chr m:val="∫"/>
-                      <m:limLoc m:val="subSup"/>
-                      <m:subHide m:val="off"/>
-                      <m:supHide m:val="off"/>
-                    </m:naryPr>
-                    <m:sub>
-                      <m:r>
-                        <m:t>0</m:t>
-                      </m:r>
-                    </m:sub>
-                    <m:sup>
-                      <m:r>
-                        <m:t>π</m:t>
-                      </m:r>
-                      <m:r>
-                        <m:rPr>
-                          <m:sty m:val="p"/>
-                        </m:rPr>
-                        <m:t>/</m:t>
-                      </m:r>
-                      <m:r>
-                        <m:t>2</m:t>
-                      </m:r>
-                    </m:sup>
-                    <m:e>
-                      <m:r>
-                        <m:t>​</m:t>
-                      </m:r>
-                    </m:e>
-                  </m:nary>
-                  <m:d>
-                    <m:dPr>
-                      <m:begChr m:val="|"/>
-                      <m:sepChr m:val=""/>
-                      <m:endChr m:val="|"/>
-                      <m:grow/>
-                    </m:dPr>
-                    <m:e>
-                      <m:r>
-                        <m:rPr>
-                          <m:sty m:val="p"/>
-                        </m:rPr>
-                        <m:t>cos</m:t>
-                      </m:r>
-                      <m:r>
-                        <m:t>2</m:t>
-                      </m:r>
-                      <m:r>
-                        <m:t>θ</m:t>
-                      </m:r>
-                    </m:e>
-                  </m:d>
-                  <m:r>
-                    <m:t>​</m:t>
-                  </m:r>
-                  <m:r>
-                    <m:t> </m:t>
-                  </m:r>
-                  <m:r>
-                    <m:t>d</m:t>
-                  </m:r>
-                  <m:r>
-                    <m:t>θ</m:t>
-                  </m:r>
-                </m:e>
-              </m:d>
-              <m:r>
-                <m:t>​</m:t>
-              </m:r>
-              <m:nary>
-                <m:naryPr>
-                  <m:chr m:val="∫"/>
-                  <m:limLoc m:val="subSup"/>
-                  <m:subHide m:val="off"/>
-                  <m:supHide m:val="off"/>
-                </m:naryPr>
-                <m:sub>
-                  <m:r>
-                    <m:t>0</m:t>
-                  </m:r>
-                </m:sub>
-                <m:sup>
-                  <m:r>
-                    <m:t>ε</m:t>
-                  </m:r>
-                </m:sup>
-                <m:e>
-                  <m:f>
-                    <m:fPr>
-                      <m:type m:val="bar"/>
-                    </m:fPr>
-                    <m:num>
-                      <m:r>
-                        <m:t>d</m:t>
-                      </m:r>
-                      <m:r>
-                        <m:t>r</m:t>
-                      </m:r>
-                    </m:num>
-                    <m:den>
-                      <m:r>
-                        <m:t>r</m:t>
-                      </m:r>
-                    </m:den>
-                  </m:f>
-                </m:e>
-              </m:nary>
-            </m:e>
-            <m:e>
-              <m:r>
-                <m:t>&amp;</m:t>
-              </m:r>
-              <m:r>
-                <m:rPr>
-                  <m:sty m:val="p"/>
-                </m:rPr>
-                <m:t>=</m:t>
-              </m:r>
-              <m:r>
-                <m:rPr>
-                  <m:sty m:val="p"/>
-                </m:rPr>
-                <m:t>+</m:t>
-              </m:r>
-              <m:r>
-                <m:rPr>
-                  <m:sty m:val="p"/>
-                </m:rPr>
-                <m:t>∞</m:t>
-              </m:r>
-              <m:r>
-                <m:rPr>
-                  <m:sty m:val="p"/>
-                </m:rPr>
-                <m:t>,</m:t>
-              </m:r>
-            </m:e>
-          </m:eqArr>
-        </m:oMath>
-      </m:oMathPara>
-    </w:p>
-    <w:p>
-      <w:pPr>
-        <w:pStyle w:val="FirstParagraph"/>
-      </w:pPr>
-      <w:r>
-        <w:t xml:space="preserve">since</w:t>
-      </w:r>
-      <w:r>
-        <w:t xml:space="preserve"> </w:t>
-      </w:r>
-      <m:oMath>
-        <m:nary>
-          <m:naryPr>
-            <m:chr m:val="∫"/>
-            <m:limLoc m:val="subSup"/>
-            <m:subHide m:val="off"/>
-            <m:supHide m:val="off"/>
-          </m:naryPr>
-          <m:sub>
-            <m:r>
-              <m:t>0</m:t>
-            </m:r>
-          </m:sub>
-          <m:sup>
-            <m:r>
-              <m:t>ε</m:t>
-            </m:r>
-          </m:sup>
-          <m:e>
-            <m:r>
-              <m:t>d</m:t>
-            </m:r>
-          </m:e>
-        </m:nary>
-        <m:r>
-          <m:t>r</m:t>
-        </m:r>
-        <m:r>
-          <m:rPr>
-            <m:sty m:val="p"/>
-          </m:rPr>
-          <m:t>/</m:t>
-        </m:r>
-        <m:r>
-          <m:t>r</m:t>
-        </m:r>
-      </m:oMath>
-      <w:r>
-        <w:t xml:space="preserve"> </w:t>
-      </w:r>
-      <w:r>
-        <w:t xml:space="preserve">diverges.</w:t>
-      </w:r>
-      <w:r>
-        <w:t xml:space="preserve"> </w:t>
-      </w:r>
-      <w:r>
-        <w:t xml:space="preserve">Therefore</w:t>
-      </w:r>
-      <w:r>
-        <w:t xml:space="preserve"> </w:t>
-      </w:r>
+      <w:ins w:id="560" w:author="PR Preview" w:date="2026-01-01T00:00:00Z">
+        <w:r>
+          <w:rPr>
+            <w:b/>
+            <w:bCs/>
+          </w:rPr>
+          <w:t xml:space="preserve">Why the hypotheses fail:</w:t>
+        </w:r>
+      </w:ins>
+      <w:ins w:id="561" w:author="PR Preview" w:date="2026-01-01T00:00:00Z">
+        <w:r>
+          <w:t xml:space="preserve"> </w:t>
+        </w:r>
+      </w:ins>
       <m:oMath>
         <m:nary>
           <m:naryPr>
@@ -33806,104 +36941,1264 @@
           <m:t>∞</m:t>
         </m:r>
       </m:oMath>
-      <w:r>
-        <w:t xml:space="preserve">,</w:t>
-      </w:r>
-      <w:r>
-        <w:t xml:space="preserve"> </w:t>
-      </w:r>
-      <w:r>
-        <w:t xml:space="preserve">and the hypothesis of</w:t>
-      </w:r>
-      <w:r>
-        <w:t xml:space="preserve"> </w:t>
-      </w:r>
+      <w:ins w:id="562" w:author="PR Preview" w:date="2026-01-01T00:00:00Z">
+        <w:r>
+          <w:t xml:space="preserve">, which violates the absolute-integrability</w:t>
+        </w:r>
+      </w:ins>
+      <w:ins w:id="563" w:author="PR Preview" w:date="2026-01-01T00:00:00Z">
+        <w:r>
+          <w:t xml:space="preserve"> </w:t>
+        </w:r>
+      </w:ins>
+      <w:ins w:id="564" w:author="PR Preview" w:date="2026-01-01T00:00:00Z">
+        <w:r>
+          <w:t xml:space="preserve">hypothesis of</w:t>
+        </w:r>
+      </w:ins>
+      <w:ins w:id="565" w:author="PR Preview" w:date="2026-01-01T00:00:00Z">
+        <w:r>
+          <w:t xml:space="preserve"> </w:t>
+        </w:r>
+      </w:ins>
       <w:hyperlink w:anchor="thm-fubini-measure">
-        <w:r>
-          <w:rPr>
-            <w:rStyle w:val="Hyperlink"/>
-          </w:rPr>
-          <w:t xml:space="preserve">Theorem 3</w:t>
-        </w:r>
+        <w:ins w:id="566" w:author="PR Preview" w:date="2026-01-01T00:00:00Z">
+          <w:r>
+            <w:rPr>
+              <w:rStyle w:val="Hyperlink"/>
+            </w:rPr>
+            <w:t xml:space="preserve">Theorem 3</w:t>
+          </w:r>
+        </w:ins>
       </w:hyperlink>
-      <w:r>
-        <w:t xml:space="preserve"> </w:t>
-      </w:r>
-      <w:r>
-        <w:t xml:space="preserve">is not satisfied.</w:t>
-      </w:r>
-      <w:r>
-        <w:t xml:space="preserve"> </w:t>
-      </w:r>
-      <w:r>
-        <w:t xml:space="preserve">(The hypothesis of</w:t>
-      </w:r>
-      <w:r>
-        <w:t xml:space="preserve"> </w:t>
-      </w:r>
+      <w:ins w:id="567" w:author="PR Preview" w:date="2026-01-01T00:00:00Z">
+        <w:r>
+          <w:t xml:space="preserve">.</w:t>
+        </w:r>
+      </w:ins>
+      <w:ins w:id="568" w:author="PR Preview" w:date="2026-01-01T00:00:00Z">
+        <w:r>
+          <w:t xml:space="preserve"> </w:t>
+        </w:r>
+      </w:ins>
+      <w:ins w:id="569" w:author="PR Preview" w:date="2026-01-01T00:00:00Z">
+        <w:r>
+          <w:t xml:space="preserve">Switching to polar coordinates</w:t>
+        </w:r>
+      </w:ins>
+      <w:ins w:id="570" w:author="PR Preview" w:date="2026-01-01T00:00:00Z">
+        <w:r>
+          <w:t xml:space="preserve"> </w:t>
+        </w:r>
+      </w:ins>
+      <m:oMath>
+        <m:r>
+          <m:rPr>
+            <m:sty m:val="p"/>
+          </m:rPr>
+          <m:t>(</m:t>
+        </m:r>
+        <m:r>
+          <m:t>r</m:t>
+        </m:r>
+        <m:r>
+          <m:rPr>
+            <m:sty m:val="p"/>
+          </m:rPr>
+          <m:t>,</m:t>
+        </m:r>
+        <m:r>
+          <m:t>θ</m:t>
+        </m:r>
+        <m:r>
+          <m:rPr>
+            <m:sty m:val="p"/>
+          </m:rPr>
+          <m:t>)</m:t>
+        </m:r>
+      </m:oMath>
+      <w:ins w:id="571" w:author="PR Preview" w:date="2026-01-01T00:00:00Z">
+        <w:r>
+          <w:t xml:space="preserve"> </w:t>
+        </w:r>
+      </w:ins>
+      <w:ins w:id="572" w:author="PR Preview" w:date="2026-01-01T00:00:00Z">
+        <w:r>
+          <w:t xml:space="preserve">near the origin, the</w:t>
+        </w:r>
+      </w:ins>
+      <w:ins w:id="573" w:author="PR Preview" w:date="2026-01-01T00:00:00Z">
+        <w:r>
+          <w:t xml:space="preserve"> </w:t>
+        </w:r>
+      </w:ins>
+      <w:ins w:id="574" w:author="PR Preview" w:date="2026-01-01T00:00:00Z">
+        <w:r>
+          <w:t xml:space="preserve">integrand satisfies</w:t>
+        </w:r>
+      </w:ins>
+    </w:p>
+    <w:p>
+      <w:pPr>
+        <w:pStyle w:val="BodyText"/>
+      </w:pPr>
+      <m:oMathPara>
+        <m:oMathParaPr>
+          <m:jc m:val="center"/>
+        </m:oMathParaPr>
+        <m:oMath>
+          <m:eqArr>
+            <m:e>
+              <m:r>
+                <m:rPr>
+                  <m:sty m:val="p"/>
+                </m:rPr>
+                <m:t>|</m:t>
+              </m:r>
+              <m:r>
+                <m:t>f</m:t>
+              </m:r>
+              <m:r>
+                <m:rPr>
+                  <m:sty m:val="p"/>
+                </m:rPr>
+                <m:t>(</m:t>
+              </m:r>
+              <m:r>
+                <m:t>x</m:t>
+              </m:r>
+              <m:r>
+                <m:rPr>
+                  <m:sty m:val="p"/>
+                </m:rPr>
+                <m:t>,</m:t>
+              </m:r>
+              <m:r>
+                <m:t>y</m:t>
+              </m:r>
+              <m:r>
+                <m:rPr>
+                  <m:sty m:val="p"/>
+                </m:rPr>
+                <m:t>)</m:t>
+              </m:r>
+              <m:r>
+                <m:rPr>
+                  <m:sty m:val="p"/>
+                </m:rPr>
+                <m:t>|</m:t>
+              </m:r>
+              <m:r>
+                <m:t>&amp;</m:t>
+              </m:r>
+              <m:r>
+                <m:rPr>
+                  <m:sty m:val="p"/>
+                </m:rPr>
+                <m:t>=</m:t>
+              </m:r>
+              <m:r>
+                <m:t>​</m:t>
+              </m:r>
+              <m:d>
+                <m:dPr>
+                  <m:begChr m:val="|"/>
+                  <m:sepChr m:val=""/>
+                  <m:endChr m:val="|"/>
+                  <m:grow/>
+                </m:dPr>
+                <m:e>
+                  <m:sSup>
+                    <m:e>
+                      <m:r>
+                        <m:t>x</m:t>
+                      </m:r>
+                    </m:e>
+                    <m:sup>
+                      <m:r>
+                        <m:t>2</m:t>
+                      </m:r>
+                    </m:sup>
+                  </m:sSup>
+                  <m:r>
+                    <m:rPr>
+                      <m:sty m:val="p"/>
+                    </m:rPr>
+                    <m:t>−</m:t>
+                  </m:r>
+                  <m:sSup>
+                    <m:e>
+                      <m:r>
+                        <m:t>y</m:t>
+                      </m:r>
+                    </m:e>
+                    <m:sup>
+                      <m:r>
+                        <m:t>2</m:t>
+                      </m:r>
+                    </m:sup>
+                  </m:sSup>
+                </m:e>
+              </m:d>
+              <m:r>
+                <m:t>​</m:t>
+              </m:r>
+              <m:r>
+                <m:rPr>
+                  <m:sty m:val="p"/>
+                </m:rPr>
+                <m:t>/</m:t>
+              </m:r>
+              <m:r>
+                <m:rPr>
+                  <m:sty m:val="p"/>
+                </m:rPr>
+                <m:t>(</m:t>
+              </m:r>
+              <m:sSup>
+                <m:e>
+                  <m:r>
+                    <m:t>x</m:t>
+                  </m:r>
+                </m:e>
+                <m:sup>
+                  <m:r>
+                    <m:t>2</m:t>
+                  </m:r>
+                </m:sup>
+              </m:sSup>
+              <m:r>
+                <m:rPr>
+                  <m:sty m:val="p"/>
+                </m:rPr>
+                <m:t>+</m:t>
+              </m:r>
+              <m:sSup>
+                <m:e>
+                  <m:r>
+                    <m:t>y</m:t>
+                  </m:r>
+                </m:e>
+                <m:sup>
+                  <m:r>
+                    <m:t>2</m:t>
+                  </m:r>
+                </m:sup>
+              </m:sSup>
+              <m:sSup>
+                <m:e>
+                  <m:r>
+                    <m:rPr>
+                      <m:sty m:val="p"/>
+                    </m:rPr>
+                    <m:t>)</m:t>
+                  </m:r>
+                </m:e>
+                <m:sup>
+                  <m:r>
+                    <m:t>2</m:t>
+                  </m:r>
+                </m:sup>
+              </m:sSup>
+            </m:e>
+            <m:e>
+              <m:r>
+                <m:t>&amp;</m:t>
+              </m:r>
+              <m:r>
+                <m:rPr>
+                  <m:sty m:val="p"/>
+                </m:rPr>
+                <m:t>=</m:t>
+              </m:r>
+              <m:r>
+                <m:t>​</m:t>
+              </m:r>
+              <m:d>
+                <m:dPr>
+                  <m:begChr m:val="|"/>
+                  <m:sepChr m:val=""/>
+                  <m:endChr m:val="|"/>
+                  <m:grow/>
+                </m:dPr>
+                <m:e>
+                  <m:r>
+                    <m:rPr>
+                      <m:sty m:val="p"/>
+                    </m:rPr>
+                    <m:t>cos</m:t>
+                  </m:r>
+                  <m:r>
+                    <m:t>2</m:t>
+                  </m:r>
+                  <m:r>
+                    <m:t>θ</m:t>
+                  </m:r>
+                </m:e>
+              </m:d>
+              <m:r>
+                <m:t>​</m:t>
+              </m:r>
+              <m:r>
+                <m:rPr>
+                  <m:sty m:val="p"/>
+                </m:rPr>
+                <m:t>/</m:t>
+              </m:r>
+              <m:sSup>
+                <m:e>
+                  <m:r>
+                    <m:t>r</m:t>
+                  </m:r>
+                </m:e>
+                <m:sup>
+                  <m:r>
+                    <m:t>2</m:t>
+                  </m:r>
+                </m:sup>
+              </m:sSup>
+              <m:r>
+                <m:rPr>
+                  <m:sty m:val="p"/>
+                </m:rPr>
+                <m:t>,</m:t>
+              </m:r>
+            </m:e>
+          </m:eqArr>
+        </m:oMath>
+      </m:oMathPara>
+    </w:p>
+    <w:p>
+      <w:pPr>
+        <w:pStyle w:val="FirstParagraph"/>
+      </w:pPr>
+      <w:r>
+        <w:t xml:space="preserve">so</w:t>
+      </w:r>
+    </w:p>
+    <w:p>
+      <w:pPr>
+        <w:pStyle w:val="BodyText"/>
+      </w:pPr>
+      <m:oMathPara>
+        <m:oMathParaPr>
+          <m:jc m:val="center"/>
+        </m:oMathParaPr>
+        <m:oMath>
+          <m:eqArr>
+            <m:e>
+              <m:nary>
+                <m:naryPr>
+                  <m:chr m:val="∬"/>
+                  <m:limLoc m:val="subSup"/>
+                  <m:subHide m:val="off"/>
+                  <m:supHide m:val="on"/>
+                </m:naryPr>
+                <m:sub>
+                  <m:r>
+                    <m:t>R</m:t>
+                  </m:r>
+                </m:sub>
+                <m:sup>
+                  <m:r>
+                    <m:t>​</m:t>
+                  </m:r>
+                </m:sup>
+                <m:e>
+                  <m:r>
+                    <m:rPr>
+                      <m:sty m:val="p"/>
+                    </m:rPr>
+                    <m:t>|</m:t>
+                  </m:r>
+                </m:e>
+              </m:nary>
+              <m:r>
+                <m:t>f</m:t>
+              </m:r>
+              <m:r>
+                <m:rPr>
+                  <m:sty m:val="p"/>
+                </m:rPr>
+                <m:t>|</m:t>
+              </m:r>
+              <m:r>
+                <m:t> </m:t>
+              </m:r>
+              <m:r>
+                <m:t>d</m:t>
+              </m:r>
+              <m:r>
+                <m:t>A</m:t>
+              </m:r>
+              <m:r>
+                <m:t>&amp;</m:t>
+              </m:r>
+              <m:r>
+                <m:rPr>
+                  <m:sty m:val="p"/>
+                </m:rPr>
+                <m:t>≥</m:t>
+              </m:r>
+              <m:nary>
+                <m:naryPr>
+                  <m:chr m:val="∫"/>
+                  <m:limLoc m:val="subSup"/>
+                  <m:subHide m:val="off"/>
+                  <m:supHide m:val="off"/>
+                </m:naryPr>
+                <m:sub>
+                  <m:r>
+                    <m:t>0</m:t>
+                  </m:r>
+                </m:sub>
+                <m:sup>
+                  <m:r>
+                    <m:t>π</m:t>
+                  </m:r>
+                  <m:r>
+                    <m:rPr>
+                      <m:sty m:val="p"/>
+                    </m:rPr>
+                    <m:t>/</m:t>
+                  </m:r>
+                  <m:r>
+                    <m:t>2</m:t>
+                  </m:r>
+                </m:sup>
+                <m:e>
+                  <m:r>
+                    <m:t>​</m:t>
+                  </m:r>
+                </m:e>
+              </m:nary>
+              <m:nary>
+                <m:naryPr>
+                  <m:chr m:val="∫"/>
+                  <m:limLoc m:val="subSup"/>
+                  <m:subHide m:val="off"/>
+                  <m:supHide m:val="off"/>
+                </m:naryPr>
+                <m:sub>
+                  <m:r>
+                    <m:t>0</m:t>
+                  </m:r>
+                </m:sub>
+                <m:sup>
+                  <m:r>
+                    <m:t>ε</m:t>
+                  </m:r>
+                </m:sup>
+                <m:e>
+                  <m:f>
+                    <m:fPr>
+                      <m:type m:val="bar"/>
+                    </m:fPr>
+                    <m:num>
+                      <m:r>
+                        <m:t>​</m:t>
+                      </m:r>
+                      <m:d>
+                        <m:dPr>
+                          <m:begChr m:val="|"/>
+                          <m:sepChr m:val=""/>
+                          <m:endChr m:val="|"/>
+                          <m:grow/>
+                        </m:dPr>
+                        <m:e>
+                          <m:r>
+                            <m:rPr>
+                              <m:sty m:val="p"/>
+                            </m:rPr>
+                            <m:t>cos</m:t>
+                          </m:r>
+                          <m:r>
+                            <m:t>2</m:t>
+                          </m:r>
+                          <m:r>
+                            <m:t>θ</m:t>
+                          </m:r>
+                        </m:e>
+                      </m:d>
+                      <m:r>
+                        <m:t>​</m:t>
+                      </m:r>
+                    </m:num>
+                    <m:den>
+                      <m:sSup>
+                        <m:e>
+                          <m:r>
+                            <m:t>r</m:t>
+                          </m:r>
+                        </m:e>
+                        <m:sup>
+                          <m:r>
+                            <m:t>2</m:t>
+                          </m:r>
+                        </m:sup>
+                      </m:sSup>
+                    </m:den>
+                  </m:f>
+                </m:e>
+              </m:nary>
+              <m:r>
+                <m:t> </m:t>
+              </m:r>
+              <m:r>
+                <m:t>r</m:t>
+              </m:r>
+              <m:r>
+                <m:t> </m:t>
+              </m:r>
+              <m:r>
+                <m:t>d</m:t>
+              </m:r>
+              <m:r>
+                <m:t>r</m:t>
+              </m:r>
+              <m:r>
+                <m:t> </m:t>
+              </m:r>
+              <m:r>
+                <m:t>d</m:t>
+              </m:r>
+              <m:r>
+                <m:t>θ</m:t>
+              </m:r>
+            </m:e>
+            <m:e>
+              <m:r>
+                <m:t>&amp;</m:t>
+              </m:r>
+              <m:r>
+                <m:rPr>
+                  <m:sty m:val="p"/>
+                </m:rPr>
+                <m:t>=</m:t>
+              </m:r>
+              <m:r>
+                <m:t>​</m:t>
+              </m:r>
+              <m:d>
+                <m:dPr>
+                  <m:begChr m:val="("/>
+                  <m:sepChr m:val=""/>
+                  <m:endChr m:val=")"/>
+                  <m:grow/>
+                </m:dPr>
+                <m:e>
+                  <m:nary>
+                    <m:naryPr>
+                      <m:chr m:val="∫"/>
+                      <m:limLoc m:val="subSup"/>
+                      <m:subHide m:val="off"/>
+                      <m:supHide m:val="off"/>
+                    </m:naryPr>
+                    <m:sub>
+                      <m:r>
+                        <m:t>0</m:t>
+                      </m:r>
+                    </m:sub>
+                    <m:sup>
+                      <m:r>
+                        <m:t>π</m:t>
+                      </m:r>
+                      <m:r>
+                        <m:rPr>
+                          <m:sty m:val="p"/>
+                        </m:rPr>
+                        <m:t>/</m:t>
+                      </m:r>
+                      <m:r>
+                        <m:t>2</m:t>
+                      </m:r>
+                    </m:sup>
+                    <m:e>
+                      <m:r>
+                        <m:t>​</m:t>
+                      </m:r>
+                    </m:e>
+                  </m:nary>
+                  <m:d>
+                    <m:dPr>
+                      <m:begChr m:val="|"/>
+                      <m:sepChr m:val=""/>
+                      <m:endChr m:val="|"/>
+                      <m:grow/>
+                    </m:dPr>
+                    <m:e>
+                      <m:r>
+                        <m:rPr>
+                          <m:sty m:val="p"/>
+                        </m:rPr>
+                        <m:t>cos</m:t>
+                      </m:r>
+                      <m:r>
+                        <m:t>2</m:t>
+                      </m:r>
+                      <m:r>
+                        <m:t>θ</m:t>
+                      </m:r>
+                    </m:e>
+                  </m:d>
+                  <m:r>
+                    <m:t>​</m:t>
+                  </m:r>
+                  <m:r>
+                    <m:t> </m:t>
+                  </m:r>
+                  <m:r>
+                    <m:t>d</m:t>
+                  </m:r>
+                  <m:r>
+                    <m:t>θ</m:t>
+                  </m:r>
+                </m:e>
+              </m:d>
+              <m:r>
+                <m:t>​</m:t>
+              </m:r>
+              <m:nary>
+                <m:naryPr>
+                  <m:chr m:val="∫"/>
+                  <m:limLoc m:val="subSup"/>
+                  <m:subHide m:val="off"/>
+                  <m:supHide m:val="off"/>
+                </m:naryPr>
+                <m:sub>
+                  <m:r>
+                    <m:t>0</m:t>
+                  </m:r>
+                </m:sub>
+                <m:sup>
+                  <m:r>
+                    <m:t>ε</m:t>
+                  </m:r>
+                </m:sup>
+                <m:e>
+                  <m:f>
+                    <m:fPr>
+                      <m:type m:val="bar"/>
+                    </m:fPr>
+                    <m:num>
+                      <m:r>
+                        <m:t>d</m:t>
+                      </m:r>
+                      <m:r>
+                        <m:t>r</m:t>
+                      </m:r>
+                    </m:num>
+                    <m:den>
+                      <m:r>
+                        <m:t>r</m:t>
+                      </m:r>
+                    </m:den>
+                  </m:f>
+                </m:e>
+              </m:nary>
+            </m:e>
+            <m:e>
+              <m:r>
+                <m:t>&amp;</m:t>
+              </m:r>
+              <m:r>
+                <m:rPr>
+                  <m:sty m:val="p"/>
+                </m:rPr>
+                <m:t>=</m:t>
+              </m:r>
+              <m:r>
+                <m:rPr>
+                  <m:sty m:val="p"/>
+                </m:rPr>
+                <m:t>+</m:t>
+              </m:r>
+              <m:r>
+                <m:rPr>
+                  <m:sty m:val="p"/>
+                </m:rPr>
+                <m:t>∞</m:t>
+              </m:r>
+              <m:r>
+                <m:rPr>
+                  <m:sty m:val="p"/>
+                </m:rPr>
+                <m:t>,</m:t>
+              </m:r>
+            </m:e>
+          </m:eqArr>
+        </m:oMath>
+      </m:oMathPara>
+    </w:p>
+    <w:p>
+      <w:pPr>
+        <w:pStyle w:val="FirstParagraph"/>
+      </w:pPr>
+      <w:del w:id="575" w:author="PR Preview" w:date="2026-01-01T00:00:00Z">
+        <w:r>
+          <w:delText xml:space="preserve">since</w:delText>
+        </w:r>
+      </w:del>
+      <w:del w:id="576" w:author="PR Preview" w:date="2026-01-01T00:00:00Z">
+        <w:r>
+          <w:delText xml:space="preserve"> </w:delText>
+        </w:r>
+      </w:del>
+      <m:oMath>
+        <m:nary>
+          <m:naryPr>
+            <m:chr m:val="∫"/>
+            <m:limLoc m:val="subSup"/>
+            <m:subHide m:val="off"/>
+            <m:supHide m:val="off"/>
+          </m:naryPr>
+          <m:sub>
+            <m:r>
+              <m:t>0</m:t>
+            </m:r>
+          </m:sub>
+          <m:sup>
+            <m:r>
+              <m:t>ε</m:t>
+            </m:r>
+          </m:sup>
+          <m:e>
+            <m:r>
+              <m:t>d</m:t>
+            </m:r>
+          </m:e>
+        </m:nary>
+        <m:r>
+          <m:t>r</m:t>
+        </m:r>
+        <m:r>
+          <m:rPr>
+            <m:sty m:val="p"/>
+          </m:rPr>
+          <m:t>/</m:t>
+        </m:r>
+        <m:r>
+          <m:t>r</m:t>
+        </m:r>
+      </m:oMath>
+      <w:del w:id="577" w:author="PR Preview" w:date="2026-01-01T00:00:00Z">
+        <w:r>
+          <w:delText xml:space="preserve"> </w:delText>
+        </w:r>
+      </w:del>
+      <w:del w:id="578" w:author="PR Preview" w:date="2026-01-01T00:00:00Z">
+        <w:r>
+          <w:delText xml:space="preserve">diverges.</w:delText>
+        </w:r>
+      </w:del>
+      <w:del w:id="579" w:author="PR Preview" w:date="2026-01-01T00:00:00Z">
+        <w:r>
+          <w:delText xml:space="preserve"> </w:delText>
+        </w:r>
+      </w:del>
+      <w:del w:id="580" w:author="PR Preview" w:date="2026-01-01T00:00:00Z">
+        <w:r>
+          <w:delText xml:space="preserve">Therefore</w:delText>
+        </w:r>
+      </w:del>
+      <w:del w:id="581" w:author="PR Preview" w:date="2026-01-01T00:00:00Z">
+        <w:r>
+          <w:delText xml:space="preserve"> </w:delText>
+        </w:r>
+      </w:del>
+      <m:oMath>
+        <m:nary>
+          <m:naryPr>
+            <m:chr m:val="∬"/>
+            <m:limLoc m:val="subSup"/>
+            <m:subHide m:val="off"/>
+            <m:supHide m:val="on"/>
+          </m:naryPr>
+          <m:sub>
+            <m:r>
+              <m:t>R</m:t>
+            </m:r>
+          </m:sub>
+          <m:sup>
+            <m:r>
+              <m:t>​</m:t>
+            </m:r>
+          </m:sup>
+          <m:e>
+            <m:r>
+              <m:rPr>
+                <m:sty m:val="p"/>
+              </m:rPr>
+              <m:t>|</m:t>
+            </m:r>
+          </m:e>
+        </m:nary>
+        <m:r>
+          <m:t>f</m:t>
+        </m:r>
+        <m:r>
+          <m:rPr>
+            <m:sty m:val="p"/>
+          </m:rPr>
+          <m:t>|</m:t>
+        </m:r>
+        <m:r>
+          <m:t> </m:t>
+        </m:r>
+        <m:r>
+          <m:t>d</m:t>
+        </m:r>
+        <m:r>
+          <m:t>A</m:t>
+        </m:r>
+        <m:r>
+          <m:rPr>
+            <m:sty m:val="p"/>
+          </m:rPr>
+          <m:t>=</m:t>
+        </m:r>
+        <m:r>
+          <m:rPr>
+            <m:sty m:val="p"/>
+          </m:rPr>
+          <m:t>∞</m:t>
+        </m:r>
+      </m:oMath>
+      <w:del w:id="582" w:author="PR Preview" w:date="2026-01-01T00:00:00Z">
+        <w:r>
+          <w:delText xml:space="preserve">,</w:delText>
+        </w:r>
+      </w:del>
+      <w:del w:id="583" w:author="PR Preview" w:date="2026-01-01T00:00:00Z">
+        <w:r>
+          <w:delText xml:space="preserve"> </w:delText>
+        </w:r>
+      </w:del>
+      <w:del w:id="584" w:author="PR Preview" w:date="2026-01-01T00:00:00Z">
+        <w:r>
+          <w:delText xml:space="preserve">and the hypothesis of</w:delText>
+        </w:r>
+      </w:del>
+      <w:del w:id="585" w:author="PR Preview" w:date="2026-01-01T00:00:00Z">
+        <w:r>
+          <w:delText xml:space="preserve"> </w:delText>
+        </w:r>
+      </w:del>
+      <w:hyperlink w:anchor="thm-fubini-measure">
+        <w:del w:id="586" w:author="PR Preview" w:date="2026-01-01T00:00:00Z">
+          <w:r>
+            <w:rPr>
+              <w:rStyle w:val="Hyperlink"/>
+            </w:rPr>
+            <w:delText xml:space="preserve">Theorem 5</w:delText>
+          </w:r>
+        </w:del>
+      </w:hyperlink>
+      <w:del w:id="587" w:author="PR Preview" w:date="2026-01-01T00:00:00Z">
+        <w:r>
+          <w:delText xml:space="preserve"> </w:delText>
+        </w:r>
+      </w:del>
+      <w:del w:id="588" w:author="PR Preview" w:date="2026-01-01T00:00:00Z">
+        <w:r>
+          <w:delText xml:space="preserve">is not satisfied.</w:delText>
+        </w:r>
+      </w:del>
+      <w:del w:id="589" w:author="PR Preview" w:date="2026-01-01T00:00:00Z">
+        <w:r>
+          <w:delText xml:space="preserve"> </w:delText>
+        </w:r>
+      </w:del>
+      <w:del w:id="590" w:author="PR Preview" w:date="2026-01-01T00:00:00Z">
+        <w:r>
+          <w:delText xml:space="preserve">(The hypothesis of</w:delText>
+        </w:r>
+      </w:del>
+      <w:del w:id="591" w:author="PR Preview" w:date="2026-01-01T00:00:00Z">
+        <w:r>
+          <w:delText xml:space="preserve"> </w:delText>
+        </w:r>
+      </w:del>
       <w:hyperlink w:anchor="thm-tonelli-measure">
-        <w:r>
-          <w:rPr>
-            <w:rStyle w:val="Hyperlink"/>
-          </w:rPr>
-          <w:t xml:space="preserve">Theorem 2</w:t>
-        </w:r>
+        <w:del w:id="592" w:author="PR Preview" w:date="2026-01-01T00:00:00Z">
+          <w:r>
+            <w:rPr>
+              <w:rStyle w:val="Hyperlink"/>
+            </w:rPr>
+            <w:delText xml:space="preserve">Theorem 4</w:delText>
+          </w:r>
+        </w:del>
       </w:hyperlink>
-      <w:r>
-        <w:t xml:space="preserve"> </w:t>
-      </w:r>
-      <w:r>
-        <w:t xml:space="preserve">also fails:</w:t>
-      </w:r>
-      <w:r>
-        <w:t xml:space="preserve"> </w:t>
-      </w:r>
+      <w:del w:id="593" w:author="PR Preview" w:date="2026-01-01T00:00:00Z">
+        <w:r>
+          <w:delText xml:space="preserve"> </w:delText>
+        </w:r>
+      </w:del>
+      <w:del w:id="594" w:author="PR Preview" w:date="2026-01-01T00:00:00Z">
+        <w:r>
+          <w:delText xml:space="preserve">also fails:</w:delText>
+        </w:r>
+      </w:del>
+      <w:del w:id="595" w:author="PR Preview" w:date="2026-01-01T00:00:00Z">
+        <w:r>
+          <w:delText xml:space="preserve"> </w:delText>
+        </w:r>
+      </w:del>
       <m:oMath>
         <m:r>
           <m:t>f</m:t>
         </m:r>
       </m:oMath>
-      <w:r>
-        <w:t xml:space="preserve"> </w:t>
-      </w:r>
-      <w:r>
-        <w:t xml:space="preserve">takes both positive</w:t>
-      </w:r>
-      <w:r>
-        <w:t xml:space="preserve"> </w:t>
-      </w:r>
-      <w:r>
-        <w:t xml:space="preserve">and negative values, so it is not nonnegative a.e.)</w:t>
-      </w:r>
-      <w:r>
-        <w:t xml:space="preserve"> </w:t>
-      </w:r>
-      <w:r>
-        <w:t xml:space="preserve">The unequal iterated integrals from</w:t>
-      </w:r>
-      <w:r>
-        <w:t xml:space="preserve"> </w:t>
-      </w:r>
+      <w:del w:id="596" w:author="PR Preview" w:date="2026-01-01T00:00:00Z">
+        <w:r>
+          <w:delText xml:space="preserve"> </w:delText>
+        </w:r>
+      </w:del>
+      <w:del w:id="597" w:author="PR Preview" w:date="2026-01-01T00:00:00Z">
+        <w:r>
+          <w:delText xml:space="preserve">takes both positive</w:delText>
+        </w:r>
+      </w:del>
+      <w:del w:id="598" w:author="PR Preview" w:date="2026-01-01T00:00:00Z">
+        <w:r>
+          <w:delText xml:space="preserve"> </w:delText>
+        </w:r>
+      </w:del>
+      <w:del w:id="599" w:author="PR Preview" w:date="2026-01-01T00:00:00Z">
+        <w:r>
+          <w:delText xml:space="preserve">and negative values, so it is not nonnegative a.e.)</w:delText>
+        </w:r>
+      </w:del>
+      <w:del w:id="600" w:author="PR Preview" w:date="2026-01-01T00:00:00Z">
+        <w:r>
+          <w:delText xml:space="preserve"> </w:delText>
+        </w:r>
+      </w:del>
+      <w:del w:id="601" w:author="PR Preview" w:date="2026-01-01T00:00:00Z">
+        <w:r>
+          <w:delText xml:space="preserve">The unequal iterated integrals from</w:delText>
+        </w:r>
+      </w:del>
+      <w:del w:id="602" w:author="PR Preview" w:date="2026-01-01T00:00:00Z">
+        <w:r>
+          <w:delText xml:space="preserve"> </w:delText>
+        </w:r>
+      </w:del>
       <w:hyperlink w:anchor="exm-fubini-fail">
-        <w:r>
-          <w:rPr>
-            <w:rStyle w:val="Hyperlink"/>
-          </w:rPr>
-          <w:t xml:space="preserve">Example 4</w:t>
-        </w:r>
+        <w:del w:id="603" w:author="PR Preview" w:date="2026-01-01T00:00:00Z">
+          <w:r>
+            <w:rPr>
+              <w:rStyle w:val="Hyperlink"/>
+            </w:rPr>
+            <w:delText xml:space="preserve">Example 4</w:delText>
+          </w:r>
+        </w:del>
       </w:hyperlink>
-      <w:r>
-        <w:t xml:space="preserve"> </w:t>
-      </w:r>
-      <w:r>
-        <w:t xml:space="preserve">are thus consistent</w:t>
-      </w:r>
-      <w:r>
-        <w:t xml:space="preserve"> </w:t>
-      </w:r>
-      <w:r>
-        <w:t xml:space="preserve">with both theorems: neither one applies.</w:t>
-      </w:r>
+      <w:del w:id="604" w:author="PR Preview" w:date="2026-01-01T00:00:00Z">
+        <w:r>
+          <w:delText xml:space="preserve"> </w:delText>
+        </w:r>
+      </w:del>
+      <w:del w:id="605" w:author="PR Preview" w:date="2026-01-01T00:00:00Z">
+        <w:r>
+          <w:delText xml:space="preserve">are thus consistent</w:delText>
+        </w:r>
+      </w:del>
+      <w:del w:id="606" w:author="PR Preview" w:date="2026-01-01T00:00:00Z">
+        <w:r>
+          <w:delText xml:space="preserve"> </w:delText>
+        </w:r>
+      </w:del>
+      <w:del w:id="607" w:author="PR Preview" w:date="2026-01-01T00:00:00Z">
+        <w:r>
+          <w:delText xml:space="preserve">with both theorems: neither one applies.</w:delText>
+        </w:r>
+      </w:del>
+    </w:p>
+    <w:p>
+      <w:pPr>
+        <w:pStyle w:val="FirstParagraph"/>
+      </w:pPr>
+      <w:ins w:id="608" w:author="PR Preview" w:date="2026-01-01T00:00:00Z">
+        <w:r>
+          <w:t xml:space="preserve">since</w:t>
+        </w:r>
+      </w:ins>
+      <w:ins w:id="609" w:author="PR Preview" w:date="2026-01-01T00:00:00Z">
+        <w:r>
+          <w:t xml:space="preserve"> </w:t>
+        </w:r>
+      </w:ins>
+      <m:oMath>
+        <m:nary>
+          <m:naryPr>
+            <m:chr m:val="∫"/>
+            <m:limLoc m:val="subSup"/>
+            <m:subHide m:val="off"/>
+            <m:supHide m:val="off"/>
+          </m:naryPr>
+          <m:sub>
+            <m:r>
+              <m:t>0</m:t>
+            </m:r>
+          </m:sub>
+          <m:sup>
+            <m:r>
+              <m:t>ε</m:t>
+            </m:r>
+          </m:sup>
+          <m:e>
+            <m:r>
+              <m:t>d</m:t>
+            </m:r>
+          </m:e>
+        </m:nary>
+        <m:r>
+          <m:t>r</m:t>
+        </m:r>
+        <m:r>
+          <m:rPr>
+            <m:sty m:val="p"/>
+          </m:rPr>
+          <m:t>/</m:t>
+        </m:r>
+        <m:r>
+          <m:t>r</m:t>
+        </m:r>
+      </m:oMath>
+      <w:ins w:id="610" w:author="PR Preview" w:date="2026-01-01T00:00:00Z">
+        <w:r>
+          <w:t xml:space="preserve"> </w:t>
+        </w:r>
+      </w:ins>
+      <w:ins w:id="611" w:author="PR Preview" w:date="2026-01-01T00:00:00Z">
+        <w:r>
+          <w:t xml:space="preserve">diverges.</w:t>
+        </w:r>
+      </w:ins>
+      <w:ins w:id="612" w:author="PR Preview" w:date="2026-01-01T00:00:00Z">
+        <w:r>
+          <w:t xml:space="preserve"> </w:t>
+        </w:r>
+      </w:ins>
+      <w:ins w:id="613" w:author="PR Preview" w:date="2026-01-01T00:00:00Z">
+        <w:r>
+          <w:t xml:space="preserve">Therefore</w:t>
+        </w:r>
+      </w:ins>
+      <w:ins w:id="614" w:author="PR Preview" w:date="2026-01-01T00:00:00Z">
+        <w:r>
+          <w:t xml:space="preserve"> </w:t>
+        </w:r>
+      </w:ins>
+      <m:oMath>
+        <m:nary>
+          <m:naryPr>
+            <m:chr m:val="∬"/>
+            <m:limLoc m:val="subSup"/>
+            <m:subHide m:val="off"/>
+            <m:supHide m:val="on"/>
+          </m:naryPr>
+          <m:sub>
+            <m:r>
+              <m:t>R</m:t>
+            </m:r>
+          </m:sub>
+          <m:sup>
+            <m:r>
+              <m:t>​</m:t>
+            </m:r>
+          </m:sup>
+          <m:e>
+            <m:r>
+              <m:rPr>
+                <m:sty m:val="p"/>
+              </m:rPr>
+              <m:t>|</m:t>
+            </m:r>
+          </m:e>
+        </m:nary>
+        <m:r>
+          <m:t>f</m:t>
+        </m:r>
+        <m:r>
+          <m:rPr>
+            <m:sty m:val="p"/>
+          </m:rPr>
+          <m:t>|</m:t>
+        </m:r>
+        <m:r>
+          <m:t> </m:t>
+        </m:r>
+        <m:r>
+          <m:t>d</m:t>
+        </m:r>
+        <m:r>
+          <m:t>A</m:t>
+        </m:r>
+        <m:r>
+          <m:rPr>
+            <m:sty m:val="p"/>
+          </m:rPr>
+          <m:t>=</m:t>
+        </m:r>
+        <m:r>
+          <m:rPr>
+            <m:sty m:val="p"/>
+          </m:rPr>
+          <m:t>∞</m:t>
+        </m:r>
+      </m:oMath>
+      <w:ins w:id="615" w:author="PR Preview" w:date="2026-01-01T00:00:00Z">
+        <w:r>
+          <w:t xml:space="preserve">,</w:t>
+        </w:r>
+      </w:ins>
+      <w:ins w:id="616" w:author="PR Preview" w:date="2026-01-01T00:00:00Z">
+        <w:r>
+          <w:t xml:space="preserve"> </w:t>
+        </w:r>
+      </w:ins>
+      <w:ins w:id="617" w:author="PR Preview" w:date="2026-01-01T00:00:00Z">
+        <w:r>
+          <w:t xml:space="preserve">and the hypothesis of</w:t>
+        </w:r>
+      </w:ins>
+      <w:ins w:id="618" w:author="PR Preview" w:date="2026-01-01T00:00:00Z">
+        <w:r>
+          <w:t xml:space="preserve"> </w:t>
+        </w:r>
+      </w:ins>
+      <w:hyperlink w:anchor="thm-fubini-measure">
+        <w:ins w:id="619" w:author="PR Preview" w:date="2026-01-01T00:00:00Z">
+          <w:r>
+            <w:rPr>
+              <w:rStyle w:val="Hyperlink"/>
+            </w:rPr>
+            <w:t xml:space="preserve">Theorem 3</w:t>
+          </w:r>
+        </w:ins>
+      </w:hyperlink>
+      <w:ins w:id="620" w:author="PR Preview" w:date="2026-01-01T00:00:00Z">
+        <w:r>
+          <w:t xml:space="preserve"> </w:t>
+        </w:r>
+      </w:ins>
+      <w:ins w:id="621" w:author="PR Preview" w:date="2026-01-01T00:00:00Z">
+        <w:r>
+          <w:t xml:space="preserve">is not satisfied.</w:t>
+        </w:r>
+      </w:ins>
+      <w:ins w:id="622" w:author="PR Preview" w:date="2026-01-01T00:00:00Z">
+        <w:r>
+          <w:t xml:space="preserve"> </w:t>
+        </w:r>
+      </w:ins>
+      <w:ins w:id="623" w:author="PR Preview" w:date="2026-01-01T00:00:00Z">
+        <w:r>
+          <w:t xml:space="preserve">(The hypothesis of</w:t>
+        </w:r>
+      </w:ins>
+      <w:ins w:id="624" w:author="PR Preview" w:date="2026-01-01T00:00:00Z">
+        <w:r>
+          <w:t xml:space="preserve"> </w:t>
+        </w:r>
+      </w:ins>
+      <w:hyperlink w:anchor="thm-tonelli-measure">
+        <w:ins w:id="625" w:author="PR Preview" w:date="2026-01-01T00:00:00Z">
+          <w:r>
+            <w:rPr>
+              <w:rStyle w:val="Hyperlink"/>
+            </w:rPr>
+            <w:t xml:space="preserve">Theorem 2</w:t>
+          </w:r>
+        </w:ins>
+      </w:hyperlink>
+      <w:ins w:id="626" w:author="PR Preview" w:date="2026-01-01T00:00:00Z">
+        <w:r>
+          <w:t xml:space="preserve"> </w:t>
+        </w:r>
+      </w:ins>
+      <w:ins w:id="627" w:author="PR Preview" w:date="2026-01-01T00:00:00Z">
+        <w:r>
+          <w:t xml:space="preserve">also fails:</w:t>
+        </w:r>
+      </w:ins>
+      <w:ins w:id="628" w:author="PR Preview" w:date="2026-01-01T00:00:00Z">
+        <w:r>
+          <w:t xml:space="preserve"> </w:t>
+        </w:r>
+      </w:ins>
+      <m:oMath>
+        <m:r>
+          <m:t>f</m:t>
+        </m:r>
+      </m:oMath>
+      <w:ins w:id="629" w:author="PR Preview" w:date="2026-01-01T00:00:00Z">
+        <w:r>
+          <w:t xml:space="preserve"> </w:t>
+        </w:r>
+      </w:ins>
+      <w:ins w:id="630" w:author="PR Preview" w:date="2026-01-01T00:00:00Z">
+        <w:r>
+          <w:t xml:space="preserve">takes both positive</w:t>
+        </w:r>
+      </w:ins>
+      <w:ins w:id="631" w:author="PR Preview" w:date="2026-01-01T00:00:00Z">
+        <w:r>
+          <w:t xml:space="preserve"> </w:t>
+        </w:r>
+      </w:ins>
+      <w:ins w:id="632" w:author="PR Preview" w:date="2026-01-01T00:00:00Z">
+        <w:r>
+          <w:t xml:space="preserve">and negative values, so it is not nonnegative a.e.)</w:t>
+        </w:r>
+      </w:ins>
+      <w:ins w:id="633" w:author="PR Preview" w:date="2026-01-01T00:00:00Z">
+        <w:r>
+          <w:t xml:space="preserve"> </w:t>
+        </w:r>
+      </w:ins>
+      <w:ins w:id="634" w:author="PR Preview" w:date="2026-01-01T00:00:00Z">
+        <w:r>
+          <w:t xml:space="preserve">The unequal iterated integrals from</w:t>
+        </w:r>
+      </w:ins>
+      <w:ins w:id="635" w:author="PR Preview" w:date="2026-01-01T00:00:00Z">
+        <w:r>
+          <w:t xml:space="preserve"> </w:t>
+        </w:r>
+      </w:ins>
+      <w:hyperlink w:anchor="exm-fubini-fail">
+        <w:ins w:id="636" w:author="PR Preview" w:date="2026-01-01T00:00:00Z">
+          <w:r>
+            <w:rPr>
+              <w:rStyle w:val="Hyperlink"/>
+            </w:rPr>
+            <w:t xml:space="preserve">Example 4</w:t>
+          </w:r>
+        </w:ins>
+      </w:hyperlink>
+      <w:ins w:id="637" w:author="PR Preview" w:date="2026-01-01T00:00:00Z">
+        <w:r>
+          <w:t xml:space="preserve"> </w:t>
+        </w:r>
+      </w:ins>
+      <w:ins w:id="638" w:author="PR Preview" w:date="2026-01-01T00:00:00Z">
+        <w:r>
+          <w:t xml:space="preserve">are thus consistent</w:t>
+        </w:r>
+      </w:ins>
+      <w:ins w:id="639" w:author="PR Preview" w:date="2026-01-01T00:00:00Z">
+        <w:r>
+          <w:t xml:space="preserve"> </w:t>
+        </w:r>
+      </w:ins>
+      <w:ins w:id="640" w:author="PR Preview" w:date="2026-01-01T00:00:00Z">
+        <w:r>
+          <w:t xml:space="preserve">with both theorems: neither one applies.</w:t>
+        </w:r>
+      </w:ins>
     </w:p>
     <w:p>
       <w:pPr>

--- a/pr-preview/pr-308/calculus-double-integrals-tracked-changes.docx
+++ b/pr-preview/pr-308/calculus-double-integrals-tracked-changes.docx
@@ -26,11 +26,11 @@
       </w:pPr>
       <w:ins w:id="2" w:author="PR Preview" w:date="2026-01-01T00:00:00Z">
         <w:r>
-          <w:t xml:space="preserve">Last modified: 2026-10-15 05:19:02 (PDT)</w:t>
+          <w:t xml:space="preserve">Last modified: 2026-10-15 06:49:18 (PDT)</w:t>
         </w:r>
       </w:ins>
     </w:p>
-    <w:bookmarkStart w:id="85" w:name="sec-double-integrals"/>
+    <w:bookmarkStart w:id="87" w:name="sec-double-integrals"/>
     <w:p>
       <w:pPr>
         <w:pStyle w:val="Heading2"/>
@@ -43,477 +43,161 @@
       <w:pPr>
         <w:pStyle w:val="FirstParagraph"/>
       </w:pPr>
-      <w:del w:id="3" w:author="PR Preview" w:date="2026-01-01T00:00:00Z">
-        <w:r>
-          <w:delText xml:space="preserve">The</w:delText>
-        </w:r>
-      </w:del>
-      <w:del w:id="4" w:author="PR Preview" w:date="2026-01-01T00:00:00Z">
-        <w:r>
-          <w:delText xml:space="preserve"> </w:delText>
-        </w:r>
-      </w:del>
-      <w:del w:id="5" w:author="PR Preview" w:date="2026-01-01T00:00:00Z">
+      <w:r>
+        <w:t xml:space="preserve">The</w:t>
+      </w:r>
+      <w:r>
+        <w:t xml:space="preserve"> </w:t>
+      </w:r>
+      <w:r>
+        <w:rPr>
+          <w:b/>
+          <w:bCs/>
+        </w:rPr>
+        <w:t xml:space="preserve">Fubini–Tonelli theorem</w:t>
+      </w:r>
+      <w:r>
+        <w:t xml:space="preserve"> </w:t>
+      </w:r>
+      <w:r>
+        <w:t xml:space="preserve">states conditions under which the order</w:t>
+      </w:r>
+      <w:r>
+        <w:t xml:space="preserve"> </w:t>
+      </w:r>
+      <w:r>
+        <w:t xml:space="preserve">of integration in a double integral can be exchanged.</w:t>
+      </w:r>
+      <w:r>
+        <w:t xml:space="preserve"> </w:t>
+      </w:r>
+      <w:r>
+        <w:t xml:space="preserve">We state them in two settings:</w:t>
+      </w:r>
+      <w:r>
+        <w:t xml:space="preserve"> </w:t>
+      </w:r>
+      <w:r>
+        <w:t xml:space="preserve">the Riemann version (</w:t>
+      </w:r>
+      <w:hyperlink w:anchor="thm-fubini">
         <w:r>
           <w:rPr>
-            <w:b/>
-            <w:bCs/>
+            <w:rStyle w:val="Hyperlink"/>
           </w:rPr>
-          <w:delText xml:space="preserve">Fubini–Tonelli theorem</w:delText>
+          <w:t xml:space="preserve">Theorem 1</w:t>
         </w:r>
-      </w:del>
-      <w:del w:id="6" w:author="PR Preview" w:date="2026-01-01T00:00:00Z">
-        <w:r>
-          <w:delText xml:space="preserve"> </w:delText>
-        </w:r>
-      </w:del>
-      <w:del w:id="7" w:author="PR Preview" w:date="2026-01-01T00:00:00Z">
-        <w:r>
-          <w:delText xml:space="preserve">states conditions under which the order</w:delText>
-        </w:r>
-      </w:del>
-      <w:del w:id="8" w:author="PR Preview" w:date="2026-01-01T00:00:00Z">
-        <w:r>
-          <w:delText xml:space="preserve"> </w:delText>
-        </w:r>
-      </w:del>
-      <w:del w:id="9" w:author="PR Preview" w:date="2026-01-01T00:00:00Z">
-        <w:r>
-          <w:delText xml:space="preserve">of integration in a double integral can be exchanged.</w:delText>
-        </w:r>
-      </w:del>
-      <w:del w:id="10" w:author="PR Preview" w:date="2026-01-01T00:00:00Z">
-        <w:r>
-          <w:delText xml:space="preserve"> </w:delText>
-        </w:r>
-      </w:del>
-      <w:del w:id="11" w:author="PR Preview" w:date="2026-01-01T00:00:00Z">
-        <w:r>
-          <w:delText xml:space="preserve">We state them in two settings:</w:delText>
-        </w:r>
-      </w:del>
-      <w:del w:id="12" w:author="PR Preview" w:date="2026-01-01T00:00:00Z">
-        <w:r>
-          <w:delText xml:space="preserve"> </w:delText>
-        </w:r>
-      </w:del>
-      <w:del w:id="13" w:author="PR Preview" w:date="2026-01-01T00:00:00Z">
-        <w:r>
-          <w:delText xml:space="preserve">the Riemann version (</w:delText>
-        </w:r>
-      </w:del>
-      <w:hyperlink w:anchor="thm-fubini">
-        <w:del w:id="14" w:author="PR Preview" w:date="2026-01-01T00:00:00Z">
-          <w:r>
-            <w:rPr>
-              <w:rStyle w:val="Hyperlink"/>
-            </w:rPr>
-            <w:delText xml:space="preserve">Theorem 1</w:delText>
-          </w:r>
-        </w:del>
       </w:hyperlink>
-      <w:del w:id="15" w:author="PR Preview" w:date="2026-01-01T00:00:00Z">
-        <w:r>
-          <w:delText xml:space="preserve">) is what applied courses usually use</w:delText>
-        </w:r>
-      </w:del>
-      <w:del w:id="16" w:author="PR Preview" w:date="2026-01-01T00:00:00Z">
-        <w:r>
-          <w:delText xml:space="preserve"> </w:delText>
-        </w:r>
-      </w:del>
-      <w:del w:id="17" w:author="PR Preview" w:date="2026-01-01T00:00:00Z">
-        <w:r>
-          <w:delText xml:space="preserve">for double integrals of continuous functions on simple regions;</w:delText>
-        </w:r>
-      </w:del>
-      <w:del w:id="18" w:author="PR Preview" w:date="2026-01-01T00:00:00Z">
-        <w:r>
-          <w:delText xml:space="preserve"> </w:delText>
-        </w:r>
-      </w:del>
-      <w:del w:id="19" w:author="PR Preview" w:date="2026-01-01T00:00:00Z">
-        <w:r>
-          <w:delText xml:space="preserve">the</w:delText>
-        </w:r>
-      </w:del>
-      <w:del w:id="20" w:author="PR Preview" w:date="2026-01-01T00:00:00Z">
-        <w:r>
-          <w:delText xml:space="preserve"> </w:delText>
-        </w:r>
-      </w:del>
+      <w:r>
+        <w:t xml:space="preserve">) is what applied courses usually use</w:t>
+      </w:r>
+      <w:r>
+        <w:t xml:space="preserve"> </w:t>
+      </w:r>
+      <w:r>
+        <w:t xml:space="preserve">for double integrals of continuous functions on simple regions;</w:t>
+      </w:r>
+      <w:r>
+        <w:t xml:space="preserve"> </w:t>
+      </w:r>
+      <w:r>
+        <w:t xml:space="preserve">the</w:t>
+      </w:r>
+      <w:r>
+        <w:t xml:space="preserve"> </w:t>
+      </w:r>
       <w:hyperlink r:id="rId9">
         <m:oMath>
           <m:r>
             <m:t>σ</m:t>
           </m:r>
         </m:oMath>
-        <w:del w:id="21" w:author="PR Preview" w:date="2026-01-01T00:00:00Z">
-          <w:r>
-            <w:rPr>
-              <w:rStyle w:val="Hyperlink"/>
-            </w:rPr>
-            <w:delText xml:space="preserve">-finite</w:delText>
-          </w:r>
-        </w:del>
-      </w:hyperlink>
-      <w:del w:id="22" w:author="PR Preview" w:date="2026-01-01T00:00:00Z">
-        <w:r>
-          <w:delText xml:space="preserve"> </w:delText>
-        </w:r>
-      </w:del>
-      <w:del w:id="23" w:author="PR Preview" w:date="2026-01-01T00:00:00Z">
-        <w:r>
-          <w:delText xml:space="preserve">measure-theoretic versions</w:delText>
-        </w:r>
-      </w:del>
-      <w:del w:id="24" w:author="PR Preview" w:date="2026-01-01T00:00:00Z">
-        <w:r>
-          <w:delText xml:space="preserve"> </w:delText>
-        </w:r>
-      </w:del>
-      <w:del w:id="25" w:author="PR Preview" w:date="2026-01-01T00:00:00Z">
-        <w:r>
-          <w:delText xml:space="preserve">(</w:delText>
-        </w:r>
-      </w:del>
-      <w:hyperlink w:anchor="thm-tonelli-measure">
-        <w:del w:id="26" w:author="PR Preview" w:date="2026-01-01T00:00:00Z">
-          <w:r>
-            <w:rPr>
-              <w:rStyle w:val="Hyperlink"/>
-            </w:rPr>
-            <w:delText xml:space="preserve">Theorem 4</w:delText>
-          </w:r>
-        </w:del>
-      </w:hyperlink>
-      <w:del w:id="27" w:author="PR Preview" w:date="2026-01-01T00:00:00Z">
-        <w:r>
-          <w:delText xml:space="preserve"> </w:delText>
-        </w:r>
-      </w:del>
-      <w:del w:id="28" w:author="PR Preview" w:date="2026-01-01T00:00:00Z">
-        <w:r>
-          <w:delText xml:space="preserve">and</w:delText>
-        </w:r>
-      </w:del>
-      <w:del w:id="29" w:author="PR Preview" w:date="2026-01-01T00:00:00Z">
-        <w:r>
-          <w:delText xml:space="preserve"> </w:delText>
-        </w:r>
-      </w:del>
-      <w:hyperlink w:anchor="thm-fubini-measure">
-        <w:del w:id="30" w:author="PR Preview" w:date="2026-01-01T00:00:00Z">
-          <w:r>
-            <w:rPr>
-              <w:rStyle w:val="Hyperlink"/>
-            </w:rPr>
-            <w:delText xml:space="preserve">Theorem 5</w:delText>
-          </w:r>
-        </w:del>
-      </w:hyperlink>
-      <w:del w:id="31" w:author="PR Preview" w:date="2026-01-01T00:00:00Z">
-        <w:r>
-          <w:delText xml:space="preserve">) are</w:delText>
-        </w:r>
-      </w:del>
-      <w:del w:id="32" w:author="PR Preview" w:date="2026-01-01T00:00:00Z">
-        <w:r>
-          <w:delText xml:space="preserve"> </w:delText>
-        </w:r>
-      </w:del>
-      <w:del w:id="33" w:author="PR Preview" w:date="2026-01-01T00:00:00Z">
-        <w:r>
-          <w:delText xml:space="preserve">included to make the</w:delText>
-        </w:r>
-      </w:del>
-      <w:del w:id="34" w:author="PR Preview" w:date="2026-01-01T00:00:00Z">
-        <w:r>
-          <w:delText xml:space="preserve"> </w:delText>
-        </w:r>
-      </w:del>
-      <w:hyperlink r:id="rId10">
-        <w:del w:id="35" w:author="PR Preview" w:date="2026-01-01T00:00:00Z">
-          <w:r>
-            <w:rPr>
-              <w:rStyle w:val="Hyperlink"/>
-            </w:rPr>
-            <w:delText xml:space="preserve">joint-distribution form</w:delText>
-          </w:r>
-        </w:del>
-      </w:hyperlink>
-      <w:del w:id="36" w:author="PR Preview" w:date="2026-01-01T00:00:00Z">
-        <w:r>
-          <w:delText xml:space="preserve"> </w:delText>
-        </w:r>
-      </w:del>
-      <w:del w:id="37" w:author="PR Preview" w:date="2026-01-01T00:00:00Z">
-        <w:r>
-          <w:delText xml:space="preserve">corollary in</w:delText>
-        </w:r>
-      </w:del>
-      <w:del w:id="38" w:author="PR Preview" w:date="2026-01-01T00:00:00Z">
-        <w:r>
-          <w:delText xml:space="preserve"> </w:delText>
-        </w:r>
-      </w:del>
-      <w:del w:id="39" w:author="PR Preview" w:date="2026-01-01T00:00:00Z">
         <w:r>
           <w:rPr>
-            <w:i/>
-            <w:iCs/>
+            <w:rStyle w:val="Hyperlink"/>
           </w:rPr>
-          <w:delText xml:space="preserve">Probability for Data Science</w:delText>
+          <w:t xml:space="preserve">-finite</w:t>
         </w:r>
-      </w:del>
-      <w:del w:id="40" w:author="PR Preview" w:date="2026-01-01T00:00:00Z">
-        <w:r>
-          <w:delText xml:space="preserve"> </w:delText>
-        </w:r>
-      </w:del>
-      <w:del w:id="41" w:author="PR Preview" w:date="2026-01-01T00:00:00Z">
-        <w:r>
-          <w:delText xml:space="preserve">follow from a stated theorem rather than from an aside.</w:delText>
-        </w:r>
-      </w:del>
-    </w:p>
-    <w:p>
-      <w:pPr>
-        <w:pStyle w:val="FirstParagraph"/>
-      </w:pPr>
-      <w:ins w:id="42" w:author="PR Preview" w:date="2026-01-01T00:00:00Z">
-        <w:r>
-          <w:t xml:space="preserve">The</w:t>
-        </w:r>
-      </w:ins>
-      <w:ins w:id="43" w:author="PR Preview" w:date="2026-01-01T00:00:00Z">
-        <w:r>
-          <w:t xml:space="preserve"> </w:t>
-        </w:r>
-      </w:ins>
-      <w:ins w:id="44" w:author="PR Preview" w:date="2026-01-01T00:00:00Z">
+      </w:hyperlink>
+      <w:r>
+        <w:t xml:space="preserve"> </w:t>
+      </w:r>
+      <w:r>
+        <w:t xml:space="preserve">measure-theoretic versions</w:t>
+      </w:r>
+      <w:r>
+        <w:t xml:space="preserve"> </w:t>
+      </w:r>
+      <w:r>
+        <w:t xml:space="preserve">(</w:t>
+      </w:r>
+      <w:hyperlink w:anchor="thm-tonelli-measure">
         <w:r>
           <w:rPr>
-            <w:b/>
-            <w:bCs/>
+            <w:rStyle w:val="Hyperlink"/>
           </w:rPr>
-          <w:t xml:space="preserve">Fubini–Tonelli theorem</w:t>
+          <w:t xml:space="preserve">Theorem 4</w:t>
         </w:r>
-      </w:ins>
-      <w:ins w:id="45" w:author="PR Preview" w:date="2026-01-01T00:00:00Z">
-        <w:r>
-          <w:t xml:space="preserve"> </w:t>
-        </w:r>
-      </w:ins>
-      <w:ins w:id="46" w:author="PR Preview" w:date="2026-01-01T00:00:00Z">
-        <w:r>
-          <w:t xml:space="preserve">states conditions under which the order</w:t>
-        </w:r>
-      </w:ins>
-      <w:ins w:id="47" w:author="PR Preview" w:date="2026-01-01T00:00:00Z">
-        <w:r>
-          <w:t xml:space="preserve"> </w:t>
-        </w:r>
-      </w:ins>
-      <w:ins w:id="48" w:author="PR Preview" w:date="2026-01-01T00:00:00Z">
-        <w:r>
-          <w:t xml:space="preserve">of integration in a double integral can be exchanged.</w:t>
-        </w:r>
-      </w:ins>
-      <w:ins w:id="49" w:author="PR Preview" w:date="2026-01-01T00:00:00Z">
-        <w:r>
-          <w:t xml:space="preserve"> </w:t>
-        </w:r>
-      </w:ins>
-      <w:ins w:id="50" w:author="PR Preview" w:date="2026-01-01T00:00:00Z">
-        <w:r>
-          <w:t xml:space="preserve">We state them in two settings:</w:t>
-        </w:r>
-      </w:ins>
-      <w:ins w:id="51" w:author="PR Preview" w:date="2026-01-01T00:00:00Z">
-        <w:r>
-          <w:t xml:space="preserve"> </w:t>
-        </w:r>
-      </w:ins>
-      <w:ins w:id="52" w:author="PR Preview" w:date="2026-01-01T00:00:00Z">
-        <w:r>
-          <w:t xml:space="preserve">the Riemann version (</w:t>
-        </w:r>
-      </w:ins>
-      <w:hyperlink w:anchor="thm-fubini">
-        <w:ins w:id="53" w:author="PR Preview" w:date="2026-01-01T00:00:00Z">
-          <w:r>
-            <w:rPr>
-              <w:rStyle w:val="Hyperlink"/>
-            </w:rPr>
-            <w:t xml:space="preserve">Theorem 1</w:t>
-          </w:r>
-        </w:ins>
       </w:hyperlink>
-      <w:ins w:id="54" w:author="PR Preview" w:date="2026-01-01T00:00:00Z">
-        <w:r>
-          <w:t xml:space="preserve">) is what applied courses usually use</w:t>
-        </w:r>
-      </w:ins>
-      <w:ins w:id="55" w:author="PR Preview" w:date="2026-01-01T00:00:00Z">
-        <w:r>
-          <w:t xml:space="preserve"> </w:t>
-        </w:r>
-      </w:ins>
-      <w:ins w:id="56" w:author="PR Preview" w:date="2026-01-01T00:00:00Z">
-        <w:r>
-          <w:t xml:space="preserve">for double integrals of continuous functions on simple regions;</w:t>
-        </w:r>
-      </w:ins>
-      <w:ins w:id="57" w:author="PR Preview" w:date="2026-01-01T00:00:00Z">
-        <w:r>
-          <w:t xml:space="preserve"> </w:t>
-        </w:r>
-      </w:ins>
-      <w:ins w:id="58" w:author="PR Preview" w:date="2026-01-01T00:00:00Z">
-        <w:r>
-          <w:t xml:space="preserve">the</w:t>
-        </w:r>
-      </w:ins>
-      <w:ins w:id="59" w:author="PR Preview" w:date="2026-01-01T00:00:00Z">
-        <w:r>
-          <w:t xml:space="preserve"> </w:t>
-        </w:r>
-      </w:ins>
-      <w:hyperlink r:id="rId9">
-        <m:oMath>
-          <m:r>
-            <m:t>σ</m:t>
-          </m:r>
-        </m:oMath>
-        <w:ins w:id="60" w:author="PR Preview" w:date="2026-01-01T00:00:00Z">
-          <w:r>
-            <w:rPr>
-              <w:rStyle w:val="Hyperlink"/>
-            </w:rPr>
-            <w:t xml:space="preserve">-finite</w:t>
-          </w:r>
-        </w:ins>
-      </w:hyperlink>
-      <w:ins w:id="61" w:author="PR Preview" w:date="2026-01-01T00:00:00Z">
-        <w:r>
-          <w:t xml:space="preserve"> </w:t>
-        </w:r>
-      </w:ins>
-      <w:ins w:id="62" w:author="PR Preview" w:date="2026-01-01T00:00:00Z">
-        <w:r>
-          <w:t xml:space="preserve">measure-theoretic versions</w:t>
-        </w:r>
-      </w:ins>
-      <w:ins w:id="63" w:author="PR Preview" w:date="2026-01-01T00:00:00Z">
-        <w:r>
-          <w:t xml:space="preserve"> </w:t>
-        </w:r>
-      </w:ins>
-      <w:ins w:id="64" w:author="PR Preview" w:date="2026-01-01T00:00:00Z">
-        <w:r>
-          <w:t xml:space="preserve">(</w:t>
-        </w:r>
-      </w:ins>
-      <w:hyperlink w:anchor="thm-tonelli-measure">
-        <w:ins w:id="65" w:author="PR Preview" w:date="2026-01-01T00:00:00Z">
-          <w:r>
-            <w:rPr>
-              <w:rStyle w:val="Hyperlink"/>
-            </w:rPr>
-            <w:t xml:space="preserve">Theorem 2</w:t>
-          </w:r>
-        </w:ins>
-      </w:hyperlink>
-      <w:ins w:id="66" w:author="PR Preview" w:date="2026-01-01T00:00:00Z">
-        <w:r>
-          <w:t xml:space="preserve"> </w:t>
-        </w:r>
-      </w:ins>
-      <w:ins w:id="67" w:author="PR Preview" w:date="2026-01-01T00:00:00Z">
-        <w:r>
-          <w:t xml:space="preserve">and</w:t>
-        </w:r>
-      </w:ins>
-      <w:ins w:id="68" w:author="PR Preview" w:date="2026-01-01T00:00:00Z">
-        <w:r>
-          <w:t xml:space="preserve"> </w:t>
-        </w:r>
-      </w:ins>
+      <w:r>
+        <w:t xml:space="preserve"> </w:t>
+      </w:r>
+      <w:r>
+        <w:t xml:space="preserve">and</w:t>
+      </w:r>
+      <w:r>
+        <w:t xml:space="preserve"> </w:t>
+      </w:r>
       <w:hyperlink w:anchor="thm-fubini-measure">
-        <w:ins w:id="69" w:author="PR Preview" w:date="2026-01-01T00:00:00Z">
-          <w:r>
-            <w:rPr>
-              <w:rStyle w:val="Hyperlink"/>
-            </w:rPr>
-            <w:t xml:space="preserve">Theorem 3</w:t>
-          </w:r>
-        </w:ins>
-      </w:hyperlink>
-      <w:ins w:id="70" w:author="PR Preview" w:date="2026-01-01T00:00:00Z">
-        <w:r>
-          <w:t xml:space="preserve">) are</w:t>
-        </w:r>
-      </w:ins>
-      <w:ins w:id="71" w:author="PR Preview" w:date="2026-01-01T00:00:00Z">
-        <w:r>
-          <w:t xml:space="preserve"> </w:t>
-        </w:r>
-      </w:ins>
-      <w:ins w:id="72" w:author="PR Preview" w:date="2026-01-01T00:00:00Z">
-        <w:r>
-          <w:t xml:space="preserve">included to make the</w:t>
-        </w:r>
-      </w:ins>
-      <w:ins w:id="73" w:author="PR Preview" w:date="2026-01-01T00:00:00Z">
-        <w:r>
-          <w:t xml:space="preserve"> </w:t>
-        </w:r>
-      </w:ins>
-      <w:hyperlink r:id="rId10">
-        <w:ins w:id="74" w:author="PR Preview" w:date="2026-01-01T00:00:00Z">
-          <w:r>
-            <w:rPr>
-              <w:rStyle w:val="Hyperlink"/>
-            </w:rPr>
-            <w:t xml:space="preserve">joint-distribution form</w:t>
-          </w:r>
-        </w:ins>
-      </w:hyperlink>
-      <w:ins w:id="75" w:author="PR Preview" w:date="2026-01-01T00:00:00Z">
-        <w:r>
-          <w:t xml:space="preserve"> </w:t>
-        </w:r>
-      </w:ins>
-      <w:ins w:id="76" w:author="PR Preview" w:date="2026-01-01T00:00:00Z">
-        <w:r>
-          <w:t xml:space="preserve">corollary in</w:t>
-        </w:r>
-      </w:ins>
-      <w:ins w:id="77" w:author="PR Preview" w:date="2026-01-01T00:00:00Z">
-        <w:r>
-          <w:t xml:space="preserve"> </w:t>
-        </w:r>
-      </w:ins>
-      <w:ins w:id="78" w:author="PR Preview" w:date="2026-01-01T00:00:00Z">
         <w:r>
           <w:rPr>
-            <w:i/>
-            <w:iCs/>
+            <w:rStyle w:val="Hyperlink"/>
           </w:rPr>
-          <w:t xml:space="preserve">Probability for Data Science</w:t>
+          <w:t xml:space="preserve">Theorem 5</w:t>
         </w:r>
-      </w:ins>
-      <w:ins w:id="79" w:author="PR Preview" w:date="2026-01-01T00:00:00Z">
+      </w:hyperlink>
+      <w:r>
+        <w:t xml:space="preserve">) are</w:t>
+      </w:r>
+      <w:r>
+        <w:t xml:space="preserve"> </w:t>
+      </w:r>
+      <w:r>
+        <w:t xml:space="preserve">included to make the</w:t>
+      </w:r>
+      <w:r>
+        <w:t xml:space="preserve"> </w:t>
+      </w:r>
+      <w:hyperlink r:id="rId10">
         <w:r>
-          <w:t xml:space="preserve"> </w:t>
+          <w:rPr>
+            <w:rStyle w:val="Hyperlink"/>
+          </w:rPr>
+          <w:t xml:space="preserve">joint-distribution form</w:t>
         </w:r>
-      </w:ins>
-      <w:ins w:id="80" w:author="PR Preview" w:date="2026-01-01T00:00:00Z">
-        <w:r>
-          <w:t xml:space="preserve">follow from a stated theorem rather than from an aside.</w:t>
-        </w:r>
-      </w:ins>
+      </w:hyperlink>
+      <w:r>
+        <w:t xml:space="preserve"> </w:t>
+      </w:r>
+      <w:r>
+        <w:t xml:space="preserve">corollary in</w:t>
+      </w:r>
+      <w:r>
+        <w:t xml:space="preserve"> </w:t>
+      </w:r>
+      <w:r>
+        <w:rPr>
+          <w:i/>
+          <w:iCs/>
+        </w:rPr>
+        <w:t xml:space="preserve">Probability for Data Science</w:t>
+      </w:r>
+      <w:r>
+        <w:t xml:space="preserve"> </w:t>
+      </w:r>
+      <w:r>
+        <w:t xml:space="preserve">follow from a stated theorem rather than from an aside.</w:t>
+      </w:r>
     </w:p>
     <w:bookmarkStart w:id="11" w:name="def-double-integral"/>
     <w:p>
@@ -22976,35 +22660,27 @@
       </w:r>
     </w:p>
     <w:bookmarkEnd w:id="50"/>
-    <w:bookmarkStart w:id="51" w:name="exr-miller-dint-square-root-term"/>
+    <w:bookmarkStart w:id="51" w:name="thm-dint-separable"/>
     <w:p>
       <w:pPr>
         <w:pStyle w:val="BodyText"/>
       </w:pPr>
-      <w:del w:id="81" w:author="PR Preview" w:date="2026-01-01T00:00:00Z">
-        <w:r>
-          <w:rPr>
-            <w:b/>
-            <w:bCs/>
-          </w:rPr>
-          <w:delText xml:space="preserve">Theorem 2 (Double integral of a product of powers)</w:delText>
-        </w:r>
-      </w:del>
-      <w:del w:id="82" w:author="PR Preview" w:date="2026-01-01T00:00:00Z">
-        <w:r>
-          <w:delText xml:space="preserve"> </w:delText>
-        </w:r>
-      </w:del>
-      <w:del w:id="83" w:author="PR Preview" w:date="2026-01-01T00:00:00Z">
-        <w:r>
-          <w:delText xml:space="preserve">For</w:delText>
-        </w:r>
-      </w:del>
-      <w:del w:id="84" w:author="PR Preview" w:date="2026-01-01T00:00:00Z">
-        <w:r>
-          <w:delText xml:space="preserve"> </w:delText>
-        </w:r>
-      </w:del>
+      <w:r>
+        <w:rPr>
+          <w:b/>
+          <w:bCs/>
+        </w:rPr>
+        <w:t xml:space="preserve">Theorem 2 (Double integral of a product of powers)</w:t>
+      </w:r>
+      <w:r>
+        <w:t xml:space="preserve"> </w:t>
+      </w:r>
+      <w:r>
+        <w:t xml:space="preserve">For</w:t>
+      </w:r>
+      <w:r>
+        <w:t xml:space="preserve"> </w:t>
+      </w:r>
       <m:oMath>
         <m:r>
           <m:t>m</m:t>
@@ -23028,11 +22704,9 @@
           <m:t>0</m:t>
         </m:r>
       </m:oMath>
-      <w:del w:id="85" w:author="PR Preview" w:date="2026-01-01T00:00:00Z">
-        <w:r>
-          <w:delText xml:space="preserve">,</w:delText>
-        </w:r>
-      </w:del>
+      <w:r>
+        <w:t xml:space="preserve">,</w:t>
+      </w:r>
     </w:p>
     <w:p>
       <w:pPr>
@@ -23194,70 +22868,54 @@
         </m:oMath>
       </m:oMathPara>
     </w:p>
+    <w:bookmarkEnd w:id="51"/>
     <w:p>
       <w:pPr>
         <w:pStyle w:val="FirstParagraph"/>
       </w:pPr>
-      <w:del w:id="86" w:author="PR Preview" w:date="2026-01-01T00:00:00Z">
+      <w:r>
+        <w:rPr>
+          <w:i/>
+          <w:iCs/>
+        </w:rPr>
+        <w:t xml:space="preserve">Proof</w:t>
+      </w:r>
+      <w:r>
+        <w:t xml:space="preserve">. </w:t>
+      </w:r>
+      <w:r>
+        <w:t xml:space="preserve">This is the solution to</w:t>
+      </w:r>
+      <w:r>
+        <w:t xml:space="preserve"> </w:t>
+      </w:r>
+      <w:hyperlink w:anchor="exr-miller-dint-separable">
         <w:r>
           <w:rPr>
-            <w:i/>
-            <w:iCs/>
+            <w:rStyle w:val="Hyperlink"/>
           </w:rPr>
-          <w:delText xml:space="preserve">Proof</w:delText>
+          <w:t xml:space="preserve">Exercise 5</w:t>
         </w:r>
-      </w:del>
-      <w:del w:id="87" w:author="PR Preview" w:date="2026-01-01T00:00:00Z">
+      </w:hyperlink>
+      <w:r>
+        <w:t xml:space="preserve">, worked in</w:t>
+      </w:r>
+      <w:r>
+        <w:t xml:space="preserve"> </w:t>
+      </w:r>
+      <w:hyperlink w:anchor="sol-miller-dint-separable">
         <w:r>
-          <w:delText xml:space="preserve">. </w:delText>
+          <w:rPr>
+            <w:rStyle w:val="Hyperlink"/>
+          </w:rPr>
+          <w:t xml:space="preserve">Solution 5</w:t>
         </w:r>
-      </w:del>
-      <w:del w:id="88" w:author="PR Preview" w:date="2026-01-01T00:00:00Z">
-        <w:r>
-          <w:delText xml:space="preserve">This is the solution to</w:delText>
-        </w:r>
-      </w:del>
-      <w:del w:id="89" w:author="PR Preview" w:date="2026-01-01T00:00:00Z">
-        <w:r>
-          <w:delText xml:space="preserve"> </w:delText>
-        </w:r>
-      </w:del>
-      <w:hyperlink w:anchor="exr-miller-dint-separable">
-        <w:del w:id="90" w:author="PR Preview" w:date="2026-01-01T00:00:00Z">
-          <w:r>
-            <w:rPr>
-              <w:rStyle w:val="Hyperlink"/>
-            </w:rPr>
-            <w:delText xml:space="preserve">Exercise 5</w:delText>
-          </w:r>
-        </w:del>
       </w:hyperlink>
-      <w:del w:id="91" w:author="PR Preview" w:date="2026-01-01T00:00:00Z">
-        <w:r>
-          <w:delText xml:space="preserve">, worked in</w:delText>
-        </w:r>
-      </w:del>
-      <w:del w:id="92" w:author="PR Preview" w:date="2026-01-01T00:00:00Z">
-        <w:r>
-          <w:delText xml:space="preserve"> </w:delText>
-        </w:r>
-      </w:del>
-      <w:hyperlink w:anchor="sol-miller-dint-separable">
-        <w:del w:id="93" w:author="PR Preview" w:date="2026-01-01T00:00:00Z">
-          <w:r>
-            <w:rPr>
-              <w:rStyle w:val="Hyperlink"/>
-            </w:rPr>
-            <w:delText xml:space="preserve">Solution 5</w:delText>
-          </w:r>
-        </w:del>
-      </w:hyperlink>
-      <w:del w:id="94" w:author="PR Preview" w:date="2026-01-01T00:00:00Z">
-        <w:r>
-          <w:delText xml:space="preserve">.</w:delText>
-        </w:r>
-      </w:del>
+      <w:r>
+        <w:t xml:space="preserve">.</w:t>
+      </w:r>
     </w:p>
+    <w:bookmarkStart w:id="52" w:name="exr-miller-dint-square-root-term"/>
     <w:p>
       <w:pPr>
         <w:pStyle w:val="BodyText"/>
@@ -23422,8 +23080,8 @@
         </m:oMath>
       </m:oMathPara>
     </w:p>
-    <w:bookmarkEnd w:id="51"/>
-    <w:bookmarkStart w:id="52" w:name="sol-miller-dint-square-root-term"/>
+    <w:bookmarkEnd w:id="52"/>
+    <w:bookmarkStart w:id="53" w:name="sol-miller-dint-square-root-term"/>
     <w:p>
       <w:pPr>
         <w:pStyle w:val="FirstParagraph"/>
@@ -24342,8 +24000,8 @@
         </m:oMath>
       </m:oMathPara>
     </w:p>
-    <w:bookmarkEnd w:id="52"/>
-    <w:bookmarkStart w:id="53" w:name="exr-miller-dint-linear-plane"/>
+    <w:bookmarkEnd w:id="53"/>
+    <w:bookmarkStart w:id="54" w:name="exr-miller-dint-linear-plane"/>
     <w:p>
       <w:pPr>
         <w:pStyle w:val="FirstParagraph"/>
@@ -24520,8 +24178,8 @@
         </m:oMath>
       </m:oMathPara>
     </w:p>
-    <w:bookmarkEnd w:id="53"/>
-    <w:bookmarkStart w:id="54" w:name="sol-miller-dint-linear-plane"/>
+    <w:bookmarkEnd w:id="54"/>
+    <w:bookmarkStart w:id="55" w:name="sol-miller-dint-linear-plane"/>
     <w:p>
       <w:pPr>
         <w:pStyle w:val="FirstParagraph"/>
@@ -25085,8 +24743,8 @@
         </m:oMath>
       </m:oMathPara>
     </w:p>
-    <w:bookmarkEnd w:id="54"/>
-    <w:bookmarkStart w:id="55" w:name="exr-miller-dint-harmonic-identity"/>
+    <w:bookmarkEnd w:id="55"/>
+    <w:bookmarkStart w:id="56" w:name="exr-miller-dint-harmonic-identity"/>
     <w:p>
       <w:pPr>
         <w:pStyle w:val="FirstParagraph"/>
@@ -25376,8 +25034,8 @@
         </m:oMath>
       </m:oMathPara>
     </w:p>
-    <w:bookmarkEnd w:id="55"/>
-    <w:bookmarkStart w:id="56" w:name="sol-miller-dint-harmonic-identity"/>
+    <w:bookmarkEnd w:id="56"/>
+    <w:bookmarkStart w:id="57" w:name="sol-miller-dint-harmonic-identity"/>
     <w:p>
       <w:pPr>
         <w:pStyle w:val="FirstParagraph"/>
@@ -27474,117 +27132,251 @@
         <w:t xml:space="preserve">is the Euler-Mascheroni constant.</w:t>
       </w:r>
     </w:p>
-    <w:bookmarkEnd w:id="56"/>
+    <w:bookmarkEnd w:id="57"/>
+    <w:bookmarkStart w:id="58" w:name="thm-dint-harmonic-identity"/>
     <w:p>
       <w:pPr>
         <w:pStyle w:val="BodyText"/>
       </w:pPr>
-      <w:del w:id="95" w:author="PR Preview" w:date="2026-01-01T00:00:00Z">
-        <w:r>
-          <w:rPr>
-            <w:b/>
-            <w:bCs/>
-          </w:rPr>
-          <w:delText xml:space="preserve">Theorem 3 (Harmonic numbers as a double integral)</w:delText>
-        </w:r>
-      </w:del>
-      <w:del w:id="96" w:author="PR Preview" w:date="2026-01-01T00:00:00Z">
-        <w:r>
-          <w:delText xml:space="preserve"> </w:delText>
-        </w:r>
-      </w:del>
-      <w:del w:id="97" w:author="PR Preview" w:date="2026-01-01T00:00:00Z">
-        <w:r>
-          <w:delText xml:space="preserve">For every positive integer</w:delText>
-        </w:r>
-      </w:del>
-      <w:del w:id="98" w:author="PR Preview" w:date="2026-01-01T00:00:00Z">
-        <w:r>
-          <w:delText xml:space="preserve"> </w:delText>
-        </w:r>
-      </w:del>
+      <w:r>
+        <w:rPr>
+          <w:b/>
+          <w:bCs/>
+        </w:rPr>
+        <w:t xml:space="preserve">Theorem 3 (Harmonic numbers as a double integral)</w:t>
+      </w:r>
+      <w:r>
+        <w:t xml:space="preserve"> </w:t>
+      </w:r>
+      <w:r>
+        <w:t xml:space="preserve">For every positive integer</w:t>
+      </w:r>
+      <w:r>
+        <w:t xml:space="preserve"> </w:t>
+      </w:r>
       <m:oMath>
         <m:r>
           <m:t>n</m:t>
         </m:r>
       </m:oMath>
-      <w:del w:id="99" w:author="PR Preview" w:date="2026-01-01T00:00:00Z">
-        <w:r>
-          <w:delText xml:space="preserve">,</w:delText>
-        </w:r>
-      </w:del>
+      <w:r>
+        <w:t xml:space="preserve">,</w:t>
+      </w:r>
     </w:p>
     <w:p>
       <w:pPr>
         <w:pStyle w:val="BodyText"/>
       </w:pPr>
-      <w:bookmarkStart w:id="57" w:name="thm-fubini-tonelli"/>
-      <w:bookmarkEnd w:id="57"/>
+      <m:oMathPara>
+        <m:oMathParaPr>
+          <m:jc m:val="center"/>
+        </m:oMathParaPr>
+        <m:oMath>
+          <m:nary>
+            <m:naryPr>
+              <m:chr m:val="∫"/>
+              <m:limLoc m:val="subSup"/>
+              <m:subHide m:val="off"/>
+              <m:supHide m:val="off"/>
+            </m:naryPr>
+            <m:sub>
+              <m:r>
+                <m:t>0</m:t>
+              </m:r>
+            </m:sub>
+            <m:sup>
+              <m:r>
+                <m:t>1</m:t>
+              </m:r>
+            </m:sup>
+            <m:e>
+              <m:nary>
+                <m:naryPr>
+                  <m:chr m:val="∫"/>
+                  <m:limLoc m:val="subSup"/>
+                  <m:subHide m:val="off"/>
+                  <m:supHide m:val="off"/>
+                </m:naryPr>
+                <m:sub>
+                  <m:r>
+                    <m:t>0</m:t>
+                  </m:r>
+                </m:sub>
+                <m:sup>
+                  <m:r>
+                    <m:t>1</m:t>
+                  </m:r>
+                </m:sup>
+                <m:e>
+                  <m:r>
+                    <m:t>n</m:t>
+                  </m:r>
+                </m:e>
+              </m:nary>
+            </m:e>
+          </m:nary>
+          <m:r>
+            <m:rPr>
+              <m:sty m:val="p"/>
+            </m:rPr>
+            <m:t>(</m:t>
+          </m:r>
+          <m:r>
+            <m:t>1</m:t>
+          </m:r>
+          <m:r>
+            <m:rPr>
+              <m:sty m:val="p"/>
+            </m:rPr>
+            <m:t>−</m:t>
+          </m:r>
+          <m:r>
+            <m:t>x</m:t>
+          </m:r>
+          <m:r>
+            <m:t>y</m:t>
+          </m:r>
+          <m:sSup>
+            <m:e>
+              <m:r>
+                <m:rPr>
+                  <m:sty m:val="p"/>
+                </m:rPr>
+                <m:t>)</m:t>
+              </m:r>
+            </m:e>
+            <m:sup>
+              <m:r>
+                <m:t>n</m:t>
+              </m:r>
+              <m:r>
+                <m:rPr>
+                  <m:sty m:val="p"/>
+                </m:rPr>
+                <m:t>−</m:t>
+              </m:r>
+              <m:r>
+                <m:t>1</m:t>
+              </m:r>
+            </m:sup>
+          </m:sSup>
+          <m:r>
+            <m:t> </m:t>
+          </m:r>
+          <m:r>
+            <m:t>d</m:t>
+          </m:r>
+          <m:r>
+            <m:t>x</m:t>
+          </m:r>
+          <m:r>
+            <m:t> </m:t>
+          </m:r>
+          <m:r>
+            <m:t>d</m:t>
+          </m:r>
+          <m:r>
+            <m:t>y</m:t>
+          </m:r>
+          <m:r>
+            <m:rPr>
+              <m:sty m:val="p"/>
+            </m:rPr>
+            <m:t>=</m:t>
+          </m:r>
+          <m:nary>
+            <m:naryPr>
+              <m:chr m:val="∑"/>
+              <m:limLoc m:val="undOvr"/>
+              <m:subHide m:val="off"/>
+              <m:supHide m:val="off"/>
+            </m:naryPr>
+            <m:sub>
+              <m:r>
+                <m:t>k</m:t>
+              </m:r>
+              <m:r>
+                <m:rPr>
+                  <m:sty m:val="p"/>
+                </m:rPr>
+                <m:t>=</m:t>
+              </m:r>
+              <m:r>
+                <m:t>1</m:t>
+              </m:r>
+            </m:sub>
+            <m:sup>
+              <m:r>
+                <m:t>n</m:t>
+              </m:r>
+            </m:sup>
+            <m:e>
+              <m:f>
+                <m:fPr>
+                  <m:type m:val="bar"/>
+                </m:fPr>
+                <m:num>
+                  <m:r>
+                    <m:t>1</m:t>
+                  </m:r>
+                </m:num>
+                <m:den>
+                  <m:r>
+                    <m:t>k</m:t>
+                  </m:r>
+                </m:den>
+              </m:f>
+            </m:e>
+          </m:nary>
+        </m:oMath>
+      </m:oMathPara>
     </w:p>
-    <w:bookmarkStart w:id="64" w:name="thm-tonelli-measure"/>
+    <w:bookmarkEnd w:id="58"/>
     <w:p>
       <w:pPr>
         <w:pStyle w:val="FirstParagraph"/>
       </w:pPr>
-      <w:del w:id="100" w:author="PR Preview" w:date="2026-01-01T00:00:00Z">
+      <w:r>
+        <w:rPr>
+          <w:i/>
+          <w:iCs/>
+        </w:rPr>
+        <w:t xml:space="preserve">Proof</w:t>
+      </w:r>
+      <w:r>
+        <w:t xml:space="preserve">. </w:t>
+      </w:r>
+      <w:r>
+        <w:t xml:space="preserve">This is the solution to</w:t>
+      </w:r>
+      <w:r>
+        <w:t xml:space="preserve"> </w:t>
+      </w:r>
+      <w:hyperlink w:anchor="exr-miller-dint-harmonic-identity">
         <w:r>
           <w:rPr>
-            <w:i/>
-            <w:iCs/>
+            <w:rStyle w:val="Hyperlink"/>
           </w:rPr>
-          <w:delText xml:space="preserve">Proof</w:delText>
+          <w:t xml:space="preserve">Exercise 8</w:t>
         </w:r>
-      </w:del>
-      <w:del w:id="101" w:author="PR Preview" w:date="2026-01-01T00:00:00Z">
+      </w:hyperlink>
+      <w:r>
+        <w:t xml:space="preserve">, worked in</w:t>
+      </w:r>
+      <w:r>
+        <w:t xml:space="preserve"> </w:t>
+      </w:r>
+      <w:hyperlink w:anchor="sol-miller-dint-harmonic-identity">
         <w:r>
-          <w:delText xml:space="preserve">. </w:delText>
+          <w:rPr>
+            <w:rStyle w:val="Hyperlink"/>
+          </w:rPr>
+          <w:t xml:space="preserve">Solution 8</w:t>
         </w:r>
-      </w:del>
-      <w:del w:id="102" w:author="PR Preview" w:date="2026-01-01T00:00:00Z">
-        <w:r>
-          <w:delText xml:space="preserve">This is the solution to</w:delText>
-        </w:r>
-      </w:del>
-      <w:del w:id="103" w:author="PR Preview" w:date="2026-01-01T00:00:00Z">
-        <w:r>
-          <w:delText xml:space="preserve"> </w:delText>
-        </w:r>
-      </w:del>
-      <w:hyperlink w:anchor="exr-miller-dint-harmonic-identity">
-        <w:del w:id="104" w:author="PR Preview" w:date="2026-01-01T00:00:00Z">
-          <w:r>
-            <w:rPr>
-              <w:rStyle w:val="Hyperlink"/>
-            </w:rPr>
-            <w:delText xml:space="preserve">Exercise 8</w:delText>
-          </w:r>
-        </w:del>
       </w:hyperlink>
-      <w:del w:id="105" w:author="PR Preview" w:date="2026-01-01T00:00:00Z">
-        <w:r>
-          <w:delText xml:space="preserve">, worked in</w:delText>
-        </w:r>
-      </w:del>
-      <w:del w:id="106" w:author="PR Preview" w:date="2026-01-01T00:00:00Z">
-        <w:r>
-          <w:delText xml:space="preserve"> </w:delText>
-        </w:r>
-      </w:del>
-      <w:hyperlink w:anchor="sol-miller-dint-harmonic-identity">
-        <w:del w:id="107" w:author="PR Preview" w:date="2026-01-01T00:00:00Z">
-          <w:r>
-            <w:rPr>
-              <w:rStyle w:val="Hyperlink"/>
-            </w:rPr>
-            <w:delText xml:space="preserve">Solution 8</w:delText>
-          </w:r>
-        </w:del>
-      </w:hyperlink>
-      <w:del w:id="108" w:author="PR Preview" w:date="2026-01-01T00:00:00Z">
-        <w:r>
-          <w:delText xml:space="preserve">.</w:delText>
-        </w:r>
-      </w:del>
+      <w:r>
+        <w:t xml:space="preserve">.</w:t>
+      </w:r>
     </w:p>
     <w:p>
       <w:pPr>
@@ -27593,34 +27385,27 @@
       <w:bookmarkStart w:id="59" w:name="thm-fubini-tonelli"/>
       <w:bookmarkEnd w:id="59"/>
     </w:p>
+    <w:bookmarkStart w:id="66" w:name="thm-tonelli-measure"/>
     <w:p>
       <w:pPr>
         <w:pStyle w:val="BodyText"/>
       </w:pPr>
-      <w:del w:id="109" w:author="PR Preview" w:date="2026-01-01T00:00:00Z">
-        <w:r>
-          <w:rPr>
-            <w:b/>
-            <w:bCs/>
-          </w:rPr>
-          <w:delText xml:space="preserve">Theorem 4 (Tonelli’s theorem (measure-theoretic form))</w:delText>
-        </w:r>
-      </w:del>
-      <w:del w:id="110" w:author="PR Preview" w:date="2026-01-01T00:00:00Z">
-        <w:r>
-          <w:delText xml:space="preserve"> </w:delText>
-        </w:r>
-      </w:del>
-      <w:del w:id="111" w:author="PR Preview" w:date="2026-01-01T00:00:00Z">
-        <w:r>
-          <w:delText xml:space="preserve">Let</w:delText>
-        </w:r>
-      </w:del>
-      <w:del w:id="112" w:author="PR Preview" w:date="2026-01-01T00:00:00Z">
-        <w:r>
-          <w:delText xml:space="preserve"> </w:delText>
-        </w:r>
-      </w:del>
+      <w:r>
+        <w:rPr>
+          <w:b/>
+          <w:bCs/>
+        </w:rPr>
+        <w:t xml:space="preserve">Theorem 4 (Tonelli’s theorem (measure-theoretic form))</w:t>
+      </w:r>
+      <w:r>
+        <w:t xml:space="preserve"> </w:t>
+      </w:r>
+      <w:r>
+        <w:t xml:space="preserve">Let</w:t>
+      </w:r>
+      <w:r>
+        <w:t xml:space="preserve"> </w:t>
+      </w:r>
       <m:oMath>
         <m:r>
           <m:rPr>
@@ -27690,21 +27475,15 @@
           <m:t>)</m:t>
         </m:r>
       </m:oMath>
-      <w:del w:id="113" w:author="PR Preview" w:date="2026-01-01T00:00:00Z">
-        <w:r>
-          <w:delText xml:space="preserve"> </w:delText>
-        </w:r>
-      </w:del>
-      <w:del w:id="114" w:author="PR Preview" w:date="2026-01-01T00:00:00Z">
-        <w:r>
-          <w:delText xml:space="preserve">and</w:delText>
-        </w:r>
-      </w:del>
-      <w:del w:id="115" w:author="PR Preview" w:date="2026-01-01T00:00:00Z">
-        <w:r>
-          <w:delText xml:space="preserve"> </w:delText>
-        </w:r>
-      </w:del>
+      <w:r>
+        <w:t xml:space="preserve"> </w:t>
+      </w:r>
+      <w:r>
+        <w:t xml:space="preserve">and</w:t>
+      </w:r>
+      <w:r>
+        <w:t xml:space="preserve"> </w:t>
+      </w:r>
       <m:oMath>
         <m:r>
           <m:rPr>
@@ -27774,86 +27553,60 @@
           <m:t>)</m:t>
         </m:r>
       </m:oMath>
-      <w:del w:id="116" w:author="PR Preview" w:date="2026-01-01T00:00:00Z">
+      <w:r>
+        <w:t xml:space="preserve"> </w:t>
+      </w:r>
+      <w:r>
+        <w:t xml:space="preserve">be</w:t>
+      </w:r>
+      <w:r>
+        <w:t xml:space="preserve"> </w:t>
+      </w:r>
+      <w:hyperlink r:id="rId60">
         <w:r>
-          <w:delText xml:space="preserve"> </w:delText>
+          <w:rPr>
+            <w:rStyle w:val="Hyperlink"/>
+          </w:rPr>
+          <w:t xml:space="preserve">measure spaces</w:t>
         </w:r>
-      </w:del>
-      <w:del w:id="117" w:author="PR Preview" w:date="2026-01-01T00:00:00Z">
-        <w:r>
-          <w:delText xml:space="preserve">be</w:delText>
-        </w:r>
-      </w:del>
-      <w:del w:id="118" w:author="PR Preview" w:date="2026-01-01T00:00:00Z">
-        <w:r>
-          <w:delText xml:space="preserve"> </w:delText>
-        </w:r>
-      </w:del>
-      <w:hyperlink r:id="rId58">
-        <w:del w:id="119" w:author="PR Preview" w:date="2026-01-01T00:00:00Z">
-          <w:r>
-            <w:rPr>
-              <w:rStyle w:val="Hyperlink"/>
-            </w:rPr>
-            <w:delText xml:space="preserve">measure spaces</w:delText>
-          </w:r>
-        </w:del>
       </w:hyperlink>
-      <w:del w:id="120" w:author="PR Preview" w:date="2026-01-01T00:00:00Z">
-        <w:r>
-          <w:delText xml:space="preserve"> </w:delText>
-        </w:r>
-      </w:del>
-      <w:del w:id="121" w:author="PR Preview" w:date="2026-01-01T00:00:00Z">
-        <w:r>
-          <w:delText xml:space="preserve">with</w:delText>
-        </w:r>
-      </w:del>
-      <w:del w:id="122" w:author="PR Preview" w:date="2026-01-01T00:00:00Z">
-        <w:r>
-          <w:delText xml:space="preserve"> </w:delText>
-        </w:r>
-      </w:del>
+      <w:r>
+        <w:t xml:space="preserve"> </w:t>
+      </w:r>
+      <w:r>
+        <w:t xml:space="preserve">with</w:t>
+      </w:r>
+      <w:r>
+        <w:t xml:space="preserve"> </w:t>
+      </w:r>
       <w:hyperlink r:id="rId9">
         <m:oMath>
           <m:r>
             <m:t>σ</m:t>
           </m:r>
         </m:oMath>
-        <w:del w:id="123" w:author="PR Preview" w:date="2026-01-01T00:00:00Z">
-          <w:r>
-            <w:rPr>
-              <w:rStyle w:val="Hyperlink"/>
-            </w:rPr>
-            <w:delText xml:space="preserve">-finite</w:delText>
-          </w:r>
-        </w:del>
+        <w:r>
+          <w:rPr>
+            <w:rStyle w:val="Hyperlink"/>
+          </w:rPr>
+          <w:t xml:space="preserve">-finite</w:t>
+        </w:r>
       </w:hyperlink>
-      <w:del w:id="124" w:author="PR Preview" w:date="2026-01-01T00:00:00Z">
-        <w:r>
-          <w:delText xml:space="preserve"> </w:delText>
-        </w:r>
-      </w:del>
-      <w:del w:id="125" w:author="PR Preview" w:date="2026-01-01T00:00:00Z">
-        <w:r>
-          <w:delText xml:space="preserve">measures,</w:delText>
-        </w:r>
-      </w:del>
-      <w:del w:id="126" w:author="PR Preview" w:date="2026-01-01T00:00:00Z">
-        <w:r>
-          <w:delText xml:space="preserve"> </w:delText>
-        </w:r>
-      </w:del>
-      <w:del w:id="127" w:author="PR Preview" w:date="2026-01-01T00:00:00Z">
-        <w:r>
-          <w:delText xml:space="preserve">and let</w:delText>
-        </w:r>
-      </w:del>
-      <w:del w:id="128" w:author="PR Preview" w:date="2026-01-01T00:00:00Z">
-        <w:r>
-          <w:delText xml:space="preserve"> </w:delText>
-        </w:r>
-      </w:del>
+      <w:r>
+        <w:t xml:space="preserve"> </w:t>
+      </w:r>
+      <w:r>
+        <w:t xml:space="preserve">measures,</w:t>
+      </w:r>
+      <w:r>
+        <w:t xml:space="preserve"> </w:t>
+      </w:r>
+      <w:r>
+        <w:t xml:space="preserve">and let</w:t>
+      </w:r>
+      <w:r>
+        <w:t xml:space="preserve"> </w:t>
+      </w:r>
       <m:oMath>
         <m:r>
           <m:t>f</m:t>
@@ -27914,82 +27667,60 @@
           <m:t>R</m:t>
         </m:r>
       </m:oMath>
-      <w:del w:id="129" w:author="PR Preview" w:date="2026-01-01T00:00:00Z">
+      <w:r>
+        <w:t xml:space="preserve"> </w:t>
+      </w:r>
+      <w:r>
+        <w:t xml:space="preserve">be</w:t>
+      </w:r>
+      <w:r>
+        <w:t xml:space="preserve"> </w:t>
+      </w:r>
+      <w:hyperlink r:id="rId61">
         <w:r>
-          <w:delText xml:space="preserve"> </w:delText>
+          <w:rPr>
+            <w:rStyle w:val="Hyperlink"/>
+          </w:rPr>
+          <w:t xml:space="preserve">measurable</w:t>
         </w:r>
-      </w:del>
-      <w:del w:id="130" w:author="PR Preview" w:date="2026-01-01T00:00:00Z">
+      </w:hyperlink>
+      <w:r>
+        <w:t xml:space="preserve"> </w:t>
+      </w:r>
+      <w:r>
+        <w:t xml:space="preserve">with respect to the</w:t>
+      </w:r>
+      <w:r>
+        <w:t xml:space="preserve"> </w:t>
+      </w:r>
+      <w:hyperlink r:id="rId62">
         <w:r>
-          <w:delText xml:space="preserve">be</w:delText>
+          <w:rPr>
+            <w:rStyle w:val="Hyperlink"/>
+          </w:rPr>
+          <w:t xml:space="preserve">product</w:t>
         </w:r>
-      </w:del>
-      <w:del w:id="131" w:author="PR Preview" w:date="2026-01-01T00:00:00Z">
         <w:r>
-          <w:delText xml:space="preserve"> </w:delText>
+          <w:rPr>
+            <w:rStyle w:val="Hyperlink"/>
+          </w:rPr>
+          <w:t xml:space="preserve"> </w:t>
         </w:r>
-      </w:del>
-      <w:hyperlink r:id="rId59">
-        <w:del w:id="132" w:author="PR Preview" w:date="2026-01-01T00:00:00Z">
-          <w:r>
-            <w:rPr>
-              <w:rStyle w:val="Hyperlink"/>
-            </w:rPr>
-            <w:delText xml:space="preserve">measurable</w:delText>
-          </w:r>
-        </w:del>
-      </w:hyperlink>
-      <w:del w:id="133" w:author="PR Preview" w:date="2026-01-01T00:00:00Z">
-        <w:r>
-          <w:delText xml:space="preserve"> </w:delText>
-        </w:r>
-      </w:del>
-      <w:del w:id="134" w:author="PR Preview" w:date="2026-01-01T00:00:00Z">
-        <w:r>
-          <w:delText xml:space="preserve">with respect to the</w:delText>
-        </w:r>
-      </w:del>
-      <w:del w:id="135" w:author="PR Preview" w:date="2026-01-01T00:00:00Z">
-        <w:r>
-          <w:delText xml:space="preserve"> </w:delText>
-        </w:r>
-      </w:del>
-      <w:hyperlink r:id="rId60">
-        <w:del w:id="136" w:author="PR Preview" w:date="2026-01-01T00:00:00Z">
-          <w:r>
-            <w:rPr>
-              <w:rStyle w:val="Hyperlink"/>
-            </w:rPr>
-            <w:delText xml:space="preserve">product</w:delText>
-          </w:r>
-        </w:del>
-        <w:del w:id="137" w:author="PR Preview" w:date="2026-01-01T00:00:00Z">
-          <w:r>
-            <w:rPr>
-              <w:rStyle w:val="Hyperlink"/>
-            </w:rPr>
-            <w:delText xml:space="preserve"> </w:delText>
-          </w:r>
-        </w:del>
         <m:oMath>
           <m:r>
             <m:t>σ</m:t>
           </m:r>
         </m:oMath>
-        <w:del w:id="138" w:author="PR Preview" w:date="2026-01-01T00:00:00Z">
-          <w:r>
-            <w:rPr>
-              <w:rStyle w:val="Hyperlink"/>
-            </w:rPr>
-            <w:delText xml:space="preserve">-algebra</w:delText>
-          </w:r>
-        </w:del>
+        <w:r>
+          <w:rPr>
+            <w:rStyle w:val="Hyperlink"/>
+          </w:rPr>
+          <w:t xml:space="preserve">-algebra</w:t>
+        </w:r>
       </w:hyperlink>
-      <w:del w:id="139" w:author="PR Preview" w:date="2026-01-01T00:00:00Z">
-        <w:r>
-          <w:delText xml:space="preserve"> </w:delText>
-        </w:r>
-      </w:del>
+      <w:r>
+        <w:t xml:space="preserve"> </w:t>
+      </w:r>
       <m:oMath>
         <m:sSub>
           <m:e>
@@ -28030,85 +27761,63 @@
           </m:sub>
         </m:sSub>
       </m:oMath>
-      <w:del w:id="140" w:author="PR Preview" w:date="2026-01-01T00:00:00Z">
+      <w:r>
+        <w:t xml:space="preserve">.</w:t>
+      </w:r>
+      <w:r>
+        <w:t xml:space="preserve"> </w:t>
+      </w:r>
+      <w:r>
+        <w:t xml:space="preserve">If</w:t>
+      </w:r>
+      <w:r>
+        <w:t xml:space="preserve"> </w:t>
+      </w:r>
+      <m:oMath>
+        <m:r>
+          <m:t>f</m:t>
+        </m:r>
+        <m:r>
+          <m:rPr>
+            <m:sty m:val="p"/>
+          </m:rPr>
+          <m:t>≥</m:t>
+        </m:r>
+        <m:r>
+          <m:t>0</m:t>
+        </m:r>
+      </m:oMath>
+      <w:r>
+        <w:t xml:space="preserve"> </w:t>
+      </w:r>
+      <w:hyperlink r:id="rId63">
         <w:r>
-          <w:delText xml:space="preserve">.</w:delText>
+          <w:rPr>
+            <w:rStyle w:val="Hyperlink"/>
+          </w:rPr>
+          <w:t xml:space="preserve">almost everywhere</w:t>
         </w:r>
-      </w:del>
-      <w:del w:id="141" w:author="PR Preview" w:date="2026-01-01T00:00:00Z">
+      </w:hyperlink>
+      <w:r>
+        <w:t xml:space="preserve"> </w:t>
+      </w:r>
+      <w:r>
+        <w:t xml:space="preserve">with respect to the</w:t>
+      </w:r>
+      <w:r>
+        <w:t xml:space="preserve"> </w:t>
+      </w:r>
+      <w:hyperlink r:id="rId64">
         <w:r>
-          <w:delText xml:space="preserve"> </w:delText>
+          <w:rPr>
+            <w:rStyle w:val="Hyperlink"/>
+          </w:rPr>
+          <w:t xml:space="preserve">product measure</w:t>
         </w:r>
-      </w:del>
-      <w:del w:id="142" w:author="PR Preview" w:date="2026-01-01T00:00:00Z">
-        <w:r>
-          <w:delText xml:space="preserve">If</w:delText>
-        </w:r>
-      </w:del>
-      <w:del w:id="143" w:author="PR Preview" w:date="2026-01-01T00:00:00Z">
-        <w:r>
-          <w:delText xml:space="preserve"> </w:delText>
-        </w:r>
-      </w:del>
-      <m:oMath>
-        <m:r>
-          <m:t>f</m:t>
-        </m:r>
-        <m:r>
-          <m:rPr>
-            <m:sty m:val="p"/>
-          </m:rPr>
-          <m:t>≥</m:t>
-        </m:r>
-        <m:r>
-          <m:t>0</m:t>
-        </m:r>
-      </m:oMath>
-      <w:del w:id="144" w:author="PR Preview" w:date="2026-01-01T00:00:00Z">
-        <w:r>
-          <w:delText xml:space="preserve"> </w:delText>
-        </w:r>
-      </w:del>
-      <w:hyperlink r:id="rId61">
-        <w:del w:id="145" w:author="PR Preview" w:date="2026-01-01T00:00:00Z">
-          <w:r>
-            <w:rPr>
-              <w:rStyle w:val="Hyperlink"/>
-            </w:rPr>
-            <w:delText xml:space="preserve">almost everywhere</w:delText>
-          </w:r>
-        </w:del>
       </w:hyperlink>
-      <w:del w:id="146" w:author="PR Preview" w:date="2026-01-01T00:00:00Z">
-        <w:r>
-          <w:delText xml:space="preserve"> </w:delText>
-        </w:r>
-      </w:del>
-      <w:del w:id="147" w:author="PR Preview" w:date="2026-01-01T00:00:00Z">
-        <w:r>
-          <w:delText xml:space="preserve">with respect to the</w:delText>
-        </w:r>
-      </w:del>
-      <w:del w:id="148" w:author="PR Preview" w:date="2026-01-01T00:00:00Z">
-        <w:r>
-          <w:delText xml:space="preserve"> </w:delText>
-        </w:r>
-      </w:del>
-      <w:hyperlink r:id="rId62">
-        <w:del w:id="149" w:author="PR Preview" w:date="2026-01-01T00:00:00Z">
-          <w:r>
-            <w:rPr>
-              <w:rStyle w:val="Hyperlink"/>
-            </w:rPr>
-            <w:delText xml:space="preserve">product measure</w:delText>
-          </w:r>
-        </w:del>
-      </w:hyperlink>
-      <w:del w:id="150" w:author="PR Preview" w:date="2026-01-01T00:00:00Z">
-        <w:r>
-          <w:delText xml:space="preserve"> </w:delText>
-        </w:r>
-      </w:del>
+      <w:r>
+        <w:t xml:space="preserve"> </w:t>
+      </w:r>
       <m:oMath>
         <m:sSub>
           <m:e>
@@ -28141,723 +27850,64 @@
           </m:sub>
         </m:sSub>
       </m:oMath>
-      <w:del w:id="151" w:author="PR Preview" w:date="2026-01-01T00:00:00Z">
-        <w:r>
-          <w:delText xml:space="preserve">,</w:delText>
-        </w:r>
-      </w:del>
-      <w:del w:id="152" w:author="PR Preview" w:date="2026-01-01T00:00:00Z">
-        <w:r>
-          <w:delText xml:space="preserve"> </w:delText>
-        </w:r>
-      </w:del>
-      <w:del w:id="153" w:author="PR Preview" w:date="2026-01-01T00:00:00Z">
-        <w:r>
-          <w:delText xml:space="preserve">then both iterated</w:delText>
-        </w:r>
-      </w:del>
-      <w:del w:id="154" w:author="PR Preview" w:date="2026-01-01T00:00:00Z">
-        <w:r>
-          <w:delText xml:space="preserve"> </w:delText>
-        </w:r>
-      </w:del>
-      <w:hyperlink r:id="rId63">
-        <w:del w:id="155" w:author="PR Preview" w:date="2026-01-01T00:00:00Z">
-          <w:r>
-            <w:rPr>
-              <w:rStyle w:val="Hyperlink"/>
-            </w:rPr>
-            <w:delText xml:space="preserve">integrals</w:delText>
-          </w:r>
-        </w:del>
-      </w:hyperlink>
-      <w:del w:id="156" w:author="PR Preview" w:date="2026-01-01T00:00:00Z">
-        <w:r>
-          <w:delText xml:space="preserve"> </w:delText>
-        </w:r>
-      </w:del>
-      <w:del w:id="157" w:author="PR Preview" w:date="2026-01-01T00:00:00Z">
-        <w:r>
-          <w:delText xml:space="preserve">exist (possibly equal to</w:delText>
-        </w:r>
-      </w:del>
-      <w:del w:id="158" w:author="PR Preview" w:date="2026-01-01T00:00:00Z">
-        <w:r>
-          <w:delText xml:space="preserve"> </w:delText>
-        </w:r>
-      </w:del>
-      <m:oMath>
-        <m:r>
-          <m:rPr>
-            <m:sty m:val="p"/>
-          </m:rPr>
-          <m:t>+</m:t>
-        </m:r>
-        <m:r>
-          <m:rPr>
-            <m:sty m:val="p"/>
-          </m:rPr>
-          <m:t>∞</m:t>
-        </m:r>
-      </m:oMath>
-      <w:del w:id="159" w:author="PR Preview" w:date="2026-01-01T00:00:00Z">
-        <w:r>
-          <w:delText xml:space="preserve">),</w:delText>
-        </w:r>
-      </w:del>
-      <w:del w:id="160" w:author="PR Preview" w:date="2026-01-01T00:00:00Z">
-        <w:r>
-          <w:delText xml:space="preserve"> </w:delText>
-        </w:r>
-      </w:del>
-      <w:del w:id="161" w:author="PR Preview" w:date="2026-01-01T00:00:00Z">
-        <w:r>
-          <w:delText xml:space="preserve">agree with the double integral,</w:delText>
-        </w:r>
-      </w:del>
-      <w:del w:id="162" w:author="PR Preview" w:date="2026-01-01T00:00:00Z">
-        <w:r>
-          <w:delText xml:space="preserve"> </w:delText>
-        </w:r>
-      </w:del>
-      <w:del w:id="163" w:author="PR Preview" w:date="2026-01-01T00:00:00Z">
-        <w:r>
-          <w:delText xml:space="preserve">and equal each other:</w:delText>
-        </w:r>
-      </w:del>
-    </w:p>
-    <w:p>
-      <w:pPr>
-        <w:pStyle w:val="BodyText"/>
-      </w:pPr>
-      <w:ins w:id="164" w:author="PR Preview" w:date="2026-01-01T00:00:00Z">
+      <w:r>
+        <w:t xml:space="preserve">,</w:t>
+      </w:r>
+      <w:r>
+        <w:t xml:space="preserve"> </w:t>
+      </w:r>
+      <w:r>
+        <w:t xml:space="preserve">then both iterated</w:t>
+      </w:r>
+      <w:r>
+        <w:t xml:space="preserve"> </w:t>
+      </w:r>
+      <w:hyperlink r:id="rId65">
         <w:r>
           <w:rPr>
-            <w:b/>
-            <w:bCs/>
+            <w:rStyle w:val="Hyperlink"/>
           </w:rPr>
-          <w:t xml:space="preserve">Theorem 2 (Tonelli’s theorem (measure-theoretic form))</w:t>
+          <w:t xml:space="preserve">integrals</w:t>
         </w:r>
-      </w:ins>
-      <w:ins w:id="165" w:author="PR Preview" w:date="2026-01-01T00:00:00Z">
-        <w:r>
-          <w:t xml:space="preserve"> </w:t>
-        </w:r>
-      </w:ins>
-      <w:ins w:id="166" w:author="PR Preview" w:date="2026-01-01T00:00:00Z">
-        <w:r>
-          <w:t xml:space="preserve">Let</w:t>
-        </w:r>
-      </w:ins>
-      <w:ins w:id="167" w:author="PR Preview" w:date="2026-01-01T00:00:00Z">
-        <w:r>
-          <w:t xml:space="preserve"> </w:t>
-        </w:r>
-      </w:ins>
+      </w:hyperlink>
+      <w:r>
+        <w:t xml:space="preserve"> </w:t>
+      </w:r>
+      <w:r>
+        <w:t xml:space="preserve">exist (possibly equal to</w:t>
+      </w:r>
+      <w:r>
+        <w:t xml:space="preserve"> </w:t>
+      </w:r>
       <m:oMath>
         <m:r>
           <m:rPr>
             <m:sty m:val="p"/>
           </m:rPr>
-          <m:t>(</m:t>
-        </m:r>
-        <m:sSub>
-          <m:e>
-            <m:r>
-              <m:rPr>
-                <m:sty m:val="p"/>
-              </m:rPr>
-              <m:t>Ω</m:t>
-            </m:r>
-          </m:e>
-          <m:sub>
-            <m:r>
-              <m:t>1</m:t>
-            </m:r>
-          </m:sub>
-        </m:sSub>
-        <m:r>
-          <m:rPr>
-            <m:sty m:val="p"/>
-          </m:rPr>
-          <m:t>,</m:t>
-        </m:r>
-        <m:sSub>
-          <m:e>
-            <m:r>
-              <m:rPr>
-                <m:scr m:val="script"/>
-                <m:sty m:val="p"/>
-              </m:rPr>
-              <m:t>F</m:t>
-            </m:r>
-          </m:e>
-          <m:sub>
-            <m:r>
-              <m:t>1</m:t>
-            </m:r>
-          </m:sub>
-        </m:sSub>
-        <m:r>
-          <m:rPr>
-            <m:sty m:val="p"/>
-          </m:rPr>
-          <m:t>,</m:t>
-        </m:r>
-        <m:sSub>
-          <m:e>
-            <m:r>
-              <m:t>μ</m:t>
-            </m:r>
-          </m:e>
-          <m:sub>
-            <m:r>
-              <m:t>1</m:t>
-            </m:r>
-          </m:sub>
-        </m:sSub>
-        <m:r>
-          <m:rPr>
-            <m:sty m:val="p"/>
-          </m:rPr>
-          <m:t>)</m:t>
+          <m:t>+</m:t>
+        </m:r>
+        <m:r>
+          <m:rPr>
+            <m:sty m:val="p"/>
+          </m:rPr>
+          <m:t>∞</m:t>
         </m:r>
       </m:oMath>
-      <w:ins w:id="168" w:author="PR Preview" w:date="2026-01-01T00:00:00Z">
-        <w:r>
-          <w:t xml:space="preserve"> </w:t>
-        </w:r>
-      </w:ins>
-      <w:ins w:id="169" w:author="PR Preview" w:date="2026-01-01T00:00:00Z">
-        <w:r>
-          <w:t xml:space="preserve">and</w:t>
-        </w:r>
-      </w:ins>
-      <w:ins w:id="170" w:author="PR Preview" w:date="2026-01-01T00:00:00Z">
-        <w:r>
-          <w:t xml:space="preserve"> </w:t>
-        </w:r>
-      </w:ins>
-      <m:oMath>
-        <m:r>
-          <m:rPr>
-            <m:sty m:val="p"/>
-          </m:rPr>
-          <m:t>(</m:t>
-        </m:r>
-        <m:sSub>
-          <m:e>
-            <m:r>
-              <m:rPr>
-                <m:sty m:val="p"/>
-              </m:rPr>
-              <m:t>Ω</m:t>
-            </m:r>
-          </m:e>
-          <m:sub>
-            <m:r>
-              <m:t>2</m:t>
-            </m:r>
-          </m:sub>
-        </m:sSub>
-        <m:r>
-          <m:rPr>
-            <m:sty m:val="p"/>
-          </m:rPr>
-          <m:t>,</m:t>
-        </m:r>
-        <m:sSub>
-          <m:e>
-            <m:r>
-              <m:rPr>
-                <m:scr m:val="script"/>
-                <m:sty m:val="p"/>
-              </m:rPr>
-              <m:t>F</m:t>
-            </m:r>
-          </m:e>
-          <m:sub>
-            <m:r>
-              <m:t>2</m:t>
-            </m:r>
-          </m:sub>
-        </m:sSub>
-        <m:r>
-          <m:rPr>
-            <m:sty m:val="p"/>
-          </m:rPr>
-          <m:t>,</m:t>
-        </m:r>
-        <m:sSub>
-          <m:e>
-            <m:r>
-              <m:t>μ</m:t>
-            </m:r>
-          </m:e>
-          <m:sub>
-            <m:r>
-              <m:t>2</m:t>
-            </m:r>
-          </m:sub>
-        </m:sSub>
-        <m:r>
-          <m:rPr>
-            <m:sty m:val="p"/>
-          </m:rPr>
-          <m:t>)</m:t>
-        </m:r>
-      </m:oMath>
-      <w:ins w:id="171" w:author="PR Preview" w:date="2026-01-01T00:00:00Z">
-        <w:r>
-          <w:t xml:space="preserve"> </w:t>
-        </w:r>
-      </w:ins>
-      <w:ins w:id="172" w:author="PR Preview" w:date="2026-01-01T00:00:00Z">
-        <w:r>
-          <w:t xml:space="preserve">be</w:t>
-        </w:r>
-      </w:ins>
-      <w:ins w:id="173" w:author="PR Preview" w:date="2026-01-01T00:00:00Z">
-        <w:r>
-          <w:t xml:space="preserve"> </w:t>
-        </w:r>
-      </w:ins>
-      <w:hyperlink r:id="rId58">
-        <w:ins w:id="174" w:author="PR Preview" w:date="2026-01-01T00:00:00Z">
-          <w:r>
-            <w:rPr>
-              <w:rStyle w:val="Hyperlink"/>
-            </w:rPr>
-            <w:t xml:space="preserve">measure spaces</w:t>
-          </w:r>
-        </w:ins>
-      </w:hyperlink>
-      <w:ins w:id="175" w:author="PR Preview" w:date="2026-01-01T00:00:00Z">
-        <w:r>
-          <w:t xml:space="preserve"> </w:t>
-        </w:r>
-      </w:ins>
-      <w:ins w:id="176" w:author="PR Preview" w:date="2026-01-01T00:00:00Z">
-        <w:r>
-          <w:t xml:space="preserve">with</w:t>
-        </w:r>
-      </w:ins>
-      <w:ins w:id="177" w:author="PR Preview" w:date="2026-01-01T00:00:00Z">
-        <w:r>
-          <w:t xml:space="preserve"> </w:t>
-        </w:r>
-      </w:ins>
-      <w:hyperlink r:id="rId9">
-        <m:oMath>
-          <m:r>
-            <m:t>σ</m:t>
-          </m:r>
-        </m:oMath>
-        <w:ins w:id="178" w:author="PR Preview" w:date="2026-01-01T00:00:00Z">
-          <w:r>
-            <w:rPr>
-              <w:rStyle w:val="Hyperlink"/>
-            </w:rPr>
-            <w:t xml:space="preserve">-finite</w:t>
-          </w:r>
-        </w:ins>
-      </w:hyperlink>
-      <w:ins w:id="179" w:author="PR Preview" w:date="2026-01-01T00:00:00Z">
-        <w:r>
-          <w:t xml:space="preserve"> </w:t>
-        </w:r>
-      </w:ins>
-      <w:ins w:id="180" w:author="PR Preview" w:date="2026-01-01T00:00:00Z">
-        <w:r>
-          <w:t xml:space="preserve">measures,</w:t>
-        </w:r>
-      </w:ins>
-      <w:ins w:id="181" w:author="PR Preview" w:date="2026-01-01T00:00:00Z">
-        <w:r>
-          <w:t xml:space="preserve"> </w:t>
-        </w:r>
-      </w:ins>
-      <w:ins w:id="182" w:author="PR Preview" w:date="2026-01-01T00:00:00Z">
-        <w:r>
-          <w:t xml:space="preserve">and let</w:t>
-        </w:r>
-      </w:ins>
-      <w:ins w:id="183" w:author="PR Preview" w:date="2026-01-01T00:00:00Z">
-        <w:r>
-          <w:t xml:space="preserve"> </w:t>
-        </w:r>
-      </w:ins>
-      <m:oMath>
-        <m:r>
-          <m:t>f</m:t>
-        </m:r>
-        <m:r>
-          <m:rPr>
-            <m:sty m:val="p"/>
-          </m:rPr>
-          <m:t>:</m:t>
-        </m:r>
-        <m:sSub>
-          <m:e>
-            <m:r>
-              <m:rPr>
-                <m:sty m:val="p"/>
-              </m:rPr>
-              <m:t>Ω</m:t>
-            </m:r>
-          </m:e>
-          <m:sub>
-            <m:r>
-              <m:t>1</m:t>
-            </m:r>
-          </m:sub>
-        </m:sSub>
-        <m:r>
-          <m:rPr>
-            <m:sty m:val="p"/>
-          </m:rPr>
-          <m:t>×</m:t>
-        </m:r>
-        <m:sSub>
-          <m:e>
-            <m:r>
-              <m:rPr>
-                <m:sty m:val="p"/>
-              </m:rPr>
-              <m:t>Ω</m:t>
-            </m:r>
-          </m:e>
-          <m:sub>
-            <m:r>
-              <m:t>2</m:t>
-            </m:r>
-          </m:sub>
-        </m:sSub>
-        <m:r>
-          <m:rPr>
-            <m:sty m:val="p"/>
-          </m:rPr>
-          <m:t>→</m:t>
-        </m:r>
-        <m:r>
-          <m:rPr>
-            <m:scr m:val="double-struck"/>
-            <m:sty m:val="p"/>
-          </m:rPr>
-          <m:t>R</m:t>
-        </m:r>
-      </m:oMath>
-      <w:ins w:id="184" w:author="PR Preview" w:date="2026-01-01T00:00:00Z">
-        <w:r>
-          <w:t xml:space="preserve"> </w:t>
-        </w:r>
-      </w:ins>
-      <w:ins w:id="185" w:author="PR Preview" w:date="2026-01-01T00:00:00Z">
-        <w:r>
-          <w:t xml:space="preserve">be</w:t>
-        </w:r>
-      </w:ins>
-      <w:ins w:id="186" w:author="PR Preview" w:date="2026-01-01T00:00:00Z">
-        <w:r>
-          <w:t xml:space="preserve"> </w:t>
-        </w:r>
-      </w:ins>
-      <w:hyperlink r:id="rId59">
-        <w:ins w:id="187" w:author="PR Preview" w:date="2026-01-01T00:00:00Z">
-          <w:r>
-            <w:rPr>
-              <w:rStyle w:val="Hyperlink"/>
-            </w:rPr>
-            <w:t xml:space="preserve">measurable</w:t>
-          </w:r>
-        </w:ins>
-      </w:hyperlink>
-      <w:ins w:id="188" w:author="PR Preview" w:date="2026-01-01T00:00:00Z">
-        <w:r>
-          <w:t xml:space="preserve"> </w:t>
-        </w:r>
-      </w:ins>
-      <w:ins w:id="189" w:author="PR Preview" w:date="2026-01-01T00:00:00Z">
-        <w:r>
-          <w:t xml:space="preserve">with respect to the</w:t>
-        </w:r>
-      </w:ins>
-      <w:ins w:id="190" w:author="PR Preview" w:date="2026-01-01T00:00:00Z">
-        <w:r>
-          <w:t xml:space="preserve"> </w:t>
-        </w:r>
-      </w:ins>
-      <w:hyperlink r:id="rId60">
-        <w:ins w:id="191" w:author="PR Preview" w:date="2026-01-01T00:00:00Z">
-          <w:r>
-            <w:rPr>
-              <w:rStyle w:val="Hyperlink"/>
-            </w:rPr>
-            <w:t xml:space="preserve">product</w:t>
-          </w:r>
-        </w:ins>
-        <w:ins w:id="192" w:author="PR Preview" w:date="2026-01-01T00:00:00Z">
-          <w:r>
-            <w:rPr>
-              <w:rStyle w:val="Hyperlink"/>
-            </w:rPr>
-            <w:t xml:space="preserve"> </w:t>
-          </w:r>
-        </w:ins>
-        <m:oMath>
-          <m:r>
-            <m:t>σ</m:t>
-          </m:r>
-        </m:oMath>
-        <w:ins w:id="193" w:author="PR Preview" w:date="2026-01-01T00:00:00Z">
-          <w:r>
-            <w:rPr>
-              <w:rStyle w:val="Hyperlink"/>
-            </w:rPr>
-            <w:t xml:space="preserve">-algebra</w:t>
-          </w:r>
-        </w:ins>
-      </w:hyperlink>
-      <w:ins w:id="194" w:author="PR Preview" w:date="2026-01-01T00:00:00Z">
-        <w:r>
-          <w:t xml:space="preserve"> </w:t>
-        </w:r>
-      </w:ins>
-      <m:oMath>
-        <m:sSub>
-          <m:e>
-            <m:r>
-              <m:rPr>
-                <m:scr m:val="script"/>
-                <m:sty m:val="p"/>
-              </m:rPr>
-              <m:t>F</m:t>
-            </m:r>
-          </m:e>
-          <m:sub>
-            <m:r>
-              <m:t>1</m:t>
-            </m:r>
-          </m:sub>
-        </m:sSub>
-        <m:r>
-          <m:rPr>
-            <m:sty m:val="p"/>
-          </m:rPr>
-          <m:t>⊗</m:t>
-        </m:r>
-        <m:sSub>
-          <m:e>
-            <m:r>
-              <m:rPr>
-                <m:scr m:val="script"/>
-                <m:sty m:val="p"/>
-              </m:rPr>
-              <m:t>F</m:t>
-            </m:r>
-          </m:e>
-          <m:sub>
-            <m:r>
-              <m:t>2</m:t>
-            </m:r>
-          </m:sub>
-        </m:sSub>
-      </m:oMath>
-      <w:ins w:id="195" w:author="PR Preview" w:date="2026-01-01T00:00:00Z">
-        <w:r>
-          <w:t xml:space="preserve">.</w:t>
-        </w:r>
-      </w:ins>
-      <w:ins w:id="196" w:author="PR Preview" w:date="2026-01-01T00:00:00Z">
-        <w:r>
-          <w:t xml:space="preserve"> </w:t>
-        </w:r>
-      </w:ins>
-      <w:ins w:id="197" w:author="PR Preview" w:date="2026-01-01T00:00:00Z">
-        <w:r>
-          <w:t xml:space="preserve">If</w:t>
-        </w:r>
-      </w:ins>
-      <w:ins w:id="198" w:author="PR Preview" w:date="2026-01-01T00:00:00Z">
-        <w:r>
-          <w:t xml:space="preserve"> </w:t>
-        </w:r>
-      </w:ins>
-      <m:oMath>
-        <m:r>
-          <m:t>f</m:t>
-        </m:r>
-        <m:r>
-          <m:rPr>
-            <m:sty m:val="p"/>
-          </m:rPr>
-          <m:t>≥</m:t>
-        </m:r>
-        <m:r>
-          <m:t>0</m:t>
-        </m:r>
-      </m:oMath>
-      <w:ins w:id="199" w:author="PR Preview" w:date="2026-01-01T00:00:00Z">
-        <w:r>
-          <w:t xml:space="preserve"> </w:t>
-        </w:r>
-      </w:ins>
-      <w:hyperlink r:id="rId61">
-        <w:ins w:id="200" w:author="PR Preview" w:date="2026-01-01T00:00:00Z">
-          <w:r>
-            <w:rPr>
-              <w:rStyle w:val="Hyperlink"/>
-            </w:rPr>
-            <w:t xml:space="preserve">almost everywhere</w:t>
-          </w:r>
-        </w:ins>
-      </w:hyperlink>
-      <w:ins w:id="201" w:author="PR Preview" w:date="2026-01-01T00:00:00Z">
-        <w:r>
-          <w:t xml:space="preserve"> </w:t>
-        </w:r>
-      </w:ins>
-      <w:ins w:id="202" w:author="PR Preview" w:date="2026-01-01T00:00:00Z">
-        <w:r>
-          <w:t xml:space="preserve">with respect to the</w:t>
-        </w:r>
-      </w:ins>
-      <w:ins w:id="203" w:author="PR Preview" w:date="2026-01-01T00:00:00Z">
-        <w:r>
-          <w:t xml:space="preserve"> </w:t>
-        </w:r>
-      </w:ins>
-      <w:hyperlink r:id="rId62">
-        <w:ins w:id="204" w:author="PR Preview" w:date="2026-01-01T00:00:00Z">
-          <w:r>
-            <w:rPr>
-              <w:rStyle w:val="Hyperlink"/>
-            </w:rPr>
-            <w:t xml:space="preserve">product measure</w:t>
-          </w:r>
-        </w:ins>
-      </w:hyperlink>
-      <w:ins w:id="205" w:author="PR Preview" w:date="2026-01-01T00:00:00Z">
-        <w:r>
-          <w:t xml:space="preserve"> </w:t>
-        </w:r>
-      </w:ins>
-      <m:oMath>
-        <m:sSub>
-          <m:e>
-            <m:r>
-              <m:t>μ</m:t>
-            </m:r>
-          </m:e>
-          <m:sub>
-            <m:r>
-              <m:t>1</m:t>
-            </m:r>
-          </m:sub>
-        </m:sSub>
-        <m:r>
-          <m:rPr>
-            <m:sty m:val="p"/>
-          </m:rPr>
-          <m:t>⊗</m:t>
-        </m:r>
-        <m:sSub>
-          <m:e>
-            <m:r>
-              <m:t>μ</m:t>
-            </m:r>
-          </m:e>
-          <m:sub>
-            <m:r>
-              <m:t>2</m:t>
-            </m:r>
-          </m:sub>
-        </m:sSub>
-      </m:oMath>
-      <w:ins w:id="206" w:author="PR Preview" w:date="2026-01-01T00:00:00Z">
-        <w:r>
-          <w:t xml:space="preserve">,</w:t>
-        </w:r>
-      </w:ins>
-      <w:ins w:id="207" w:author="PR Preview" w:date="2026-01-01T00:00:00Z">
-        <w:r>
-          <w:t xml:space="preserve"> </w:t>
-        </w:r>
-      </w:ins>
-      <w:ins w:id="208" w:author="PR Preview" w:date="2026-01-01T00:00:00Z">
-        <w:r>
-          <w:t xml:space="preserve">then both iterated</w:t>
-        </w:r>
-      </w:ins>
-      <w:ins w:id="209" w:author="PR Preview" w:date="2026-01-01T00:00:00Z">
-        <w:r>
-          <w:t xml:space="preserve"> </w:t>
-        </w:r>
-      </w:ins>
-      <w:hyperlink r:id="rId63">
-        <w:ins w:id="210" w:author="PR Preview" w:date="2026-01-01T00:00:00Z">
-          <w:r>
-            <w:rPr>
-              <w:rStyle w:val="Hyperlink"/>
-            </w:rPr>
-            <w:t xml:space="preserve">integrals</w:t>
-          </w:r>
-        </w:ins>
-      </w:hyperlink>
-      <w:ins w:id="211" w:author="PR Preview" w:date="2026-01-01T00:00:00Z">
-        <w:r>
-          <w:t xml:space="preserve"> </w:t>
-        </w:r>
-      </w:ins>
-      <w:ins w:id="212" w:author="PR Preview" w:date="2026-01-01T00:00:00Z">
-        <w:r>
-          <w:t xml:space="preserve">exist (possibly equal to</w:t>
-        </w:r>
-      </w:ins>
-      <w:ins w:id="213" w:author="PR Preview" w:date="2026-01-01T00:00:00Z">
-        <w:r>
-          <w:t xml:space="preserve"> </w:t>
-        </w:r>
-      </w:ins>
-      <m:oMath>
-        <m:r>
-          <m:rPr>
-            <m:sty m:val="p"/>
-          </m:rPr>
-          <m:t>+</m:t>
-        </m:r>
-        <m:r>
-          <m:rPr>
-            <m:sty m:val="p"/>
-          </m:rPr>
-          <m:t>∞</m:t>
-        </m:r>
-      </m:oMath>
-      <w:ins w:id="214" w:author="PR Preview" w:date="2026-01-01T00:00:00Z">
-        <w:r>
-          <w:t xml:space="preserve">),</w:t>
-        </w:r>
-      </w:ins>
-      <w:ins w:id="215" w:author="PR Preview" w:date="2026-01-01T00:00:00Z">
-        <w:r>
-          <w:t xml:space="preserve"> </w:t>
-        </w:r>
-      </w:ins>
-      <w:ins w:id="216" w:author="PR Preview" w:date="2026-01-01T00:00:00Z">
-        <w:r>
-          <w:t xml:space="preserve">agree with the double integral,</w:t>
-        </w:r>
-      </w:ins>
-      <w:ins w:id="217" w:author="PR Preview" w:date="2026-01-01T00:00:00Z">
-        <w:r>
-          <w:t xml:space="preserve"> </w:t>
-        </w:r>
-      </w:ins>
-      <w:ins w:id="218" w:author="PR Preview" w:date="2026-01-01T00:00:00Z">
-        <w:r>
-          <w:t xml:space="preserve">and equal each other:</w:t>
-        </w:r>
-      </w:ins>
+      <w:r>
+        <w:t xml:space="preserve">),</w:t>
+      </w:r>
+      <w:r>
+        <w:t xml:space="preserve"> </w:t>
+      </w:r>
+      <w:r>
+        <w:t xml:space="preserve">agree with the double integral,</w:t>
+      </w:r>
+      <w:r>
+        <w:t xml:space="preserve"> </w:t>
+      </w:r>
+      <w:r>
+        <w:t xml:space="preserve">and equal each other:</w:t>
+      </w:r>
     </w:p>
     <w:p>
       <w:pPr>
@@ -29431,36 +28481,28 @@
         <w:t xml:space="preserve">(Billingsley 1995, Theorem 18.3; Gut 2013, Theorem 9.1, p. 65; Wikipedia contributors 2024)</w:t>
       </w:r>
     </w:p>
-    <w:bookmarkEnd w:id="64"/>
-    <w:bookmarkStart w:id="66" w:name="thm-fubini-measure"/>
+    <w:bookmarkEnd w:id="66"/>
+    <w:bookmarkStart w:id="68" w:name="thm-fubini-measure"/>
     <w:p>
       <w:pPr>
         <w:pStyle w:val="BodyText"/>
       </w:pPr>
-      <w:del w:id="219" w:author="PR Preview" w:date="2026-01-01T00:00:00Z">
-        <w:r>
-          <w:rPr>
-            <w:b/>
-            <w:bCs/>
-          </w:rPr>
-          <w:delText xml:space="preserve">Theorem 5 (Fubini’s theorem (measure-theoretic form))</w:delText>
-        </w:r>
-      </w:del>
-      <w:del w:id="220" w:author="PR Preview" w:date="2026-01-01T00:00:00Z">
-        <w:r>
-          <w:delText xml:space="preserve"> </w:delText>
-        </w:r>
-      </w:del>
-      <w:del w:id="221" w:author="PR Preview" w:date="2026-01-01T00:00:00Z">
-        <w:r>
-          <w:delText xml:space="preserve">Let</w:delText>
-        </w:r>
-      </w:del>
-      <w:del w:id="222" w:author="PR Preview" w:date="2026-01-01T00:00:00Z">
-        <w:r>
-          <w:delText xml:space="preserve"> </w:delText>
-        </w:r>
-      </w:del>
+      <w:r>
+        <w:rPr>
+          <w:b/>
+          <w:bCs/>
+        </w:rPr>
+        <w:t xml:space="preserve">Theorem 5 (Fubini’s theorem (measure-theoretic form))</w:t>
+      </w:r>
+      <w:r>
+        <w:t xml:space="preserve"> </w:t>
+      </w:r>
+      <w:r>
+        <w:t xml:space="preserve">Let</w:t>
+      </w:r>
+      <w:r>
+        <w:t xml:space="preserve"> </w:t>
+      </w:r>
       <m:oMath>
         <m:r>
           <m:rPr>
@@ -29530,21 +28572,15 @@
           <m:t>)</m:t>
         </m:r>
       </m:oMath>
-      <w:del w:id="223" w:author="PR Preview" w:date="2026-01-01T00:00:00Z">
-        <w:r>
-          <w:delText xml:space="preserve"> </w:delText>
-        </w:r>
-      </w:del>
-      <w:del w:id="224" w:author="PR Preview" w:date="2026-01-01T00:00:00Z">
-        <w:r>
-          <w:delText xml:space="preserve">and</w:delText>
-        </w:r>
-      </w:del>
-      <w:del w:id="225" w:author="PR Preview" w:date="2026-01-01T00:00:00Z">
-        <w:r>
-          <w:delText xml:space="preserve"> </w:delText>
-        </w:r>
-      </w:del>
+      <w:r>
+        <w:t xml:space="preserve"> </w:t>
+      </w:r>
+      <w:r>
+        <w:t xml:space="preserve">and</w:t>
+      </w:r>
+      <w:r>
+        <w:t xml:space="preserve"> </w:t>
+      </w:r>
       <m:oMath>
         <m:r>
           <m:rPr>
@@ -29614,86 +28650,60 @@
           <m:t>)</m:t>
         </m:r>
       </m:oMath>
-      <w:del w:id="226" w:author="PR Preview" w:date="2026-01-01T00:00:00Z">
+      <w:r>
+        <w:t xml:space="preserve"> </w:t>
+      </w:r>
+      <w:r>
+        <w:t xml:space="preserve">be</w:t>
+      </w:r>
+      <w:r>
+        <w:t xml:space="preserve"> </w:t>
+      </w:r>
+      <w:hyperlink r:id="rId60">
         <w:r>
-          <w:delText xml:space="preserve"> </w:delText>
+          <w:rPr>
+            <w:rStyle w:val="Hyperlink"/>
+          </w:rPr>
+          <w:t xml:space="preserve">measure spaces</w:t>
         </w:r>
-      </w:del>
-      <w:del w:id="227" w:author="PR Preview" w:date="2026-01-01T00:00:00Z">
-        <w:r>
-          <w:delText xml:space="preserve">be</w:delText>
-        </w:r>
-      </w:del>
-      <w:del w:id="228" w:author="PR Preview" w:date="2026-01-01T00:00:00Z">
-        <w:r>
-          <w:delText xml:space="preserve"> </w:delText>
-        </w:r>
-      </w:del>
-      <w:hyperlink r:id="rId58">
-        <w:del w:id="229" w:author="PR Preview" w:date="2026-01-01T00:00:00Z">
-          <w:r>
-            <w:rPr>
-              <w:rStyle w:val="Hyperlink"/>
-            </w:rPr>
-            <w:delText xml:space="preserve">measure spaces</w:delText>
-          </w:r>
-        </w:del>
       </w:hyperlink>
-      <w:del w:id="230" w:author="PR Preview" w:date="2026-01-01T00:00:00Z">
-        <w:r>
-          <w:delText xml:space="preserve"> </w:delText>
-        </w:r>
-      </w:del>
-      <w:del w:id="231" w:author="PR Preview" w:date="2026-01-01T00:00:00Z">
-        <w:r>
-          <w:delText xml:space="preserve">with</w:delText>
-        </w:r>
-      </w:del>
-      <w:del w:id="232" w:author="PR Preview" w:date="2026-01-01T00:00:00Z">
-        <w:r>
-          <w:delText xml:space="preserve"> </w:delText>
-        </w:r>
-      </w:del>
+      <w:r>
+        <w:t xml:space="preserve"> </w:t>
+      </w:r>
+      <w:r>
+        <w:t xml:space="preserve">with</w:t>
+      </w:r>
+      <w:r>
+        <w:t xml:space="preserve"> </w:t>
+      </w:r>
       <w:hyperlink r:id="rId9">
         <m:oMath>
           <m:r>
             <m:t>σ</m:t>
           </m:r>
         </m:oMath>
-        <w:del w:id="233" w:author="PR Preview" w:date="2026-01-01T00:00:00Z">
-          <w:r>
-            <w:rPr>
-              <w:rStyle w:val="Hyperlink"/>
-            </w:rPr>
-            <w:delText xml:space="preserve">-finite</w:delText>
-          </w:r>
-        </w:del>
+        <w:r>
+          <w:rPr>
+            <w:rStyle w:val="Hyperlink"/>
+          </w:rPr>
+          <w:t xml:space="preserve">-finite</w:t>
+        </w:r>
       </w:hyperlink>
-      <w:del w:id="234" w:author="PR Preview" w:date="2026-01-01T00:00:00Z">
-        <w:r>
-          <w:delText xml:space="preserve"> </w:delText>
-        </w:r>
-      </w:del>
-      <w:del w:id="235" w:author="PR Preview" w:date="2026-01-01T00:00:00Z">
-        <w:r>
-          <w:delText xml:space="preserve">measures,</w:delText>
-        </w:r>
-      </w:del>
-      <w:del w:id="236" w:author="PR Preview" w:date="2026-01-01T00:00:00Z">
-        <w:r>
-          <w:delText xml:space="preserve"> </w:delText>
-        </w:r>
-      </w:del>
-      <w:del w:id="237" w:author="PR Preview" w:date="2026-01-01T00:00:00Z">
-        <w:r>
-          <w:delText xml:space="preserve">and let</w:delText>
-        </w:r>
-      </w:del>
-      <w:del w:id="238" w:author="PR Preview" w:date="2026-01-01T00:00:00Z">
-        <w:r>
-          <w:delText xml:space="preserve"> </w:delText>
-        </w:r>
-      </w:del>
+      <w:r>
+        <w:t xml:space="preserve"> </w:t>
+      </w:r>
+      <w:r>
+        <w:t xml:space="preserve">measures,</w:t>
+      </w:r>
+      <w:r>
+        <w:t xml:space="preserve"> </w:t>
+      </w:r>
+      <w:r>
+        <w:t xml:space="preserve">and let</w:t>
+      </w:r>
+      <w:r>
+        <w:t xml:space="preserve"> </w:t>
+      </w:r>
       <m:oMath>
         <m:r>
           <m:t>f</m:t>
@@ -29754,82 +28764,60 @@
           <m:t>R</m:t>
         </m:r>
       </m:oMath>
-      <w:del w:id="239" w:author="PR Preview" w:date="2026-01-01T00:00:00Z">
+      <w:r>
+        <w:t xml:space="preserve"> </w:t>
+      </w:r>
+      <w:r>
+        <w:t xml:space="preserve">be</w:t>
+      </w:r>
+      <w:r>
+        <w:t xml:space="preserve"> </w:t>
+      </w:r>
+      <w:hyperlink r:id="rId61">
         <w:r>
-          <w:delText xml:space="preserve"> </w:delText>
+          <w:rPr>
+            <w:rStyle w:val="Hyperlink"/>
+          </w:rPr>
+          <w:t xml:space="preserve">measurable</w:t>
         </w:r>
-      </w:del>
-      <w:del w:id="240" w:author="PR Preview" w:date="2026-01-01T00:00:00Z">
+      </w:hyperlink>
+      <w:r>
+        <w:t xml:space="preserve"> </w:t>
+      </w:r>
+      <w:r>
+        <w:t xml:space="preserve">with respect to the</w:t>
+      </w:r>
+      <w:r>
+        <w:t xml:space="preserve"> </w:t>
+      </w:r>
+      <w:hyperlink r:id="rId62">
         <w:r>
-          <w:delText xml:space="preserve">be</w:delText>
+          <w:rPr>
+            <w:rStyle w:val="Hyperlink"/>
+          </w:rPr>
+          <w:t xml:space="preserve">product</w:t>
         </w:r>
-      </w:del>
-      <w:del w:id="241" w:author="PR Preview" w:date="2026-01-01T00:00:00Z">
         <w:r>
-          <w:delText xml:space="preserve"> </w:delText>
+          <w:rPr>
+            <w:rStyle w:val="Hyperlink"/>
+          </w:rPr>
+          <w:t xml:space="preserve"> </w:t>
         </w:r>
-      </w:del>
-      <w:hyperlink r:id="rId59">
-        <w:del w:id="242" w:author="PR Preview" w:date="2026-01-01T00:00:00Z">
-          <w:r>
-            <w:rPr>
-              <w:rStyle w:val="Hyperlink"/>
-            </w:rPr>
-            <w:delText xml:space="preserve">measurable</w:delText>
-          </w:r>
-        </w:del>
-      </w:hyperlink>
-      <w:del w:id="243" w:author="PR Preview" w:date="2026-01-01T00:00:00Z">
-        <w:r>
-          <w:delText xml:space="preserve"> </w:delText>
-        </w:r>
-      </w:del>
-      <w:del w:id="244" w:author="PR Preview" w:date="2026-01-01T00:00:00Z">
-        <w:r>
-          <w:delText xml:space="preserve">with respect to the</w:delText>
-        </w:r>
-      </w:del>
-      <w:del w:id="245" w:author="PR Preview" w:date="2026-01-01T00:00:00Z">
-        <w:r>
-          <w:delText xml:space="preserve"> </w:delText>
-        </w:r>
-      </w:del>
-      <w:hyperlink r:id="rId60">
-        <w:del w:id="246" w:author="PR Preview" w:date="2026-01-01T00:00:00Z">
-          <w:r>
-            <w:rPr>
-              <w:rStyle w:val="Hyperlink"/>
-            </w:rPr>
-            <w:delText xml:space="preserve">product</w:delText>
-          </w:r>
-        </w:del>
-        <w:del w:id="247" w:author="PR Preview" w:date="2026-01-01T00:00:00Z">
-          <w:r>
-            <w:rPr>
-              <w:rStyle w:val="Hyperlink"/>
-            </w:rPr>
-            <w:delText xml:space="preserve"> </w:delText>
-          </w:r>
-        </w:del>
         <m:oMath>
           <m:r>
             <m:t>σ</m:t>
           </m:r>
         </m:oMath>
-        <w:del w:id="248" w:author="PR Preview" w:date="2026-01-01T00:00:00Z">
-          <w:r>
-            <w:rPr>
-              <w:rStyle w:val="Hyperlink"/>
-            </w:rPr>
-            <w:delText xml:space="preserve">-algebra</w:delText>
-          </w:r>
-        </w:del>
+        <w:r>
+          <w:rPr>
+            <w:rStyle w:val="Hyperlink"/>
+          </w:rPr>
+          <w:t xml:space="preserve">-algebra</w:t>
+        </w:r>
       </w:hyperlink>
-      <w:del w:id="249" w:author="PR Preview" w:date="2026-01-01T00:00:00Z">
-        <w:r>
-          <w:delText xml:space="preserve"> </w:delText>
-        </w:r>
-      </w:del>
+      <w:r>
+        <w:t xml:space="preserve"> </w:t>
+      </w:r>
       <m:oMath>
         <m:sSub>
           <m:e>
@@ -29870,26 +28858,18 @@
           </m:sub>
         </m:sSub>
       </m:oMath>
-      <w:del w:id="250" w:author="PR Preview" w:date="2026-01-01T00:00:00Z">
-        <w:r>
-          <w:delText xml:space="preserve">.</w:delText>
-        </w:r>
-      </w:del>
-      <w:del w:id="251" w:author="PR Preview" w:date="2026-01-01T00:00:00Z">
-        <w:r>
-          <w:delText xml:space="preserve"> </w:delText>
-        </w:r>
-      </w:del>
-      <w:del w:id="252" w:author="PR Preview" w:date="2026-01-01T00:00:00Z">
-        <w:r>
-          <w:delText xml:space="preserve">If</w:delText>
-        </w:r>
-      </w:del>
-      <w:del w:id="253" w:author="PR Preview" w:date="2026-01-01T00:00:00Z">
-        <w:r>
-          <w:delText xml:space="preserve"> </w:delText>
-        </w:r>
-      </w:del>
+      <w:r>
+        <w:t xml:space="preserve">.</w:t>
+      </w:r>
+      <w:r>
+        <w:t xml:space="preserve"> </w:t>
+      </w:r>
+      <w:r>
+        <w:t xml:space="preserve">If</w:t>
+      </w:r>
+      <w:r>
+        <w:t xml:space="preserve"> </w:t>
+      </w:r>
       <m:oMath>
         <m:nary>
           <m:naryPr>
@@ -30024,818 +29004,78 @@
           <m:t>∞</m:t>
         </m:r>
       </m:oMath>
-      <w:del w:id="254" w:author="PR Preview" w:date="2026-01-01T00:00:00Z">
-        <w:r>
-          <w:delText xml:space="preserve">,</w:delText>
-        </w:r>
-      </w:del>
-      <w:del w:id="255" w:author="PR Preview" w:date="2026-01-01T00:00:00Z">
-        <w:r>
-          <w:delText xml:space="preserve"> </w:delText>
-        </w:r>
-      </w:del>
-      <w:del w:id="256" w:author="PR Preview" w:date="2026-01-01T00:00:00Z">
-        <w:r>
-          <w:delText xml:space="preserve">that is,</w:delText>
-        </w:r>
-      </w:del>
-      <w:del w:id="257" w:author="PR Preview" w:date="2026-01-01T00:00:00Z">
-        <w:r>
-          <w:delText xml:space="preserve"> </w:delText>
-        </w:r>
-      </w:del>
+      <w:r>
+        <w:t xml:space="preserve">,</w:t>
+      </w:r>
+      <w:r>
+        <w:t xml:space="preserve"> </w:t>
+      </w:r>
+      <w:r>
+        <w:t xml:space="preserve">that is,</w:t>
+      </w:r>
+      <w:r>
+        <w:t xml:space="preserve"> </w:t>
+      </w:r>
       <m:oMath>
         <m:r>
           <m:t>f</m:t>
         </m:r>
       </m:oMath>
-      <w:del w:id="258" w:author="PR Preview" w:date="2026-01-01T00:00:00Z">
-        <w:r>
-          <w:delText xml:space="preserve"> </w:delText>
-        </w:r>
-      </w:del>
-      <w:del w:id="259" w:author="PR Preview" w:date="2026-01-01T00:00:00Z">
-        <w:r>
-          <w:delText xml:space="preserve">is</w:delText>
-        </w:r>
-      </w:del>
-      <w:del w:id="260" w:author="PR Preview" w:date="2026-01-01T00:00:00Z">
-        <w:r>
-          <w:delText xml:space="preserve"> </w:delText>
-        </w:r>
-      </w:del>
-      <w:hyperlink r:id="rId65">
-        <w:del w:id="261" w:author="PR Preview" w:date="2026-01-01T00:00:00Z">
-          <w:r>
-            <w:rPr>
-              <w:rStyle w:val="Hyperlink"/>
-            </w:rPr>
-            <w:delText xml:space="preserve">absolutely integrable</w:delText>
-          </w:r>
-        </w:del>
-      </w:hyperlink>
-      <w:del w:id="262" w:author="PR Preview" w:date="2026-01-01T00:00:00Z">
-        <w:r>
-          <w:delText xml:space="preserve">,</w:delText>
-        </w:r>
-      </w:del>
-      <w:del w:id="263" w:author="PR Preview" w:date="2026-01-01T00:00:00Z">
-        <w:r>
-          <w:delText xml:space="preserve"> </w:delText>
-        </w:r>
-      </w:del>
-      <w:del w:id="264" w:author="PR Preview" w:date="2026-01-01T00:00:00Z">
-        <w:r>
-          <w:delText xml:space="preserve">then both iterated</w:delText>
-        </w:r>
-      </w:del>
-      <w:del w:id="265" w:author="PR Preview" w:date="2026-01-01T00:00:00Z">
-        <w:r>
-          <w:delText xml:space="preserve"> </w:delText>
-        </w:r>
-      </w:del>
-      <w:hyperlink r:id="rId63">
-        <w:del w:id="266" w:author="PR Preview" w:date="2026-01-01T00:00:00Z">
-          <w:r>
-            <w:rPr>
-              <w:rStyle w:val="Hyperlink"/>
-            </w:rPr>
-            <w:delText xml:space="preserve">integrals</w:delText>
-          </w:r>
-        </w:del>
-      </w:hyperlink>
-      <w:del w:id="267" w:author="PR Preview" w:date="2026-01-01T00:00:00Z">
-        <w:r>
-          <w:delText xml:space="preserve"> </w:delText>
-        </w:r>
-      </w:del>
-      <w:del w:id="268" w:author="PR Preview" w:date="2026-01-01T00:00:00Z">
-        <w:r>
-          <w:delText xml:space="preserve">exist,</w:delText>
-        </w:r>
-      </w:del>
-      <w:del w:id="269" w:author="PR Preview" w:date="2026-01-01T00:00:00Z">
-        <w:r>
-          <w:delText xml:space="preserve"> </w:delText>
-        </w:r>
-      </w:del>
-      <w:del w:id="270" w:author="PR Preview" w:date="2026-01-01T00:00:00Z">
-        <w:r>
-          <w:delText xml:space="preserve">agree with the double integral,</w:delText>
-        </w:r>
-      </w:del>
-      <w:del w:id="271" w:author="PR Preview" w:date="2026-01-01T00:00:00Z">
-        <w:r>
-          <w:delText xml:space="preserve"> </w:delText>
-        </w:r>
-      </w:del>
-      <w:del w:id="272" w:author="PR Preview" w:date="2026-01-01T00:00:00Z">
-        <w:r>
-          <w:delText xml:space="preserve">and equal each other:</w:delText>
-        </w:r>
-      </w:del>
-    </w:p>
-    <w:p>
-      <w:pPr>
-        <w:pStyle w:val="BodyText"/>
-      </w:pPr>
-      <w:ins w:id="273" w:author="PR Preview" w:date="2026-01-01T00:00:00Z">
+      <w:r>
+        <w:t xml:space="preserve"> </w:t>
+      </w:r>
+      <w:r>
+        <w:t xml:space="preserve">is</w:t>
+      </w:r>
+      <w:r>
+        <w:t xml:space="preserve"> </w:t>
+      </w:r>
+      <w:hyperlink r:id="rId67">
         <w:r>
           <w:rPr>
-            <w:b/>
-            <w:bCs/>
+            <w:rStyle w:val="Hyperlink"/>
           </w:rPr>
-          <w:t xml:space="preserve">Theorem 3 (Fubini’s theorem (measure-theoretic form))</w:t>
+          <w:t xml:space="preserve">absolutely integrable</w:t>
         </w:r>
-      </w:ins>
-      <w:ins w:id="274" w:author="PR Preview" w:date="2026-01-01T00:00:00Z">
+      </w:hyperlink>
+      <w:r>
+        <w:t xml:space="preserve">,</w:t>
+      </w:r>
+      <w:r>
+        <w:t xml:space="preserve"> </w:t>
+      </w:r>
+      <w:r>
+        <w:t xml:space="preserve">then both iterated</w:t>
+      </w:r>
+      <w:r>
+        <w:t xml:space="preserve"> </w:t>
+      </w:r>
+      <w:hyperlink r:id="rId65">
         <w:r>
-          <w:t xml:space="preserve"> </w:t>
+          <w:rPr>
+            <w:rStyle w:val="Hyperlink"/>
+          </w:rPr>
+          <w:t xml:space="preserve">integrals</w:t>
         </w:r>
-      </w:ins>
-      <w:ins w:id="275" w:author="PR Preview" w:date="2026-01-01T00:00:00Z">
-        <w:r>
-          <w:t xml:space="preserve">Let</w:t>
-        </w:r>
-      </w:ins>
-      <w:ins w:id="276" w:author="PR Preview" w:date="2026-01-01T00:00:00Z">
-        <w:r>
-          <w:t xml:space="preserve"> </w:t>
-        </w:r>
-      </w:ins>
-      <m:oMath>
-        <m:r>
-          <m:rPr>
-            <m:sty m:val="p"/>
-          </m:rPr>
-          <m:t>(</m:t>
-        </m:r>
-        <m:sSub>
-          <m:e>
-            <m:r>
-              <m:rPr>
-                <m:sty m:val="p"/>
-              </m:rPr>
-              <m:t>Ω</m:t>
-            </m:r>
-          </m:e>
-          <m:sub>
-            <m:r>
-              <m:t>1</m:t>
-            </m:r>
-          </m:sub>
-        </m:sSub>
-        <m:r>
-          <m:rPr>
-            <m:sty m:val="p"/>
-          </m:rPr>
-          <m:t>,</m:t>
-        </m:r>
-        <m:sSub>
-          <m:e>
-            <m:r>
-              <m:rPr>
-                <m:scr m:val="script"/>
-                <m:sty m:val="p"/>
-              </m:rPr>
-              <m:t>F</m:t>
-            </m:r>
-          </m:e>
-          <m:sub>
-            <m:r>
-              <m:t>1</m:t>
-            </m:r>
-          </m:sub>
-        </m:sSub>
-        <m:r>
-          <m:rPr>
-            <m:sty m:val="p"/>
-          </m:rPr>
-          <m:t>,</m:t>
-        </m:r>
-        <m:sSub>
-          <m:e>
-            <m:r>
-              <m:t>μ</m:t>
-            </m:r>
-          </m:e>
-          <m:sub>
-            <m:r>
-              <m:t>1</m:t>
-            </m:r>
-          </m:sub>
-        </m:sSub>
-        <m:r>
-          <m:rPr>
-            <m:sty m:val="p"/>
-          </m:rPr>
-          <m:t>)</m:t>
-        </m:r>
-      </m:oMath>
-      <w:ins w:id="277" w:author="PR Preview" w:date="2026-01-01T00:00:00Z">
-        <w:r>
-          <w:t xml:space="preserve"> </w:t>
-        </w:r>
-      </w:ins>
-      <w:ins w:id="278" w:author="PR Preview" w:date="2026-01-01T00:00:00Z">
-        <w:r>
-          <w:t xml:space="preserve">and</w:t>
-        </w:r>
-      </w:ins>
-      <w:ins w:id="279" w:author="PR Preview" w:date="2026-01-01T00:00:00Z">
-        <w:r>
-          <w:t xml:space="preserve"> </w:t>
-        </w:r>
-      </w:ins>
-      <m:oMath>
-        <m:r>
-          <m:rPr>
-            <m:sty m:val="p"/>
-          </m:rPr>
-          <m:t>(</m:t>
-        </m:r>
-        <m:sSub>
-          <m:e>
-            <m:r>
-              <m:rPr>
-                <m:sty m:val="p"/>
-              </m:rPr>
-              <m:t>Ω</m:t>
-            </m:r>
-          </m:e>
-          <m:sub>
-            <m:r>
-              <m:t>2</m:t>
-            </m:r>
-          </m:sub>
-        </m:sSub>
-        <m:r>
-          <m:rPr>
-            <m:sty m:val="p"/>
-          </m:rPr>
-          <m:t>,</m:t>
-        </m:r>
-        <m:sSub>
-          <m:e>
-            <m:r>
-              <m:rPr>
-                <m:scr m:val="script"/>
-                <m:sty m:val="p"/>
-              </m:rPr>
-              <m:t>F</m:t>
-            </m:r>
-          </m:e>
-          <m:sub>
-            <m:r>
-              <m:t>2</m:t>
-            </m:r>
-          </m:sub>
-        </m:sSub>
-        <m:r>
-          <m:rPr>
-            <m:sty m:val="p"/>
-          </m:rPr>
-          <m:t>,</m:t>
-        </m:r>
-        <m:sSub>
-          <m:e>
-            <m:r>
-              <m:t>μ</m:t>
-            </m:r>
-          </m:e>
-          <m:sub>
-            <m:r>
-              <m:t>2</m:t>
-            </m:r>
-          </m:sub>
-        </m:sSub>
-        <m:r>
-          <m:rPr>
-            <m:sty m:val="p"/>
-          </m:rPr>
-          <m:t>)</m:t>
-        </m:r>
-      </m:oMath>
-      <w:ins w:id="280" w:author="PR Preview" w:date="2026-01-01T00:00:00Z">
-        <w:r>
-          <w:t xml:space="preserve"> </w:t>
-        </w:r>
-      </w:ins>
-      <w:ins w:id="281" w:author="PR Preview" w:date="2026-01-01T00:00:00Z">
-        <w:r>
-          <w:t xml:space="preserve">be</w:t>
-        </w:r>
-      </w:ins>
-      <w:ins w:id="282" w:author="PR Preview" w:date="2026-01-01T00:00:00Z">
-        <w:r>
-          <w:t xml:space="preserve"> </w:t>
-        </w:r>
-      </w:ins>
-      <w:hyperlink r:id="rId58">
-        <w:ins w:id="283" w:author="PR Preview" w:date="2026-01-01T00:00:00Z">
-          <w:r>
-            <w:rPr>
-              <w:rStyle w:val="Hyperlink"/>
-            </w:rPr>
-            <w:t xml:space="preserve">measure spaces</w:t>
-          </w:r>
-        </w:ins>
       </w:hyperlink>
-      <w:ins w:id="284" w:author="PR Preview" w:date="2026-01-01T00:00:00Z">
-        <w:r>
-          <w:t xml:space="preserve"> </w:t>
-        </w:r>
-      </w:ins>
-      <w:ins w:id="285" w:author="PR Preview" w:date="2026-01-01T00:00:00Z">
-        <w:r>
-          <w:t xml:space="preserve">with</w:t>
-        </w:r>
-      </w:ins>
-      <w:ins w:id="286" w:author="PR Preview" w:date="2026-01-01T00:00:00Z">
-        <w:r>
-          <w:t xml:space="preserve"> </w:t>
-        </w:r>
-      </w:ins>
-      <w:hyperlink r:id="rId9">
-        <m:oMath>
-          <m:r>
-            <m:t>σ</m:t>
-          </m:r>
-        </m:oMath>
-        <w:ins w:id="287" w:author="PR Preview" w:date="2026-01-01T00:00:00Z">
-          <w:r>
-            <w:rPr>
-              <w:rStyle w:val="Hyperlink"/>
-            </w:rPr>
-            <w:t xml:space="preserve">-finite</w:t>
-          </w:r>
-        </w:ins>
-      </w:hyperlink>
-      <w:ins w:id="288" w:author="PR Preview" w:date="2026-01-01T00:00:00Z">
-        <w:r>
-          <w:t xml:space="preserve"> </w:t>
-        </w:r>
-      </w:ins>
-      <w:ins w:id="289" w:author="PR Preview" w:date="2026-01-01T00:00:00Z">
-        <w:r>
-          <w:t xml:space="preserve">measures,</w:t>
-        </w:r>
-      </w:ins>
-      <w:ins w:id="290" w:author="PR Preview" w:date="2026-01-01T00:00:00Z">
-        <w:r>
-          <w:t xml:space="preserve"> </w:t>
-        </w:r>
-      </w:ins>
-      <w:ins w:id="291" w:author="PR Preview" w:date="2026-01-01T00:00:00Z">
-        <w:r>
-          <w:t xml:space="preserve">and let</w:t>
-        </w:r>
-      </w:ins>
-      <w:ins w:id="292" w:author="PR Preview" w:date="2026-01-01T00:00:00Z">
-        <w:r>
-          <w:t xml:space="preserve"> </w:t>
-        </w:r>
-      </w:ins>
-      <m:oMath>
-        <m:r>
-          <m:t>f</m:t>
-        </m:r>
-        <m:r>
-          <m:rPr>
-            <m:sty m:val="p"/>
-          </m:rPr>
-          <m:t>:</m:t>
-        </m:r>
-        <m:sSub>
-          <m:e>
-            <m:r>
-              <m:rPr>
-                <m:sty m:val="p"/>
-              </m:rPr>
-              <m:t>Ω</m:t>
-            </m:r>
-          </m:e>
-          <m:sub>
-            <m:r>
-              <m:t>1</m:t>
-            </m:r>
-          </m:sub>
-        </m:sSub>
-        <m:r>
-          <m:rPr>
-            <m:sty m:val="p"/>
-          </m:rPr>
-          <m:t>×</m:t>
-        </m:r>
-        <m:sSub>
-          <m:e>
-            <m:r>
-              <m:rPr>
-                <m:sty m:val="p"/>
-              </m:rPr>
-              <m:t>Ω</m:t>
-            </m:r>
-          </m:e>
-          <m:sub>
-            <m:r>
-              <m:t>2</m:t>
-            </m:r>
-          </m:sub>
-        </m:sSub>
-        <m:r>
-          <m:rPr>
-            <m:sty m:val="p"/>
-          </m:rPr>
-          <m:t>→</m:t>
-        </m:r>
-        <m:r>
-          <m:rPr>
-            <m:scr m:val="double-struck"/>
-            <m:sty m:val="p"/>
-          </m:rPr>
-          <m:t>R</m:t>
-        </m:r>
-      </m:oMath>
-      <w:ins w:id="293" w:author="PR Preview" w:date="2026-01-01T00:00:00Z">
-        <w:r>
-          <w:t xml:space="preserve"> </w:t>
-        </w:r>
-      </w:ins>
-      <w:ins w:id="294" w:author="PR Preview" w:date="2026-01-01T00:00:00Z">
-        <w:r>
-          <w:t xml:space="preserve">be</w:t>
-        </w:r>
-      </w:ins>
-      <w:ins w:id="295" w:author="PR Preview" w:date="2026-01-01T00:00:00Z">
-        <w:r>
-          <w:t xml:space="preserve"> </w:t>
-        </w:r>
-      </w:ins>
-      <w:hyperlink r:id="rId59">
-        <w:ins w:id="296" w:author="PR Preview" w:date="2026-01-01T00:00:00Z">
-          <w:r>
-            <w:rPr>
-              <w:rStyle w:val="Hyperlink"/>
-            </w:rPr>
-            <w:t xml:space="preserve">measurable</w:t>
-          </w:r>
-        </w:ins>
-      </w:hyperlink>
-      <w:ins w:id="297" w:author="PR Preview" w:date="2026-01-01T00:00:00Z">
-        <w:r>
-          <w:t xml:space="preserve"> </w:t>
-        </w:r>
-      </w:ins>
-      <w:ins w:id="298" w:author="PR Preview" w:date="2026-01-01T00:00:00Z">
-        <w:r>
-          <w:t xml:space="preserve">with respect to the</w:t>
-        </w:r>
-      </w:ins>
-      <w:ins w:id="299" w:author="PR Preview" w:date="2026-01-01T00:00:00Z">
-        <w:r>
-          <w:t xml:space="preserve"> </w:t>
-        </w:r>
-      </w:ins>
-      <w:hyperlink r:id="rId60">
-        <w:ins w:id="300" w:author="PR Preview" w:date="2026-01-01T00:00:00Z">
-          <w:r>
-            <w:rPr>
-              <w:rStyle w:val="Hyperlink"/>
-            </w:rPr>
-            <w:t xml:space="preserve">product</w:t>
-          </w:r>
-        </w:ins>
-        <w:ins w:id="301" w:author="PR Preview" w:date="2026-01-01T00:00:00Z">
-          <w:r>
-            <w:rPr>
-              <w:rStyle w:val="Hyperlink"/>
-            </w:rPr>
-            <w:t xml:space="preserve"> </w:t>
-          </w:r>
-        </w:ins>
-        <m:oMath>
-          <m:r>
-            <m:t>σ</m:t>
-          </m:r>
-        </m:oMath>
-        <w:ins w:id="302" w:author="PR Preview" w:date="2026-01-01T00:00:00Z">
-          <w:r>
-            <w:rPr>
-              <w:rStyle w:val="Hyperlink"/>
-            </w:rPr>
-            <w:t xml:space="preserve">-algebra</w:t>
-          </w:r>
-        </w:ins>
-      </w:hyperlink>
-      <w:ins w:id="303" w:author="PR Preview" w:date="2026-01-01T00:00:00Z">
-        <w:r>
-          <w:t xml:space="preserve"> </w:t>
-        </w:r>
-      </w:ins>
-      <m:oMath>
-        <m:sSub>
-          <m:e>
-            <m:r>
-              <m:rPr>
-                <m:scr m:val="script"/>
-                <m:sty m:val="p"/>
-              </m:rPr>
-              <m:t>F</m:t>
-            </m:r>
-          </m:e>
-          <m:sub>
-            <m:r>
-              <m:t>1</m:t>
-            </m:r>
-          </m:sub>
-        </m:sSub>
-        <m:r>
-          <m:rPr>
-            <m:sty m:val="p"/>
-          </m:rPr>
-          <m:t>⊗</m:t>
-        </m:r>
-        <m:sSub>
-          <m:e>
-            <m:r>
-              <m:rPr>
-                <m:scr m:val="script"/>
-                <m:sty m:val="p"/>
-              </m:rPr>
-              <m:t>F</m:t>
-            </m:r>
-          </m:e>
-          <m:sub>
-            <m:r>
-              <m:t>2</m:t>
-            </m:r>
-          </m:sub>
-        </m:sSub>
-      </m:oMath>
-      <w:ins w:id="304" w:author="PR Preview" w:date="2026-01-01T00:00:00Z">
-        <w:r>
-          <w:t xml:space="preserve">.</w:t>
-        </w:r>
-      </w:ins>
-      <w:ins w:id="305" w:author="PR Preview" w:date="2026-01-01T00:00:00Z">
-        <w:r>
-          <w:t xml:space="preserve"> </w:t>
-        </w:r>
-      </w:ins>
-      <w:ins w:id="306" w:author="PR Preview" w:date="2026-01-01T00:00:00Z">
-        <w:r>
-          <w:t xml:space="preserve">If</w:t>
-        </w:r>
-      </w:ins>
-      <w:ins w:id="307" w:author="PR Preview" w:date="2026-01-01T00:00:00Z">
-        <w:r>
-          <w:t xml:space="preserve"> </w:t>
-        </w:r>
-      </w:ins>
-      <m:oMath>
-        <m:nary>
-          <m:naryPr>
-            <m:chr m:val="∫"/>
-            <m:limLoc m:val="subSup"/>
-            <m:subHide m:val="off"/>
-            <m:supHide m:val="on"/>
-          </m:naryPr>
-          <m:sub>
-            <m:sSub>
-              <m:e>
-                <m:r>
-                  <m:rPr>
-                    <m:sty m:val="p"/>
-                  </m:rPr>
-                  <m:t>Ω</m:t>
-                </m:r>
-              </m:e>
-              <m:sub>
-                <m:r>
-                  <m:t>1</m:t>
-                </m:r>
-              </m:sub>
-            </m:sSub>
-            <m:r>
-              <m:rPr>
-                <m:sty m:val="p"/>
-              </m:rPr>
-              <m:t>×</m:t>
-            </m:r>
-            <m:sSub>
-              <m:e>
-                <m:r>
-                  <m:rPr>
-                    <m:sty m:val="p"/>
-                  </m:rPr>
-                  <m:t>Ω</m:t>
-                </m:r>
-              </m:e>
-              <m:sub>
-                <m:r>
-                  <m:t>2</m:t>
-                </m:r>
-              </m:sub>
-            </m:sSub>
-          </m:sub>
-          <m:sup>
-            <m:r>
-              <m:t>​</m:t>
-            </m:r>
-          </m:sup>
-          <m:e>
-            <m:r>
-              <m:t>​</m:t>
-            </m:r>
-          </m:e>
-        </m:nary>
-        <m:d>
-          <m:dPr>
-            <m:begChr m:val="|"/>
-            <m:sepChr m:val=""/>
-            <m:endChr m:val="|"/>
-            <m:grow/>
-          </m:dPr>
-          <m:e>
-            <m:r>
-              <m:t>f</m:t>
-            </m:r>
-          </m:e>
-        </m:d>
-        <m:r>
-          <m:t>​</m:t>
-        </m:r>
-        <m:r>
-          <m:t> </m:t>
-        </m:r>
-        <m:r>
-          <m:t>d</m:t>
-        </m:r>
-        <m:r>
-          <m:rPr>
-            <m:sty m:val="p"/>
-          </m:rPr>
-          <m:t>(</m:t>
-        </m:r>
-        <m:sSub>
-          <m:e>
-            <m:r>
-              <m:t>μ</m:t>
-            </m:r>
-          </m:e>
-          <m:sub>
-            <m:r>
-              <m:t>1</m:t>
-            </m:r>
-          </m:sub>
-        </m:sSub>
-        <m:r>
-          <m:rPr>
-            <m:sty m:val="p"/>
-          </m:rPr>
-          <m:t>⊗</m:t>
-        </m:r>
-        <m:sSub>
-          <m:e>
-            <m:r>
-              <m:t>μ</m:t>
-            </m:r>
-          </m:e>
-          <m:sub>
-            <m:r>
-              <m:t>2</m:t>
-            </m:r>
-          </m:sub>
-        </m:sSub>
-        <m:r>
-          <m:rPr>
-            <m:sty m:val="p"/>
-          </m:rPr>
-          <m:t>)</m:t>
-        </m:r>
-        <m:r>
-          <m:rPr>
-            <m:sty m:val="p"/>
-          </m:rPr>
-          <m:t>&lt;</m:t>
-        </m:r>
-        <m:r>
-          <m:rPr>
-            <m:sty m:val="p"/>
-          </m:rPr>
-          <m:t>∞</m:t>
-        </m:r>
-      </m:oMath>
-      <w:ins w:id="308" w:author="PR Preview" w:date="2026-01-01T00:00:00Z">
-        <w:r>
-          <w:t xml:space="preserve">,</w:t>
-        </w:r>
-      </w:ins>
-      <w:ins w:id="309" w:author="PR Preview" w:date="2026-01-01T00:00:00Z">
-        <w:r>
-          <w:t xml:space="preserve"> </w:t>
-        </w:r>
-      </w:ins>
-      <w:ins w:id="310" w:author="PR Preview" w:date="2026-01-01T00:00:00Z">
-        <w:r>
-          <w:t xml:space="preserve">that is,</w:t>
-        </w:r>
-      </w:ins>
-      <w:ins w:id="311" w:author="PR Preview" w:date="2026-01-01T00:00:00Z">
-        <w:r>
-          <w:t xml:space="preserve"> </w:t>
-        </w:r>
-      </w:ins>
-      <m:oMath>
-        <m:r>
-          <m:t>f</m:t>
-        </m:r>
-      </m:oMath>
-      <w:ins w:id="312" w:author="PR Preview" w:date="2026-01-01T00:00:00Z">
-        <w:r>
-          <w:t xml:space="preserve"> </w:t>
-        </w:r>
-      </w:ins>
-      <w:ins w:id="313" w:author="PR Preview" w:date="2026-01-01T00:00:00Z">
-        <w:r>
-          <w:t xml:space="preserve">is</w:t>
-        </w:r>
-      </w:ins>
-      <w:ins w:id="314" w:author="PR Preview" w:date="2026-01-01T00:00:00Z">
-        <w:r>
-          <w:t xml:space="preserve"> </w:t>
-        </w:r>
-      </w:ins>
-      <w:hyperlink r:id="rId65">
-        <w:ins w:id="315" w:author="PR Preview" w:date="2026-01-01T00:00:00Z">
-          <w:r>
-            <w:rPr>
-              <w:rStyle w:val="Hyperlink"/>
-            </w:rPr>
-            <w:t xml:space="preserve">absolutely integrable</w:t>
-          </w:r>
-        </w:ins>
-      </w:hyperlink>
-      <w:ins w:id="316" w:author="PR Preview" w:date="2026-01-01T00:00:00Z">
-        <w:r>
-          <w:t xml:space="preserve">,</w:t>
-        </w:r>
-      </w:ins>
-      <w:ins w:id="317" w:author="PR Preview" w:date="2026-01-01T00:00:00Z">
-        <w:r>
-          <w:t xml:space="preserve"> </w:t>
-        </w:r>
-      </w:ins>
-      <w:ins w:id="318" w:author="PR Preview" w:date="2026-01-01T00:00:00Z">
-        <w:r>
-          <w:t xml:space="preserve">then both iterated</w:t>
-        </w:r>
-      </w:ins>
-      <w:ins w:id="319" w:author="PR Preview" w:date="2026-01-01T00:00:00Z">
-        <w:r>
-          <w:t xml:space="preserve"> </w:t>
-        </w:r>
-      </w:ins>
-      <w:hyperlink r:id="rId63">
-        <w:ins w:id="320" w:author="PR Preview" w:date="2026-01-01T00:00:00Z">
-          <w:r>
-            <w:rPr>
-              <w:rStyle w:val="Hyperlink"/>
-            </w:rPr>
-            <w:t xml:space="preserve">integrals</w:t>
-          </w:r>
-        </w:ins>
-      </w:hyperlink>
-      <w:ins w:id="321" w:author="PR Preview" w:date="2026-01-01T00:00:00Z">
-        <w:r>
-          <w:t xml:space="preserve"> </w:t>
-        </w:r>
-      </w:ins>
-      <w:ins w:id="322" w:author="PR Preview" w:date="2026-01-01T00:00:00Z">
-        <w:r>
-          <w:t xml:space="preserve">exist,</w:t>
-        </w:r>
-      </w:ins>
-      <w:ins w:id="323" w:author="PR Preview" w:date="2026-01-01T00:00:00Z">
-        <w:r>
-          <w:t xml:space="preserve"> </w:t>
-        </w:r>
-      </w:ins>
-      <w:ins w:id="324" w:author="PR Preview" w:date="2026-01-01T00:00:00Z">
-        <w:r>
-          <w:t xml:space="preserve">agree with the double integral,</w:t>
-        </w:r>
-      </w:ins>
-      <w:ins w:id="325" w:author="PR Preview" w:date="2026-01-01T00:00:00Z">
-        <w:r>
-          <w:t xml:space="preserve"> </w:t>
-        </w:r>
-      </w:ins>
-      <w:ins w:id="326" w:author="PR Preview" w:date="2026-01-01T00:00:00Z">
-        <w:r>
-          <w:t xml:space="preserve">and equal each other:</w:t>
-        </w:r>
-      </w:ins>
+      <w:r>
+        <w:t xml:space="preserve"> </w:t>
+      </w:r>
+      <w:r>
+        <w:t xml:space="preserve">exist,</w:t>
+      </w:r>
+      <w:r>
+        <w:t xml:space="preserve"> </w:t>
+      </w:r>
+      <w:r>
+        <w:t xml:space="preserve">agree with the double integral,</w:t>
+      </w:r>
+      <w:r>
+        <w:t xml:space="preserve"> </w:t>
+      </w:r>
+      <w:r>
+        <w:t xml:space="preserve">and equal each other:</w:t>
+      </w:r>
     </w:p>
     <w:p>
       <w:pPr>
@@ -31409,8 +29649,8 @@
         <w:t xml:space="preserve">(Billingsley 1995, Theorem 18.3; Gut 2013, Theorem 9.1, p. 65; Fubini 1907; Wikipedia contributors 2024)</w:t>
       </w:r>
     </w:p>
-    <w:bookmarkEnd w:id="66"/>
-    <w:bookmarkStart w:id="70" w:name="rem-fubini-tonelli-probability"/>
+    <w:bookmarkEnd w:id="68"/>
+    <w:bookmarkStart w:id="72" w:name="rem-fubini-tonelli-probability"/>
     <w:p>
       <w:pPr>
         <w:pStyle w:val="BodyText"/>
@@ -31473,7 +29713,7 @@
       <w:r>
         <w:t xml:space="preserve"> </w:t>
       </w:r>
-      <w:hyperlink r:id="rId67">
+      <w:hyperlink r:id="rId69">
         <w:r>
           <w:rPr>
             <w:rStyle w:val="Hyperlink"/>
@@ -31599,7 +29839,7 @@
       <w:r>
         <w:t xml:space="preserve">(</w:t>
       </w:r>
-      <w:hyperlink r:id="rId68">
+      <w:hyperlink r:id="rId70">
         <w:r>
           <w:rPr>
             <w:rStyle w:val="Hyperlink"/>
@@ -31661,7 +29901,7 @@
       <w:r>
         <w:t xml:space="preserve"> </w:t>
       </w:r>
-      <w:hyperlink r:id="rId65">
+      <w:hyperlink r:id="rId67">
         <w:r>
           <w:rPr>
             <w:rStyle w:val="Hyperlink"/>
@@ -31687,7 +29927,7 @@
       <w:r>
         <w:t xml:space="preserve"> </w:t>
       </w:r>
-      <w:hyperlink r:id="rId69">
+      <w:hyperlink r:id="rId71">
         <w:r>
           <w:rPr>
             <w:rStyle w:val="Hyperlink"/>
@@ -31875,122 +30115,92 @@
         <w:t xml:space="preserve">-finiteness alone does not make the iterated integrals agree.</w:t>
       </w:r>
     </w:p>
-    <w:bookmarkEnd w:id="70"/>
-    <w:bookmarkStart w:id="72" w:name="exm-fubini-tonelli-apply"/>
+    <w:bookmarkEnd w:id="72"/>
+    <w:bookmarkStart w:id="74" w:name="exm-fubini-tonelli-apply"/>
     <w:p>
       <w:pPr>
         <w:pStyle w:val="BodyText"/>
       </w:pPr>
-      <w:del w:id="327" w:author="PR Preview" w:date="2026-01-01T00:00:00Z">
+      <w:r>
+        <w:rPr>
+          <w:b/>
+          <w:bCs/>
+        </w:rPr>
+        <w:t xml:space="preserve">Example 6 (Positive application of</w:t>
+      </w:r>
+      <w:r>
+        <w:rPr>
+          <w:b/>
+          <w:bCs/>
+        </w:rPr>
+        <w:t xml:space="preserve"> </w:t>
+      </w:r>
+      <w:hyperlink w:anchor="thm-tonelli-measure">
         <w:r>
           <w:rPr>
+            <w:rStyle w:val="Hyperlink"/>
             <w:b/>
             <w:bCs/>
           </w:rPr>
-          <w:delText xml:space="preserve">Example 6 (Positive application of</w:delText>
+          <w:t xml:space="preserve">Theorem 4</w:t>
         </w:r>
-      </w:del>
-      <w:del w:id="328" w:author="PR Preview" w:date="2026-01-01T00:00:00Z">
+      </w:hyperlink>
+      <w:r>
+        <w:rPr>
+          <w:b/>
+          <w:bCs/>
+        </w:rPr>
+        <w:t xml:space="preserve">)</w:t>
+      </w:r>
+      <w:r>
+        <w:t xml:space="preserve"> </w:t>
+      </w:r>
+      <w:r>
+        <w:t xml:space="preserve">Let</w:t>
+      </w:r>
+      <w:r>
+        <w:t xml:space="preserve"> </w:t>
+      </w:r>
+      <m:oMath>
+        <m:r>
+          <m:t>X</m:t>
+        </m:r>
+      </m:oMath>
+      <w:r>
+        <w:t xml:space="preserve"> </w:t>
+      </w:r>
+      <w:r>
+        <w:t xml:space="preserve">and</w:t>
+      </w:r>
+      <w:r>
+        <w:t xml:space="preserve"> </w:t>
+      </w:r>
+      <m:oMath>
+        <m:r>
+          <m:t>Y</m:t>
+        </m:r>
+      </m:oMath>
+      <w:r>
+        <w:t xml:space="preserve"> </w:t>
+      </w:r>
+      <w:r>
+        <w:t xml:space="preserve">be</w:t>
+      </w:r>
+      <w:r>
+        <w:t xml:space="preserve"> </w:t>
+      </w:r>
+      <w:hyperlink r:id="rId16">
         <w:r>
           <w:rPr>
-            <w:b/>
-            <w:bCs/>
+            <w:rStyle w:val="Hyperlink"/>
           </w:rPr>
-          <w:delText xml:space="preserve"> </w:delText>
+          <w:t xml:space="preserve">independent</w:t>
         </w:r>
-      </w:del>
-      <w:hyperlink w:anchor="thm-tonelli-measure">
-        <w:del w:id="329" w:author="PR Preview" w:date="2026-01-01T00:00:00Z">
-          <w:r>
-            <w:rPr>
-              <w:rStyle w:val="Hyperlink"/>
-              <w:b/>
-              <w:bCs/>
-            </w:rPr>
-            <w:delText xml:space="preserve">Theorem 4</w:delText>
-          </w:r>
-        </w:del>
       </w:hyperlink>
-      <w:del w:id="330" w:author="PR Preview" w:date="2026-01-01T00:00:00Z">
-        <w:r>
-          <w:rPr>
-            <w:b/>
-            <w:bCs/>
-          </w:rPr>
-          <w:delText xml:space="preserve">)</w:delText>
-        </w:r>
-      </w:del>
-      <w:del w:id="331" w:author="PR Preview" w:date="2026-01-01T00:00:00Z">
-        <w:r>
-          <w:delText xml:space="preserve"> </w:delText>
-        </w:r>
-      </w:del>
-      <w:del w:id="332" w:author="PR Preview" w:date="2026-01-01T00:00:00Z">
-        <w:r>
-          <w:delText xml:space="preserve">Let</w:delText>
-        </w:r>
-      </w:del>
-      <w:del w:id="333" w:author="PR Preview" w:date="2026-01-01T00:00:00Z">
-        <w:r>
-          <w:delText xml:space="preserve"> </w:delText>
-        </w:r>
-      </w:del>
-      <m:oMath>
-        <m:r>
-          <m:t>X</m:t>
-        </m:r>
-      </m:oMath>
-      <w:del w:id="334" w:author="PR Preview" w:date="2026-01-01T00:00:00Z">
-        <w:r>
-          <w:delText xml:space="preserve"> </w:delText>
-        </w:r>
-      </w:del>
-      <w:del w:id="335" w:author="PR Preview" w:date="2026-01-01T00:00:00Z">
-        <w:r>
-          <w:delText xml:space="preserve">and</w:delText>
-        </w:r>
-      </w:del>
-      <w:del w:id="336" w:author="PR Preview" w:date="2026-01-01T00:00:00Z">
-        <w:r>
-          <w:delText xml:space="preserve"> </w:delText>
-        </w:r>
-      </w:del>
-      <m:oMath>
-        <m:r>
-          <m:t>Y</m:t>
-        </m:r>
-      </m:oMath>
-      <w:del w:id="337" w:author="PR Preview" w:date="2026-01-01T00:00:00Z">
-        <w:r>
-          <w:delText xml:space="preserve"> </w:delText>
-        </w:r>
-      </w:del>
-      <w:del w:id="338" w:author="PR Preview" w:date="2026-01-01T00:00:00Z">
-        <w:r>
-          <w:delText xml:space="preserve">be</w:delText>
-        </w:r>
-      </w:del>
-      <w:del w:id="339" w:author="PR Preview" w:date="2026-01-01T00:00:00Z">
-        <w:r>
-          <w:delText xml:space="preserve"> </w:delText>
-        </w:r>
-      </w:del>
-      <w:hyperlink r:id="rId16">
-        <w:del w:id="340" w:author="PR Preview" w:date="2026-01-01T00:00:00Z">
-          <w:r>
-            <w:rPr>
-              <w:rStyle w:val="Hyperlink"/>
-            </w:rPr>
-            <w:delText xml:space="preserve">independent</w:delText>
-          </w:r>
-        </w:del>
-      </w:hyperlink>
-      <w:del w:id="341" w:author="PR Preview" w:date="2026-01-01T00:00:00Z">
-        <w:r>
-          <w:delText xml:space="preserve"> </w:delText>
-        </w:r>
-      </w:del>
-      <w:hyperlink r:id="rId71">
+      <w:r>
+        <w:t xml:space="preserve"> </w:t>
+      </w:r>
+      <w:hyperlink r:id="rId73">
         <m:oMath>
           <m:r>
             <m:rPr>
@@ -32015,56 +30225,40 @@
           </m:r>
         </m:oMath>
       </w:hyperlink>
-      <w:del w:id="342" w:author="PR Preview" w:date="2026-01-01T00:00:00Z">
+      <w:r>
+        <w:t xml:space="preserve"> </w:t>
+      </w:r>
+      <w:hyperlink r:id="rId18">
         <w:r>
-          <w:delText xml:space="preserve"> </w:delText>
+          <w:rPr>
+            <w:rStyle w:val="Hyperlink"/>
+          </w:rPr>
+          <w:t xml:space="preserve">random variables</w:t>
         </w:r>
-      </w:del>
-      <w:hyperlink r:id="rId18">
-        <w:del w:id="343" w:author="PR Preview" w:date="2026-01-01T00:00:00Z">
-          <w:r>
-            <w:rPr>
-              <w:rStyle w:val="Hyperlink"/>
-            </w:rPr>
-            <w:delText xml:space="preserve">random variables</w:delText>
-          </w:r>
-        </w:del>
       </w:hyperlink>
-      <w:del w:id="344" w:author="PR Preview" w:date="2026-01-01T00:00:00Z">
+      <w:r>
+        <w:t xml:space="preserve">,</w:t>
+      </w:r>
+      <w:r>
+        <w:t xml:space="preserve"> </w:t>
+      </w:r>
+      <w:r>
+        <w:t xml:space="preserve">with</w:t>
+      </w:r>
+      <w:r>
+        <w:t xml:space="preserve"> </w:t>
+      </w:r>
+      <w:hyperlink r:id="rId19">
         <w:r>
-          <w:delText xml:space="preserve">,</w:delText>
+          <w:rPr>
+            <w:rStyle w:val="Hyperlink"/>
+          </w:rPr>
+          <w:t xml:space="preserve">joint density</w:t>
         </w:r>
-      </w:del>
-      <w:del w:id="345" w:author="PR Preview" w:date="2026-01-01T00:00:00Z">
-        <w:r>
-          <w:delText xml:space="preserve"> </w:delText>
-        </w:r>
-      </w:del>
-      <w:del w:id="346" w:author="PR Preview" w:date="2026-01-01T00:00:00Z">
-        <w:r>
-          <w:delText xml:space="preserve">with</w:delText>
-        </w:r>
-      </w:del>
-      <w:del w:id="347" w:author="PR Preview" w:date="2026-01-01T00:00:00Z">
-        <w:r>
-          <w:delText xml:space="preserve"> </w:delText>
-        </w:r>
-      </w:del>
-      <w:hyperlink r:id="rId19">
-        <w:del w:id="348" w:author="PR Preview" w:date="2026-01-01T00:00:00Z">
-          <w:r>
-            <w:rPr>
-              <w:rStyle w:val="Hyperlink"/>
-            </w:rPr>
-            <w:delText xml:space="preserve">joint density</w:delText>
-          </w:r>
-        </w:del>
       </w:hyperlink>
-      <w:del w:id="349" w:author="PR Preview" w:date="2026-01-01T00:00:00Z">
-        <w:r>
-          <w:delText xml:space="preserve"> </w:delText>
-        </w:r>
-      </w:del>
+      <w:r>
+        <w:t xml:space="preserve"> </w:t>
+      </w:r>
       <m:oMath>
         <m:r>
           <m:t>f</m:t>
@@ -32139,21 +30333,15 @@
           </m:sup>
         </m:sSup>
       </m:oMath>
-      <w:del w:id="350" w:author="PR Preview" w:date="2026-01-01T00:00:00Z">
-        <w:r>
-          <w:delText xml:space="preserve"> </w:delText>
-        </w:r>
-      </w:del>
-      <w:del w:id="351" w:author="PR Preview" w:date="2026-01-01T00:00:00Z">
-        <w:r>
-          <w:delText xml:space="preserve">for</w:delText>
-        </w:r>
-      </w:del>
-      <w:del w:id="352" w:author="PR Preview" w:date="2026-01-01T00:00:00Z">
-        <w:r>
-          <w:delText xml:space="preserve"> </w:delText>
-        </w:r>
-      </w:del>
+      <w:r>
+        <w:t xml:space="preserve"> </w:t>
+      </w:r>
+      <w:r>
+        <w:t xml:space="preserve">for</w:t>
+      </w:r>
+      <w:r>
+        <w:t xml:space="preserve"> </w:t>
+      </w:r>
       <m:oMath>
         <m:r>
           <m:t>x</m:t>
@@ -32177,26 +30365,20 @@
           <m:t>0</m:t>
         </m:r>
       </m:oMath>
-      <w:del w:id="353" w:author="PR Preview" w:date="2026-01-01T00:00:00Z">
-        <w:r>
-          <w:delText xml:space="preserve">.</w:delText>
-        </w:r>
-      </w:del>
+      <w:r>
+        <w:t xml:space="preserve">.</w:t>
+      </w:r>
     </w:p>
     <w:p>
       <w:pPr>
         <w:pStyle w:val="BodyText"/>
       </w:pPr>
-      <w:del w:id="354" w:author="PR Preview" w:date="2026-01-01T00:00:00Z">
-        <w:r>
-          <w:delText xml:space="preserve">The probability</w:delText>
-        </w:r>
-      </w:del>
-      <w:del w:id="355" w:author="PR Preview" w:date="2026-01-01T00:00:00Z">
-        <w:r>
-          <w:delText xml:space="preserve"> </w:delText>
-        </w:r>
-      </w:del>
+      <w:r>
+        <w:t xml:space="preserve">The probability</w:t>
+      </w:r>
+      <w:r>
+        <w:t xml:space="preserve"> </w:t>
+      </w:r>
       <m:oMath>
         <m:r>
           <m:t>P</m:t>
@@ -32247,41 +30429,29 @@
           <m:t>)</m:t>
         </m:r>
       </m:oMath>
-      <w:del w:id="356" w:author="PR Preview" w:date="2026-01-01T00:00:00Z">
-        <w:r>
-          <w:delText xml:space="preserve"> </w:delText>
-        </w:r>
-      </w:del>
-      <w:del w:id="357" w:author="PR Preview" w:date="2026-01-01T00:00:00Z">
-        <w:r>
-          <w:delText xml:space="preserve">is the integral of</w:delText>
-        </w:r>
-      </w:del>
-      <w:del w:id="358" w:author="PR Preview" w:date="2026-01-01T00:00:00Z">
-        <w:r>
-          <w:delText xml:space="preserve"> </w:delText>
-        </w:r>
-      </w:del>
+      <w:r>
+        <w:t xml:space="preserve"> </w:t>
+      </w:r>
+      <w:r>
+        <w:t xml:space="preserve">is the integral of</w:t>
+      </w:r>
+      <w:r>
+        <w:t xml:space="preserve"> </w:t>
+      </w:r>
       <m:oMath>
         <m:r>
           <m:t>f</m:t>
         </m:r>
       </m:oMath>
-      <w:del w:id="359" w:author="PR Preview" w:date="2026-01-01T00:00:00Z">
-        <w:r>
-          <w:delText xml:space="preserve"> </w:delText>
-        </w:r>
-      </w:del>
-      <w:del w:id="360" w:author="PR Preview" w:date="2026-01-01T00:00:00Z">
-        <w:r>
-          <w:delText xml:space="preserve">over</w:delText>
-        </w:r>
-      </w:del>
-      <w:del w:id="361" w:author="PR Preview" w:date="2026-01-01T00:00:00Z">
-        <w:r>
-          <w:delText xml:space="preserve"> </w:delText>
-        </w:r>
-      </w:del>
+      <w:r>
+        <w:t xml:space="preserve"> </w:t>
+      </w:r>
+      <w:r>
+        <w:t xml:space="preserve">over</w:t>
+      </w:r>
+      <w:r>
+        <w:t xml:space="preserve"> </w:t>
+      </w:r>
       <m:oMath>
         <m:r>
           <m:rPr>
@@ -32317,293 +30487,227 @@
           </m:sup>
         </m:sSup>
       </m:oMath>
-      <w:del w:id="362" w:author="PR Preview" w:date="2026-01-01T00:00:00Z">
+      <w:r>
+        <w:t xml:space="preserve"> </w:t>
+      </w:r>
+      <w:r>
+        <w:t xml:space="preserve">with respect to Lebesgue measure (ordinary length) in each coordinate.</w:t>
+      </w:r>
+      <w:r>
+        <w:t xml:space="preserve"> </w:t>
+      </w:r>
+      <w:r>
+        <w:t xml:space="preserve">Lebesgue measure on</w:t>
+      </w:r>
+      <w:r>
+        <w:t xml:space="preserve"> </w:t>
+      </w:r>
+      <m:oMath>
+        <m:r>
+          <m:rPr>
+            <m:sty m:val="p"/>
+          </m:rPr>
+          <m:t>[</m:t>
+        </m:r>
+        <m:r>
+          <m:t>0</m:t>
+        </m:r>
+        <m:r>
+          <m:rPr>
+            <m:sty m:val="p"/>
+          </m:rPr>
+          <m:t>,</m:t>
+        </m:r>
+        <m:r>
+          <m:rPr>
+            <m:sty m:val="p"/>
+          </m:rPr>
+          <m:t>∞</m:t>
+        </m:r>
+        <m:r>
+          <m:rPr>
+            <m:sty m:val="p"/>
+          </m:rPr>
+          <m:t>)</m:t>
+        </m:r>
+      </m:oMath>
+      <w:r>
+        <w:t xml:space="preserve"> </w:t>
+      </w:r>
+      <w:r>
+        <w:t xml:space="preserve">is</w:t>
+      </w:r>
+      <w:r>
+        <w:t xml:space="preserve"> </w:t>
+      </w:r>
+      <m:oMath>
+        <m:r>
+          <m:t>σ</m:t>
+        </m:r>
+      </m:oMath>
+      <w:r>
+        <w:t xml:space="preserve">-finite,</w:t>
+      </w:r>
+      <w:r>
+        <w:t xml:space="preserve"> </w:t>
+      </w:r>
+      <w:r>
+        <w:t xml:space="preserve">because</w:t>
+      </w:r>
+      <w:r>
+        <w:t xml:space="preserve"> </w:t>
+      </w:r>
+      <m:oMath>
+        <m:r>
+          <m:rPr>
+            <m:sty m:val="p"/>
+          </m:rPr>
+          <m:t>[</m:t>
+        </m:r>
+        <m:r>
+          <m:t>0</m:t>
+        </m:r>
+        <m:r>
+          <m:rPr>
+            <m:sty m:val="p"/>
+          </m:rPr>
+          <m:t>,</m:t>
+        </m:r>
+        <m:r>
+          <m:rPr>
+            <m:sty m:val="p"/>
+          </m:rPr>
+          <m:t>∞</m:t>
+        </m:r>
+        <m:r>
+          <m:rPr>
+            <m:sty m:val="p"/>
+          </m:rPr>
+          <m:t>)</m:t>
+        </m:r>
+      </m:oMath>
+      <w:r>
+        <w:t xml:space="preserve"> </w:t>
+      </w:r>
+      <w:r>
+        <w:t xml:space="preserve">is the union of the intervals</w:t>
+      </w:r>
+      <w:r>
+        <w:t xml:space="preserve"> </w:t>
+      </w:r>
+      <m:oMath>
+        <m:r>
+          <m:rPr>
+            <m:sty m:val="p"/>
+          </m:rPr>
+          <m:t>[</m:t>
+        </m:r>
+        <m:r>
+          <m:t>0</m:t>
+        </m:r>
+        <m:r>
+          <m:rPr>
+            <m:sty m:val="p"/>
+          </m:rPr>
+          <m:t>,</m:t>
+        </m:r>
+        <m:r>
+          <m:t>n</m:t>
+        </m:r>
+        <m:r>
+          <m:rPr>
+            <m:sty m:val="p"/>
+          </m:rPr>
+          <m:t>]</m:t>
+        </m:r>
+      </m:oMath>
+      <w:r>
+        <w:t xml:space="preserve">,</w:t>
+      </w:r>
+      <w:r>
+        <w:t xml:space="preserve"> </w:t>
+      </w:r>
+      <m:oMath>
+        <m:r>
+          <m:t>n</m:t>
+        </m:r>
+        <m:r>
+          <m:rPr>
+            <m:sty m:val="p"/>
+          </m:rPr>
+          <m:t>∈</m:t>
+        </m:r>
+        <m:r>
+          <m:rPr>
+            <m:scr m:val="double-struck"/>
+            <m:sty m:val="p"/>
+          </m:rPr>
+          <m:t>N</m:t>
+        </m:r>
+      </m:oMath>
+      <w:r>
+        <w:t xml:space="preserve">,</w:t>
+      </w:r>
+      <w:r>
+        <w:t xml:space="preserve"> </w:t>
+      </w:r>
+      <w:r>
+        <w:t xml:space="preserve">each of finite length</w:t>
+      </w:r>
+      <w:r>
+        <w:t xml:space="preserve"> </w:t>
+      </w:r>
+      <m:oMath>
+        <m:r>
+          <m:t>n</m:t>
+        </m:r>
+      </m:oMath>
+      <w:r>
+        <w:t xml:space="preserve">;</w:t>
+      </w:r>
+      <w:r>
+        <w:t xml:space="preserve"> </w:t>
+      </w:r>
+      <w:r>
+        <w:t xml:space="preserve">so the</w:t>
+      </w:r>
+      <w:r>
+        <w:t xml:space="preserve"> </w:t>
+      </w:r>
+      <m:oMath>
+        <m:r>
+          <m:t>σ</m:t>
+        </m:r>
+      </m:oMath>
+      <w:r>
+        <w:t xml:space="preserve">-finiteness condition of</w:t>
+      </w:r>
+      <w:r>
+        <w:t xml:space="preserve"> </w:t>
+      </w:r>
+      <w:hyperlink w:anchor="thm-tonelli-measure">
         <w:r>
-          <w:delText xml:space="preserve"> </w:delText>
+          <w:rPr>
+            <w:rStyle w:val="Hyperlink"/>
+          </w:rPr>
+          <w:t xml:space="preserve">Theorem 4</w:t>
         </w:r>
-      </w:del>
-      <w:del w:id="363" w:author="PR Preview" w:date="2026-01-01T00:00:00Z">
-        <w:r>
-          <w:delText xml:space="preserve">with respect to Lebesgue measure (ordinary length) in each coordinate.</w:delText>
-        </w:r>
-      </w:del>
-      <w:del w:id="364" w:author="PR Preview" w:date="2026-01-01T00:00:00Z">
-        <w:r>
-          <w:delText xml:space="preserve"> </w:delText>
-        </w:r>
-      </w:del>
-      <w:del w:id="365" w:author="PR Preview" w:date="2026-01-01T00:00:00Z">
-        <w:r>
-          <w:delText xml:space="preserve">Lebesgue measure on</w:delText>
-        </w:r>
-      </w:del>
-      <w:del w:id="366" w:author="PR Preview" w:date="2026-01-01T00:00:00Z">
-        <w:r>
-          <w:delText xml:space="preserve"> </w:delText>
-        </w:r>
-      </w:del>
-      <m:oMath>
-        <m:r>
-          <m:rPr>
-            <m:sty m:val="p"/>
-          </m:rPr>
-          <m:t>[</m:t>
-        </m:r>
-        <m:r>
-          <m:t>0</m:t>
-        </m:r>
-        <m:r>
-          <m:rPr>
-            <m:sty m:val="p"/>
-          </m:rPr>
-          <m:t>,</m:t>
-        </m:r>
-        <m:r>
-          <m:rPr>
-            <m:sty m:val="p"/>
-          </m:rPr>
-          <m:t>∞</m:t>
-        </m:r>
-        <m:r>
-          <m:rPr>
-            <m:sty m:val="p"/>
-          </m:rPr>
-          <m:t>)</m:t>
-        </m:r>
-      </m:oMath>
-      <w:del w:id="367" w:author="PR Preview" w:date="2026-01-01T00:00:00Z">
-        <w:r>
-          <w:delText xml:space="preserve"> </w:delText>
-        </w:r>
-      </w:del>
-      <w:del w:id="368" w:author="PR Preview" w:date="2026-01-01T00:00:00Z">
-        <w:r>
-          <w:delText xml:space="preserve">is</w:delText>
-        </w:r>
-      </w:del>
-      <w:del w:id="369" w:author="PR Preview" w:date="2026-01-01T00:00:00Z">
-        <w:r>
-          <w:delText xml:space="preserve"> </w:delText>
-        </w:r>
-      </w:del>
-      <m:oMath>
-        <m:r>
-          <m:t>σ</m:t>
-        </m:r>
-      </m:oMath>
-      <w:del w:id="370" w:author="PR Preview" w:date="2026-01-01T00:00:00Z">
-        <w:r>
-          <w:delText xml:space="preserve">-finite,</w:delText>
-        </w:r>
-      </w:del>
-      <w:del w:id="371" w:author="PR Preview" w:date="2026-01-01T00:00:00Z">
-        <w:r>
-          <w:delText xml:space="preserve"> </w:delText>
-        </w:r>
-      </w:del>
-      <w:del w:id="372" w:author="PR Preview" w:date="2026-01-01T00:00:00Z">
-        <w:r>
-          <w:delText xml:space="preserve">because</w:delText>
-        </w:r>
-      </w:del>
-      <w:del w:id="373" w:author="PR Preview" w:date="2026-01-01T00:00:00Z">
-        <w:r>
-          <w:delText xml:space="preserve"> </w:delText>
-        </w:r>
-      </w:del>
-      <m:oMath>
-        <m:r>
-          <m:rPr>
-            <m:sty m:val="p"/>
-          </m:rPr>
-          <m:t>[</m:t>
-        </m:r>
-        <m:r>
-          <m:t>0</m:t>
-        </m:r>
-        <m:r>
-          <m:rPr>
-            <m:sty m:val="p"/>
-          </m:rPr>
-          <m:t>,</m:t>
-        </m:r>
-        <m:r>
-          <m:rPr>
-            <m:sty m:val="p"/>
-          </m:rPr>
-          <m:t>∞</m:t>
-        </m:r>
-        <m:r>
-          <m:rPr>
-            <m:sty m:val="p"/>
-          </m:rPr>
-          <m:t>)</m:t>
-        </m:r>
-      </m:oMath>
-      <w:del w:id="374" w:author="PR Preview" w:date="2026-01-01T00:00:00Z">
-        <w:r>
-          <w:delText xml:space="preserve"> </w:delText>
-        </w:r>
-      </w:del>
-      <w:del w:id="375" w:author="PR Preview" w:date="2026-01-01T00:00:00Z">
-        <w:r>
-          <w:delText xml:space="preserve">is the union of the intervals</w:delText>
-        </w:r>
-      </w:del>
-      <w:del w:id="376" w:author="PR Preview" w:date="2026-01-01T00:00:00Z">
-        <w:r>
-          <w:delText xml:space="preserve"> </w:delText>
-        </w:r>
-      </w:del>
-      <m:oMath>
-        <m:r>
-          <m:rPr>
-            <m:sty m:val="p"/>
-          </m:rPr>
-          <m:t>[</m:t>
-        </m:r>
-        <m:r>
-          <m:t>0</m:t>
-        </m:r>
-        <m:r>
-          <m:rPr>
-            <m:sty m:val="p"/>
-          </m:rPr>
-          <m:t>,</m:t>
-        </m:r>
-        <m:r>
-          <m:t>n</m:t>
-        </m:r>
-        <m:r>
-          <m:rPr>
-            <m:sty m:val="p"/>
-          </m:rPr>
-          <m:t>]</m:t>
-        </m:r>
-      </m:oMath>
-      <w:del w:id="377" w:author="PR Preview" w:date="2026-01-01T00:00:00Z">
-        <w:r>
-          <w:delText xml:space="preserve">,</w:delText>
-        </w:r>
-      </w:del>
-      <w:del w:id="378" w:author="PR Preview" w:date="2026-01-01T00:00:00Z">
-        <w:r>
-          <w:delText xml:space="preserve"> </w:delText>
-        </w:r>
-      </w:del>
-      <m:oMath>
-        <m:r>
-          <m:t>n</m:t>
-        </m:r>
-        <m:r>
-          <m:rPr>
-            <m:sty m:val="p"/>
-          </m:rPr>
-          <m:t>∈</m:t>
-        </m:r>
-        <m:r>
-          <m:rPr>
-            <m:scr m:val="double-struck"/>
-            <m:sty m:val="p"/>
-          </m:rPr>
-          <m:t>N</m:t>
-        </m:r>
-      </m:oMath>
-      <w:del w:id="379" w:author="PR Preview" w:date="2026-01-01T00:00:00Z">
-        <w:r>
-          <w:delText xml:space="preserve">,</w:delText>
-        </w:r>
-      </w:del>
-      <w:del w:id="380" w:author="PR Preview" w:date="2026-01-01T00:00:00Z">
-        <w:r>
-          <w:delText xml:space="preserve"> </w:delText>
-        </w:r>
-      </w:del>
-      <w:del w:id="381" w:author="PR Preview" w:date="2026-01-01T00:00:00Z">
-        <w:r>
-          <w:delText xml:space="preserve">each of finite length</w:delText>
-        </w:r>
-      </w:del>
-      <w:del w:id="382" w:author="PR Preview" w:date="2026-01-01T00:00:00Z">
-        <w:r>
-          <w:delText xml:space="preserve"> </w:delText>
-        </w:r>
-      </w:del>
-      <m:oMath>
-        <m:r>
-          <m:t>n</m:t>
-        </m:r>
-      </m:oMath>
-      <w:del w:id="383" w:author="PR Preview" w:date="2026-01-01T00:00:00Z">
-        <w:r>
-          <w:delText xml:space="preserve">;</w:delText>
-        </w:r>
-      </w:del>
-      <w:del w:id="384" w:author="PR Preview" w:date="2026-01-01T00:00:00Z">
-        <w:r>
-          <w:delText xml:space="preserve"> </w:delText>
-        </w:r>
-      </w:del>
-      <w:del w:id="385" w:author="PR Preview" w:date="2026-01-01T00:00:00Z">
-        <w:r>
-          <w:delText xml:space="preserve">so the</w:delText>
-        </w:r>
-      </w:del>
-      <w:del w:id="386" w:author="PR Preview" w:date="2026-01-01T00:00:00Z">
-        <w:r>
-          <w:delText xml:space="preserve"> </w:delText>
-        </w:r>
-      </w:del>
-      <m:oMath>
-        <m:r>
-          <m:t>σ</m:t>
-        </m:r>
-      </m:oMath>
-      <w:del w:id="387" w:author="PR Preview" w:date="2026-01-01T00:00:00Z">
-        <w:r>
-          <w:delText xml:space="preserve">-finiteness condition of</w:delText>
-        </w:r>
-      </w:del>
-      <w:del w:id="388" w:author="PR Preview" w:date="2026-01-01T00:00:00Z">
-        <w:r>
-          <w:delText xml:space="preserve"> </w:delText>
-        </w:r>
-      </w:del>
-      <w:hyperlink w:anchor="thm-tonelli-measure">
-        <w:del w:id="389" w:author="PR Preview" w:date="2026-01-01T00:00:00Z">
-          <w:r>
-            <w:rPr>
-              <w:rStyle w:val="Hyperlink"/>
-            </w:rPr>
-            <w:delText xml:space="preserve">Theorem 4</w:delText>
-          </w:r>
-        </w:del>
       </w:hyperlink>
-      <w:del w:id="390" w:author="PR Preview" w:date="2026-01-01T00:00:00Z">
-        <w:r>
-          <w:delText xml:space="preserve"> </w:delText>
-        </w:r>
-      </w:del>
-      <w:del w:id="391" w:author="PR Preview" w:date="2026-01-01T00:00:00Z">
-        <w:r>
-          <w:delText xml:space="preserve">holds.</w:delText>
-        </w:r>
-      </w:del>
-      <w:del w:id="392" w:author="PR Preview" w:date="2026-01-01T00:00:00Z">
-        <w:r>
-          <w:delText xml:space="preserve"> </w:delText>
-        </w:r>
-      </w:del>
-      <w:del w:id="393" w:author="PR Preview" w:date="2026-01-01T00:00:00Z">
-        <w:r>
-          <w:delText xml:space="preserve">Since</w:delText>
-        </w:r>
-      </w:del>
-      <w:del w:id="394" w:author="PR Preview" w:date="2026-01-01T00:00:00Z">
-        <w:r>
-          <w:delText xml:space="preserve"> </w:delText>
-        </w:r>
-      </w:del>
+      <w:r>
+        <w:t xml:space="preserve"> </w:t>
+      </w:r>
+      <w:r>
+        <w:t xml:space="preserve">holds.</w:t>
+      </w:r>
+      <w:r>
+        <w:t xml:space="preserve"> </w:t>
+      </w:r>
+      <w:r>
+        <w:t xml:space="preserve">Since</w:t>
+      </w:r>
+      <w:r>
+        <w:t xml:space="preserve"> </w:t>
+      </w:r>
       <m:oMath>
         <m:r>
           <m:t>f</m:t>
@@ -32687,997 +30791,68 @@
           <m:t>0</m:t>
         </m:r>
       </m:oMath>
-      <w:del w:id="395" w:author="PR Preview" w:date="2026-01-01T00:00:00Z">
-        <w:r>
-          <w:delText xml:space="preserve">,</w:delText>
-        </w:r>
-      </w:del>
-      <w:del w:id="396" w:author="PR Preview" w:date="2026-01-01T00:00:00Z">
-        <w:r>
-          <w:delText xml:space="preserve"> </w:delText>
-        </w:r>
-      </w:del>
-      <w:del w:id="397" w:author="PR Preview" w:date="2026-01-01T00:00:00Z">
-        <w:r>
-          <w:delText xml:space="preserve">the nonnegativity condition is also satisfied.</w:delText>
-        </w:r>
-      </w:del>
+      <w:r>
+        <w:t xml:space="preserve">,</w:t>
+      </w:r>
+      <w:r>
+        <w:t xml:space="preserve"> </w:t>
+      </w:r>
+      <w:r>
+        <w:t xml:space="preserve">the nonnegativity condition is also satisfied.</w:t>
+      </w:r>
     </w:p>
     <w:p>
       <w:pPr>
         <w:pStyle w:val="BodyText"/>
       </w:pPr>
-      <w:del w:id="398" w:author="PR Preview" w:date="2026-01-01T00:00:00Z">
-        <w:r>
-          <w:delText xml:space="preserve">By</w:delText>
-        </w:r>
-      </w:del>
-      <w:del w:id="399" w:author="PR Preview" w:date="2026-01-01T00:00:00Z">
-        <w:r>
-          <w:delText xml:space="preserve"> </w:delText>
-        </w:r>
-      </w:del>
+      <w:r>
+        <w:t xml:space="preserve">By</w:t>
+      </w:r>
+      <w:r>
+        <w:t xml:space="preserve"> </w:t>
+      </w:r>
       <w:hyperlink w:anchor="thm-tonelli-measure">
-        <w:del w:id="400" w:author="PR Preview" w:date="2026-01-01T00:00:00Z">
-          <w:r>
-            <w:rPr>
-              <w:rStyle w:val="Hyperlink"/>
-            </w:rPr>
-            <w:delText xml:space="preserve">Theorem 4</w:delText>
-          </w:r>
-        </w:del>
-      </w:hyperlink>
-      <w:del w:id="401" w:author="PR Preview" w:date="2026-01-01T00:00:00Z">
-        <w:r>
-          <w:delText xml:space="preserve">, both iterated integrals exist and agree.</w:delText>
-        </w:r>
-      </w:del>
-      <w:del w:id="402" w:author="PR Preview" w:date="2026-01-01T00:00:00Z">
-        <w:r>
-          <w:delText xml:space="preserve"> </w:delText>
-        </w:r>
-      </w:del>
-      <w:del w:id="403" w:author="PR Preview" w:date="2026-01-01T00:00:00Z">
-        <w:r>
-          <w:delText xml:space="preserve">Integrating</w:delText>
-        </w:r>
-      </w:del>
-      <w:del w:id="404" w:author="PR Preview" w:date="2026-01-01T00:00:00Z">
-        <w:r>
-          <w:delText xml:space="preserve"> </w:delText>
-        </w:r>
-      </w:del>
-      <m:oMath>
-        <m:r>
-          <m:t>y</m:t>
-        </m:r>
-      </m:oMath>
-      <w:del w:id="405" w:author="PR Preview" w:date="2026-01-01T00:00:00Z">
-        <w:r>
-          <w:delText xml:space="preserve"> </w:delText>
-        </w:r>
-      </w:del>
-      <w:del w:id="406" w:author="PR Preview" w:date="2026-01-01T00:00:00Z">
-        <w:r>
-          <w:delText xml:space="preserve">first, then</w:delText>
-        </w:r>
-      </w:del>
-      <w:del w:id="407" w:author="PR Preview" w:date="2026-01-01T00:00:00Z">
-        <w:r>
-          <w:delText xml:space="preserve"> </w:delText>
-        </w:r>
-      </w:del>
-      <m:oMath>
-        <m:r>
-          <m:t>x</m:t>
-        </m:r>
-      </m:oMath>
-      <w:del w:id="408" w:author="PR Preview" w:date="2026-01-01T00:00:00Z">
-        <w:r>
-          <w:delText xml:space="preserve">:</w:delText>
-        </w:r>
-      </w:del>
-    </w:p>
-    <w:p>
-      <w:pPr>
-        <w:pStyle w:val="BodyText"/>
-      </w:pPr>
-      <w:ins w:id="409" w:author="PR Preview" w:date="2026-01-01T00:00:00Z">
         <w:r>
           <w:rPr>
-            <w:b/>
-            <w:bCs/>
+            <w:rStyle w:val="Hyperlink"/>
           </w:rPr>
-          <w:t xml:space="preserve">Example 6 (Positive application of</w:t>
+          <w:t xml:space="preserve">Theorem 4</w:t>
         </w:r>
-      </w:ins>
-      <w:ins w:id="410" w:author="PR Preview" w:date="2026-01-01T00:00:00Z">
-        <w:r>
-          <w:rPr>
-            <w:b/>
-            <w:bCs/>
-          </w:rPr>
-          <w:t xml:space="preserve"> </w:t>
-        </w:r>
-      </w:ins>
-      <w:hyperlink w:anchor="thm-tonelli-measure">
-        <w:ins w:id="411" w:author="PR Preview" w:date="2026-01-01T00:00:00Z">
-          <w:r>
-            <w:rPr>
-              <w:rStyle w:val="Hyperlink"/>
-              <w:b/>
-              <w:bCs/>
-            </w:rPr>
-            <w:t xml:space="preserve">Theorem 2</w:t>
-          </w:r>
-        </w:ins>
       </w:hyperlink>
-      <w:ins w:id="412" w:author="PR Preview" w:date="2026-01-01T00:00:00Z">
-        <w:r>
-          <w:rPr>
-            <w:b/>
-            <w:bCs/>
-          </w:rPr>
-          <w:t xml:space="preserve">)</w:t>
-        </w:r>
-      </w:ins>
-      <w:ins w:id="413" w:author="PR Preview" w:date="2026-01-01T00:00:00Z">
-        <w:r>
-          <w:t xml:space="preserve"> </w:t>
-        </w:r>
-      </w:ins>
-      <w:ins w:id="414" w:author="PR Preview" w:date="2026-01-01T00:00:00Z">
-        <w:r>
-          <w:t xml:space="preserve">Let</w:t>
-        </w:r>
-      </w:ins>
-      <w:ins w:id="415" w:author="PR Preview" w:date="2026-01-01T00:00:00Z">
-        <w:r>
-          <w:t xml:space="preserve"> </w:t>
-        </w:r>
-      </w:ins>
+      <w:r>
+        <w:t xml:space="preserve">, both iterated integrals exist and agree.</w:t>
+      </w:r>
+      <w:r>
+        <w:t xml:space="preserve"> </w:t>
+      </w:r>
+      <w:r>
+        <w:t xml:space="preserve">Integrating</w:t>
+      </w:r>
+      <w:r>
+        <w:t xml:space="preserve"> </w:t>
+      </w:r>
       <m:oMath>
         <m:r>
-          <m:t>X</m:t>
+          <m:t>y</m:t>
         </m:r>
       </m:oMath>
-      <w:ins w:id="416" w:author="PR Preview" w:date="2026-01-01T00:00:00Z">
-        <w:r>
-          <w:t xml:space="preserve"> </w:t>
-        </w:r>
-      </w:ins>
-      <w:ins w:id="417" w:author="PR Preview" w:date="2026-01-01T00:00:00Z">
-        <w:r>
-          <w:t xml:space="preserve">and</w:t>
-        </w:r>
-      </w:ins>
-      <w:ins w:id="418" w:author="PR Preview" w:date="2026-01-01T00:00:00Z">
-        <w:r>
-          <w:t xml:space="preserve"> </w:t>
-        </w:r>
-      </w:ins>
+      <w:r>
+        <w:t xml:space="preserve"> </w:t>
+      </w:r>
+      <w:r>
+        <w:t xml:space="preserve">first, then</w:t>
+      </w:r>
+      <w:r>
+        <w:t xml:space="preserve"> </w:t>
+      </w:r>
       <m:oMath>
         <m:r>
-          <m:t>Y</m:t>
+          <m:t>x</m:t>
         </m:r>
       </m:oMath>
-      <w:ins w:id="419" w:author="PR Preview" w:date="2026-01-01T00:00:00Z">
-        <w:r>
-          <w:t xml:space="preserve"> </w:t>
-        </w:r>
-      </w:ins>
-      <w:ins w:id="420" w:author="PR Preview" w:date="2026-01-01T00:00:00Z">
-        <w:r>
-          <w:t xml:space="preserve">be</w:t>
-        </w:r>
-      </w:ins>
-      <w:ins w:id="421" w:author="PR Preview" w:date="2026-01-01T00:00:00Z">
-        <w:r>
-          <w:t xml:space="preserve"> </w:t>
-        </w:r>
-      </w:ins>
-      <w:hyperlink r:id="rId16">
-        <w:ins w:id="422" w:author="PR Preview" w:date="2026-01-01T00:00:00Z">
-          <w:r>
-            <w:rPr>
-              <w:rStyle w:val="Hyperlink"/>
-            </w:rPr>
-            <w:t xml:space="preserve">independent</w:t>
-          </w:r>
-        </w:ins>
-      </w:hyperlink>
-      <w:ins w:id="423" w:author="PR Preview" w:date="2026-01-01T00:00:00Z">
-        <w:r>
-          <w:t xml:space="preserve"> </w:t>
-        </w:r>
-      </w:ins>
-      <w:hyperlink r:id="rId71">
-        <m:oMath>
-          <m:r>
-            <m:rPr>
-              <m:sty m:val="p"/>
-            </m:rPr>
-            <m:t>Exponential</m:t>
-          </m:r>
-          <m:r>
-            <m:rPr>
-              <m:sty m:val="p"/>
-            </m:rPr>
-            <m:t>(</m:t>
-          </m:r>
-          <m:r>
-            <m:t>1</m:t>
-          </m:r>
-          <m:r>
-            <m:rPr>
-              <m:sty m:val="p"/>
-            </m:rPr>
-            <m:t>)</m:t>
-          </m:r>
-        </m:oMath>
-      </w:hyperlink>
-      <w:ins w:id="424" w:author="PR Preview" w:date="2026-01-01T00:00:00Z">
-        <w:r>
-          <w:t xml:space="preserve"> </w:t>
-        </w:r>
-      </w:ins>
-      <w:hyperlink r:id="rId18">
-        <w:ins w:id="425" w:author="PR Preview" w:date="2026-01-01T00:00:00Z">
-          <w:r>
-            <w:rPr>
-              <w:rStyle w:val="Hyperlink"/>
-            </w:rPr>
-            <w:t xml:space="preserve">random variables</w:t>
-          </w:r>
-        </w:ins>
-      </w:hyperlink>
-      <w:ins w:id="426" w:author="PR Preview" w:date="2026-01-01T00:00:00Z">
-        <w:r>
-          <w:t xml:space="preserve">,</w:t>
-        </w:r>
-      </w:ins>
-      <w:ins w:id="427" w:author="PR Preview" w:date="2026-01-01T00:00:00Z">
-        <w:r>
-          <w:t xml:space="preserve"> </w:t>
-        </w:r>
-      </w:ins>
-      <w:ins w:id="428" w:author="PR Preview" w:date="2026-01-01T00:00:00Z">
-        <w:r>
-          <w:t xml:space="preserve">with</w:t>
-        </w:r>
-      </w:ins>
-      <w:ins w:id="429" w:author="PR Preview" w:date="2026-01-01T00:00:00Z">
-        <w:r>
-          <w:t xml:space="preserve"> </w:t>
-        </w:r>
-      </w:ins>
-      <w:hyperlink r:id="rId19">
-        <w:ins w:id="430" w:author="PR Preview" w:date="2026-01-01T00:00:00Z">
-          <w:r>
-            <w:rPr>
-              <w:rStyle w:val="Hyperlink"/>
-            </w:rPr>
-            <w:t xml:space="preserve">joint density</w:t>
-          </w:r>
-        </w:ins>
-      </w:hyperlink>
-      <w:ins w:id="431" w:author="PR Preview" w:date="2026-01-01T00:00:00Z">
-        <w:r>
-          <w:t xml:space="preserve"> </w:t>
-        </w:r>
-      </w:ins>
-      <m:oMath>
-        <m:r>
-          <m:t>f</m:t>
-        </m:r>
-        <m:r>
-          <m:rPr>
-            <m:sty m:val="p"/>
-          </m:rPr>
-          <m:t>(</m:t>
-        </m:r>
-        <m:r>
-          <m:t>x</m:t>
-        </m:r>
-        <m:r>
-          <m:rPr>
-            <m:sty m:val="p"/>
-          </m:rPr>
-          <m:t>,</m:t>
-        </m:r>
-        <m:r>
-          <m:t>y</m:t>
-        </m:r>
-        <m:r>
-          <m:rPr>
-            <m:sty m:val="p"/>
-          </m:rPr>
-          <m:t>)</m:t>
-        </m:r>
-        <m:r>
-          <m:rPr>
-            <m:sty m:val="p"/>
-          </m:rPr>
-          <m:t>=</m:t>
-        </m:r>
-        <m:sSup>
-          <m:e>
-            <m:r>
-              <m:t>e</m:t>
-            </m:r>
-          </m:e>
-          <m:sup>
-            <m:r>
-              <m:rPr>
-                <m:sty m:val="p"/>
-              </m:rPr>
-              <m:t>−</m:t>
-            </m:r>
-            <m:r>
-              <m:rPr>
-                <m:sty m:val="p"/>
-              </m:rPr>
-              <m:t>(</m:t>
-            </m:r>
-            <m:r>
-              <m:t>x</m:t>
-            </m:r>
-            <m:r>
-              <m:rPr>
-                <m:sty m:val="p"/>
-              </m:rPr>
-              <m:t>+</m:t>
-            </m:r>
-            <m:r>
-              <m:t>y</m:t>
-            </m:r>
-            <m:r>
-              <m:rPr>
-                <m:sty m:val="p"/>
-              </m:rPr>
-              <m:t>)</m:t>
-            </m:r>
-          </m:sup>
-        </m:sSup>
-      </m:oMath>
-      <w:ins w:id="432" w:author="PR Preview" w:date="2026-01-01T00:00:00Z">
-        <w:r>
-          <w:t xml:space="preserve"> </w:t>
-        </w:r>
-      </w:ins>
-      <w:ins w:id="433" w:author="PR Preview" w:date="2026-01-01T00:00:00Z">
-        <w:r>
-          <w:t xml:space="preserve">for</w:t>
-        </w:r>
-      </w:ins>
-      <w:ins w:id="434" w:author="PR Preview" w:date="2026-01-01T00:00:00Z">
-        <w:r>
-          <w:t xml:space="preserve"> </w:t>
-        </w:r>
-      </w:ins>
-      <m:oMath>
-        <m:r>
-          <m:t>x</m:t>
-        </m:r>
-        <m:r>
-          <m:rPr>
-            <m:sty m:val="p"/>
-          </m:rPr>
-          <m:t>,</m:t>
-        </m:r>
-        <m:r>
-          <m:t>y</m:t>
-        </m:r>
-        <m:r>
-          <m:rPr>
-            <m:sty m:val="p"/>
-          </m:rPr>
-          <m:t>≥</m:t>
-        </m:r>
-        <m:r>
-          <m:t>0</m:t>
-        </m:r>
-      </m:oMath>
-      <w:ins w:id="435" w:author="PR Preview" w:date="2026-01-01T00:00:00Z">
-        <w:r>
-          <w:t xml:space="preserve">.</w:t>
-        </w:r>
-      </w:ins>
-    </w:p>
-    <w:p>
-      <w:pPr>
-        <w:pStyle w:val="BodyText"/>
-      </w:pPr>
-      <w:ins w:id="436" w:author="PR Preview" w:date="2026-01-01T00:00:00Z">
-        <w:r>
-          <w:t xml:space="preserve">The probability</w:t>
-        </w:r>
-      </w:ins>
-      <w:ins w:id="437" w:author="PR Preview" w:date="2026-01-01T00:00:00Z">
-        <w:r>
-          <w:t xml:space="preserve"> </w:t>
-        </w:r>
-      </w:ins>
-      <m:oMath>
-        <m:r>
-          <m:t>P</m:t>
-        </m:r>
-        <m:r>
-          <m:rPr>
-            <m:sty m:val="p"/>
-          </m:rPr>
-          <m:t>(</m:t>
-        </m:r>
-        <m:r>
-          <m:t>X</m:t>
-        </m:r>
-        <m:r>
-          <m:rPr>
-            <m:sty m:val="p"/>
-          </m:rPr>
-          <m:t>≤</m:t>
-        </m:r>
-        <m:r>
-          <m:t>1</m:t>
-        </m:r>
-        <m:r>
-          <m:rPr>
-            <m:sty m:val="p"/>
-          </m:rPr>
-          <m:t>,</m:t>
-        </m:r>
-        <m:r>
-          <m:t> </m:t>
-        </m:r>
-        <m:r>
-          <m:t>Y</m:t>
-        </m:r>
-        <m:r>
-          <m:rPr>
-            <m:sty m:val="p"/>
-          </m:rPr>
-          <m:t>≤</m:t>
-        </m:r>
-        <m:r>
-          <m:t>1</m:t>
-        </m:r>
-        <m:r>
-          <m:rPr>
-            <m:sty m:val="p"/>
-          </m:rPr>
-          <m:t>)</m:t>
-        </m:r>
-      </m:oMath>
-      <w:ins w:id="438" w:author="PR Preview" w:date="2026-01-01T00:00:00Z">
-        <w:r>
-          <w:t xml:space="preserve"> </w:t>
-        </w:r>
-      </w:ins>
-      <w:ins w:id="439" w:author="PR Preview" w:date="2026-01-01T00:00:00Z">
-        <w:r>
-          <w:t xml:space="preserve">is the integral of</w:t>
-        </w:r>
-      </w:ins>
-      <w:ins w:id="440" w:author="PR Preview" w:date="2026-01-01T00:00:00Z">
-        <w:r>
-          <w:t xml:space="preserve"> </w:t>
-        </w:r>
-      </w:ins>
-      <m:oMath>
-        <m:r>
-          <m:t>f</m:t>
-        </m:r>
-      </m:oMath>
-      <w:ins w:id="441" w:author="PR Preview" w:date="2026-01-01T00:00:00Z">
-        <w:r>
-          <w:t xml:space="preserve"> </w:t>
-        </w:r>
-      </w:ins>
-      <w:ins w:id="442" w:author="PR Preview" w:date="2026-01-01T00:00:00Z">
-        <w:r>
-          <w:t xml:space="preserve">over</w:t>
-        </w:r>
-      </w:ins>
-      <w:ins w:id="443" w:author="PR Preview" w:date="2026-01-01T00:00:00Z">
-        <w:r>
-          <w:t xml:space="preserve"> </w:t>
-        </w:r>
-      </w:ins>
-      <m:oMath>
-        <m:r>
-          <m:rPr>
-            <m:sty m:val="p"/>
-          </m:rPr>
-          <m:t>[</m:t>
-        </m:r>
-        <m:r>
-          <m:t>0</m:t>
-        </m:r>
-        <m:r>
-          <m:rPr>
-            <m:sty m:val="p"/>
-          </m:rPr>
-          <m:t>,</m:t>
-        </m:r>
-        <m:r>
-          <m:t>1</m:t>
-        </m:r>
-        <m:sSup>
-          <m:e>
-            <m:r>
-              <m:rPr>
-                <m:sty m:val="p"/>
-              </m:rPr>
-              <m:t>]</m:t>
-            </m:r>
-          </m:e>
-          <m:sup>
-            <m:r>
-              <m:t>2</m:t>
-            </m:r>
-          </m:sup>
-        </m:sSup>
-      </m:oMath>
-      <w:ins w:id="444" w:author="PR Preview" w:date="2026-01-01T00:00:00Z">
-        <w:r>
-          <w:t xml:space="preserve"> </w:t>
-        </w:r>
-      </w:ins>
-      <w:ins w:id="445" w:author="PR Preview" w:date="2026-01-01T00:00:00Z">
-        <w:r>
-          <w:t xml:space="preserve">with respect to Lebesgue measure (ordinary length) in each coordinate.</w:t>
-        </w:r>
-      </w:ins>
-      <w:ins w:id="446" w:author="PR Preview" w:date="2026-01-01T00:00:00Z">
-        <w:r>
-          <w:t xml:space="preserve"> </w:t>
-        </w:r>
-      </w:ins>
-      <w:ins w:id="447" w:author="PR Preview" w:date="2026-01-01T00:00:00Z">
-        <w:r>
-          <w:t xml:space="preserve">Lebesgue measure on</w:t>
-        </w:r>
-      </w:ins>
-      <w:ins w:id="448" w:author="PR Preview" w:date="2026-01-01T00:00:00Z">
-        <w:r>
-          <w:t xml:space="preserve"> </w:t>
-        </w:r>
-      </w:ins>
-      <m:oMath>
-        <m:r>
-          <m:rPr>
-            <m:sty m:val="p"/>
-          </m:rPr>
-          <m:t>[</m:t>
-        </m:r>
-        <m:r>
-          <m:t>0</m:t>
-        </m:r>
-        <m:r>
-          <m:rPr>
-            <m:sty m:val="p"/>
-          </m:rPr>
-          <m:t>,</m:t>
-        </m:r>
-        <m:r>
-          <m:rPr>
-            <m:sty m:val="p"/>
-          </m:rPr>
-          <m:t>∞</m:t>
-        </m:r>
-        <m:r>
-          <m:rPr>
-            <m:sty m:val="p"/>
-          </m:rPr>
-          <m:t>)</m:t>
-        </m:r>
-      </m:oMath>
-      <w:ins w:id="449" w:author="PR Preview" w:date="2026-01-01T00:00:00Z">
-        <w:r>
-          <w:t xml:space="preserve"> </w:t>
-        </w:r>
-      </w:ins>
-      <w:ins w:id="450" w:author="PR Preview" w:date="2026-01-01T00:00:00Z">
-        <w:r>
-          <w:t xml:space="preserve">is</w:t>
-        </w:r>
-      </w:ins>
-      <w:ins w:id="451" w:author="PR Preview" w:date="2026-01-01T00:00:00Z">
-        <w:r>
-          <w:t xml:space="preserve"> </w:t>
-        </w:r>
-      </w:ins>
-      <m:oMath>
-        <m:r>
-          <m:t>σ</m:t>
-        </m:r>
-      </m:oMath>
-      <w:ins w:id="452" w:author="PR Preview" w:date="2026-01-01T00:00:00Z">
-        <w:r>
-          <w:t xml:space="preserve">-finite,</w:t>
-        </w:r>
-      </w:ins>
-      <w:ins w:id="453" w:author="PR Preview" w:date="2026-01-01T00:00:00Z">
-        <w:r>
-          <w:t xml:space="preserve"> </w:t>
-        </w:r>
-      </w:ins>
-      <w:ins w:id="454" w:author="PR Preview" w:date="2026-01-01T00:00:00Z">
-        <w:r>
-          <w:t xml:space="preserve">because</w:t>
-        </w:r>
-      </w:ins>
-      <w:ins w:id="455" w:author="PR Preview" w:date="2026-01-01T00:00:00Z">
-        <w:r>
-          <w:t xml:space="preserve"> </w:t>
-        </w:r>
-      </w:ins>
-      <m:oMath>
-        <m:r>
-          <m:rPr>
-            <m:sty m:val="p"/>
-          </m:rPr>
-          <m:t>[</m:t>
-        </m:r>
-        <m:r>
-          <m:t>0</m:t>
-        </m:r>
-        <m:r>
-          <m:rPr>
-            <m:sty m:val="p"/>
-          </m:rPr>
-          <m:t>,</m:t>
-        </m:r>
-        <m:r>
-          <m:rPr>
-            <m:sty m:val="p"/>
-          </m:rPr>
-          <m:t>∞</m:t>
-        </m:r>
-        <m:r>
-          <m:rPr>
-            <m:sty m:val="p"/>
-          </m:rPr>
-          <m:t>)</m:t>
-        </m:r>
-      </m:oMath>
-      <w:ins w:id="456" w:author="PR Preview" w:date="2026-01-01T00:00:00Z">
-        <w:r>
-          <w:t xml:space="preserve"> </w:t>
-        </w:r>
-      </w:ins>
-      <w:ins w:id="457" w:author="PR Preview" w:date="2026-01-01T00:00:00Z">
-        <w:r>
-          <w:t xml:space="preserve">is the union of the intervals</w:t>
-        </w:r>
-      </w:ins>
-      <w:ins w:id="458" w:author="PR Preview" w:date="2026-01-01T00:00:00Z">
-        <w:r>
-          <w:t xml:space="preserve"> </w:t>
-        </w:r>
-      </w:ins>
-      <m:oMath>
-        <m:r>
-          <m:rPr>
-            <m:sty m:val="p"/>
-          </m:rPr>
-          <m:t>[</m:t>
-        </m:r>
-        <m:r>
-          <m:t>0</m:t>
-        </m:r>
-        <m:r>
-          <m:rPr>
-            <m:sty m:val="p"/>
-          </m:rPr>
-          <m:t>,</m:t>
-        </m:r>
-        <m:r>
-          <m:t>n</m:t>
-        </m:r>
-        <m:r>
-          <m:rPr>
-            <m:sty m:val="p"/>
-          </m:rPr>
-          <m:t>]</m:t>
-        </m:r>
-      </m:oMath>
-      <w:ins w:id="459" w:author="PR Preview" w:date="2026-01-01T00:00:00Z">
-        <w:r>
-          <w:t xml:space="preserve">,</w:t>
-        </w:r>
-      </w:ins>
-      <w:ins w:id="460" w:author="PR Preview" w:date="2026-01-01T00:00:00Z">
-        <w:r>
-          <w:t xml:space="preserve"> </w:t>
-        </w:r>
-      </w:ins>
-      <m:oMath>
-        <m:r>
-          <m:t>n</m:t>
-        </m:r>
-        <m:r>
-          <m:rPr>
-            <m:sty m:val="p"/>
-          </m:rPr>
-          <m:t>∈</m:t>
-        </m:r>
-        <m:r>
-          <m:rPr>
-            <m:scr m:val="double-struck"/>
-            <m:sty m:val="p"/>
-          </m:rPr>
-          <m:t>N</m:t>
-        </m:r>
-      </m:oMath>
-      <w:ins w:id="461" w:author="PR Preview" w:date="2026-01-01T00:00:00Z">
-        <w:r>
-          <w:t xml:space="preserve">,</w:t>
-        </w:r>
-      </w:ins>
-      <w:ins w:id="462" w:author="PR Preview" w:date="2026-01-01T00:00:00Z">
-        <w:r>
-          <w:t xml:space="preserve"> </w:t>
-        </w:r>
-      </w:ins>
-      <w:ins w:id="463" w:author="PR Preview" w:date="2026-01-01T00:00:00Z">
-        <w:r>
-          <w:t xml:space="preserve">each of finite length</w:t>
-        </w:r>
-      </w:ins>
-      <w:ins w:id="464" w:author="PR Preview" w:date="2026-01-01T00:00:00Z">
-        <w:r>
-          <w:t xml:space="preserve"> </w:t>
-        </w:r>
-      </w:ins>
-      <m:oMath>
-        <m:r>
-          <m:t>n</m:t>
-        </m:r>
-      </m:oMath>
-      <w:ins w:id="465" w:author="PR Preview" w:date="2026-01-01T00:00:00Z">
-        <w:r>
-          <w:t xml:space="preserve">;</w:t>
-        </w:r>
-      </w:ins>
-      <w:ins w:id="466" w:author="PR Preview" w:date="2026-01-01T00:00:00Z">
-        <w:r>
-          <w:t xml:space="preserve"> </w:t>
-        </w:r>
-      </w:ins>
-      <w:ins w:id="467" w:author="PR Preview" w:date="2026-01-01T00:00:00Z">
-        <w:r>
-          <w:t xml:space="preserve">so the</w:t>
-        </w:r>
-      </w:ins>
-      <w:ins w:id="468" w:author="PR Preview" w:date="2026-01-01T00:00:00Z">
-        <w:r>
-          <w:t xml:space="preserve"> </w:t>
-        </w:r>
-      </w:ins>
-      <m:oMath>
-        <m:r>
-          <m:t>σ</m:t>
-        </m:r>
-      </m:oMath>
-      <w:ins w:id="469" w:author="PR Preview" w:date="2026-01-01T00:00:00Z">
-        <w:r>
-          <w:t xml:space="preserve">-finiteness condition of</w:t>
-        </w:r>
-      </w:ins>
-      <w:ins w:id="470" w:author="PR Preview" w:date="2026-01-01T00:00:00Z">
-        <w:r>
-          <w:t xml:space="preserve"> </w:t>
-        </w:r>
-      </w:ins>
-      <w:hyperlink w:anchor="thm-tonelli-measure">
-        <w:ins w:id="471" w:author="PR Preview" w:date="2026-01-01T00:00:00Z">
-          <w:r>
-            <w:rPr>
-              <w:rStyle w:val="Hyperlink"/>
-            </w:rPr>
-            <w:t xml:space="preserve">Theorem 2</w:t>
-          </w:r>
-        </w:ins>
-      </w:hyperlink>
-      <w:ins w:id="472" w:author="PR Preview" w:date="2026-01-01T00:00:00Z">
-        <w:r>
-          <w:t xml:space="preserve"> </w:t>
-        </w:r>
-      </w:ins>
-      <w:ins w:id="473" w:author="PR Preview" w:date="2026-01-01T00:00:00Z">
-        <w:r>
-          <w:t xml:space="preserve">holds.</w:t>
-        </w:r>
-      </w:ins>
-      <w:ins w:id="474" w:author="PR Preview" w:date="2026-01-01T00:00:00Z">
-        <w:r>
-          <w:t xml:space="preserve"> </w:t>
-        </w:r>
-      </w:ins>
-      <w:ins w:id="475" w:author="PR Preview" w:date="2026-01-01T00:00:00Z">
-        <w:r>
-          <w:t xml:space="preserve">Since</w:t>
-        </w:r>
-      </w:ins>
-      <w:ins w:id="476" w:author="PR Preview" w:date="2026-01-01T00:00:00Z">
-        <w:r>
-          <w:t xml:space="preserve"> </w:t>
-        </w:r>
-      </w:ins>
-      <m:oMath>
-        <m:r>
-          <m:t>f</m:t>
-        </m:r>
-        <m:r>
-          <m:rPr>
-            <m:sty m:val="p"/>
-          </m:rPr>
-          <m:t>(</m:t>
-        </m:r>
-        <m:r>
-          <m:t>x</m:t>
-        </m:r>
-        <m:r>
-          <m:rPr>
-            <m:sty m:val="p"/>
-          </m:rPr>
-          <m:t>,</m:t>
-        </m:r>
-        <m:r>
-          <m:t>y</m:t>
-        </m:r>
-        <m:r>
-          <m:rPr>
-            <m:sty m:val="p"/>
-          </m:rPr>
-          <m:t>)</m:t>
-        </m:r>
-        <m:r>
-          <m:rPr>
-            <m:sty m:val="p"/>
-          </m:rPr>
-          <m:t>=</m:t>
-        </m:r>
-        <m:sSup>
-          <m:e>
-            <m:r>
-              <m:t>e</m:t>
-            </m:r>
-          </m:e>
-          <m:sup>
-            <m:r>
-              <m:rPr>
-                <m:sty m:val="p"/>
-              </m:rPr>
-              <m:t>−</m:t>
-            </m:r>
-            <m:r>
-              <m:rPr>
-                <m:sty m:val="p"/>
-              </m:rPr>
-              <m:t>(</m:t>
-            </m:r>
-            <m:r>
-              <m:t>x</m:t>
-            </m:r>
-            <m:r>
-              <m:rPr>
-                <m:sty m:val="p"/>
-              </m:rPr>
-              <m:t>+</m:t>
-            </m:r>
-            <m:r>
-              <m:t>y</m:t>
-            </m:r>
-            <m:r>
-              <m:rPr>
-                <m:sty m:val="p"/>
-              </m:rPr>
-              <m:t>)</m:t>
-            </m:r>
-          </m:sup>
-        </m:sSup>
-        <m:r>
-          <m:rPr>
-            <m:sty m:val="p"/>
-          </m:rPr>
-          <m:t>≥</m:t>
-        </m:r>
-        <m:r>
-          <m:t>0</m:t>
-        </m:r>
-      </m:oMath>
-      <w:ins w:id="477" w:author="PR Preview" w:date="2026-01-01T00:00:00Z">
-        <w:r>
-          <w:t xml:space="preserve">,</w:t>
-        </w:r>
-      </w:ins>
-      <w:ins w:id="478" w:author="PR Preview" w:date="2026-01-01T00:00:00Z">
-        <w:r>
-          <w:t xml:space="preserve"> </w:t>
-        </w:r>
-      </w:ins>
-      <w:ins w:id="479" w:author="PR Preview" w:date="2026-01-01T00:00:00Z">
-        <w:r>
-          <w:t xml:space="preserve">the nonnegativity condition is also satisfied.</w:t>
-        </w:r>
-      </w:ins>
-    </w:p>
-    <w:p>
-      <w:pPr>
-        <w:pStyle w:val="BodyText"/>
-      </w:pPr>
-      <w:ins w:id="480" w:author="PR Preview" w:date="2026-01-01T00:00:00Z">
-        <w:r>
-          <w:t xml:space="preserve">By</w:t>
-        </w:r>
-      </w:ins>
-      <w:ins w:id="481" w:author="PR Preview" w:date="2026-01-01T00:00:00Z">
-        <w:r>
-          <w:t xml:space="preserve"> </w:t>
-        </w:r>
-      </w:ins>
-      <w:hyperlink w:anchor="thm-tonelli-measure">
-        <w:ins w:id="482" w:author="PR Preview" w:date="2026-01-01T00:00:00Z">
-          <w:r>
-            <w:rPr>
-              <w:rStyle w:val="Hyperlink"/>
-            </w:rPr>
-            <w:t xml:space="preserve">Theorem 2</w:t>
-          </w:r>
-        </w:ins>
-      </w:hyperlink>
-      <w:ins w:id="483" w:author="PR Preview" w:date="2026-01-01T00:00:00Z">
-        <w:r>
-          <w:t xml:space="preserve">, both iterated integrals exist and agree.</w:t>
-        </w:r>
-      </w:ins>
-      <w:ins w:id="484" w:author="PR Preview" w:date="2026-01-01T00:00:00Z">
-        <w:r>
-          <w:t xml:space="preserve"> </w:t>
-        </w:r>
-      </w:ins>
-      <w:ins w:id="485" w:author="PR Preview" w:date="2026-01-01T00:00:00Z">
-        <w:r>
-          <w:t xml:space="preserve">Integrating</w:t>
-        </w:r>
-      </w:ins>
-      <w:ins w:id="486" w:author="PR Preview" w:date="2026-01-01T00:00:00Z">
-        <w:r>
-          <w:t xml:space="preserve"> </w:t>
-        </w:r>
-      </w:ins>
-      <m:oMath>
-        <m:r>
-          <m:t>y</m:t>
-        </m:r>
-      </m:oMath>
-      <w:ins w:id="487" w:author="PR Preview" w:date="2026-01-01T00:00:00Z">
-        <w:r>
-          <w:t xml:space="preserve"> </w:t>
-        </w:r>
-      </w:ins>
-      <w:ins w:id="488" w:author="PR Preview" w:date="2026-01-01T00:00:00Z">
-        <w:r>
-          <w:t xml:space="preserve">first, then</w:t>
-        </w:r>
-      </w:ins>
-      <w:ins w:id="489" w:author="PR Preview" w:date="2026-01-01T00:00:00Z">
-        <w:r>
-          <w:t xml:space="preserve"> </w:t>
-        </w:r>
-      </w:ins>
-      <m:oMath>
-        <m:r>
-          <m:t>x</m:t>
-        </m:r>
-      </m:oMath>
-      <w:ins w:id="490" w:author="PR Preview" w:date="2026-01-01T00:00:00Z">
-        <w:r>
-          <w:t xml:space="preserve">:</w:t>
-        </w:r>
-      </w:ins>
+      <w:r>
+        <w:t xml:space="preserve">:</w:t>
+      </w:r>
     </w:p>
     <w:p>
       <w:pPr>
@@ -35970,16 +33145,12 @@
       <w:pPr>
         <w:pStyle w:val="FirstParagraph"/>
       </w:pPr>
-      <w:del w:id="491" w:author="PR Preview" w:date="2026-01-01T00:00:00Z">
-        <w:r>
-          <w:delText xml:space="preserve">Both iterated integrals equal</w:delText>
-        </w:r>
-      </w:del>
-      <w:del w:id="492" w:author="PR Preview" w:date="2026-01-01T00:00:00Z">
-        <w:r>
-          <w:delText xml:space="preserve"> </w:delText>
-        </w:r>
-      </w:del>
+      <w:r>
+        <w:t xml:space="preserve">Both iterated integrals equal</w:t>
+      </w:r>
+      <w:r>
+        <w:t xml:space="preserve"> </w:t>
+      </w:r>
       <m:oMath>
         <m:r>
           <m:rPr>
@@ -36039,75 +33210,55 @@
           <m:t>0.400</m:t>
         </m:r>
       </m:oMath>
-      <w:del w:id="493" w:author="PR Preview" w:date="2026-01-01T00:00:00Z">
+      <w:r>
+        <w:t xml:space="preserve">,</w:t>
+      </w:r>
+      <w:r>
+        <w:t xml:space="preserve"> </w:t>
+      </w:r>
+      <w:r>
+        <w:t xml:space="preserve">as</w:t>
+      </w:r>
+      <w:r>
+        <w:t xml:space="preserve"> </w:t>
+      </w:r>
+      <w:hyperlink w:anchor="thm-tonelli-measure">
         <w:r>
-          <w:delText xml:space="preserve">,</w:delText>
+          <w:rPr>
+            <w:rStyle w:val="Hyperlink"/>
+          </w:rPr>
+          <w:t xml:space="preserve">Theorem 4</w:t>
         </w:r>
-      </w:del>
-      <w:del w:id="494" w:author="PR Preview" w:date="2026-01-01T00:00:00Z">
-        <w:r>
-          <w:delText xml:space="preserve"> </w:delText>
-        </w:r>
-      </w:del>
-      <w:del w:id="495" w:author="PR Preview" w:date="2026-01-01T00:00:00Z">
-        <w:r>
-          <w:delText xml:space="preserve">as</w:delText>
-        </w:r>
-      </w:del>
-      <w:del w:id="496" w:author="PR Preview" w:date="2026-01-01T00:00:00Z">
-        <w:r>
-          <w:delText xml:space="preserve"> </w:delText>
-        </w:r>
-      </w:del>
-      <w:hyperlink w:anchor="thm-tonelli-measure">
-        <w:del w:id="497" w:author="PR Preview" w:date="2026-01-01T00:00:00Z">
-          <w:r>
-            <w:rPr>
-              <w:rStyle w:val="Hyperlink"/>
-            </w:rPr>
-            <w:delText xml:space="preserve">Theorem 4</w:delText>
-          </w:r>
-        </w:del>
       </w:hyperlink>
-      <w:del w:id="498" w:author="PR Preview" w:date="2026-01-01T00:00:00Z">
-        <w:r>
-          <w:delText xml:space="preserve"> </w:delText>
-        </w:r>
-      </w:del>
-      <w:del w:id="499" w:author="PR Preview" w:date="2026-01-01T00:00:00Z">
-        <w:r>
-          <w:delText xml:space="preserve">guarantees.</w:delText>
-        </w:r>
-      </w:del>
+      <w:r>
+        <w:t xml:space="preserve"> </w:t>
+      </w:r>
+      <w:r>
+        <w:t xml:space="preserve">guarantees.</w:t>
+      </w:r>
     </w:p>
+    <w:bookmarkEnd w:id="74"/>
+    <w:bookmarkStart w:id="75" w:name="exm-fubini-fail-tonelli"/>
     <w:p>
       <w:pPr>
         <w:pStyle w:val="BodyText"/>
       </w:pPr>
-      <w:del w:id="500" w:author="PR Preview" w:date="2026-01-01T00:00:00Z">
-        <w:r>
-          <w:rPr>
-            <w:b/>
-            <w:bCs/>
-          </w:rPr>
-          <w:delText xml:space="preserve">Example 7 (When neither Tonelli’s nor Fubini’s condition is satisfied)</w:delText>
-        </w:r>
-      </w:del>
-      <w:del w:id="501" w:author="PR Preview" w:date="2026-01-01T00:00:00Z">
-        <w:r>
-          <w:delText xml:space="preserve"> </w:delText>
-        </w:r>
-      </w:del>
-      <w:del w:id="502" w:author="PR Preview" w:date="2026-01-01T00:00:00Z">
-        <w:r>
-          <w:delText xml:space="preserve">The same function</w:delText>
-        </w:r>
-      </w:del>
-      <w:del w:id="503" w:author="PR Preview" w:date="2026-01-01T00:00:00Z">
-        <w:r>
-          <w:delText xml:space="preserve"> </w:delText>
-        </w:r>
-      </w:del>
+      <w:r>
+        <w:rPr>
+          <w:b/>
+          <w:bCs/>
+        </w:rPr>
+        <w:t xml:space="preserve">Example 7 (When neither Tonelli’s nor Fubini’s condition is satisfied)</w:t>
+      </w:r>
+      <w:r>
+        <w:t xml:space="preserve"> </w:t>
+      </w:r>
+      <w:r>
+        <w:t xml:space="preserve">The same function</w:t>
+      </w:r>
+      <w:r>
+        <w:t xml:space="preserve"> </w:t>
+      </w:r>
       <m:oMath>
         <m:r>
           <m:t>f</m:t>
@@ -36242,110 +33393,78 @@
           </m:sup>
         </m:sSup>
       </m:oMath>
-      <w:del w:id="504" w:author="PR Preview" w:date="2026-01-01T00:00:00Z">
+      <w:r>
+        <w:t xml:space="preserve"> </w:t>
+      </w:r>
+      <w:r>
+        <w:t xml:space="preserve">from</w:t>
+      </w:r>
+      <w:r>
+        <w:t xml:space="preserve"> </w:t>
+      </w:r>
+      <w:hyperlink w:anchor="exm-fubini-fail">
         <w:r>
-          <w:delText xml:space="preserve"> </w:delText>
+          <w:rPr>
+            <w:rStyle w:val="Hyperlink"/>
+          </w:rPr>
+          <w:t xml:space="preserve">Example 4</w:t>
         </w:r>
-      </w:del>
-      <w:del w:id="505" w:author="PR Preview" w:date="2026-01-01T00:00:00Z">
+      </w:hyperlink>
+      <w:r>
+        <w:t xml:space="preserve"> </w:t>
+      </w:r>
+      <w:r>
+        <w:t xml:space="preserve">illustrates a case where neither the hypothesis of</w:t>
+      </w:r>
+      <w:r>
+        <w:t xml:space="preserve"> </w:t>
+      </w:r>
+      <w:hyperlink w:anchor="thm-tonelli-measure">
         <w:r>
-          <w:delText xml:space="preserve">from</w:delText>
+          <w:rPr>
+            <w:rStyle w:val="Hyperlink"/>
+          </w:rPr>
+          <w:t xml:space="preserve">Theorem 4</w:t>
         </w:r>
-      </w:del>
-      <w:del w:id="506" w:author="PR Preview" w:date="2026-01-01T00:00:00Z">
+      </w:hyperlink>
+      <w:r>
+        <w:t xml:space="preserve"> </w:t>
+      </w:r>
+      <w:r>
+        <w:t xml:space="preserve">nor that of</w:t>
+      </w:r>
+      <w:r>
+        <w:t xml:space="preserve"> </w:t>
+      </w:r>
+      <w:hyperlink w:anchor="thm-fubini-measure">
         <w:r>
-          <w:delText xml:space="preserve"> </w:delText>
+          <w:rPr>
+            <w:rStyle w:val="Hyperlink"/>
+          </w:rPr>
+          <w:t xml:space="preserve">Theorem 5</w:t>
         </w:r>
-      </w:del>
-      <w:hyperlink w:anchor="exm-fubini-fail">
-        <w:del w:id="507" w:author="PR Preview" w:date="2026-01-01T00:00:00Z">
-          <w:r>
-            <w:rPr>
-              <w:rStyle w:val="Hyperlink"/>
-            </w:rPr>
-            <w:delText xml:space="preserve">Example 4</w:delText>
-          </w:r>
-        </w:del>
       </w:hyperlink>
-      <w:del w:id="508" w:author="PR Preview" w:date="2026-01-01T00:00:00Z">
-        <w:r>
-          <w:delText xml:space="preserve"> </w:delText>
-        </w:r>
-      </w:del>
-      <w:del w:id="509" w:author="PR Preview" w:date="2026-01-01T00:00:00Z">
-        <w:r>
-          <w:delText xml:space="preserve">illustrates a case where neither the hypothesis of</w:delText>
-        </w:r>
-      </w:del>
-      <w:del w:id="510" w:author="PR Preview" w:date="2026-01-01T00:00:00Z">
-        <w:r>
-          <w:delText xml:space="preserve"> </w:delText>
-        </w:r>
-      </w:del>
-      <w:hyperlink w:anchor="thm-tonelli-measure">
-        <w:del w:id="511" w:author="PR Preview" w:date="2026-01-01T00:00:00Z">
-          <w:r>
-            <w:rPr>
-              <w:rStyle w:val="Hyperlink"/>
-            </w:rPr>
-            <w:delText xml:space="preserve">Theorem 4</w:delText>
-          </w:r>
-        </w:del>
-      </w:hyperlink>
-      <w:del w:id="512" w:author="PR Preview" w:date="2026-01-01T00:00:00Z">
-        <w:r>
-          <w:delText xml:space="preserve"> </w:delText>
-        </w:r>
-      </w:del>
-      <w:del w:id="513" w:author="PR Preview" w:date="2026-01-01T00:00:00Z">
-        <w:r>
-          <w:delText xml:space="preserve">nor that of</w:delText>
-        </w:r>
-      </w:del>
-      <w:del w:id="514" w:author="PR Preview" w:date="2026-01-01T00:00:00Z">
-        <w:r>
-          <w:delText xml:space="preserve"> </w:delText>
-        </w:r>
-      </w:del>
-      <w:hyperlink w:anchor="thm-fubini-measure">
-        <w:del w:id="515" w:author="PR Preview" w:date="2026-01-01T00:00:00Z">
-          <w:r>
-            <w:rPr>
-              <w:rStyle w:val="Hyperlink"/>
-            </w:rPr>
-            <w:delText xml:space="preserve">Theorem 5</w:delText>
-          </w:r>
-        </w:del>
-      </w:hyperlink>
-      <w:del w:id="516" w:author="PR Preview" w:date="2026-01-01T00:00:00Z">
-        <w:r>
-          <w:delText xml:space="preserve"> </w:delText>
-        </w:r>
-      </w:del>
-      <w:del w:id="517" w:author="PR Preview" w:date="2026-01-01T00:00:00Z">
-        <w:r>
-          <w:delText xml:space="preserve">is satisfied.</w:delText>
-        </w:r>
-      </w:del>
+      <w:r>
+        <w:t xml:space="preserve"> </w:t>
+      </w:r>
+      <w:r>
+        <w:t xml:space="preserve">is satisfied.</w:t>
+      </w:r>
     </w:p>
     <w:p>
       <w:pPr>
         <w:pStyle w:val="BodyText"/>
       </w:pPr>
-      <w:del w:id="518" w:author="PR Preview" w:date="2026-01-01T00:00:00Z">
-        <w:r>
-          <w:rPr>
-            <w:b/>
-            <w:bCs/>
-          </w:rPr>
-          <w:delText xml:space="preserve">Why the hypotheses fail:</w:delText>
-        </w:r>
-      </w:del>
-      <w:del w:id="519" w:author="PR Preview" w:date="2026-01-01T00:00:00Z">
-        <w:r>
-          <w:delText xml:space="preserve"> </w:delText>
-        </w:r>
-      </w:del>
+      <w:r>
+        <w:rPr>
+          <w:b/>
+          <w:bCs/>
+        </w:rPr>
+        <w:t xml:space="preserve">Why the hypotheses fail:</w:t>
+      </w:r>
+      <w:r>
+        <w:t xml:space="preserve"> </w:t>
+      </w:r>
       <m:oMath>
         <m:nary>
           <m:naryPr>
@@ -36404,56 +33523,38 @@
           <m:t>∞</m:t>
         </m:r>
       </m:oMath>
-      <w:del w:id="520" w:author="PR Preview" w:date="2026-01-01T00:00:00Z">
+      <w:r>
+        <w:t xml:space="preserve">, which violates the absolute-integrability</w:t>
+      </w:r>
+      <w:r>
+        <w:t xml:space="preserve"> </w:t>
+      </w:r>
+      <w:r>
+        <w:t xml:space="preserve">hypothesis of</w:t>
+      </w:r>
+      <w:r>
+        <w:t xml:space="preserve"> </w:t>
+      </w:r>
+      <w:hyperlink w:anchor="thm-fubini-measure">
         <w:r>
-          <w:delText xml:space="preserve">, which violates the absolute-integrability</w:delText>
+          <w:rPr>
+            <w:rStyle w:val="Hyperlink"/>
+          </w:rPr>
+          <w:t xml:space="preserve">Theorem 5</w:t>
         </w:r>
-      </w:del>
-      <w:del w:id="521" w:author="PR Preview" w:date="2026-01-01T00:00:00Z">
-        <w:r>
-          <w:delText xml:space="preserve"> </w:delText>
-        </w:r>
-      </w:del>
-      <w:del w:id="522" w:author="PR Preview" w:date="2026-01-01T00:00:00Z">
-        <w:r>
-          <w:delText xml:space="preserve">hypothesis of</w:delText>
-        </w:r>
-      </w:del>
-      <w:del w:id="523" w:author="PR Preview" w:date="2026-01-01T00:00:00Z">
-        <w:r>
-          <w:delText xml:space="preserve"> </w:delText>
-        </w:r>
-      </w:del>
-      <w:hyperlink w:anchor="thm-fubini-measure">
-        <w:del w:id="524" w:author="PR Preview" w:date="2026-01-01T00:00:00Z">
-          <w:r>
-            <w:rPr>
-              <w:rStyle w:val="Hyperlink"/>
-            </w:rPr>
-            <w:delText xml:space="preserve">Theorem 5</w:delText>
-          </w:r>
-        </w:del>
       </w:hyperlink>
-      <w:del w:id="525" w:author="PR Preview" w:date="2026-01-01T00:00:00Z">
-        <w:r>
-          <w:delText xml:space="preserve">.</w:delText>
-        </w:r>
-      </w:del>
-      <w:del w:id="526" w:author="PR Preview" w:date="2026-01-01T00:00:00Z">
-        <w:r>
-          <w:delText xml:space="preserve"> </w:delText>
-        </w:r>
-      </w:del>
-      <w:del w:id="527" w:author="PR Preview" w:date="2026-01-01T00:00:00Z">
-        <w:r>
-          <w:delText xml:space="preserve">Switching to polar coordinates</w:delText>
-        </w:r>
-      </w:del>
-      <w:del w:id="528" w:author="PR Preview" w:date="2026-01-01T00:00:00Z">
-        <w:r>
-          <w:delText xml:space="preserve"> </w:delText>
-        </w:r>
-      </w:del>
+      <w:r>
+        <w:t xml:space="preserve">.</w:t>
+      </w:r>
+      <w:r>
+        <w:t xml:space="preserve"> </w:t>
+      </w:r>
+      <w:r>
+        <w:t xml:space="preserve">Switching to polar coordinates</w:t>
+      </w:r>
+      <w:r>
+        <w:t xml:space="preserve"> </w:t>
+      </w:r>
       <m:oMath>
         <m:r>
           <m:rPr>
@@ -36480,409 +33581,673 @@
           <m:t>)</m:t>
         </m:r>
       </m:oMath>
-      <w:del w:id="529" w:author="PR Preview" w:date="2026-01-01T00:00:00Z">
-        <w:r>
-          <w:delText xml:space="preserve"> </w:delText>
-        </w:r>
-      </w:del>
-      <w:del w:id="530" w:author="PR Preview" w:date="2026-01-01T00:00:00Z">
-        <w:r>
-          <w:delText xml:space="preserve">near the origin, the</w:delText>
-        </w:r>
-      </w:del>
-      <w:del w:id="531" w:author="PR Preview" w:date="2026-01-01T00:00:00Z">
-        <w:r>
-          <w:delText xml:space="preserve"> </w:delText>
-        </w:r>
-      </w:del>
-      <w:del w:id="532" w:author="PR Preview" w:date="2026-01-01T00:00:00Z">
-        <w:r>
-          <w:delText xml:space="preserve">integrand satisfies</w:delText>
-        </w:r>
-      </w:del>
+      <w:r>
+        <w:t xml:space="preserve"> </w:t>
+      </w:r>
+      <w:r>
+        <w:t xml:space="preserve">near the origin, the</w:t>
+      </w:r>
+      <w:r>
+        <w:t xml:space="preserve"> </w:t>
+      </w:r>
+      <w:r>
+        <w:t xml:space="preserve">integrand satisfies</w:t>
+      </w:r>
+    </w:p>
+    <w:p>
+      <w:pPr>
+        <w:pStyle w:val="BodyText"/>
+      </w:pPr>
+      <m:oMathPara>
+        <m:oMathParaPr>
+          <m:jc m:val="center"/>
+        </m:oMathParaPr>
+        <m:oMath>
+          <m:eqArr>
+            <m:e>
+              <m:r>
+                <m:rPr>
+                  <m:sty m:val="p"/>
+                </m:rPr>
+                <m:t>|</m:t>
+              </m:r>
+              <m:r>
+                <m:t>f</m:t>
+              </m:r>
+              <m:r>
+                <m:rPr>
+                  <m:sty m:val="p"/>
+                </m:rPr>
+                <m:t>(</m:t>
+              </m:r>
+              <m:r>
+                <m:t>x</m:t>
+              </m:r>
+              <m:r>
+                <m:rPr>
+                  <m:sty m:val="p"/>
+                </m:rPr>
+                <m:t>,</m:t>
+              </m:r>
+              <m:r>
+                <m:t>y</m:t>
+              </m:r>
+              <m:r>
+                <m:rPr>
+                  <m:sty m:val="p"/>
+                </m:rPr>
+                <m:t>)</m:t>
+              </m:r>
+              <m:r>
+                <m:rPr>
+                  <m:sty m:val="p"/>
+                </m:rPr>
+                <m:t>|</m:t>
+              </m:r>
+              <m:r>
+                <m:t>&amp;</m:t>
+              </m:r>
+              <m:r>
+                <m:rPr>
+                  <m:sty m:val="p"/>
+                </m:rPr>
+                <m:t>=</m:t>
+              </m:r>
+              <m:r>
+                <m:t>​</m:t>
+              </m:r>
+              <m:d>
+                <m:dPr>
+                  <m:begChr m:val="|"/>
+                  <m:sepChr m:val=""/>
+                  <m:endChr m:val="|"/>
+                  <m:grow/>
+                </m:dPr>
+                <m:e>
+                  <m:sSup>
+                    <m:e>
+                      <m:r>
+                        <m:t>x</m:t>
+                      </m:r>
+                    </m:e>
+                    <m:sup>
+                      <m:r>
+                        <m:t>2</m:t>
+                      </m:r>
+                    </m:sup>
+                  </m:sSup>
+                  <m:r>
+                    <m:rPr>
+                      <m:sty m:val="p"/>
+                    </m:rPr>
+                    <m:t>−</m:t>
+                  </m:r>
+                  <m:sSup>
+                    <m:e>
+                      <m:r>
+                        <m:t>y</m:t>
+                      </m:r>
+                    </m:e>
+                    <m:sup>
+                      <m:r>
+                        <m:t>2</m:t>
+                      </m:r>
+                    </m:sup>
+                  </m:sSup>
+                </m:e>
+              </m:d>
+              <m:r>
+                <m:t>​</m:t>
+              </m:r>
+              <m:r>
+                <m:rPr>
+                  <m:sty m:val="p"/>
+                </m:rPr>
+                <m:t>/</m:t>
+              </m:r>
+              <m:r>
+                <m:rPr>
+                  <m:sty m:val="p"/>
+                </m:rPr>
+                <m:t>(</m:t>
+              </m:r>
+              <m:sSup>
+                <m:e>
+                  <m:r>
+                    <m:t>x</m:t>
+                  </m:r>
+                </m:e>
+                <m:sup>
+                  <m:r>
+                    <m:t>2</m:t>
+                  </m:r>
+                </m:sup>
+              </m:sSup>
+              <m:r>
+                <m:rPr>
+                  <m:sty m:val="p"/>
+                </m:rPr>
+                <m:t>+</m:t>
+              </m:r>
+              <m:sSup>
+                <m:e>
+                  <m:r>
+                    <m:t>y</m:t>
+                  </m:r>
+                </m:e>
+                <m:sup>
+                  <m:r>
+                    <m:t>2</m:t>
+                  </m:r>
+                </m:sup>
+              </m:sSup>
+              <m:sSup>
+                <m:e>
+                  <m:r>
+                    <m:rPr>
+                      <m:sty m:val="p"/>
+                    </m:rPr>
+                    <m:t>)</m:t>
+                  </m:r>
+                </m:e>
+                <m:sup>
+                  <m:r>
+                    <m:t>2</m:t>
+                  </m:r>
+                </m:sup>
+              </m:sSup>
+            </m:e>
+            <m:e>
+              <m:r>
+                <m:t>&amp;</m:t>
+              </m:r>
+              <m:r>
+                <m:rPr>
+                  <m:sty m:val="p"/>
+                </m:rPr>
+                <m:t>=</m:t>
+              </m:r>
+              <m:r>
+                <m:t>​</m:t>
+              </m:r>
+              <m:d>
+                <m:dPr>
+                  <m:begChr m:val="|"/>
+                  <m:sepChr m:val=""/>
+                  <m:endChr m:val="|"/>
+                  <m:grow/>
+                </m:dPr>
+                <m:e>
+                  <m:r>
+                    <m:rPr>
+                      <m:sty m:val="p"/>
+                    </m:rPr>
+                    <m:t>cos</m:t>
+                  </m:r>
+                  <m:r>
+                    <m:t>2</m:t>
+                  </m:r>
+                  <m:r>
+                    <m:t>θ</m:t>
+                  </m:r>
+                </m:e>
+              </m:d>
+              <m:r>
+                <m:t>​</m:t>
+              </m:r>
+              <m:r>
+                <m:rPr>
+                  <m:sty m:val="p"/>
+                </m:rPr>
+                <m:t>/</m:t>
+              </m:r>
+              <m:sSup>
+                <m:e>
+                  <m:r>
+                    <m:t>r</m:t>
+                  </m:r>
+                </m:e>
+                <m:sup>
+                  <m:r>
+                    <m:t>2</m:t>
+                  </m:r>
+                </m:sup>
+              </m:sSup>
+              <m:r>
+                <m:rPr>
+                  <m:sty m:val="p"/>
+                </m:rPr>
+                <m:t>,</m:t>
+              </m:r>
+            </m:e>
+          </m:eqArr>
+        </m:oMath>
+      </m:oMathPara>
     </w:p>
     <w:p>
       <w:pPr>
         <w:pStyle w:val="FirstParagraph"/>
       </w:pPr>
-      <w:ins w:id="533" w:author="PR Preview" w:date="2026-01-01T00:00:00Z">
-        <w:r>
-          <w:t xml:space="preserve">Both iterated integrals equal</w:t>
-        </w:r>
-      </w:ins>
-      <w:ins w:id="534" w:author="PR Preview" w:date="2026-01-01T00:00:00Z">
-        <w:r>
-          <w:t xml:space="preserve"> </w:t>
-        </w:r>
-      </w:ins>
-      <m:oMath>
-        <m:r>
-          <m:rPr>
-            <m:sty m:val="p"/>
-          </m:rPr>
-          <m:t>(</m:t>
-        </m:r>
-        <m:r>
-          <m:t>1</m:t>
-        </m:r>
-        <m:r>
-          <m:rPr>
-            <m:sty m:val="p"/>
-          </m:rPr>
-          <m:t>−</m:t>
-        </m:r>
-        <m:sSup>
-          <m:e>
-            <m:r>
-              <m:t>e</m:t>
-            </m:r>
-          </m:e>
-          <m:sup>
-            <m:r>
-              <m:rPr>
-                <m:sty m:val="p"/>
-              </m:rPr>
-              <m:t>−</m:t>
-            </m:r>
-            <m:r>
-              <m:t>1</m:t>
-            </m:r>
-          </m:sup>
-        </m:sSup>
-        <m:sSup>
-          <m:e>
-            <m:r>
-              <m:rPr>
-                <m:sty m:val="p"/>
-              </m:rPr>
-              <m:t>)</m:t>
-            </m:r>
-          </m:e>
-          <m:sup>
-            <m:r>
-              <m:t>2</m:t>
-            </m:r>
-          </m:sup>
-        </m:sSup>
-        <m:r>
-          <m:rPr>
-            <m:sty m:val="p"/>
-          </m:rPr>
-          <m:t>≈</m:t>
-        </m:r>
-        <m:r>
-          <m:t>0.400</m:t>
-        </m:r>
-      </m:oMath>
-      <w:ins w:id="535" w:author="PR Preview" w:date="2026-01-01T00:00:00Z">
-        <w:r>
-          <w:t xml:space="preserve">,</w:t>
-        </w:r>
-      </w:ins>
-      <w:ins w:id="536" w:author="PR Preview" w:date="2026-01-01T00:00:00Z">
-        <w:r>
-          <w:t xml:space="preserve"> </w:t>
-        </w:r>
-      </w:ins>
-      <w:ins w:id="537" w:author="PR Preview" w:date="2026-01-01T00:00:00Z">
-        <w:r>
-          <w:t xml:space="preserve">as</w:t>
-        </w:r>
-      </w:ins>
-      <w:ins w:id="538" w:author="PR Preview" w:date="2026-01-01T00:00:00Z">
-        <w:r>
-          <w:t xml:space="preserve"> </w:t>
-        </w:r>
-      </w:ins>
-      <w:hyperlink w:anchor="thm-tonelli-measure">
-        <w:ins w:id="539" w:author="PR Preview" w:date="2026-01-01T00:00:00Z">
-          <w:r>
-            <w:rPr>
-              <w:rStyle w:val="Hyperlink"/>
-            </w:rPr>
-            <w:t xml:space="preserve">Theorem 2</w:t>
-          </w:r>
-        </w:ins>
-      </w:hyperlink>
-      <w:ins w:id="540" w:author="PR Preview" w:date="2026-01-01T00:00:00Z">
-        <w:r>
-          <w:t xml:space="preserve"> </w:t>
-        </w:r>
-      </w:ins>
-      <w:ins w:id="541" w:author="PR Preview" w:date="2026-01-01T00:00:00Z">
-        <w:r>
-          <w:t xml:space="preserve">guarantees.</w:t>
-        </w:r>
-      </w:ins>
-    </w:p>
-    <w:bookmarkEnd w:id="72"/>
-    <w:bookmarkStart w:id="73" w:name="exm-fubini-fail-tonelli"/>
-    <w:p>
-      <w:pPr>
-        <w:pStyle w:val="BodyText"/>
-      </w:pPr>
-      <w:ins w:id="542" w:author="PR Preview" w:date="2026-01-01T00:00:00Z">
-        <w:r>
-          <w:rPr>
-            <w:b/>
-            <w:bCs/>
-          </w:rPr>
-          <w:t xml:space="preserve">Example 7 (When neither Tonelli’s nor Fubini’s condition is satisfied)</w:t>
-        </w:r>
-      </w:ins>
-      <w:ins w:id="543" w:author="PR Preview" w:date="2026-01-01T00:00:00Z">
-        <w:r>
-          <w:t xml:space="preserve"> </w:t>
-        </w:r>
-      </w:ins>
-      <w:ins w:id="544" w:author="PR Preview" w:date="2026-01-01T00:00:00Z">
-        <w:r>
-          <w:t xml:space="preserve">The same function</w:t>
-        </w:r>
-      </w:ins>
-      <w:ins w:id="545" w:author="PR Preview" w:date="2026-01-01T00:00:00Z">
-        <w:r>
-          <w:t xml:space="preserve"> </w:t>
-        </w:r>
-      </w:ins>
-      <m:oMath>
-        <m:r>
-          <m:t>f</m:t>
-        </m:r>
-        <m:r>
-          <m:rPr>
-            <m:sty m:val="p"/>
-          </m:rPr>
-          <m:t>(</m:t>
-        </m:r>
-        <m:r>
-          <m:t>x</m:t>
-        </m:r>
-        <m:r>
-          <m:rPr>
-            <m:sty m:val="p"/>
-          </m:rPr>
-          <m:t>,</m:t>
-        </m:r>
-        <m:r>
-          <m:t>y</m:t>
-        </m:r>
-        <m:r>
-          <m:rPr>
-            <m:sty m:val="p"/>
-          </m:rPr>
-          <m:t>)</m:t>
-        </m:r>
-        <m:r>
-          <m:rPr>
-            <m:sty m:val="p"/>
-          </m:rPr>
-          <m:t>=</m:t>
-        </m:r>
-        <m:r>
-          <m:rPr>
-            <m:sty m:val="p"/>
-          </m:rPr>
-          <m:t>(</m:t>
-        </m:r>
-        <m:sSup>
-          <m:e>
-            <m:r>
-              <m:t>x</m:t>
-            </m:r>
-          </m:e>
-          <m:sup>
-            <m:r>
-              <m:t>2</m:t>
-            </m:r>
-          </m:sup>
-        </m:sSup>
-        <m:r>
-          <m:rPr>
-            <m:sty m:val="p"/>
-          </m:rPr>
-          <m:t>−</m:t>
-        </m:r>
-        <m:sSup>
-          <m:e>
-            <m:r>
-              <m:t>y</m:t>
-            </m:r>
-          </m:e>
-          <m:sup>
-            <m:r>
-              <m:t>2</m:t>
-            </m:r>
-          </m:sup>
-        </m:sSup>
-        <m:r>
-          <m:rPr>
-            <m:sty m:val="p"/>
-          </m:rPr>
-          <m:t>)</m:t>
-        </m:r>
-        <m:r>
-          <m:rPr>
-            <m:sty m:val="p"/>
-          </m:rPr>
-          <m:t>/</m:t>
-        </m:r>
-        <m:r>
-          <m:rPr>
-            <m:sty m:val="p"/>
-          </m:rPr>
-          <m:t>(</m:t>
-        </m:r>
-        <m:sSup>
-          <m:e>
-            <m:r>
-              <m:t>x</m:t>
-            </m:r>
-          </m:e>
-          <m:sup>
-            <m:r>
-              <m:t>2</m:t>
-            </m:r>
-          </m:sup>
-        </m:sSup>
-        <m:r>
-          <m:rPr>
-            <m:sty m:val="p"/>
-          </m:rPr>
-          <m:t>+</m:t>
-        </m:r>
-        <m:sSup>
-          <m:e>
-            <m:r>
-              <m:t>y</m:t>
-            </m:r>
-          </m:e>
-          <m:sup>
-            <m:r>
-              <m:t>2</m:t>
-            </m:r>
-          </m:sup>
-        </m:sSup>
-        <m:sSup>
-          <m:e>
-            <m:r>
-              <m:rPr>
-                <m:sty m:val="p"/>
-              </m:rPr>
-              <m:t>)</m:t>
-            </m:r>
-          </m:e>
-          <m:sup>
-            <m:r>
-              <m:t>2</m:t>
-            </m:r>
-          </m:sup>
-        </m:sSup>
-      </m:oMath>
-      <w:ins w:id="546" w:author="PR Preview" w:date="2026-01-01T00:00:00Z">
-        <w:r>
-          <w:t xml:space="preserve"> </w:t>
-        </w:r>
-      </w:ins>
-      <w:ins w:id="547" w:author="PR Preview" w:date="2026-01-01T00:00:00Z">
-        <w:r>
-          <w:t xml:space="preserve">from</w:t>
-        </w:r>
-      </w:ins>
-      <w:ins w:id="548" w:author="PR Preview" w:date="2026-01-01T00:00:00Z">
-        <w:r>
-          <w:t xml:space="preserve"> </w:t>
-        </w:r>
-      </w:ins>
-      <w:hyperlink w:anchor="exm-fubini-fail">
-        <w:ins w:id="549" w:author="PR Preview" w:date="2026-01-01T00:00:00Z">
-          <w:r>
-            <w:rPr>
-              <w:rStyle w:val="Hyperlink"/>
-            </w:rPr>
-            <w:t xml:space="preserve">Example 4</w:t>
-          </w:r>
-        </w:ins>
-      </w:hyperlink>
-      <w:ins w:id="550" w:author="PR Preview" w:date="2026-01-01T00:00:00Z">
-        <w:r>
-          <w:t xml:space="preserve"> </w:t>
-        </w:r>
-      </w:ins>
-      <w:ins w:id="551" w:author="PR Preview" w:date="2026-01-01T00:00:00Z">
-        <w:r>
-          <w:t xml:space="preserve">illustrates a case where neither the hypothesis of</w:t>
-        </w:r>
-      </w:ins>
-      <w:ins w:id="552" w:author="PR Preview" w:date="2026-01-01T00:00:00Z">
-        <w:r>
-          <w:t xml:space="preserve"> </w:t>
-        </w:r>
-      </w:ins>
-      <w:hyperlink w:anchor="thm-tonelli-measure">
-        <w:ins w:id="553" w:author="PR Preview" w:date="2026-01-01T00:00:00Z">
-          <w:r>
-            <w:rPr>
-              <w:rStyle w:val="Hyperlink"/>
-            </w:rPr>
-            <w:t xml:space="preserve">Theorem 2</w:t>
-          </w:r>
-        </w:ins>
-      </w:hyperlink>
-      <w:ins w:id="554" w:author="PR Preview" w:date="2026-01-01T00:00:00Z">
-        <w:r>
-          <w:t xml:space="preserve"> </w:t>
-        </w:r>
-      </w:ins>
-      <w:ins w:id="555" w:author="PR Preview" w:date="2026-01-01T00:00:00Z">
-        <w:r>
-          <w:t xml:space="preserve">nor that of</w:t>
-        </w:r>
-      </w:ins>
-      <w:ins w:id="556" w:author="PR Preview" w:date="2026-01-01T00:00:00Z">
-        <w:r>
-          <w:t xml:space="preserve"> </w:t>
-        </w:r>
-      </w:ins>
-      <w:hyperlink w:anchor="thm-fubini-measure">
-        <w:ins w:id="557" w:author="PR Preview" w:date="2026-01-01T00:00:00Z">
-          <w:r>
-            <w:rPr>
-              <w:rStyle w:val="Hyperlink"/>
-            </w:rPr>
-            <w:t xml:space="preserve">Theorem 3</w:t>
-          </w:r>
-        </w:ins>
-      </w:hyperlink>
-      <w:ins w:id="558" w:author="PR Preview" w:date="2026-01-01T00:00:00Z">
-        <w:r>
-          <w:t xml:space="preserve"> </w:t>
-        </w:r>
-      </w:ins>
-      <w:ins w:id="559" w:author="PR Preview" w:date="2026-01-01T00:00:00Z">
-        <w:r>
-          <w:t xml:space="preserve">is satisfied.</w:t>
-        </w:r>
-      </w:ins>
+      <w:r>
+        <w:t xml:space="preserve">so</w:t>
+      </w:r>
     </w:p>
     <w:p>
       <w:pPr>
         <w:pStyle w:val="BodyText"/>
       </w:pPr>
-      <w:ins w:id="560" w:author="PR Preview" w:date="2026-01-01T00:00:00Z">
-        <w:r>
-          <w:rPr>
-            <w:b/>
-            <w:bCs/>
-          </w:rPr>
-          <w:t xml:space="preserve">Why the hypotheses fail:</w:t>
-        </w:r>
-      </w:ins>
-      <w:ins w:id="561" w:author="PR Preview" w:date="2026-01-01T00:00:00Z">
-        <w:r>
-          <w:t xml:space="preserve"> </w:t>
-        </w:r>
-      </w:ins>
+      <m:oMathPara>
+        <m:oMathParaPr>
+          <m:jc m:val="center"/>
+        </m:oMathParaPr>
+        <m:oMath>
+          <m:eqArr>
+            <m:e>
+              <m:nary>
+                <m:naryPr>
+                  <m:chr m:val="∬"/>
+                  <m:limLoc m:val="subSup"/>
+                  <m:subHide m:val="off"/>
+                  <m:supHide m:val="on"/>
+                </m:naryPr>
+                <m:sub>
+                  <m:r>
+                    <m:t>R</m:t>
+                  </m:r>
+                </m:sub>
+                <m:sup>
+                  <m:r>
+                    <m:t>​</m:t>
+                  </m:r>
+                </m:sup>
+                <m:e>
+                  <m:r>
+                    <m:rPr>
+                      <m:sty m:val="p"/>
+                    </m:rPr>
+                    <m:t>|</m:t>
+                  </m:r>
+                </m:e>
+              </m:nary>
+              <m:r>
+                <m:t>f</m:t>
+              </m:r>
+              <m:r>
+                <m:rPr>
+                  <m:sty m:val="p"/>
+                </m:rPr>
+                <m:t>|</m:t>
+              </m:r>
+              <m:r>
+                <m:t> </m:t>
+              </m:r>
+              <m:r>
+                <m:t>d</m:t>
+              </m:r>
+              <m:r>
+                <m:t>A</m:t>
+              </m:r>
+              <m:r>
+                <m:t>&amp;</m:t>
+              </m:r>
+              <m:r>
+                <m:rPr>
+                  <m:sty m:val="p"/>
+                </m:rPr>
+                <m:t>≥</m:t>
+              </m:r>
+              <m:nary>
+                <m:naryPr>
+                  <m:chr m:val="∫"/>
+                  <m:limLoc m:val="subSup"/>
+                  <m:subHide m:val="off"/>
+                  <m:supHide m:val="off"/>
+                </m:naryPr>
+                <m:sub>
+                  <m:r>
+                    <m:t>0</m:t>
+                  </m:r>
+                </m:sub>
+                <m:sup>
+                  <m:r>
+                    <m:t>π</m:t>
+                  </m:r>
+                  <m:r>
+                    <m:rPr>
+                      <m:sty m:val="p"/>
+                    </m:rPr>
+                    <m:t>/</m:t>
+                  </m:r>
+                  <m:r>
+                    <m:t>2</m:t>
+                  </m:r>
+                </m:sup>
+                <m:e>
+                  <m:r>
+                    <m:t>​</m:t>
+                  </m:r>
+                </m:e>
+              </m:nary>
+              <m:nary>
+                <m:naryPr>
+                  <m:chr m:val="∫"/>
+                  <m:limLoc m:val="subSup"/>
+                  <m:subHide m:val="off"/>
+                  <m:supHide m:val="off"/>
+                </m:naryPr>
+                <m:sub>
+                  <m:r>
+                    <m:t>0</m:t>
+                  </m:r>
+                </m:sub>
+                <m:sup>
+                  <m:r>
+                    <m:t>ε</m:t>
+                  </m:r>
+                </m:sup>
+                <m:e>
+                  <m:f>
+                    <m:fPr>
+                      <m:type m:val="bar"/>
+                    </m:fPr>
+                    <m:num>
+                      <m:r>
+                        <m:t>​</m:t>
+                      </m:r>
+                      <m:d>
+                        <m:dPr>
+                          <m:begChr m:val="|"/>
+                          <m:sepChr m:val=""/>
+                          <m:endChr m:val="|"/>
+                          <m:grow/>
+                        </m:dPr>
+                        <m:e>
+                          <m:r>
+                            <m:rPr>
+                              <m:sty m:val="p"/>
+                            </m:rPr>
+                            <m:t>cos</m:t>
+                          </m:r>
+                          <m:r>
+                            <m:t>2</m:t>
+                          </m:r>
+                          <m:r>
+                            <m:t>θ</m:t>
+                          </m:r>
+                        </m:e>
+                      </m:d>
+                      <m:r>
+                        <m:t>​</m:t>
+                      </m:r>
+                    </m:num>
+                    <m:den>
+                      <m:sSup>
+                        <m:e>
+                          <m:r>
+                            <m:t>r</m:t>
+                          </m:r>
+                        </m:e>
+                        <m:sup>
+                          <m:r>
+                            <m:t>2</m:t>
+                          </m:r>
+                        </m:sup>
+                      </m:sSup>
+                    </m:den>
+                  </m:f>
+                </m:e>
+              </m:nary>
+              <m:r>
+                <m:t> </m:t>
+              </m:r>
+              <m:r>
+                <m:t>r</m:t>
+              </m:r>
+              <m:r>
+                <m:t> </m:t>
+              </m:r>
+              <m:r>
+                <m:t>d</m:t>
+              </m:r>
+              <m:r>
+                <m:t>r</m:t>
+              </m:r>
+              <m:r>
+                <m:t> </m:t>
+              </m:r>
+              <m:r>
+                <m:t>d</m:t>
+              </m:r>
+              <m:r>
+                <m:t>θ</m:t>
+              </m:r>
+            </m:e>
+            <m:e>
+              <m:r>
+                <m:t>&amp;</m:t>
+              </m:r>
+              <m:r>
+                <m:rPr>
+                  <m:sty m:val="p"/>
+                </m:rPr>
+                <m:t>=</m:t>
+              </m:r>
+              <m:r>
+                <m:t>​</m:t>
+              </m:r>
+              <m:d>
+                <m:dPr>
+                  <m:begChr m:val="("/>
+                  <m:sepChr m:val=""/>
+                  <m:endChr m:val=")"/>
+                  <m:grow/>
+                </m:dPr>
+                <m:e>
+                  <m:nary>
+                    <m:naryPr>
+                      <m:chr m:val="∫"/>
+                      <m:limLoc m:val="subSup"/>
+                      <m:subHide m:val="off"/>
+                      <m:supHide m:val="off"/>
+                    </m:naryPr>
+                    <m:sub>
+                      <m:r>
+                        <m:t>0</m:t>
+                      </m:r>
+                    </m:sub>
+                    <m:sup>
+                      <m:r>
+                        <m:t>π</m:t>
+                      </m:r>
+                      <m:r>
+                        <m:rPr>
+                          <m:sty m:val="p"/>
+                        </m:rPr>
+                        <m:t>/</m:t>
+                      </m:r>
+                      <m:r>
+                        <m:t>2</m:t>
+                      </m:r>
+                    </m:sup>
+                    <m:e>
+                      <m:r>
+                        <m:t>​</m:t>
+                      </m:r>
+                    </m:e>
+                  </m:nary>
+                  <m:d>
+                    <m:dPr>
+                      <m:begChr m:val="|"/>
+                      <m:sepChr m:val=""/>
+                      <m:endChr m:val="|"/>
+                      <m:grow/>
+                    </m:dPr>
+                    <m:e>
+                      <m:r>
+                        <m:rPr>
+                          <m:sty m:val="p"/>
+                        </m:rPr>
+                        <m:t>cos</m:t>
+                      </m:r>
+                      <m:r>
+                        <m:t>2</m:t>
+                      </m:r>
+                      <m:r>
+                        <m:t>θ</m:t>
+                      </m:r>
+                    </m:e>
+                  </m:d>
+                  <m:r>
+                    <m:t>​</m:t>
+                  </m:r>
+                  <m:r>
+                    <m:t> </m:t>
+                  </m:r>
+                  <m:r>
+                    <m:t>d</m:t>
+                  </m:r>
+                  <m:r>
+                    <m:t>θ</m:t>
+                  </m:r>
+                </m:e>
+              </m:d>
+              <m:r>
+                <m:t>​</m:t>
+              </m:r>
+              <m:nary>
+                <m:naryPr>
+                  <m:chr m:val="∫"/>
+                  <m:limLoc m:val="subSup"/>
+                  <m:subHide m:val="off"/>
+                  <m:supHide m:val="off"/>
+                </m:naryPr>
+                <m:sub>
+                  <m:r>
+                    <m:t>0</m:t>
+                  </m:r>
+                </m:sub>
+                <m:sup>
+                  <m:r>
+                    <m:t>ε</m:t>
+                  </m:r>
+                </m:sup>
+                <m:e>
+                  <m:f>
+                    <m:fPr>
+                      <m:type m:val="bar"/>
+                    </m:fPr>
+                    <m:num>
+                      <m:r>
+                        <m:t>d</m:t>
+                      </m:r>
+                      <m:r>
+                        <m:t>r</m:t>
+                      </m:r>
+                    </m:num>
+                    <m:den>
+                      <m:r>
+                        <m:t>r</m:t>
+                      </m:r>
+                    </m:den>
+                  </m:f>
+                </m:e>
+              </m:nary>
+            </m:e>
+            <m:e>
+              <m:r>
+                <m:t>&amp;</m:t>
+              </m:r>
+              <m:r>
+                <m:rPr>
+                  <m:sty m:val="p"/>
+                </m:rPr>
+                <m:t>=</m:t>
+              </m:r>
+              <m:r>
+                <m:rPr>
+                  <m:sty m:val="p"/>
+                </m:rPr>
+                <m:t>+</m:t>
+              </m:r>
+              <m:r>
+                <m:rPr>
+                  <m:sty m:val="p"/>
+                </m:rPr>
+                <m:t>∞</m:t>
+              </m:r>
+              <m:r>
+                <m:rPr>
+                  <m:sty m:val="p"/>
+                </m:rPr>
+                <m:t>,</m:t>
+              </m:r>
+            </m:e>
+          </m:eqArr>
+        </m:oMath>
+      </m:oMathPara>
+    </w:p>
+    <w:p>
+      <w:pPr>
+        <w:pStyle w:val="FirstParagraph"/>
+      </w:pPr>
+      <w:r>
+        <w:t xml:space="preserve">since</w:t>
+      </w:r>
+      <w:r>
+        <w:t xml:space="preserve"> </w:t>
+      </w:r>
+      <m:oMath>
+        <m:nary>
+          <m:naryPr>
+            <m:chr m:val="∫"/>
+            <m:limLoc m:val="subSup"/>
+            <m:subHide m:val="off"/>
+            <m:supHide m:val="off"/>
+          </m:naryPr>
+          <m:sub>
+            <m:r>
+              <m:t>0</m:t>
+            </m:r>
+          </m:sub>
+          <m:sup>
+            <m:r>
+              <m:t>ε</m:t>
+            </m:r>
+          </m:sup>
+          <m:e>
+            <m:r>
+              <m:t>d</m:t>
+            </m:r>
+          </m:e>
+        </m:nary>
+        <m:r>
+          <m:t>r</m:t>
+        </m:r>
+        <m:r>
+          <m:rPr>
+            <m:sty m:val="p"/>
+          </m:rPr>
+          <m:t>/</m:t>
+        </m:r>
+        <m:r>
+          <m:t>r</m:t>
+        </m:r>
+      </m:oMath>
+      <w:r>
+        <w:t xml:space="preserve"> </w:t>
+      </w:r>
+      <w:r>
+        <w:t xml:space="preserve">diverges.</w:t>
+      </w:r>
+      <w:r>
+        <w:t xml:space="preserve"> </w:t>
+      </w:r>
+      <w:r>
+        <w:t xml:space="preserve">Therefore</w:t>
+      </w:r>
+      <w:r>
+        <w:t xml:space="preserve"> </w:t>
+      </w:r>
       <m:oMath>
         <m:nary>
           <m:naryPr>
@@ -36941,1276 +34306,116 @@
           <m:t>∞</m:t>
         </m:r>
       </m:oMath>
-      <w:ins w:id="562" w:author="PR Preview" w:date="2026-01-01T00:00:00Z">
+      <w:r>
+        <w:t xml:space="preserve">,</w:t>
+      </w:r>
+      <w:r>
+        <w:t xml:space="preserve"> </w:t>
+      </w:r>
+      <w:r>
+        <w:t xml:space="preserve">and the hypothesis of</w:t>
+      </w:r>
+      <w:r>
+        <w:t xml:space="preserve"> </w:t>
+      </w:r>
+      <w:hyperlink w:anchor="thm-fubini-measure">
         <w:r>
-          <w:t xml:space="preserve">, which violates the absolute-integrability</w:t>
+          <w:rPr>
+            <w:rStyle w:val="Hyperlink"/>
+          </w:rPr>
+          <w:t xml:space="preserve">Theorem 5</w:t>
         </w:r>
-      </w:ins>
-      <w:ins w:id="563" w:author="PR Preview" w:date="2026-01-01T00:00:00Z">
+      </w:hyperlink>
+      <w:r>
+        <w:t xml:space="preserve"> </w:t>
+      </w:r>
+      <w:r>
+        <w:t xml:space="preserve">is not satisfied.</w:t>
+      </w:r>
+      <w:r>
+        <w:t xml:space="preserve"> </w:t>
+      </w:r>
+      <w:r>
+        <w:t xml:space="preserve">(The hypothesis of</w:t>
+      </w:r>
+      <w:r>
+        <w:t xml:space="preserve"> </w:t>
+      </w:r>
+      <w:hyperlink w:anchor="thm-tonelli-measure">
         <w:r>
-          <w:t xml:space="preserve"> </w:t>
+          <w:rPr>
+            <w:rStyle w:val="Hyperlink"/>
+          </w:rPr>
+          <w:t xml:space="preserve">Theorem 4</w:t>
         </w:r>
-      </w:ins>
-      <w:ins w:id="564" w:author="PR Preview" w:date="2026-01-01T00:00:00Z">
+      </w:hyperlink>
+      <w:r>
+        <w:t xml:space="preserve"> </w:t>
+      </w:r>
+      <w:r>
+        <w:t xml:space="preserve">also fails:</w:t>
+      </w:r>
+      <w:r>
+        <w:t xml:space="preserve"> </w:t>
+      </w:r>
+      <m:oMath>
+        <m:r>
+          <m:t>f</m:t>
+        </m:r>
+      </m:oMath>
+      <w:r>
+        <w:t xml:space="preserve"> </w:t>
+      </w:r>
+      <w:r>
+        <w:t xml:space="preserve">takes both positive</w:t>
+      </w:r>
+      <w:r>
+        <w:t xml:space="preserve"> </w:t>
+      </w:r>
+      <w:r>
+        <w:t xml:space="preserve">and negative values, so it is not nonnegative a.e.)</w:t>
+      </w:r>
+      <w:r>
+        <w:t xml:space="preserve"> </w:t>
+      </w:r>
+      <w:r>
+        <w:t xml:space="preserve">The unequal iterated integrals from</w:t>
+      </w:r>
+      <w:r>
+        <w:t xml:space="preserve"> </w:t>
+      </w:r>
+      <w:hyperlink w:anchor="exm-fubini-fail">
         <w:r>
-          <w:t xml:space="preserve">hypothesis of</w:t>
+          <w:rPr>
+            <w:rStyle w:val="Hyperlink"/>
+          </w:rPr>
+          <w:t xml:space="preserve">Example 4</w:t>
         </w:r>
-      </w:ins>
-      <w:ins w:id="565" w:author="PR Preview" w:date="2026-01-01T00:00:00Z">
-        <w:r>
-          <w:t xml:space="preserve"> </w:t>
-        </w:r>
-      </w:ins>
-      <w:hyperlink w:anchor="thm-fubini-measure">
-        <w:ins w:id="566" w:author="PR Preview" w:date="2026-01-01T00:00:00Z">
-          <w:r>
-            <w:rPr>
-              <w:rStyle w:val="Hyperlink"/>
-            </w:rPr>
-            <w:t xml:space="preserve">Theorem 3</w:t>
-          </w:r>
-        </w:ins>
       </w:hyperlink>
-      <w:ins w:id="567" w:author="PR Preview" w:date="2026-01-01T00:00:00Z">
-        <w:r>
-          <w:t xml:space="preserve">.</w:t>
-        </w:r>
-      </w:ins>
-      <w:ins w:id="568" w:author="PR Preview" w:date="2026-01-01T00:00:00Z">
-        <w:r>
-          <w:t xml:space="preserve"> </w:t>
-        </w:r>
-      </w:ins>
-      <w:ins w:id="569" w:author="PR Preview" w:date="2026-01-01T00:00:00Z">
-        <w:r>
-          <w:t xml:space="preserve">Switching to polar coordinates</w:t>
-        </w:r>
-      </w:ins>
-      <w:ins w:id="570" w:author="PR Preview" w:date="2026-01-01T00:00:00Z">
-        <w:r>
-          <w:t xml:space="preserve"> </w:t>
-        </w:r>
-      </w:ins>
-      <m:oMath>
-        <m:r>
-          <m:rPr>
-            <m:sty m:val="p"/>
-          </m:rPr>
-          <m:t>(</m:t>
-        </m:r>
-        <m:r>
-          <m:t>r</m:t>
-        </m:r>
-        <m:r>
-          <m:rPr>
-            <m:sty m:val="p"/>
-          </m:rPr>
-          <m:t>,</m:t>
-        </m:r>
-        <m:r>
-          <m:t>θ</m:t>
-        </m:r>
-        <m:r>
-          <m:rPr>
-            <m:sty m:val="p"/>
-          </m:rPr>
-          <m:t>)</m:t>
-        </m:r>
-      </m:oMath>
-      <w:ins w:id="571" w:author="PR Preview" w:date="2026-01-01T00:00:00Z">
-        <w:r>
-          <w:t xml:space="preserve"> </w:t>
-        </w:r>
-      </w:ins>
-      <w:ins w:id="572" w:author="PR Preview" w:date="2026-01-01T00:00:00Z">
-        <w:r>
-          <w:t xml:space="preserve">near the origin, the</w:t>
-        </w:r>
-      </w:ins>
-      <w:ins w:id="573" w:author="PR Preview" w:date="2026-01-01T00:00:00Z">
-        <w:r>
-          <w:t xml:space="preserve"> </w:t>
-        </w:r>
-      </w:ins>
-      <w:ins w:id="574" w:author="PR Preview" w:date="2026-01-01T00:00:00Z">
-        <w:r>
-          <w:t xml:space="preserve">integrand satisfies</w:t>
-        </w:r>
-      </w:ins>
+      <w:r>
+        <w:t xml:space="preserve"> </w:t>
+      </w:r>
+      <w:r>
+        <w:t xml:space="preserve">are thus consistent</w:t>
+      </w:r>
+      <w:r>
+        <w:t xml:space="preserve"> </w:t>
+      </w:r>
+      <w:r>
+        <w:t xml:space="preserve">with both theorems: neither one applies.</w:t>
+      </w:r>
     </w:p>
     <w:p>
       <w:pPr>
         <w:pStyle w:val="BodyText"/>
       </w:pPr>
-      <m:oMathPara>
-        <m:oMathParaPr>
-          <m:jc m:val="center"/>
-        </m:oMathParaPr>
-        <m:oMath>
-          <m:eqArr>
-            <m:e>
-              <m:r>
-                <m:rPr>
-                  <m:sty m:val="p"/>
-                </m:rPr>
-                <m:t>|</m:t>
-              </m:r>
-              <m:r>
-                <m:t>f</m:t>
-              </m:r>
-              <m:r>
-                <m:rPr>
-                  <m:sty m:val="p"/>
-                </m:rPr>
-                <m:t>(</m:t>
-              </m:r>
-              <m:r>
-                <m:t>x</m:t>
-              </m:r>
-              <m:r>
-                <m:rPr>
-                  <m:sty m:val="p"/>
-                </m:rPr>
-                <m:t>,</m:t>
-              </m:r>
-              <m:r>
-                <m:t>y</m:t>
-              </m:r>
-              <m:r>
-                <m:rPr>
-                  <m:sty m:val="p"/>
-                </m:rPr>
-                <m:t>)</m:t>
-              </m:r>
-              <m:r>
-                <m:rPr>
-                  <m:sty m:val="p"/>
-                </m:rPr>
-                <m:t>|</m:t>
-              </m:r>
-              <m:r>
-                <m:t>&amp;</m:t>
-              </m:r>
-              <m:r>
-                <m:rPr>
-                  <m:sty m:val="p"/>
-                </m:rPr>
-                <m:t>=</m:t>
-              </m:r>
-              <m:r>
-                <m:t>​</m:t>
-              </m:r>
-              <m:d>
-                <m:dPr>
-                  <m:begChr m:val="|"/>
-                  <m:sepChr m:val=""/>
-                  <m:endChr m:val="|"/>
-                  <m:grow/>
-                </m:dPr>
-                <m:e>
-                  <m:sSup>
-                    <m:e>
-                      <m:r>
-                        <m:t>x</m:t>
-                      </m:r>
-                    </m:e>
-                    <m:sup>
-                      <m:r>
-                        <m:t>2</m:t>
-                      </m:r>
-                    </m:sup>
-                  </m:sSup>
-                  <m:r>
-                    <m:rPr>
-                      <m:sty m:val="p"/>
-                    </m:rPr>
-                    <m:t>−</m:t>
-                  </m:r>
-                  <m:sSup>
-                    <m:e>
-                      <m:r>
-                        <m:t>y</m:t>
-                      </m:r>
-                    </m:e>
-                    <m:sup>
-                      <m:r>
-                        <m:t>2</m:t>
-                      </m:r>
-                    </m:sup>
-                  </m:sSup>
-                </m:e>
-              </m:d>
-              <m:r>
-                <m:t>​</m:t>
-              </m:r>
-              <m:r>
-                <m:rPr>
-                  <m:sty m:val="p"/>
-                </m:rPr>
-                <m:t>/</m:t>
-              </m:r>
-              <m:r>
-                <m:rPr>
-                  <m:sty m:val="p"/>
-                </m:rPr>
-                <m:t>(</m:t>
-              </m:r>
-              <m:sSup>
-                <m:e>
-                  <m:r>
-                    <m:t>x</m:t>
-                  </m:r>
-                </m:e>
-                <m:sup>
-                  <m:r>
-                    <m:t>2</m:t>
-                  </m:r>
-                </m:sup>
-              </m:sSup>
-              <m:r>
-                <m:rPr>
-                  <m:sty m:val="p"/>
-                </m:rPr>
-                <m:t>+</m:t>
-              </m:r>
-              <m:sSup>
-                <m:e>
-                  <m:r>
-                    <m:t>y</m:t>
-                  </m:r>
-                </m:e>
-                <m:sup>
-                  <m:r>
-                    <m:t>2</m:t>
-                  </m:r>
-                </m:sup>
-              </m:sSup>
-              <m:sSup>
-                <m:e>
-                  <m:r>
-                    <m:rPr>
-                      <m:sty m:val="p"/>
-                    </m:rPr>
-                    <m:t>)</m:t>
-                  </m:r>
-                </m:e>
-                <m:sup>
-                  <m:r>
-                    <m:t>2</m:t>
-                  </m:r>
-                </m:sup>
-              </m:sSup>
-            </m:e>
-            <m:e>
-              <m:r>
-                <m:t>&amp;</m:t>
-              </m:r>
-              <m:r>
-                <m:rPr>
-                  <m:sty m:val="p"/>
-                </m:rPr>
-                <m:t>=</m:t>
-              </m:r>
-              <m:r>
-                <m:t>​</m:t>
-              </m:r>
-              <m:d>
-                <m:dPr>
-                  <m:begChr m:val="|"/>
-                  <m:sepChr m:val=""/>
-                  <m:endChr m:val="|"/>
-                  <m:grow/>
-                </m:dPr>
-                <m:e>
-                  <m:r>
-                    <m:rPr>
-                      <m:sty m:val="p"/>
-                    </m:rPr>
-                    <m:t>cos</m:t>
-                  </m:r>
-                  <m:r>
-                    <m:t>2</m:t>
-                  </m:r>
-                  <m:r>
-                    <m:t>θ</m:t>
-                  </m:r>
-                </m:e>
-              </m:d>
-              <m:r>
-                <m:t>​</m:t>
-              </m:r>
-              <m:r>
-                <m:rPr>
-                  <m:sty m:val="p"/>
-                </m:rPr>
-                <m:t>/</m:t>
-              </m:r>
-              <m:sSup>
-                <m:e>
-                  <m:r>
-                    <m:t>r</m:t>
-                  </m:r>
-                </m:e>
-                <m:sup>
-                  <m:r>
-                    <m:t>2</m:t>
-                  </m:r>
-                </m:sup>
-              </m:sSup>
-              <m:r>
-                <m:rPr>
-                  <m:sty m:val="p"/>
-                </m:rPr>
-                <m:t>,</m:t>
-              </m:r>
-            </m:e>
-          </m:eqArr>
-        </m:oMath>
-      </m:oMathPara>
+      <w:r>
+        <w:t xml:space="preserve">(Wikipedia contributors 2024)</w:t>
+      </w:r>
     </w:p>
-    <w:p>
-      <w:pPr>
-        <w:pStyle w:val="FirstParagraph"/>
-      </w:pPr>
-      <w:r>
-        <w:t xml:space="preserve">so</w:t>
-      </w:r>
-    </w:p>
-    <w:p>
-      <w:pPr>
-        <w:pStyle w:val="BodyText"/>
-      </w:pPr>
-      <m:oMathPara>
-        <m:oMathParaPr>
-          <m:jc m:val="center"/>
-        </m:oMathParaPr>
-        <m:oMath>
-          <m:eqArr>
-            <m:e>
-              <m:nary>
-                <m:naryPr>
-                  <m:chr m:val="∬"/>
-                  <m:limLoc m:val="subSup"/>
-                  <m:subHide m:val="off"/>
-                  <m:supHide m:val="on"/>
-                </m:naryPr>
-                <m:sub>
-                  <m:r>
-                    <m:t>R</m:t>
-                  </m:r>
-                </m:sub>
-                <m:sup>
-                  <m:r>
-                    <m:t>​</m:t>
-                  </m:r>
-                </m:sup>
-                <m:e>
-                  <m:r>
-                    <m:rPr>
-                      <m:sty m:val="p"/>
-                    </m:rPr>
-                    <m:t>|</m:t>
-                  </m:r>
-                </m:e>
-              </m:nary>
-              <m:r>
-                <m:t>f</m:t>
-              </m:r>
-              <m:r>
-                <m:rPr>
-                  <m:sty m:val="p"/>
-                </m:rPr>
-                <m:t>|</m:t>
-              </m:r>
-              <m:r>
-                <m:t> </m:t>
-              </m:r>
-              <m:r>
-                <m:t>d</m:t>
-              </m:r>
-              <m:r>
-                <m:t>A</m:t>
-              </m:r>
-              <m:r>
-                <m:t>&amp;</m:t>
-              </m:r>
-              <m:r>
-                <m:rPr>
-                  <m:sty m:val="p"/>
-                </m:rPr>
-                <m:t>≥</m:t>
-              </m:r>
-              <m:nary>
-                <m:naryPr>
-                  <m:chr m:val="∫"/>
-                  <m:limLoc m:val="subSup"/>
-                  <m:subHide m:val="off"/>
-                  <m:supHide m:val="off"/>
-                </m:naryPr>
-                <m:sub>
-                  <m:r>
-                    <m:t>0</m:t>
-                  </m:r>
-                </m:sub>
-                <m:sup>
-                  <m:r>
-                    <m:t>π</m:t>
-                  </m:r>
-                  <m:r>
-                    <m:rPr>
-                      <m:sty m:val="p"/>
-                    </m:rPr>
-                    <m:t>/</m:t>
-                  </m:r>
-                  <m:r>
-                    <m:t>2</m:t>
-                  </m:r>
-                </m:sup>
-                <m:e>
-                  <m:r>
-                    <m:t>​</m:t>
-                  </m:r>
-                </m:e>
-              </m:nary>
-              <m:nary>
-                <m:naryPr>
-                  <m:chr m:val="∫"/>
-                  <m:limLoc m:val="subSup"/>
-                  <m:subHide m:val="off"/>
-                  <m:supHide m:val="off"/>
-                </m:naryPr>
-                <m:sub>
-                  <m:r>
-                    <m:t>0</m:t>
-                  </m:r>
-                </m:sub>
-                <m:sup>
-                  <m:r>
-                    <m:t>ε</m:t>
-                  </m:r>
-                </m:sup>
-                <m:e>
-                  <m:f>
-                    <m:fPr>
-                      <m:type m:val="bar"/>
-                    </m:fPr>
-                    <m:num>
-                      <m:r>
-                        <m:t>​</m:t>
-                      </m:r>
-                      <m:d>
-                        <m:dPr>
-                          <m:begChr m:val="|"/>
-                          <m:sepChr m:val=""/>
-                          <m:endChr m:val="|"/>
-                          <m:grow/>
-                        </m:dPr>
-                        <m:e>
-                          <m:r>
-                            <m:rPr>
-                              <m:sty m:val="p"/>
-                            </m:rPr>
-                            <m:t>cos</m:t>
-                          </m:r>
-                          <m:r>
-                            <m:t>2</m:t>
-                          </m:r>
-                          <m:r>
-                            <m:t>θ</m:t>
-                          </m:r>
-                        </m:e>
-                      </m:d>
-                      <m:r>
-                        <m:t>​</m:t>
-                      </m:r>
-                    </m:num>
-                    <m:den>
-                      <m:sSup>
-                        <m:e>
-                          <m:r>
-                            <m:t>r</m:t>
-                          </m:r>
-                        </m:e>
-                        <m:sup>
-                          <m:r>
-                            <m:t>2</m:t>
-                          </m:r>
-                        </m:sup>
-                      </m:sSup>
-                    </m:den>
-                  </m:f>
-                </m:e>
-              </m:nary>
-              <m:r>
-                <m:t> </m:t>
-              </m:r>
-              <m:r>
-                <m:t>r</m:t>
-              </m:r>
-              <m:r>
-                <m:t> </m:t>
-              </m:r>
-              <m:r>
-                <m:t>d</m:t>
-              </m:r>
-              <m:r>
-                <m:t>r</m:t>
-              </m:r>
-              <m:r>
-                <m:t> </m:t>
-              </m:r>
-              <m:r>
-                <m:t>d</m:t>
-              </m:r>
-              <m:r>
-                <m:t>θ</m:t>
-              </m:r>
-            </m:e>
-            <m:e>
-              <m:r>
-                <m:t>&amp;</m:t>
-              </m:r>
-              <m:r>
-                <m:rPr>
-                  <m:sty m:val="p"/>
-                </m:rPr>
-                <m:t>=</m:t>
-              </m:r>
-              <m:r>
-                <m:t>​</m:t>
-              </m:r>
-              <m:d>
-                <m:dPr>
-                  <m:begChr m:val="("/>
-                  <m:sepChr m:val=""/>
-                  <m:endChr m:val=")"/>
-                  <m:grow/>
-                </m:dPr>
-                <m:e>
-                  <m:nary>
-                    <m:naryPr>
-                      <m:chr m:val="∫"/>
-                      <m:limLoc m:val="subSup"/>
-                      <m:subHide m:val="off"/>
-                      <m:supHide m:val="off"/>
-                    </m:naryPr>
-                    <m:sub>
-                      <m:r>
-                        <m:t>0</m:t>
-                      </m:r>
-                    </m:sub>
-                    <m:sup>
-                      <m:r>
-                        <m:t>π</m:t>
-                      </m:r>
-                      <m:r>
-                        <m:rPr>
-                          <m:sty m:val="p"/>
-                        </m:rPr>
-                        <m:t>/</m:t>
-                      </m:r>
-                      <m:r>
-                        <m:t>2</m:t>
-                      </m:r>
-                    </m:sup>
-                    <m:e>
-                      <m:r>
-                        <m:t>​</m:t>
-                      </m:r>
-                    </m:e>
-                  </m:nary>
-                  <m:d>
-                    <m:dPr>
-                      <m:begChr m:val="|"/>
-                      <m:sepChr m:val=""/>
-                      <m:endChr m:val="|"/>
-                      <m:grow/>
-                    </m:dPr>
-                    <m:e>
-                      <m:r>
-                        <m:rPr>
-                          <m:sty m:val="p"/>
-                        </m:rPr>
-                        <m:t>cos</m:t>
-                      </m:r>
-                      <m:r>
-                        <m:t>2</m:t>
-                      </m:r>
-                      <m:r>
-                        <m:t>θ</m:t>
-                      </m:r>
-                    </m:e>
-                  </m:d>
-                  <m:r>
-                    <m:t>​</m:t>
-                  </m:r>
-                  <m:r>
-                    <m:t> </m:t>
-                  </m:r>
-                  <m:r>
-                    <m:t>d</m:t>
-                  </m:r>
-                  <m:r>
-                    <m:t>θ</m:t>
-                  </m:r>
-                </m:e>
-              </m:d>
-              <m:r>
-                <m:t>​</m:t>
-              </m:r>
-              <m:nary>
-                <m:naryPr>
-                  <m:chr m:val="∫"/>
-                  <m:limLoc m:val="subSup"/>
-                  <m:subHide m:val="off"/>
-                  <m:supHide m:val="off"/>
-                </m:naryPr>
-                <m:sub>
-                  <m:r>
-                    <m:t>0</m:t>
-                  </m:r>
-                </m:sub>
-                <m:sup>
-                  <m:r>
-                    <m:t>ε</m:t>
-                  </m:r>
-                </m:sup>
-                <m:e>
-                  <m:f>
-                    <m:fPr>
-                      <m:type m:val="bar"/>
-                    </m:fPr>
-                    <m:num>
-                      <m:r>
-                        <m:t>d</m:t>
-                      </m:r>
-                      <m:r>
-                        <m:t>r</m:t>
-                      </m:r>
-                    </m:num>
-                    <m:den>
-                      <m:r>
-                        <m:t>r</m:t>
-                      </m:r>
-                    </m:den>
-                  </m:f>
-                </m:e>
-              </m:nary>
-            </m:e>
-            <m:e>
-              <m:r>
-                <m:t>&amp;</m:t>
-              </m:r>
-              <m:r>
-                <m:rPr>
-                  <m:sty m:val="p"/>
-                </m:rPr>
-                <m:t>=</m:t>
-              </m:r>
-              <m:r>
-                <m:rPr>
-                  <m:sty m:val="p"/>
-                </m:rPr>
-                <m:t>+</m:t>
-              </m:r>
-              <m:r>
-                <m:rPr>
-                  <m:sty m:val="p"/>
-                </m:rPr>
-                <m:t>∞</m:t>
-              </m:r>
-              <m:r>
-                <m:rPr>
-                  <m:sty m:val="p"/>
-                </m:rPr>
-                <m:t>,</m:t>
-              </m:r>
-            </m:e>
-          </m:eqArr>
-        </m:oMath>
-      </m:oMathPara>
-    </w:p>
-    <w:p>
-      <w:pPr>
-        <w:pStyle w:val="FirstParagraph"/>
-      </w:pPr>
-      <w:del w:id="575" w:author="PR Preview" w:date="2026-01-01T00:00:00Z">
-        <w:r>
-          <w:delText xml:space="preserve">since</w:delText>
-        </w:r>
-      </w:del>
-      <w:del w:id="576" w:author="PR Preview" w:date="2026-01-01T00:00:00Z">
-        <w:r>
-          <w:delText xml:space="preserve"> </w:delText>
-        </w:r>
-      </w:del>
-      <m:oMath>
-        <m:nary>
-          <m:naryPr>
-            <m:chr m:val="∫"/>
-            <m:limLoc m:val="subSup"/>
-            <m:subHide m:val="off"/>
-            <m:supHide m:val="off"/>
-          </m:naryPr>
-          <m:sub>
-            <m:r>
-              <m:t>0</m:t>
-            </m:r>
-          </m:sub>
-          <m:sup>
-            <m:r>
-              <m:t>ε</m:t>
-            </m:r>
-          </m:sup>
-          <m:e>
-            <m:r>
-              <m:t>d</m:t>
-            </m:r>
-          </m:e>
-        </m:nary>
-        <m:r>
-          <m:t>r</m:t>
-        </m:r>
-        <m:r>
-          <m:rPr>
-            <m:sty m:val="p"/>
-          </m:rPr>
-          <m:t>/</m:t>
-        </m:r>
-        <m:r>
-          <m:t>r</m:t>
-        </m:r>
-      </m:oMath>
-      <w:del w:id="577" w:author="PR Preview" w:date="2026-01-01T00:00:00Z">
-        <w:r>
-          <w:delText xml:space="preserve"> </w:delText>
-        </w:r>
-      </w:del>
-      <w:del w:id="578" w:author="PR Preview" w:date="2026-01-01T00:00:00Z">
-        <w:r>
-          <w:delText xml:space="preserve">diverges.</w:delText>
-        </w:r>
-      </w:del>
-      <w:del w:id="579" w:author="PR Preview" w:date="2026-01-01T00:00:00Z">
-        <w:r>
-          <w:delText xml:space="preserve"> </w:delText>
-        </w:r>
-      </w:del>
-      <w:del w:id="580" w:author="PR Preview" w:date="2026-01-01T00:00:00Z">
-        <w:r>
-          <w:delText xml:space="preserve">Therefore</w:delText>
-        </w:r>
-      </w:del>
-      <w:del w:id="581" w:author="PR Preview" w:date="2026-01-01T00:00:00Z">
-        <w:r>
-          <w:delText xml:space="preserve"> </w:delText>
-        </w:r>
-      </w:del>
-      <m:oMath>
-        <m:nary>
-          <m:naryPr>
-            <m:chr m:val="∬"/>
-            <m:limLoc m:val="subSup"/>
-            <m:subHide m:val="off"/>
-            <m:supHide m:val="on"/>
-          </m:naryPr>
-          <m:sub>
-            <m:r>
-              <m:t>R</m:t>
-            </m:r>
-          </m:sub>
-          <m:sup>
-            <m:r>
-              <m:t>​</m:t>
-            </m:r>
-          </m:sup>
-          <m:e>
-            <m:r>
-              <m:rPr>
-                <m:sty m:val="p"/>
-              </m:rPr>
-              <m:t>|</m:t>
-            </m:r>
-          </m:e>
-        </m:nary>
-        <m:r>
-          <m:t>f</m:t>
-        </m:r>
-        <m:r>
-          <m:rPr>
-            <m:sty m:val="p"/>
-          </m:rPr>
-          <m:t>|</m:t>
-        </m:r>
-        <m:r>
-          <m:t> </m:t>
-        </m:r>
-        <m:r>
-          <m:t>d</m:t>
-        </m:r>
-        <m:r>
-          <m:t>A</m:t>
-        </m:r>
-        <m:r>
-          <m:rPr>
-            <m:sty m:val="p"/>
-          </m:rPr>
-          <m:t>=</m:t>
-        </m:r>
-        <m:r>
-          <m:rPr>
-            <m:sty m:val="p"/>
-          </m:rPr>
-          <m:t>∞</m:t>
-        </m:r>
-      </m:oMath>
-      <w:del w:id="582" w:author="PR Preview" w:date="2026-01-01T00:00:00Z">
-        <w:r>
-          <w:delText xml:space="preserve">,</w:delText>
-        </w:r>
-      </w:del>
-      <w:del w:id="583" w:author="PR Preview" w:date="2026-01-01T00:00:00Z">
-        <w:r>
-          <w:delText xml:space="preserve"> </w:delText>
-        </w:r>
-      </w:del>
-      <w:del w:id="584" w:author="PR Preview" w:date="2026-01-01T00:00:00Z">
-        <w:r>
-          <w:delText xml:space="preserve">and the hypothesis of</w:delText>
-        </w:r>
-      </w:del>
-      <w:del w:id="585" w:author="PR Preview" w:date="2026-01-01T00:00:00Z">
-        <w:r>
-          <w:delText xml:space="preserve"> </w:delText>
-        </w:r>
-      </w:del>
-      <w:hyperlink w:anchor="thm-fubini-measure">
-        <w:del w:id="586" w:author="PR Preview" w:date="2026-01-01T00:00:00Z">
-          <w:r>
-            <w:rPr>
-              <w:rStyle w:val="Hyperlink"/>
-            </w:rPr>
-            <w:delText xml:space="preserve">Theorem 5</w:delText>
-          </w:r>
-        </w:del>
-      </w:hyperlink>
-      <w:del w:id="587" w:author="PR Preview" w:date="2026-01-01T00:00:00Z">
-        <w:r>
-          <w:delText xml:space="preserve"> </w:delText>
-        </w:r>
-      </w:del>
-      <w:del w:id="588" w:author="PR Preview" w:date="2026-01-01T00:00:00Z">
-        <w:r>
-          <w:delText xml:space="preserve">is not satisfied.</w:delText>
-        </w:r>
-      </w:del>
-      <w:del w:id="589" w:author="PR Preview" w:date="2026-01-01T00:00:00Z">
-        <w:r>
-          <w:delText xml:space="preserve"> </w:delText>
-        </w:r>
-      </w:del>
-      <w:del w:id="590" w:author="PR Preview" w:date="2026-01-01T00:00:00Z">
-        <w:r>
-          <w:delText xml:space="preserve">(The hypothesis of</w:delText>
-        </w:r>
-      </w:del>
-      <w:del w:id="591" w:author="PR Preview" w:date="2026-01-01T00:00:00Z">
-        <w:r>
-          <w:delText xml:space="preserve"> </w:delText>
-        </w:r>
-      </w:del>
-      <w:hyperlink w:anchor="thm-tonelli-measure">
-        <w:del w:id="592" w:author="PR Preview" w:date="2026-01-01T00:00:00Z">
-          <w:r>
-            <w:rPr>
-              <w:rStyle w:val="Hyperlink"/>
-            </w:rPr>
-            <w:delText xml:space="preserve">Theorem 4</w:delText>
-          </w:r>
-        </w:del>
-      </w:hyperlink>
-      <w:del w:id="593" w:author="PR Preview" w:date="2026-01-01T00:00:00Z">
-        <w:r>
-          <w:delText xml:space="preserve"> </w:delText>
-        </w:r>
-      </w:del>
-      <w:del w:id="594" w:author="PR Preview" w:date="2026-01-01T00:00:00Z">
-        <w:r>
-          <w:delText xml:space="preserve">also fails:</w:delText>
-        </w:r>
-      </w:del>
-      <w:del w:id="595" w:author="PR Preview" w:date="2026-01-01T00:00:00Z">
-        <w:r>
-          <w:delText xml:space="preserve"> </w:delText>
-        </w:r>
-      </w:del>
-      <m:oMath>
-        <m:r>
-          <m:t>f</m:t>
-        </m:r>
-      </m:oMath>
-      <w:del w:id="596" w:author="PR Preview" w:date="2026-01-01T00:00:00Z">
-        <w:r>
-          <w:delText xml:space="preserve"> </w:delText>
-        </w:r>
-      </w:del>
-      <w:del w:id="597" w:author="PR Preview" w:date="2026-01-01T00:00:00Z">
-        <w:r>
-          <w:delText xml:space="preserve">takes both positive</w:delText>
-        </w:r>
-      </w:del>
-      <w:del w:id="598" w:author="PR Preview" w:date="2026-01-01T00:00:00Z">
-        <w:r>
-          <w:delText xml:space="preserve"> </w:delText>
-        </w:r>
-      </w:del>
-      <w:del w:id="599" w:author="PR Preview" w:date="2026-01-01T00:00:00Z">
-        <w:r>
-          <w:delText xml:space="preserve">and negative values, so it is not nonnegative a.e.)</w:delText>
-        </w:r>
-      </w:del>
-      <w:del w:id="600" w:author="PR Preview" w:date="2026-01-01T00:00:00Z">
-        <w:r>
-          <w:delText xml:space="preserve"> </w:delText>
-        </w:r>
-      </w:del>
-      <w:del w:id="601" w:author="PR Preview" w:date="2026-01-01T00:00:00Z">
-        <w:r>
-          <w:delText xml:space="preserve">The unequal iterated integrals from</w:delText>
-        </w:r>
-      </w:del>
-      <w:del w:id="602" w:author="PR Preview" w:date="2026-01-01T00:00:00Z">
-        <w:r>
-          <w:delText xml:space="preserve"> </w:delText>
-        </w:r>
-      </w:del>
-      <w:hyperlink w:anchor="exm-fubini-fail">
-        <w:del w:id="603" w:author="PR Preview" w:date="2026-01-01T00:00:00Z">
-          <w:r>
-            <w:rPr>
-              <w:rStyle w:val="Hyperlink"/>
-            </w:rPr>
-            <w:delText xml:space="preserve">Example 4</w:delText>
-          </w:r>
-        </w:del>
-      </w:hyperlink>
-      <w:del w:id="604" w:author="PR Preview" w:date="2026-01-01T00:00:00Z">
-        <w:r>
-          <w:delText xml:space="preserve"> </w:delText>
-        </w:r>
-      </w:del>
-      <w:del w:id="605" w:author="PR Preview" w:date="2026-01-01T00:00:00Z">
-        <w:r>
-          <w:delText xml:space="preserve">are thus consistent</w:delText>
-        </w:r>
-      </w:del>
-      <w:del w:id="606" w:author="PR Preview" w:date="2026-01-01T00:00:00Z">
-        <w:r>
-          <w:delText xml:space="preserve"> </w:delText>
-        </w:r>
-      </w:del>
-      <w:del w:id="607" w:author="PR Preview" w:date="2026-01-01T00:00:00Z">
-        <w:r>
-          <w:delText xml:space="preserve">with both theorems: neither one applies.</w:delText>
-        </w:r>
-      </w:del>
-    </w:p>
-    <w:p>
-      <w:pPr>
-        <w:pStyle w:val="FirstParagraph"/>
-      </w:pPr>
-      <w:ins w:id="608" w:author="PR Preview" w:date="2026-01-01T00:00:00Z">
-        <w:r>
-          <w:t xml:space="preserve">since</w:t>
-        </w:r>
-      </w:ins>
-      <w:ins w:id="609" w:author="PR Preview" w:date="2026-01-01T00:00:00Z">
-        <w:r>
-          <w:t xml:space="preserve"> </w:t>
-        </w:r>
-      </w:ins>
-      <m:oMath>
-        <m:nary>
-          <m:naryPr>
-            <m:chr m:val="∫"/>
-            <m:limLoc m:val="subSup"/>
-            <m:subHide m:val="off"/>
-            <m:supHide m:val="off"/>
-          </m:naryPr>
-          <m:sub>
-            <m:r>
-              <m:t>0</m:t>
-            </m:r>
-          </m:sub>
-          <m:sup>
-            <m:r>
-              <m:t>ε</m:t>
-            </m:r>
-          </m:sup>
-          <m:e>
-            <m:r>
-              <m:t>d</m:t>
-            </m:r>
-          </m:e>
-        </m:nary>
-        <m:r>
-          <m:t>r</m:t>
-        </m:r>
-        <m:r>
-          <m:rPr>
-            <m:sty m:val="p"/>
-          </m:rPr>
-          <m:t>/</m:t>
-        </m:r>
-        <m:r>
-          <m:t>r</m:t>
-        </m:r>
-      </m:oMath>
-      <w:ins w:id="610" w:author="PR Preview" w:date="2026-01-01T00:00:00Z">
-        <w:r>
-          <w:t xml:space="preserve"> </w:t>
-        </w:r>
-      </w:ins>
-      <w:ins w:id="611" w:author="PR Preview" w:date="2026-01-01T00:00:00Z">
-        <w:r>
-          <w:t xml:space="preserve">diverges.</w:t>
-        </w:r>
-      </w:ins>
-      <w:ins w:id="612" w:author="PR Preview" w:date="2026-01-01T00:00:00Z">
-        <w:r>
-          <w:t xml:space="preserve"> </w:t>
-        </w:r>
-      </w:ins>
-      <w:ins w:id="613" w:author="PR Preview" w:date="2026-01-01T00:00:00Z">
-        <w:r>
-          <w:t xml:space="preserve">Therefore</w:t>
-        </w:r>
-      </w:ins>
-      <w:ins w:id="614" w:author="PR Preview" w:date="2026-01-01T00:00:00Z">
-        <w:r>
-          <w:t xml:space="preserve"> </w:t>
-        </w:r>
-      </w:ins>
-      <m:oMath>
-        <m:nary>
-          <m:naryPr>
-            <m:chr m:val="∬"/>
-            <m:limLoc m:val="subSup"/>
-            <m:subHide m:val="off"/>
-            <m:supHide m:val="on"/>
-          </m:naryPr>
-          <m:sub>
-            <m:r>
-              <m:t>R</m:t>
-            </m:r>
-          </m:sub>
-          <m:sup>
-            <m:r>
-              <m:t>​</m:t>
-            </m:r>
-          </m:sup>
-          <m:e>
-            <m:r>
-              <m:rPr>
-                <m:sty m:val="p"/>
-              </m:rPr>
-              <m:t>|</m:t>
-            </m:r>
-          </m:e>
-        </m:nary>
-        <m:r>
-          <m:t>f</m:t>
-        </m:r>
-        <m:r>
-          <m:rPr>
-            <m:sty m:val="p"/>
-          </m:rPr>
-          <m:t>|</m:t>
-        </m:r>
-        <m:r>
-          <m:t> </m:t>
-        </m:r>
-        <m:r>
-          <m:t>d</m:t>
-        </m:r>
-        <m:r>
-          <m:t>A</m:t>
-        </m:r>
-        <m:r>
-          <m:rPr>
-            <m:sty m:val="p"/>
-          </m:rPr>
-          <m:t>=</m:t>
-        </m:r>
-        <m:r>
-          <m:rPr>
-            <m:sty m:val="p"/>
-          </m:rPr>
-          <m:t>∞</m:t>
-        </m:r>
-      </m:oMath>
-      <w:ins w:id="615" w:author="PR Preview" w:date="2026-01-01T00:00:00Z">
-        <w:r>
-          <w:t xml:space="preserve">,</w:t>
-        </w:r>
-      </w:ins>
-      <w:ins w:id="616" w:author="PR Preview" w:date="2026-01-01T00:00:00Z">
-        <w:r>
-          <w:t xml:space="preserve"> </w:t>
-        </w:r>
-      </w:ins>
-      <w:ins w:id="617" w:author="PR Preview" w:date="2026-01-01T00:00:00Z">
-        <w:r>
-          <w:t xml:space="preserve">and the hypothesis of</w:t>
-        </w:r>
-      </w:ins>
-      <w:ins w:id="618" w:author="PR Preview" w:date="2026-01-01T00:00:00Z">
-        <w:r>
-          <w:t xml:space="preserve"> </w:t>
-        </w:r>
-      </w:ins>
-      <w:hyperlink w:anchor="thm-fubini-measure">
-        <w:ins w:id="619" w:author="PR Preview" w:date="2026-01-01T00:00:00Z">
-          <w:r>
-            <w:rPr>
-              <w:rStyle w:val="Hyperlink"/>
-            </w:rPr>
-            <w:t xml:space="preserve">Theorem 3</w:t>
-          </w:r>
-        </w:ins>
-      </w:hyperlink>
-      <w:ins w:id="620" w:author="PR Preview" w:date="2026-01-01T00:00:00Z">
-        <w:r>
-          <w:t xml:space="preserve"> </w:t>
-        </w:r>
-      </w:ins>
-      <w:ins w:id="621" w:author="PR Preview" w:date="2026-01-01T00:00:00Z">
-        <w:r>
-          <w:t xml:space="preserve">is not satisfied.</w:t>
-        </w:r>
-      </w:ins>
-      <w:ins w:id="622" w:author="PR Preview" w:date="2026-01-01T00:00:00Z">
-        <w:r>
-          <w:t xml:space="preserve"> </w:t>
-        </w:r>
-      </w:ins>
-      <w:ins w:id="623" w:author="PR Preview" w:date="2026-01-01T00:00:00Z">
-        <w:r>
-          <w:t xml:space="preserve">(The hypothesis of</w:t>
-        </w:r>
-      </w:ins>
-      <w:ins w:id="624" w:author="PR Preview" w:date="2026-01-01T00:00:00Z">
-        <w:r>
-          <w:t xml:space="preserve"> </w:t>
-        </w:r>
-      </w:ins>
-      <w:hyperlink w:anchor="thm-tonelli-measure">
-        <w:ins w:id="625" w:author="PR Preview" w:date="2026-01-01T00:00:00Z">
-          <w:r>
-            <w:rPr>
-              <w:rStyle w:val="Hyperlink"/>
-            </w:rPr>
-            <w:t xml:space="preserve">Theorem 2</w:t>
-          </w:r>
-        </w:ins>
-      </w:hyperlink>
-      <w:ins w:id="626" w:author="PR Preview" w:date="2026-01-01T00:00:00Z">
-        <w:r>
-          <w:t xml:space="preserve"> </w:t>
-        </w:r>
-      </w:ins>
-      <w:ins w:id="627" w:author="PR Preview" w:date="2026-01-01T00:00:00Z">
-        <w:r>
-          <w:t xml:space="preserve">also fails:</w:t>
-        </w:r>
-      </w:ins>
-      <w:ins w:id="628" w:author="PR Preview" w:date="2026-01-01T00:00:00Z">
-        <w:r>
-          <w:t xml:space="preserve"> </w:t>
-        </w:r>
-      </w:ins>
-      <m:oMath>
-        <m:r>
-          <m:t>f</m:t>
-        </m:r>
-      </m:oMath>
-      <w:ins w:id="629" w:author="PR Preview" w:date="2026-01-01T00:00:00Z">
-        <w:r>
-          <w:t xml:space="preserve"> </w:t>
-        </w:r>
-      </w:ins>
-      <w:ins w:id="630" w:author="PR Preview" w:date="2026-01-01T00:00:00Z">
-        <w:r>
-          <w:t xml:space="preserve">takes both positive</w:t>
-        </w:r>
-      </w:ins>
-      <w:ins w:id="631" w:author="PR Preview" w:date="2026-01-01T00:00:00Z">
-        <w:r>
-          <w:t xml:space="preserve"> </w:t>
-        </w:r>
-      </w:ins>
-      <w:ins w:id="632" w:author="PR Preview" w:date="2026-01-01T00:00:00Z">
-        <w:r>
-          <w:t xml:space="preserve">and negative values, so it is not nonnegative a.e.)</w:t>
-        </w:r>
-      </w:ins>
-      <w:ins w:id="633" w:author="PR Preview" w:date="2026-01-01T00:00:00Z">
-        <w:r>
-          <w:t xml:space="preserve"> </w:t>
-        </w:r>
-      </w:ins>
-      <w:ins w:id="634" w:author="PR Preview" w:date="2026-01-01T00:00:00Z">
-        <w:r>
-          <w:t xml:space="preserve">The unequal iterated integrals from</w:t>
-        </w:r>
-      </w:ins>
-      <w:ins w:id="635" w:author="PR Preview" w:date="2026-01-01T00:00:00Z">
-        <w:r>
-          <w:t xml:space="preserve"> </w:t>
-        </w:r>
-      </w:ins>
-      <w:hyperlink w:anchor="exm-fubini-fail">
-        <w:ins w:id="636" w:author="PR Preview" w:date="2026-01-01T00:00:00Z">
-          <w:r>
-            <w:rPr>
-              <w:rStyle w:val="Hyperlink"/>
-            </w:rPr>
-            <w:t xml:space="preserve">Example 4</w:t>
-          </w:r>
-        </w:ins>
-      </w:hyperlink>
-      <w:ins w:id="637" w:author="PR Preview" w:date="2026-01-01T00:00:00Z">
-        <w:r>
-          <w:t xml:space="preserve"> </w:t>
-        </w:r>
-      </w:ins>
-      <w:ins w:id="638" w:author="PR Preview" w:date="2026-01-01T00:00:00Z">
-        <w:r>
-          <w:t xml:space="preserve">are thus consistent</w:t>
-        </w:r>
-      </w:ins>
-      <w:ins w:id="639" w:author="PR Preview" w:date="2026-01-01T00:00:00Z">
-        <w:r>
-          <w:t xml:space="preserve"> </w:t>
-        </w:r>
-      </w:ins>
-      <w:ins w:id="640" w:author="PR Preview" w:date="2026-01-01T00:00:00Z">
-        <w:r>
-          <w:t xml:space="preserve">with both theorems: neither one applies.</w:t>
-        </w:r>
-      </w:ins>
-    </w:p>
-    <w:p>
-      <w:pPr>
-        <w:pStyle w:val="BodyText"/>
-      </w:pPr>
-      <w:r>
-        <w:t xml:space="preserve">(Wikipedia contributors 2024)</w:t>
-      </w:r>
-    </w:p>
-    <w:bookmarkEnd w:id="73"/>
-    <w:bookmarkStart w:id="84" w:name="refs"/>
-    <w:bookmarkStart w:id="74" w:name="ref-billingsley1995probability"/>
+    <w:bookmarkEnd w:id="75"/>
+    <w:bookmarkStart w:id="86" w:name="refs"/>
+    <w:bookmarkStart w:id="76" w:name="ref-billingsley1995probability"/>
     <w:p>
       <w:pPr>
         <w:pStyle w:val="Bibliography"/>
@@ -38232,8 +34437,8 @@
         <w:t xml:space="preserve">. 3rd ed. Wiley Series in Probability and Mathematical Statistics. Wiley.</w:t>
       </w:r>
     </w:p>
-    <w:bookmarkEnd w:id="74"/>
-    <w:bookmarkStart w:id="75" w:name="ref-fubini1907"/>
+    <w:bookmarkEnd w:id="76"/>
+    <w:bookmarkStart w:id="77" w:name="ref-fubini1907"/>
     <w:p>
       <w:pPr>
         <w:pStyle w:val="Bibliography"/>
@@ -38264,8 +34469,8 @@
         <w:t xml:space="preserve">16: 608–14.</w:t>
       </w:r>
     </w:p>
-    <w:bookmarkEnd w:id="75"/>
-    <w:bookmarkStart w:id="77" w:name="ref-gut2013"/>
+    <w:bookmarkEnd w:id="77"/>
+    <w:bookmarkStart w:id="79" w:name="ref-gut2013"/>
     <w:p>
       <w:pPr>
         <w:pStyle w:val="Bibliography"/>
@@ -38289,7 +34494,7 @@
       <w:r>
         <w:t xml:space="preserve"> </w:t>
       </w:r>
-      <w:hyperlink r:id="rId76">
+      <w:hyperlink r:id="rId78">
         <w:r>
           <w:rPr>
             <w:rStyle w:val="Hyperlink"/>
@@ -38301,8 +34506,8 @@
         <w:t xml:space="preserve">.</w:t>
       </w:r>
     </w:p>
-    <w:bookmarkEnd w:id="77"/>
-    <w:bookmarkStart w:id="79" w:name="ref-larsonCalc11e"/>
+    <w:bookmarkEnd w:id="79"/>
+    <w:bookmarkStart w:id="81" w:name="ref-larsonCalc11e"/>
     <w:p>
       <w:pPr>
         <w:pStyle w:val="Bibliography"/>
@@ -38326,7 +34531,7 @@
       <w:r>
         <w:t xml:space="preserve"> </w:t>
       </w:r>
-      <w:hyperlink r:id="rId78">
+      <w:hyperlink r:id="rId80">
         <w:r>
           <w:rPr>
             <w:rStyle w:val="Hyperlink"/>
@@ -38338,8 +34543,8 @@
         <w:t xml:space="preserve">.</w:t>
       </w:r>
     </w:p>
-    <w:bookmarkEnd w:id="79"/>
-    <w:bookmarkStart w:id="81" w:name="ref-problifesavercalc"/>
+    <w:bookmarkEnd w:id="81"/>
+    <w:bookmarkStart w:id="83" w:name="ref-problifesavercalc"/>
     <w:p>
       <w:pPr>
         <w:pStyle w:val="Bibliography"/>
@@ -38363,7 +34568,7 @@
       <w:r>
         <w:t xml:space="preserve"> </w:t>
       </w:r>
-      <w:hyperlink r:id="rId80">
+      <w:hyperlink r:id="rId82">
         <w:r>
           <w:rPr>
             <w:rStyle w:val="Hyperlink"/>
@@ -38375,8 +34580,8 @@
         <w:t xml:space="preserve">.</w:t>
       </w:r>
     </w:p>
-    <w:bookmarkEnd w:id="81"/>
-    <w:bookmarkStart w:id="83" w:name="ref-wp:fubini"/>
+    <w:bookmarkEnd w:id="83"/>
+    <w:bookmarkStart w:id="85" w:name="ref-wp:fubini"/>
     <w:p>
       <w:pPr>
         <w:pStyle w:val="Bibliography"/>
@@ -38435,7 +34640,7 @@
       <w:r>
         <w:t xml:space="preserve"> </w:t>
       </w:r>
-      <w:hyperlink r:id="rId82">
+      <w:hyperlink r:id="rId84">
         <w:r>
           <w:rPr>
             <w:rStyle w:val="Hyperlink"/>
@@ -38447,9 +34652,9 @@
         <w:t xml:space="preserve">.</w:t>
       </w:r>
     </w:p>
-    <w:bookmarkEnd w:id="83"/>
-    <w:bookmarkEnd w:id="84"/>
     <w:bookmarkEnd w:id="85"/>
+    <w:bookmarkEnd w:id="86"/>
+    <w:bookmarkEnd w:id="87"/>
     <w:sectPr>
       <w:footnotePr>
         <w:numRestart w:val="eachSect"/>
